--- a/Bellringer Használat 1.docx
+++ b/Bellringer Használat 1.docx
@@ -80,7 +80,14 @@
           <w:sz w:val="56"/>
           <w:szCs w:val="56"/>
         </w:rPr>
-        <w:t>Első kiadás</w:t>
+        <w:t>Második</w:t>
+      </w:r>
+      <w:r>
+        <w:rPr>
+          <w:sz w:val="56"/>
+          <w:szCs w:val="56"/>
+        </w:rPr>
+        <w:t xml:space="preserve"> kiadás</w:t>
       </w:r>
     </w:p>
     <w:p>
@@ -101,6 +108,23 @@
     </w:p>
     <w:p>
       <w:pPr>
+        <w:jc w:val="center"/>
+        <w:rPr>
+          <w:sz w:val="36"/>
+          <w:szCs w:val="36"/>
+        </w:rPr>
+      </w:pPr>
+      <w:r>
+        <w:rPr>
+          <w:sz w:val="36"/>
+          <w:szCs w:val="36"/>
+        </w:rPr>
+        <w:t>Licensz: CC-BY-NC-ND</w:t>
+      </w:r>
+    </w:p>
+    <w:p>
+      <w:pPr>
+        <w:jc w:val="center"/>
         <w:rPr>
           <w:sz w:val="36"/>
           <w:szCs w:val="36"/>
@@ -449,274 +473,29 @@
       </w:pPr>
       <w:r>
         <w:rPr>
-          <w:rFonts w:ascii="Times New Roman" w:eastAsia="Times New Roman" w:hAnsi="Times New Roman" w:cs="Times New Roman"/>
-          <w:sz w:val="24"/>
-          <w:szCs w:val="24"/>
-          <w:lang w:eastAsia="hu-HU"/>
-        </w:rPr>
-        <w:t>Indításkor:</w:t>
-      </w:r>
-    </w:p>
-    <w:p>
-      <w:pPr>
-        <w:numPr>
-          <w:ilvl w:val="0"/>
-          <w:numId w:val="2"/>
-        </w:numPr>
-        <w:spacing w:before="100" w:beforeAutospacing="1" w:after="100" w:afterAutospacing="1" w:line="240" w:lineRule="auto"/>
-        <w:rPr>
-          <w:rFonts w:ascii="Times New Roman" w:eastAsia="Times New Roman" w:hAnsi="Times New Roman" w:cs="Times New Roman"/>
-          <w:sz w:val="24"/>
-          <w:szCs w:val="24"/>
-          <w:lang w:eastAsia="hu-HU"/>
-        </w:rPr>
-      </w:pPr>
-      <w:r>
-        <w:rPr>
-          <w:rFonts w:ascii="Times New Roman" w:eastAsia="Times New Roman" w:hAnsi="Times New Roman" w:cs="Times New Roman"/>
-          <w:sz w:val="24"/>
-          <w:szCs w:val="24"/>
-          <w:lang w:eastAsia="hu-HU"/>
-        </w:rPr>
-        <w:t>Soros port kiválasztás</w:t>
-      </w:r>
-      <w:r>
-        <w:rPr>
-          <w:rFonts w:ascii="Times New Roman" w:eastAsia="Times New Roman" w:hAnsi="Times New Roman" w:cs="Times New Roman"/>
-          <w:sz w:val="24"/>
-          <w:szCs w:val="24"/>
-          <w:lang w:eastAsia="hu-HU"/>
-        </w:rPr>
-        <w:t xml:space="preserve"> (Első indulás)</w:t>
-      </w:r>
-    </w:p>
-    <w:p>
-      <w:pPr>
-        <w:numPr>
-          <w:ilvl w:val="0"/>
-          <w:numId w:val="2"/>
-        </w:numPr>
-        <w:spacing w:before="100" w:beforeAutospacing="1" w:after="100" w:afterAutospacing="1" w:line="240" w:lineRule="auto"/>
-        <w:rPr>
-          <w:rFonts w:ascii="Times New Roman" w:eastAsia="Times New Roman" w:hAnsi="Times New Roman" w:cs="Times New Roman"/>
-          <w:sz w:val="24"/>
-          <w:szCs w:val="24"/>
-          <w:lang w:eastAsia="hu-HU"/>
-        </w:rPr>
-      </w:pPr>
-      <w:r>
-        <w:rPr>
-          <w:rFonts w:ascii="Times New Roman" w:eastAsia="Times New Roman" w:hAnsi="Times New Roman" w:cs="Times New Roman"/>
-          <w:sz w:val="24"/>
-          <w:szCs w:val="24"/>
-          <w:lang w:eastAsia="hu-HU"/>
-        </w:rPr>
-        <w:t>Időzítések betöltése</w:t>
-      </w:r>
-    </w:p>
-    <w:p>
-      <w:pPr>
-        <w:numPr>
-          <w:ilvl w:val="0"/>
-          <w:numId w:val="2"/>
-        </w:numPr>
-        <w:spacing w:before="100" w:beforeAutospacing="1" w:after="100" w:afterAutospacing="1" w:line="240" w:lineRule="auto"/>
-        <w:rPr>
-          <w:rFonts w:ascii="Times New Roman" w:eastAsia="Times New Roman" w:hAnsi="Times New Roman" w:cs="Times New Roman"/>
-          <w:sz w:val="24"/>
-          <w:szCs w:val="24"/>
-          <w:lang w:eastAsia="hu-HU"/>
-        </w:rPr>
-      </w:pPr>
-      <w:r>
-        <w:rPr>
-          <w:rFonts w:ascii="Times New Roman" w:eastAsia="Times New Roman" w:hAnsi="Times New Roman" w:cs="Times New Roman"/>
-          <w:sz w:val="24"/>
-          <w:szCs w:val="24"/>
-          <w:lang w:eastAsia="hu-HU"/>
-        </w:rPr>
-        <w:t>Rövid idők betöltése</w:t>
-      </w:r>
-    </w:p>
-    <w:p>
-      <w:pPr>
-        <w:numPr>
-          <w:ilvl w:val="0"/>
-          <w:numId w:val="2"/>
-        </w:numPr>
-        <w:spacing w:before="100" w:beforeAutospacing="1" w:after="100" w:afterAutospacing="1" w:line="240" w:lineRule="auto"/>
-        <w:rPr>
-          <w:rFonts w:ascii="Times New Roman" w:eastAsia="Times New Roman" w:hAnsi="Times New Roman" w:cs="Times New Roman"/>
-          <w:sz w:val="24"/>
-          <w:szCs w:val="24"/>
-          <w:lang w:eastAsia="hu-HU"/>
-        </w:rPr>
-      </w:pPr>
-      <w:r>
-        <w:rPr>
-          <w:rFonts w:ascii="Times New Roman" w:eastAsia="Times New Roman" w:hAnsi="Times New Roman" w:cs="Times New Roman"/>
-          <w:sz w:val="24"/>
-          <w:szCs w:val="24"/>
-          <w:lang w:eastAsia="hu-HU"/>
-        </w:rPr>
-        <w:t>Web szerver beállítása</w:t>
-      </w:r>
-    </w:p>
-    <w:p>
-      <w:pPr>
-        <w:numPr>
-          <w:ilvl w:val="0"/>
-          <w:numId w:val="2"/>
-        </w:numPr>
-        <w:spacing w:before="100" w:beforeAutospacing="1" w:after="100" w:afterAutospacing="1" w:line="240" w:lineRule="auto"/>
-        <w:rPr>
-          <w:rFonts w:ascii="Times New Roman" w:eastAsia="Times New Roman" w:hAnsi="Times New Roman" w:cs="Times New Roman"/>
-          <w:sz w:val="24"/>
-          <w:szCs w:val="24"/>
-          <w:lang w:eastAsia="hu-HU"/>
-        </w:rPr>
-      </w:pPr>
-      <w:proofErr w:type="spellStart"/>
-      <w:r>
-        <w:rPr>
-          <w:rFonts w:ascii="Times New Roman" w:eastAsia="Times New Roman" w:hAnsi="Times New Roman" w:cs="Times New Roman"/>
-          <w:sz w:val="24"/>
-          <w:szCs w:val="24"/>
-          <w:lang w:eastAsia="hu-HU"/>
-        </w:rPr>
-        <w:t>Scheduler</w:t>
-      </w:r>
-      <w:proofErr w:type="spellEnd"/>
-      <w:r>
-        <w:rPr>
-          <w:rFonts w:ascii="Times New Roman" w:eastAsia="Times New Roman" w:hAnsi="Times New Roman" w:cs="Times New Roman"/>
-          <w:sz w:val="24"/>
-          <w:szCs w:val="24"/>
-          <w:lang w:eastAsia="hu-HU"/>
-        </w:rPr>
-        <w:t xml:space="preserve"> elindul</w:t>
-      </w:r>
-      <w:r>
-        <w:rPr>
-          <w:rFonts w:ascii="Times New Roman" w:eastAsia="Times New Roman" w:hAnsi="Times New Roman" w:cs="Times New Roman"/>
-          <w:sz w:val="24"/>
-          <w:szCs w:val="24"/>
-          <w:lang w:eastAsia="hu-HU"/>
-        </w:rPr>
-        <w:t xml:space="preserve"> (Időzítő)</w:t>
-      </w:r>
-    </w:p>
-    <w:p>
-      <w:pPr>
-        <w:numPr>
-          <w:ilvl w:val="0"/>
-          <w:numId w:val="2"/>
-        </w:numPr>
-        <w:spacing w:before="100" w:beforeAutospacing="1" w:after="100" w:afterAutospacing="1" w:line="240" w:lineRule="auto"/>
-        <w:rPr>
-          <w:rFonts w:ascii="Times New Roman" w:eastAsia="Times New Roman" w:hAnsi="Times New Roman" w:cs="Times New Roman"/>
-          <w:sz w:val="24"/>
-          <w:szCs w:val="24"/>
-          <w:lang w:eastAsia="hu-HU"/>
-        </w:rPr>
-      </w:pPr>
-      <w:r>
-        <w:rPr>
-          <w:rFonts w:ascii="Times New Roman" w:eastAsia="Times New Roman" w:hAnsi="Times New Roman" w:cs="Times New Roman"/>
-          <w:sz w:val="24"/>
-          <w:szCs w:val="24"/>
-          <w:lang w:eastAsia="hu-HU"/>
-        </w:rPr>
-        <w:t>TUI megjelenik</w:t>
-      </w:r>
-    </w:p>
-    <w:p>
-      <w:pPr>
-        <w:spacing w:after="0" w:line="240" w:lineRule="auto"/>
-        <w:rPr>
-          <w:rFonts w:ascii="Times New Roman" w:eastAsia="Times New Roman" w:hAnsi="Times New Roman" w:cs="Times New Roman"/>
-          <w:sz w:val="24"/>
-          <w:szCs w:val="24"/>
-          <w:lang w:eastAsia="hu-HU"/>
-        </w:rPr>
-      </w:pPr>
-      <w:r>
-        <w:rPr>
-          <w:rFonts w:ascii="Times New Roman" w:eastAsia="Times New Roman" w:hAnsi="Times New Roman" w:cs="Times New Roman"/>
-          <w:sz w:val="24"/>
-          <w:szCs w:val="24"/>
-          <w:lang w:eastAsia="hu-HU"/>
-        </w:rPr>
-        <w:pict w14:anchorId="72B23181">
-          <v:rect id="_x0000_i1158" style="width:0;height:1.5pt" o:hralign="center" o:hrstd="t" o:hr="t" fillcolor="#a0a0a0" stroked="f"/>
-        </w:pict>
-      </w:r>
-    </w:p>
-    <w:p>
-      <w:pPr>
-        <w:spacing w:before="100" w:beforeAutospacing="1" w:after="100" w:afterAutospacing="1" w:line="240" w:lineRule="auto"/>
-        <w:jc w:val="center"/>
-        <w:outlineLvl w:val="0"/>
-        <w:rPr>
-          <w:rFonts w:ascii="Times New Roman" w:eastAsia="Times New Roman" w:hAnsi="Times New Roman" w:cs="Times New Roman"/>
-          <w:b/>
-          <w:bCs/>
-          <w:kern w:val="36"/>
-          <w:sz w:val="48"/>
-          <w:szCs w:val="48"/>
-          <w:u w:val="single"/>
-          <w:lang w:eastAsia="hu-HU"/>
-        </w:rPr>
-      </w:pPr>
-      <w:r>
-        <w:rPr>
-          <w:rFonts w:ascii="Times New Roman" w:eastAsia="Times New Roman" w:hAnsi="Times New Roman" w:cs="Times New Roman"/>
-          <w:b/>
-          <w:bCs/>
-          <w:kern w:val="36"/>
-          <w:sz w:val="48"/>
-          <w:szCs w:val="48"/>
-          <w:u w:val="single"/>
-          <w:lang w:eastAsia="hu-HU"/>
-        </w:rPr>
-        <w:t>TUI (TERMINÁLOS FELÜLET)</w:t>
-      </w:r>
-    </w:p>
-    <w:p>
-      <w:pPr>
-        <w:spacing w:before="100" w:beforeAutospacing="1" w:after="100" w:afterAutospacing="1" w:line="240" w:lineRule="auto"/>
-        <w:rPr>
-          <w:rFonts w:ascii="Times New Roman" w:eastAsia="Times New Roman" w:hAnsi="Times New Roman" w:cs="Times New Roman"/>
-          <w:sz w:val="24"/>
-          <w:szCs w:val="24"/>
-          <w:lang w:eastAsia="hu-HU"/>
-        </w:rPr>
-      </w:pPr>
-      <w:r>
-        <w:rPr>
           <w:noProof/>
         </w:rPr>
         <w:drawing>
-          <wp:anchor distT="0" distB="0" distL="114300" distR="114300" simplePos="0" relativeHeight="251658240" behindDoc="1" locked="0" layoutInCell="1" allowOverlap="1" wp14:anchorId="00A582CF" wp14:editId="1D1B13CA">
+          <wp:anchor distT="0" distB="0" distL="114300" distR="114300" simplePos="0" relativeHeight="251688960" behindDoc="1" locked="0" layoutInCell="1" allowOverlap="1" wp14:anchorId="49EE3774" wp14:editId="1E3A3E72">
             <wp:simplePos x="0" y="0"/>
-            <wp:positionH relativeFrom="page">
-              <wp:align>right</wp:align>
+            <wp:positionH relativeFrom="column">
+              <wp:posOffset>2183130</wp:posOffset>
             </wp:positionH>
             <wp:positionV relativeFrom="paragraph">
-              <wp:posOffset>311485</wp:posOffset>
+              <wp:posOffset>63500</wp:posOffset>
             </wp:positionV>
-            <wp:extent cx="7409180" cy="2369185"/>
-            <wp:effectExtent l="0" t="0" r="1270" b="0"/>
+            <wp:extent cx="3956685" cy="1990725"/>
+            <wp:effectExtent l="0" t="0" r="5715" b="9525"/>
             <wp:wrapTight wrapText="bothSides">
               <wp:wrapPolygon edited="0">
                 <wp:start x="0" y="0"/>
-                <wp:lineTo x="0" y="21363"/>
-                <wp:lineTo x="21548" y="21363"/>
-                <wp:lineTo x="21548" y="0"/>
+                <wp:lineTo x="0" y="21497"/>
+                <wp:lineTo x="21527" y="21497"/>
+                <wp:lineTo x="21527" y="0"/>
                 <wp:lineTo x="0" y="0"/>
               </wp:wrapPolygon>
             </wp:wrapTight>
-            <wp:docPr id="1" name="Kép 1"/>
+            <wp:docPr id="2" name="Kép 2"/>
             <wp:cNvGraphicFramePr>
               <a:graphicFrameLocks xmlns:a="http://schemas.openxmlformats.org/drawingml/2006/main" noChangeAspect="1"/>
             </wp:cNvGraphicFramePr>
@@ -728,7 +507,7 @@
                     <pic:cNvPicPr/>
                   </pic:nvPicPr>
                   <pic:blipFill>
-                    <a:blip r:embed="rId8">
+                    <a:blip r:embed="rId8" cstate="print">
                       <a:extLst>
                         <a:ext uri="{28A0092B-C50C-407E-A947-70E740481C1C}">
                           <a14:useLocalDpi xmlns:a14="http://schemas.microsoft.com/office/drawing/2010/main" val="0"/>
@@ -742,7 +521,7 @@
                   <pic:spPr>
                     <a:xfrm>
                       <a:off x="0" y="0"/>
-                      <a:ext cx="7409180" cy="2369185"/>
+                      <a:ext cx="3956685" cy="1990725"/>
                     </a:xfrm>
                     <a:prstGeom prst="rect">
                       <a:avLst/>
@@ -767,70 +546,240 @@
           <w:szCs w:val="24"/>
           <w:lang w:eastAsia="hu-HU"/>
         </w:rPr>
-        <w:t>Ez a fő kezelőfelület.</w:t>
-      </w:r>
-    </w:p>
-    <w:p>
-      <w:pPr>
-        <w:spacing w:before="100" w:beforeAutospacing="1" w:after="100" w:afterAutospacing="1" w:line="240" w:lineRule="auto"/>
-        <w:rPr>
-          <w:rFonts w:ascii="Times New Roman" w:eastAsia="Times New Roman" w:hAnsi="Times New Roman" w:cs="Times New Roman"/>
-          <w:sz w:val="24"/>
-          <w:szCs w:val="24"/>
-          <w:lang w:eastAsia="hu-HU"/>
-        </w:rPr>
-      </w:pPr>
-    </w:p>
-    <w:p>
-      <w:pPr>
-        <w:spacing w:before="100" w:beforeAutospacing="1" w:after="100" w:afterAutospacing="1" w:line="240" w:lineRule="auto"/>
-        <w:jc w:val="center"/>
-        <w:outlineLvl w:val="1"/>
-        <w:rPr>
-          <w:rFonts w:ascii="Times New Roman" w:eastAsia="Times New Roman" w:hAnsi="Times New Roman" w:cs="Times New Roman"/>
-          <w:b/>
-          <w:bCs/>
-          <w:i/>
-          <w:iCs/>
-          <w:sz w:val="52"/>
-          <w:szCs w:val="52"/>
-          <w:u w:val="single"/>
-          <w:lang w:eastAsia="hu-HU"/>
-        </w:rPr>
-      </w:pPr>
-      <w:r>
-        <w:rPr>
-          <w:rFonts w:ascii="Times New Roman" w:eastAsia="Times New Roman" w:hAnsi="Times New Roman" w:cs="Times New Roman"/>
-          <w:b/>
-          <w:bCs/>
-          <w:i/>
-          <w:iCs/>
-          <w:sz w:val="52"/>
-          <w:szCs w:val="52"/>
-          <w:u w:val="single"/>
-          <w:lang w:eastAsia="hu-HU"/>
-        </w:rPr>
-        <w:t>FŐMENÜ</w:t>
-      </w:r>
-    </w:p>
-    <w:p>
-      <w:pPr>
-        <w:pStyle w:val="Listaszerbekezds"/>
+        <w:t>Indításkor:</w:t>
+      </w:r>
+    </w:p>
+    <w:p>
+      <w:pPr>
         <w:numPr>
           <w:ilvl w:val="0"/>
-          <w:numId w:val="58"/>
+          <w:numId w:val="2"/>
         </w:numPr>
         <w:spacing w:before="100" w:beforeAutospacing="1" w:after="100" w:afterAutospacing="1" w:line="240" w:lineRule="auto"/>
+        <w:rPr>
+          <w:rFonts w:ascii="Times New Roman" w:eastAsia="Times New Roman" w:hAnsi="Times New Roman" w:cs="Times New Roman"/>
+          <w:sz w:val="24"/>
+          <w:szCs w:val="24"/>
+          <w:lang w:eastAsia="hu-HU"/>
+        </w:rPr>
+      </w:pPr>
+      <w:r>
+        <w:rPr>
+          <w:rFonts w:ascii="Times New Roman" w:eastAsia="Times New Roman" w:hAnsi="Times New Roman" w:cs="Times New Roman"/>
+          <w:sz w:val="24"/>
+          <w:szCs w:val="24"/>
+          <w:lang w:eastAsia="hu-HU"/>
+        </w:rPr>
+        <w:t>Beállítások megadása</w:t>
+      </w:r>
+      <w:r>
+        <w:rPr>
+          <w:rFonts w:ascii="Times New Roman" w:eastAsia="Times New Roman" w:hAnsi="Times New Roman" w:cs="Times New Roman"/>
+          <w:sz w:val="24"/>
+          <w:szCs w:val="24"/>
+          <w:lang w:eastAsia="hu-HU"/>
+        </w:rPr>
+        <w:t xml:space="preserve"> (Első indulás)</w:t>
+      </w:r>
+    </w:p>
+    <w:p>
+      <w:pPr>
+        <w:numPr>
+          <w:ilvl w:val="0"/>
+          <w:numId w:val="2"/>
+        </w:numPr>
+        <w:spacing w:before="100" w:beforeAutospacing="1" w:after="100" w:afterAutospacing="1" w:line="240" w:lineRule="auto"/>
+        <w:rPr>
+          <w:rFonts w:ascii="Times New Roman" w:eastAsia="Times New Roman" w:hAnsi="Times New Roman" w:cs="Times New Roman"/>
+          <w:sz w:val="24"/>
+          <w:szCs w:val="24"/>
+          <w:lang w:eastAsia="hu-HU"/>
+        </w:rPr>
+      </w:pPr>
+      <w:r>
+        <w:rPr>
+          <w:rFonts w:ascii="Times New Roman" w:eastAsia="Times New Roman" w:hAnsi="Times New Roman" w:cs="Times New Roman"/>
+          <w:sz w:val="24"/>
+          <w:szCs w:val="24"/>
+          <w:lang w:eastAsia="hu-HU"/>
+        </w:rPr>
+        <w:t>Betöltés</w:t>
+      </w:r>
+    </w:p>
+    <w:p>
+      <w:pPr>
+        <w:numPr>
+          <w:ilvl w:val="0"/>
+          <w:numId w:val="2"/>
+        </w:numPr>
+        <w:spacing w:before="100" w:beforeAutospacing="1" w:after="100" w:afterAutospacing="1" w:line="240" w:lineRule="auto"/>
+        <w:rPr>
+          <w:rFonts w:ascii="Times New Roman" w:eastAsia="Times New Roman" w:hAnsi="Times New Roman" w:cs="Times New Roman"/>
+          <w:sz w:val="24"/>
+          <w:szCs w:val="24"/>
+          <w:lang w:eastAsia="hu-HU"/>
+        </w:rPr>
+      </w:pPr>
+      <w:r>
+        <w:rPr>
+          <w:rFonts w:ascii="Times New Roman" w:eastAsia="Times New Roman" w:hAnsi="Times New Roman" w:cs="Times New Roman"/>
+          <w:sz w:val="24"/>
+          <w:szCs w:val="24"/>
+          <w:lang w:eastAsia="hu-HU"/>
+        </w:rPr>
+        <w:t>Időzítések betöltése</w:t>
+      </w:r>
+    </w:p>
+    <w:p>
+      <w:pPr>
+        <w:numPr>
+          <w:ilvl w:val="0"/>
+          <w:numId w:val="2"/>
+        </w:numPr>
+        <w:spacing w:before="100" w:beforeAutospacing="1" w:after="100" w:afterAutospacing="1" w:line="240" w:lineRule="auto"/>
+        <w:rPr>
+          <w:rFonts w:ascii="Times New Roman" w:eastAsia="Times New Roman" w:hAnsi="Times New Roman" w:cs="Times New Roman"/>
+          <w:sz w:val="24"/>
+          <w:szCs w:val="24"/>
+          <w:lang w:eastAsia="hu-HU"/>
+        </w:rPr>
+      </w:pPr>
+      <w:r>
+        <w:rPr>
+          <w:rFonts w:ascii="Times New Roman" w:eastAsia="Times New Roman" w:hAnsi="Times New Roman" w:cs="Times New Roman"/>
+          <w:sz w:val="24"/>
+          <w:szCs w:val="24"/>
+          <w:lang w:eastAsia="hu-HU"/>
+        </w:rPr>
+        <w:t>Rövid idők betöltése</w:t>
+      </w:r>
+    </w:p>
+    <w:p>
+      <w:pPr>
+        <w:numPr>
+          <w:ilvl w:val="0"/>
+          <w:numId w:val="2"/>
+        </w:numPr>
+        <w:spacing w:before="100" w:beforeAutospacing="1" w:after="100" w:afterAutospacing="1" w:line="240" w:lineRule="auto"/>
+        <w:rPr>
+          <w:rFonts w:ascii="Times New Roman" w:eastAsia="Times New Roman" w:hAnsi="Times New Roman" w:cs="Times New Roman"/>
+          <w:sz w:val="24"/>
+          <w:szCs w:val="24"/>
+          <w:lang w:eastAsia="hu-HU"/>
+        </w:rPr>
+      </w:pPr>
+      <w:r>
+        <w:rPr>
+          <w:rFonts w:ascii="Times New Roman" w:eastAsia="Times New Roman" w:hAnsi="Times New Roman" w:cs="Times New Roman"/>
+          <w:sz w:val="24"/>
+          <w:szCs w:val="24"/>
+          <w:lang w:eastAsia="hu-HU"/>
+        </w:rPr>
+        <w:t>Web szerver beállítása</w:t>
+      </w:r>
+    </w:p>
+    <w:p>
+      <w:pPr>
+        <w:numPr>
+          <w:ilvl w:val="0"/>
+          <w:numId w:val="2"/>
+        </w:numPr>
+        <w:spacing w:before="100" w:beforeAutospacing="1" w:after="100" w:afterAutospacing="1" w:line="240" w:lineRule="auto"/>
+        <w:rPr>
+          <w:rFonts w:ascii="Times New Roman" w:eastAsia="Times New Roman" w:hAnsi="Times New Roman" w:cs="Times New Roman"/>
+          <w:sz w:val="24"/>
+          <w:szCs w:val="24"/>
+          <w:lang w:eastAsia="hu-HU"/>
+        </w:rPr>
+      </w:pPr>
+      <w:proofErr w:type="spellStart"/>
+      <w:r>
+        <w:rPr>
+          <w:rFonts w:ascii="Times New Roman" w:eastAsia="Times New Roman" w:hAnsi="Times New Roman" w:cs="Times New Roman"/>
+          <w:sz w:val="24"/>
+          <w:szCs w:val="24"/>
+          <w:lang w:eastAsia="hu-HU"/>
+        </w:rPr>
+        <w:t>Scheduler</w:t>
+      </w:r>
+      <w:proofErr w:type="spellEnd"/>
+      <w:r>
+        <w:rPr>
+          <w:rFonts w:ascii="Times New Roman" w:eastAsia="Times New Roman" w:hAnsi="Times New Roman" w:cs="Times New Roman"/>
+          <w:sz w:val="24"/>
+          <w:szCs w:val="24"/>
+          <w:lang w:eastAsia="hu-HU"/>
+        </w:rPr>
+        <w:t xml:space="preserve"> elindul</w:t>
+      </w:r>
+      <w:r>
+        <w:rPr>
+          <w:rFonts w:ascii="Times New Roman" w:eastAsia="Times New Roman" w:hAnsi="Times New Roman" w:cs="Times New Roman"/>
+          <w:sz w:val="24"/>
+          <w:szCs w:val="24"/>
+          <w:lang w:eastAsia="hu-HU"/>
+        </w:rPr>
+        <w:t xml:space="preserve"> (Időzítő)</w:t>
+      </w:r>
+    </w:p>
+    <w:p>
+      <w:pPr>
+        <w:numPr>
+          <w:ilvl w:val="0"/>
+          <w:numId w:val="2"/>
+        </w:numPr>
+        <w:spacing w:before="100" w:beforeAutospacing="1" w:after="100" w:afterAutospacing="1" w:line="240" w:lineRule="auto"/>
+        <w:rPr>
+          <w:rFonts w:ascii="Times New Roman" w:eastAsia="Times New Roman" w:hAnsi="Times New Roman" w:cs="Times New Roman"/>
+          <w:sz w:val="24"/>
+          <w:szCs w:val="24"/>
+          <w:lang w:eastAsia="hu-HU"/>
+        </w:rPr>
+      </w:pPr>
+      <w:r>
+        <w:rPr>
+          <w:rFonts w:ascii="Times New Roman" w:eastAsia="Times New Roman" w:hAnsi="Times New Roman" w:cs="Times New Roman"/>
+          <w:sz w:val="24"/>
+          <w:szCs w:val="24"/>
+          <w:lang w:eastAsia="hu-HU"/>
+        </w:rPr>
+        <w:t>TUI megjelenik</w:t>
+      </w:r>
+    </w:p>
+    <w:p>
+      <w:pPr>
+        <w:spacing w:after="0" w:line="240" w:lineRule="auto"/>
+        <w:rPr>
+          <w:rFonts w:ascii="Times New Roman" w:eastAsia="Times New Roman" w:hAnsi="Times New Roman" w:cs="Times New Roman"/>
+          <w:sz w:val="24"/>
+          <w:szCs w:val="24"/>
+          <w:lang w:eastAsia="hu-HU"/>
+        </w:rPr>
+      </w:pPr>
+      <w:r>
+        <w:rPr>
+          <w:rFonts w:ascii="Times New Roman" w:eastAsia="Times New Roman" w:hAnsi="Times New Roman" w:cs="Times New Roman"/>
+          <w:sz w:val="24"/>
+          <w:szCs w:val="24"/>
+          <w:lang w:eastAsia="hu-HU"/>
+        </w:rPr>
+        <w:pict w14:anchorId="72B23181">
+          <v:rect id="_x0000_i1025" style="width:0;height:1.5pt" o:hralign="center" o:hrstd="t" o:hr="t" fillcolor="#a0a0a0" stroked="f"/>
+        </w:pict>
+      </w:r>
+    </w:p>
+    <w:p>
+      <w:pPr>
+        <w:spacing w:before="100" w:beforeAutospacing="1" w:after="100" w:afterAutospacing="1" w:line="240" w:lineRule="auto"/>
         <w:jc w:val="center"/>
-        <w:outlineLvl w:val="1"/>
-        <w:rPr>
-          <w:rFonts w:ascii="Times New Roman" w:eastAsia="Times New Roman" w:hAnsi="Times New Roman" w:cs="Times New Roman"/>
-          <w:b/>
-          <w:bCs/>
-          <w:i/>
-          <w:iCs/>
-          <w:sz w:val="32"/>
-          <w:szCs w:val="32"/>
+        <w:outlineLvl w:val="0"/>
+        <w:rPr>
+          <w:rFonts w:ascii="Times New Roman" w:eastAsia="Times New Roman" w:hAnsi="Times New Roman" w:cs="Times New Roman"/>
+          <w:b/>
+          <w:bCs/>
+          <w:kern w:val="36"/>
+          <w:sz w:val="48"/>
+          <w:szCs w:val="48"/>
           <w:u w:val="single"/>
           <w:lang w:eastAsia="hu-HU"/>
         </w:rPr>
@@ -840,71 +789,13 @@
           <w:rFonts w:ascii="Times New Roman" w:eastAsia="Times New Roman" w:hAnsi="Times New Roman" w:cs="Times New Roman"/>
           <w:b/>
           <w:bCs/>
-          <w:i/>
-          <w:iCs/>
-          <w:sz w:val="32"/>
-          <w:szCs w:val="32"/>
+          <w:kern w:val="36"/>
+          <w:sz w:val="48"/>
+          <w:szCs w:val="48"/>
           <w:u w:val="single"/>
           <w:lang w:eastAsia="hu-HU"/>
         </w:rPr>
-        <w:t>Időzítések</w:t>
-      </w:r>
-    </w:p>
-    <w:p>
-      <w:pPr>
-        <w:spacing w:before="100" w:beforeAutospacing="1" w:after="100" w:afterAutospacing="1" w:line="240" w:lineRule="auto"/>
-        <w:jc w:val="center"/>
-        <w:outlineLvl w:val="1"/>
-        <w:rPr>
-          <w:rFonts w:ascii="Times New Roman" w:eastAsia="Times New Roman" w:hAnsi="Times New Roman" w:cs="Times New Roman"/>
-          <w:b/>
-          <w:bCs/>
-          <w:i/>
-          <w:iCs/>
-          <w:sz w:val="32"/>
-          <w:szCs w:val="32"/>
-          <w:u w:val="single"/>
-          <w:lang w:eastAsia="hu-HU"/>
-        </w:rPr>
-      </w:pPr>
-    </w:p>
-    <w:p>
-      <w:pPr>
-        <w:spacing w:before="20" w:after="20" w:line="240" w:lineRule="auto"/>
-        <w:jc w:val="center"/>
-        <w:outlineLvl w:val="1"/>
-        <w:rPr>
-          <w:rFonts w:ascii="Times New Roman" w:eastAsia="Times New Roman" w:hAnsi="Times New Roman" w:cs="Times New Roman"/>
-          <w:b/>
-          <w:bCs/>
-          <w:i/>
-          <w:iCs/>
-          <w:sz w:val="32"/>
-          <w:szCs w:val="32"/>
-          <w:u w:val="single"/>
-          <w:lang w:eastAsia="hu-HU"/>
-        </w:rPr>
-      </w:pPr>
-    </w:p>
-    <w:p>
-      <w:pPr>
-        <w:spacing w:before="100" w:beforeAutospacing="1" w:after="100" w:afterAutospacing="1" w:line="240" w:lineRule="auto"/>
-        <w:jc w:val="center"/>
-        <w:rPr>
-          <w:rFonts w:ascii="Times New Roman" w:eastAsia="Times New Roman" w:hAnsi="Times New Roman" w:cs="Times New Roman"/>
-          <w:sz w:val="24"/>
-          <w:szCs w:val="24"/>
-          <w:lang w:eastAsia="hu-HU"/>
-        </w:rPr>
-      </w:pPr>
-      <w:r>
-        <w:rPr>
-          <w:rFonts w:ascii="Times New Roman" w:eastAsia="Times New Roman" w:hAnsi="Times New Roman" w:cs="Times New Roman"/>
-          <w:sz w:val="24"/>
-          <w:szCs w:val="24"/>
-          <w:lang w:eastAsia="hu-HU"/>
-        </w:rPr>
-        <w:t>Belépsz az időpont szerkesztőbe</w:t>
+        <w:t>TUI (TERMINÁLOS FELÜLET)</w:t>
       </w:r>
     </w:p>
     <w:p>
@@ -921,12 +812,11 @@
         <w:rPr>
           <w:noProof/>
         </w:rPr>
-        <w:lastRenderedPageBreak/>
         <w:drawing>
-          <wp:inline distT="0" distB="0" distL="0" distR="0" wp14:anchorId="1E9DFC09" wp14:editId="4FE65AE8">
-            <wp:extent cx="5760720" cy="3113405"/>
-            <wp:effectExtent l="0" t="0" r="0" b="0"/>
-            <wp:docPr id="3" name="Kép 3"/>
+          <wp:inline distT="0" distB="0" distL="0" distR="0" wp14:anchorId="19B5973D" wp14:editId="4B2CF896">
+            <wp:extent cx="5759450" cy="2888615"/>
+            <wp:effectExtent l="0" t="0" r="0" b="6985"/>
+            <wp:docPr id="1" name="Kép 1"/>
             <wp:cNvGraphicFramePr>
               <a:graphicFrameLocks xmlns:a="http://schemas.openxmlformats.org/drawingml/2006/main" noChangeAspect="1"/>
             </wp:cNvGraphicFramePr>
@@ -946,7 +836,7 @@
                   <pic:spPr>
                     <a:xfrm>
                       <a:off x="0" y="0"/>
-                      <a:ext cx="5760720" cy="3113405"/>
+                      <a:ext cx="5759450" cy="2888615"/>
                     </a:xfrm>
                     <a:prstGeom prst="rect">
                       <a:avLst/>
@@ -958,145 +848,66 @@
           </wp:inline>
         </w:drawing>
       </w:r>
-    </w:p>
-    <w:p>
-      <w:pPr>
-        <w:spacing w:before="100" w:beforeAutospacing="1" w:after="100" w:afterAutospacing="1" w:line="240" w:lineRule="auto"/>
-        <w:rPr>
-          <w:rFonts w:ascii="Times New Roman" w:eastAsia="Times New Roman" w:hAnsi="Times New Roman" w:cs="Times New Roman"/>
-          <w:sz w:val="24"/>
-          <w:szCs w:val="24"/>
-          <w:lang w:eastAsia="hu-HU"/>
-        </w:rPr>
-      </w:pPr>
-      <w:r>
-        <w:rPr>
-          <w:rFonts w:ascii="Times New Roman" w:eastAsia="Times New Roman" w:hAnsi="Times New Roman" w:cs="Times New Roman"/>
-          <w:b/>
-          <w:bCs/>
-          <w:sz w:val="24"/>
-          <w:szCs w:val="24"/>
-          <w:lang w:eastAsia="hu-HU"/>
-        </w:rPr>
-        <w:t>Mit tudsz itt:</w:t>
-      </w:r>
-    </w:p>
-    <w:p>
-      <w:pPr>
+      <w:r>
+        <w:rPr>
+          <w:rFonts w:ascii="Times New Roman" w:eastAsia="Times New Roman" w:hAnsi="Times New Roman" w:cs="Times New Roman"/>
+          <w:sz w:val="24"/>
+          <w:szCs w:val="24"/>
+          <w:lang w:eastAsia="hu-HU"/>
+        </w:rPr>
+        <w:t>Ez a fő kezelőfelület.</w:t>
+      </w:r>
+    </w:p>
+    <w:p>
+      <w:pPr>
+        <w:spacing w:before="100" w:beforeAutospacing="1" w:after="100" w:afterAutospacing="1" w:line="240" w:lineRule="auto"/>
+        <w:rPr>
+          <w:rFonts w:ascii="Times New Roman" w:eastAsia="Times New Roman" w:hAnsi="Times New Roman" w:cs="Times New Roman"/>
+          <w:sz w:val="24"/>
+          <w:szCs w:val="24"/>
+          <w:lang w:eastAsia="hu-HU"/>
+        </w:rPr>
+      </w:pPr>
+    </w:p>
+    <w:p>
+      <w:pPr>
+        <w:spacing w:before="100" w:beforeAutospacing="1" w:after="100" w:afterAutospacing="1" w:line="240" w:lineRule="auto"/>
+        <w:jc w:val="center"/>
+        <w:outlineLvl w:val="1"/>
+        <w:rPr>
+          <w:rFonts w:ascii="Times New Roman" w:eastAsia="Times New Roman" w:hAnsi="Times New Roman" w:cs="Times New Roman"/>
+          <w:b/>
+          <w:bCs/>
+          <w:i/>
+          <w:iCs/>
+          <w:sz w:val="52"/>
+          <w:szCs w:val="52"/>
+          <w:u w:val="single"/>
+          <w:lang w:eastAsia="hu-HU"/>
+        </w:rPr>
+      </w:pPr>
+      <w:r>
+        <w:rPr>
+          <w:rFonts w:ascii="Times New Roman" w:eastAsia="Times New Roman" w:hAnsi="Times New Roman" w:cs="Times New Roman"/>
+          <w:b/>
+          <w:bCs/>
+          <w:i/>
+          <w:iCs/>
+          <w:sz w:val="52"/>
+          <w:szCs w:val="52"/>
+          <w:u w:val="single"/>
+          <w:lang w:eastAsia="hu-HU"/>
+        </w:rPr>
+        <w:t>FŐMENÜ</w:t>
+      </w:r>
+    </w:p>
+    <w:p>
+      <w:pPr>
+        <w:pStyle w:val="Listaszerbekezds"/>
         <w:numPr>
           <w:ilvl w:val="0"/>
-          <w:numId w:val="3"/>
+          <w:numId w:val="58"/>
         </w:numPr>
-        <w:spacing w:before="100" w:beforeAutospacing="1" w:after="100" w:afterAutospacing="1" w:line="240" w:lineRule="auto"/>
-        <w:rPr>
-          <w:rFonts w:ascii="Times New Roman" w:eastAsia="Times New Roman" w:hAnsi="Times New Roman" w:cs="Times New Roman"/>
-          <w:sz w:val="24"/>
-          <w:szCs w:val="24"/>
-          <w:lang w:eastAsia="hu-HU"/>
-        </w:rPr>
-      </w:pPr>
-      <w:r>
-        <w:rPr>
-          <w:rFonts w:ascii="Times New Roman" w:eastAsia="Times New Roman" w:hAnsi="Times New Roman" w:cs="Times New Roman"/>
-          <w:sz w:val="24"/>
-          <w:szCs w:val="24"/>
-          <w:lang w:eastAsia="hu-HU"/>
-        </w:rPr>
-        <w:t>napok között váltás ← →</w:t>
-      </w:r>
-    </w:p>
-    <w:p>
-      <w:pPr>
-        <w:numPr>
-          <w:ilvl w:val="0"/>
-          <w:numId w:val="3"/>
-        </w:numPr>
-        <w:spacing w:before="100" w:beforeAutospacing="1" w:after="100" w:afterAutospacing="1" w:line="240" w:lineRule="auto"/>
-        <w:rPr>
-          <w:rFonts w:ascii="Times New Roman" w:eastAsia="Times New Roman" w:hAnsi="Times New Roman" w:cs="Times New Roman"/>
-          <w:sz w:val="24"/>
-          <w:szCs w:val="24"/>
-          <w:lang w:eastAsia="hu-HU"/>
-        </w:rPr>
-      </w:pPr>
-      <w:r>
-        <w:rPr>
-          <w:rFonts w:ascii="Times New Roman" w:eastAsia="Times New Roman" w:hAnsi="Times New Roman" w:cs="Times New Roman"/>
-          <w:sz w:val="24"/>
-          <w:szCs w:val="24"/>
-          <w:lang w:eastAsia="hu-HU"/>
-        </w:rPr>
-        <w:t>idő hozzáadás (HH:</w:t>
-      </w:r>
-      <w:proofErr w:type="gramStart"/>
-      <w:r>
-        <w:rPr>
-          <w:rFonts w:ascii="Times New Roman" w:eastAsia="Times New Roman" w:hAnsi="Times New Roman" w:cs="Times New Roman"/>
-          <w:sz w:val="24"/>
-          <w:szCs w:val="24"/>
-          <w:lang w:eastAsia="hu-HU"/>
-        </w:rPr>
-        <w:t>MM:SS</w:t>
-      </w:r>
-      <w:proofErr w:type="gramEnd"/>
-      <w:r>
-        <w:rPr>
-          <w:rFonts w:ascii="Times New Roman" w:eastAsia="Times New Roman" w:hAnsi="Times New Roman" w:cs="Times New Roman"/>
-          <w:sz w:val="24"/>
-          <w:szCs w:val="24"/>
-          <w:lang w:eastAsia="hu-HU"/>
-        </w:rPr>
-        <w:t>)</w:t>
-      </w:r>
-    </w:p>
-    <w:p>
-      <w:pPr>
-        <w:numPr>
-          <w:ilvl w:val="0"/>
-          <w:numId w:val="3"/>
-        </w:numPr>
-        <w:spacing w:before="100" w:beforeAutospacing="1" w:after="100" w:afterAutospacing="1" w:line="240" w:lineRule="auto"/>
-        <w:rPr>
-          <w:rFonts w:ascii="Times New Roman" w:eastAsia="Times New Roman" w:hAnsi="Times New Roman" w:cs="Times New Roman"/>
-          <w:sz w:val="24"/>
-          <w:szCs w:val="24"/>
-          <w:lang w:eastAsia="hu-HU"/>
-        </w:rPr>
-      </w:pPr>
-      <w:r>
-        <w:rPr>
-          <w:rFonts w:ascii="Times New Roman" w:eastAsia="Times New Roman" w:hAnsi="Times New Roman" w:cs="Times New Roman"/>
-          <w:sz w:val="24"/>
-          <w:szCs w:val="24"/>
-          <w:lang w:eastAsia="hu-HU"/>
-        </w:rPr>
-        <w:t>mentés automatikus</w:t>
-      </w:r>
-    </w:p>
-    <w:p>
-      <w:pPr>
-        <w:spacing w:after="0" w:line="240" w:lineRule="auto"/>
-        <w:rPr>
-          <w:rFonts w:ascii="Times New Roman" w:eastAsia="Times New Roman" w:hAnsi="Times New Roman" w:cs="Times New Roman"/>
-          <w:sz w:val="24"/>
-          <w:szCs w:val="24"/>
-          <w:lang w:eastAsia="hu-HU"/>
-        </w:rPr>
-      </w:pPr>
-      <w:r>
-        <w:rPr>
-          <w:rFonts w:ascii="Times New Roman" w:eastAsia="Times New Roman" w:hAnsi="Times New Roman" w:cs="Times New Roman"/>
-          <w:sz w:val="24"/>
-          <w:szCs w:val="24"/>
-          <w:lang w:eastAsia="hu-HU"/>
-        </w:rPr>
-        <w:pict w14:anchorId="39220F09">
-          <v:rect id="_x0000_i1029" style="width:0;height:1.5pt" o:hralign="center" o:hrstd="t" o:hr="t" fillcolor="#a0a0a0" stroked="f"/>
-        </w:pict>
-      </w:r>
-    </w:p>
-    <w:p>
-      <w:pPr>
         <w:spacing w:before="100" w:beforeAutospacing="1" w:after="100" w:afterAutospacing="1" w:line="240" w:lineRule="auto"/>
         <w:jc w:val="center"/>
         <w:outlineLvl w:val="1"/>
@@ -1124,33 +935,69 @@
           <w:u w:val="single"/>
           <w:lang w:eastAsia="hu-HU"/>
         </w:rPr>
-        <w:t>2. Be/Ki kapcsolás</w:t>
-      </w:r>
-    </w:p>
-    <w:p>
-      <w:pPr>
-        <w:spacing w:before="100" w:beforeAutospacing="1" w:after="100" w:afterAutospacing="1" w:line="240" w:lineRule="auto"/>
-        <w:rPr>
-          <w:rFonts w:ascii="Times New Roman" w:eastAsia="Times New Roman" w:hAnsi="Times New Roman" w:cs="Times New Roman"/>
-          <w:sz w:val="24"/>
-          <w:szCs w:val="24"/>
-          <w:lang w:eastAsia="hu-HU"/>
-        </w:rPr>
-      </w:pPr>
-      <w:r>
-        <w:rPr>
-          <w:rFonts w:ascii="Times New Roman" w:eastAsia="Times New Roman" w:hAnsi="Times New Roman" w:cs="Times New Roman"/>
-          <w:sz w:val="24"/>
-          <w:szCs w:val="24"/>
-          <w:lang w:eastAsia="hu-HU"/>
-        </w:rPr>
-        <w:t>Globális engedélyezés</w:t>
+        <w:t>Időzítések</w:t>
       </w:r>
     </w:p>
     <w:p>
       <w:pPr>
         <w:spacing w:before="100" w:beforeAutospacing="1" w:after="100" w:afterAutospacing="1" w:line="240" w:lineRule="auto"/>
         <w:jc w:val="center"/>
+        <w:outlineLvl w:val="1"/>
+        <w:rPr>
+          <w:rFonts w:ascii="Times New Roman" w:eastAsia="Times New Roman" w:hAnsi="Times New Roman" w:cs="Times New Roman"/>
+          <w:b/>
+          <w:bCs/>
+          <w:i/>
+          <w:iCs/>
+          <w:sz w:val="32"/>
+          <w:szCs w:val="32"/>
+          <w:u w:val="single"/>
+          <w:lang w:eastAsia="hu-HU"/>
+        </w:rPr>
+      </w:pPr>
+    </w:p>
+    <w:p>
+      <w:pPr>
+        <w:spacing w:before="20" w:after="20" w:line="240" w:lineRule="auto"/>
+        <w:jc w:val="center"/>
+        <w:outlineLvl w:val="1"/>
+        <w:rPr>
+          <w:rFonts w:ascii="Times New Roman" w:eastAsia="Times New Roman" w:hAnsi="Times New Roman" w:cs="Times New Roman"/>
+          <w:b/>
+          <w:bCs/>
+          <w:i/>
+          <w:iCs/>
+          <w:sz w:val="32"/>
+          <w:szCs w:val="32"/>
+          <w:u w:val="single"/>
+          <w:lang w:eastAsia="hu-HU"/>
+        </w:rPr>
+      </w:pPr>
+    </w:p>
+    <w:p>
+      <w:pPr>
+        <w:spacing w:before="100" w:beforeAutospacing="1" w:after="100" w:afterAutospacing="1" w:line="240" w:lineRule="auto"/>
+        <w:jc w:val="center"/>
+        <w:rPr>
+          <w:rFonts w:ascii="Times New Roman" w:eastAsia="Times New Roman" w:hAnsi="Times New Roman" w:cs="Times New Roman"/>
+          <w:sz w:val="24"/>
+          <w:szCs w:val="24"/>
+          <w:lang w:eastAsia="hu-HU"/>
+        </w:rPr>
+      </w:pPr>
+      <w:r>
+        <w:rPr>
+          <w:rFonts w:ascii="Times New Roman" w:eastAsia="Times New Roman" w:hAnsi="Times New Roman" w:cs="Times New Roman"/>
+          <w:sz w:val="24"/>
+          <w:szCs w:val="24"/>
+          <w:lang w:eastAsia="hu-HU"/>
+        </w:rPr>
+        <w:t>Belépsz az időpont szerkesztőbe</w:t>
+      </w:r>
+    </w:p>
+    <w:p>
+      <w:pPr>
+        <w:spacing w:before="100" w:beforeAutospacing="1" w:after="100" w:afterAutospacing="1" w:line="240" w:lineRule="auto"/>
         <w:rPr>
           <w:rFonts w:ascii="Times New Roman" w:eastAsia="Times New Roman" w:hAnsi="Times New Roman" w:cs="Times New Roman"/>
           <w:sz w:val="24"/>
@@ -1162,11 +1009,12 @@
         <w:rPr>
           <w:noProof/>
         </w:rPr>
+        <w:lastRenderedPageBreak/>
         <w:drawing>
-          <wp:inline distT="0" distB="0" distL="0" distR="0" wp14:anchorId="5DBE75FA" wp14:editId="06DAF081">
-            <wp:extent cx="3364302" cy="549934"/>
-            <wp:effectExtent l="0" t="0" r="7620" b="2540"/>
-            <wp:docPr id="4" name="Kép 4"/>
+          <wp:inline distT="0" distB="0" distL="0" distR="0" wp14:anchorId="1E9DFC09" wp14:editId="4FE65AE8">
+            <wp:extent cx="5760720" cy="3113405"/>
+            <wp:effectExtent l="0" t="0" r="0" b="0"/>
+            <wp:docPr id="3" name="Kép 3"/>
             <wp:cNvGraphicFramePr>
               <a:graphicFrameLocks xmlns:a="http://schemas.openxmlformats.org/drawingml/2006/main" noChangeAspect="1"/>
             </wp:cNvGraphicFramePr>
@@ -1186,7 +1034,7 @@
                   <pic:spPr>
                     <a:xfrm>
                       <a:off x="0" y="0"/>
-                      <a:ext cx="3419198" cy="558907"/>
+                      <a:ext cx="5760720" cy="3113405"/>
                     </a:xfrm>
                     <a:prstGeom prst="rect">
                       <a:avLst/>
@@ -1201,9 +1049,31 @@
     </w:p>
     <w:p>
       <w:pPr>
+        <w:spacing w:before="100" w:beforeAutospacing="1" w:after="100" w:afterAutospacing="1" w:line="240" w:lineRule="auto"/>
+        <w:rPr>
+          <w:rFonts w:ascii="Times New Roman" w:eastAsia="Times New Roman" w:hAnsi="Times New Roman" w:cs="Times New Roman"/>
+          <w:sz w:val="24"/>
+          <w:szCs w:val="24"/>
+          <w:lang w:eastAsia="hu-HU"/>
+        </w:rPr>
+      </w:pPr>
+      <w:r>
+        <w:rPr>
+          <w:rFonts w:ascii="Times New Roman" w:eastAsia="Times New Roman" w:hAnsi="Times New Roman" w:cs="Times New Roman"/>
+          <w:b/>
+          <w:bCs/>
+          <w:sz w:val="24"/>
+          <w:szCs w:val="24"/>
+          <w:lang w:eastAsia="hu-HU"/>
+        </w:rPr>
+        <w:t>Mit tudsz itt:</w:t>
+      </w:r>
+    </w:p>
+    <w:p>
+      <w:pPr>
         <w:numPr>
           <w:ilvl w:val="0"/>
-          <w:numId w:val="4"/>
+          <w:numId w:val="3"/>
         </w:numPr>
         <w:spacing w:before="100" w:beforeAutospacing="1" w:after="100" w:afterAutospacing="1" w:line="240" w:lineRule="auto"/>
         <w:rPr>
@@ -1213,32 +1083,21 @@
           <w:lang w:eastAsia="hu-HU"/>
         </w:rPr>
       </w:pPr>
-      <w:proofErr w:type="spellStart"/>
-      <w:r>
-        <w:rPr>
-          <w:rFonts w:ascii="Courier New" w:eastAsia="Times New Roman" w:hAnsi="Courier New" w:cs="Courier New"/>
-          <w:sz w:val="20"/>
-          <w:szCs w:val="20"/>
-          <w:lang w:eastAsia="hu-HU"/>
-        </w:rPr>
-        <w:t>true</w:t>
-      </w:r>
-      <w:proofErr w:type="spellEnd"/>
-      <w:r>
-        <w:rPr>
-          <w:rFonts w:ascii="Times New Roman" w:eastAsia="Times New Roman" w:hAnsi="Times New Roman" w:cs="Times New Roman"/>
-          <w:sz w:val="24"/>
-          <w:szCs w:val="24"/>
-          <w:lang w:eastAsia="hu-HU"/>
-        </w:rPr>
-        <w:t xml:space="preserve"> → működik</w:t>
+      <w:r>
+        <w:rPr>
+          <w:rFonts w:ascii="Times New Roman" w:eastAsia="Times New Roman" w:hAnsi="Times New Roman" w:cs="Times New Roman"/>
+          <w:sz w:val="24"/>
+          <w:szCs w:val="24"/>
+          <w:lang w:eastAsia="hu-HU"/>
+        </w:rPr>
+        <w:t>napok között váltás ← →</w:t>
       </w:r>
     </w:p>
     <w:p>
       <w:pPr>
         <w:numPr>
           <w:ilvl w:val="0"/>
-          <w:numId w:val="4"/>
+          <w:numId w:val="3"/>
         </w:numPr>
         <w:spacing w:before="100" w:beforeAutospacing="1" w:after="100" w:afterAutospacing="1" w:line="240" w:lineRule="auto"/>
         <w:rPr>
@@ -1248,25 +1107,58 @@
           <w:lang w:eastAsia="hu-HU"/>
         </w:rPr>
       </w:pPr>
-      <w:proofErr w:type="spellStart"/>
-      <w:r>
-        <w:rPr>
-          <w:rFonts w:ascii="Courier New" w:eastAsia="Times New Roman" w:hAnsi="Courier New" w:cs="Courier New"/>
-          <w:sz w:val="20"/>
-          <w:szCs w:val="20"/>
-          <w:lang w:eastAsia="hu-HU"/>
-        </w:rPr>
-        <w:t>false</w:t>
-      </w:r>
-      <w:proofErr w:type="spellEnd"/>
-      <w:r>
-        <w:rPr>
-          <w:rFonts w:ascii="Times New Roman" w:eastAsia="Times New Roman" w:hAnsi="Times New Roman" w:cs="Times New Roman"/>
-          <w:sz w:val="24"/>
-          <w:szCs w:val="24"/>
-          <w:lang w:eastAsia="hu-HU"/>
-        </w:rPr>
-        <w:t xml:space="preserve"> → SEMMI nem fut</w:t>
+      <w:r>
+        <w:rPr>
+          <w:rFonts w:ascii="Times New Roman" w:eastAsia="Times New Roman" w:hAnsi="Times New Roman" w:cs="Times New Roman"/>
+          <w:sz w:val="24"/>
+          <w:szCs w:val="24"/>
+          <w:lang w:eastAsia="hu-HU"/>
+        </w:rPr>
+        <w:t>idő hozzáadás (HH:</w:t>
+      </w:r>
+      <w:proofErr w:type="gramStart"/>
+      <w:r>
+        <w:rPr>
+          <w:rFonts w:ascii="Times New Roman" w:eastAsia="Times New Roman" w:hAnsi="Times New Roman" w:cs="Times New Roman"/>
+          <w:sz w:val="24"/>
+          <w:szCs w:val="24"/>
+          <w:lang w:eastAsia="hu-HU"/>
+        </w:rPr>
+        <w:t>MM:SS</w:t>
+      </w:r>
+      <w:proofErr w:type="gramEnd"/>
+      <w:r>
+        <w:rPr>
+          <w:rFonts w:ascii="Times New Roman" w:eastAsia="Times New Roman" w:hAnsi="Times New Roman" w:cs="Times New Roman"/>
+          <w:sz w:val="24"/>
+          <w:szCs w:val="24"/>
+          <w:lang w:eastAsia="hu-HU"/>
+        </w:rPr>
+        <w:t>)</w:t>
+      </w:r>
+    </w:p>
+    <w:p>
+      <w:pPr>
+        <w:numPr>
+          <w:ilvl w:val="0"/>
+          <w:numId w:val="3"/>
+        </w:numPr>
+        <w:spacing w:before="100" w:beforeAutospacing="1" w:after="100" w:afterAutospacing="1" w:line="240" w:lineRule="auto"/>
+        <w:rPr>
+          <w:rFonts w:ascii="Times New Roman" w:eastAsia="Times New Roman" w:hAnsi="Times New Roman" w:cs="Times New Roman"/>
+          <w:sz w:val="24"/>
+          <w:szCs w:val="24"/>
+          <w:lang w:eastAsia="hu-HU"/>
+        </w:rPr>
+      </w:pPr>
+      <w:r>
+        <w:rPr>
+          <w:rFonts w:ascii="Times New Roman" w:eastAsia="Times New Roman" w:hAnsi="Times New Roman" w:cs="Times New Roman"/>
+          <w:sz w:val="24"/>
+          <w:szCs w:val="24"/>
+          <w:lang w:eastAsia="hu-HU"/>
+        </w:rPr>
+        <w:t>mentés automatikus</w:t>
       </w:r>
     </w:p>
     <w:p>
@@ -1286,8 +1178,8 @@
           <w:szCs w:val="24"/>
           <w:lang w:eastAsia="hu-HU"/>
         </w:rPr>
-        <w:pict w14:anchorId="6AA798C5">
-          <v:rect id="_x0000_i1030" style="width:0;height:1.5pt" o:hralign="center" o:hrstd="t" o:hr="t" fillcolor="#a0a0a0" stroked="f"/>
+        <w:pict w14:anchorId="39220F09">
+          <v:rect id="_x0000_i1026" style="width:0;height:1.5pt" o:hralign="center" o:hrstd="t" o:hr="t" fillcolor="#a0a0a0" stroked="f"/>
         </w:pict>
       </w:r>
     </w:p>
@@ -1320,27 +1212,27 @@
           <w:u w:val="single"/>
           <w:lang w:eastAsia="hu-HU"/>
         </w:rPr>
-        <w:t>3. Impulzus / Tűzjelző mód</w:t>
-      </w:r>
-    </w:p>
-    <w:p>
-      <w:pPr>
-        <w:spacing w:before="100" w:beforeAutospacing="1" w:after="100" w:afterAutospacing="1" w:line="240" w:lineRule="auto"/>
-        <w:rPr>
-          <w:rFonts w:ascii="Times New Roman" w:eastAsia="Times New Roman" w:hAnsi="Times New Roman" w:cs="Times New Roman"/>
-          <w:sz w:val="24"/>
-          <w:szCs w:val="24"/>
-          <w:lang w:eastAsia="hu-HU"/>
-        </w:rPr>
-      </w:pPr>
-      <w:r>
-        <w:rPr>
-          <w:rFonts w:ascii="Times New Roman" w:eastAsia="Times New Roman" w:hAnsi="Times New Roman" w:cs="Times New Roman"/>
-          <w:sz w:val="24"/>
-          <w:szCs w:val="24"/>
-          <w:lang w:eastAsia="hu-HU"/>
-        </w:rPr>
-        <w:t>Folyamatos HIGH/LOW váltás</w:t>
+        <w:t>2. Be/Ki kapcsolás</w:t>
+      </w:r>
+    </w:p>
+    <w:p>
+      <w:pPr>
+        <w:spacing w:before="100" w:beforeAutospacing="1" w:after="100" w:afterAutospacing="1" w:line="240" w:lineRule="auto"/>
+        <w:rPr>
+          <w:rFonts w:ascii="Times New Roman" w:eastAsia="Times New Roman" w:hAnsi="Times New Roman" w:cs="Times New Roman"/>
+          <w:sz w:val="24"/>
+          <w:szCs w:val="24"/>
+          <w:lang w:eastAsia="hu-HU"/>
+        </w:rPr>
+      </w:pPr>
+      <w:r>
+        <w:rPr>
+          <w:rFonts w:ascii="Times New Roman" w:eastAsia="Times New Roman" w:hAnsi="Times New Roman" w:cs="Times New Roman"/>
+          <w:sz w:val="24"/>
+          <w:szCs w:val="24"/>
+          <w:lang w:eastAsia="hu-HU"/>
+        </w:rPr>
+        <w:t>Globális engedélyezés</w:t>
       </w:r>
     </w:p>
     <w:p>
@@ -1359,10 +1251,10 @@
           <w:noProof/>
         </w:rPr>
         <w:drawing>
-          <wp:inline distT="0" distB="0" distL="0" distR="0" wp14:anchorId="36CBC483" wp14:editId="580A183A">
-            <wp:extent cx="3393452" cy="396815"/>
-            <wp:effectExtent l="0" t="0" r="0" b="3810"/>
-            <wp:docPr id="5" name="Kép 5"/>
+          <wp:inline distT="0" distB="0" distL="0" distR="0" wp14:anchorId="5DBE75FA" wp14:editId="06DAF081">
+            <wp:extent cx="3364302" cy="549934"/>
+            <wp:effectExtent l="0" t="0" r="7620" b="2540"/>
+            <wp:docPr id="4" name="Kép 4"/>
             <wp:cNvGraphicFramePr>
               <a:graphicFrameLocks xmlns:a="http://schemas.openxmlformats.org/drawingml/2006/main" noChangeAspect="1"/>
             </wp:cNvGraphicFramePr>
@@ -1382,7 +1274,7 @@
                   <pic:spPr>
                     <a:xfrm>
                       <a:off x="0" y="0"/>
-                      <a:ext cx="3448751" cy="403281"/>
+                      <a:ext cx="3419198" cy="558907"/>
                     </a:xfrm>
                     <a:prstGeom prst="rect">
                       <a:avLst/>
@@ -1397,31 +1289,9 @@
     </w:p>
     <w:p>
       <w:pPr>
-        <w:spacing w:before="100" w:beforeAutospacing="1" w:after="100" w:afterAutospacing="1" w:line="240" w:lineRule="auto"/>
-        <w:rPr>
-          <w:rFonts w:ascii="Times New Roman" w:eastAsia="Times New Roman" w:hAnsi="Times New Roman" w:cs="Times New Roman"/>
-          <w:sz w:val="24"/>
-          <w:szCs w:val="24"/>
-          <w:lang w:eastAsia="hu-HU"/>
-        </w:rPr>
-      </w:pPr>
-      <w:r>
-        <w:rPr>
-          <w:rFonts w:ascii="Times New Roman" w:eastAsia="Times New Roman" w:hAnsi="Times New Roman" w:cs="Times New Roman"/>
-          <w:b/>
-          <w:bCs/>
-          <w:sz w:val="24"/>
-          <w:szCs w:val="24"/>
-          <w:lang w:eastAsia="hu-HU"/>
-        </w:rPr>
-        <w:t>Működés:</w:t>
-      </w:r>
-    </w:p>
-    <w:p>
-      <w:pPr>
         <w:numPr>
           <w:ilvl w:val="0"/>
-          <w:numId w:val="5"/>
+          <w:numId w:val="4"/>
         </w:numPr>
         <w:spacing w:before="100" w:beforeAutospacing="1" w:after="100" w:afterAutospacing="1" w:line="240" w:lineRule="auto"/>
         <w:rPr>
@@ -1431,21 +1301,32 @@
           <w:lang w:eastAsia="hu-HU"/>
         </w:rPr>
       </w:pPr>
-      <w:r>
-        <w:rPr>
-          <w:rFonts w:ascii="Times New Roman" w:eastAsia="Times New Roman" w:hAnsi="Times New Roman" w:cs="Times New Roman"/>
-          <w:sz w:val="24"/>
-          <w:szCs w:val="24"/>
-          <w:lang w:eastAsia="hu-HU"/>
-        </w:rPr>
-        <w:t>1 sec HIGH</w:t>
+      <w:proofErr w:type="spellStart"/>
+      <w:r>
+        <w:rPr>
+          <w:rFonts w:ascii="Courier New" w:eastAsia="Times New Roman" w:hAnsi="Courier New" w:cs="Courier New"/>
+          <w:sz w:val="20"/>
+          <w:szCs w:val="20"/>
+          <w:lang w:eastAsia="hu-HU"/>
+        </w:rPr>
+        <w:t>true</w:t>
+      </w:r>
+      <w:proofErr w:type="spellEnd"/>
+      <w:r>
+        <w:rPr>
+          <w:rFonts w:ascii="Times New Roman" w:eastAsia="Times New Roman" w:hAnsi="Times New Roman" w:cs="Times New Roman"/>
+          <w:sz w:val="24"/>
+          <w:szCs w:val="24"/>
+          <w:lang w:eastAsia="hu-HU"/>
+        </w:rPr>
+        <w:t xml:space="preserve"> → működik</w:t>
       </w:r>
     </w:p>
     <w:p>
       <w:pPr>
         <w:numPr>
           <w:ilvl w:val="0"/>
-          <w:numId w:val="5"/>
+          <w:numId w:val="4"/>
         </w:numPr>
         <w:spacing w:before="100" w:beforeAutospacing="1" w:after="100" w:afterAutospacing="1" w:line="240" w:lineRule="auto"/>
         <w:rPr>
@@ -1455,67 +1336,25 @@
           <w:lang w:eastAsia="hu-HU"/>
         </w:rPr>
       </w:pPr>
-      <w:r>
-        <w:rPr>
-          <w:rFonts w:ascii="Times New Roman" w:eastAsia="Times New Roman" w:hAnsi="Times New Roman" w:cs="Times New Roman"/>
-          <w:sz w:val="24"/>
-          <w:szCs w:val="24"/>
-          <w:lang w:eastAsia="hu-HU"/>
-        </w:rPr>
-        <w:t>1 sec LOW</w:t>
-      </w:r>
-    </w:p>
-    <w:p>
-      <w:pPr>
-        <w:numPr>
-          <w:ilvl w:val="0"/>
-          <w:numId w:val="5"/>
-        </w:numPr>
-        <w:spacing w:before="100" w:beforeAutospacing="1" w:after="100" w:afterAutospacing="1" w:line="240" w:lineRule="auto"/>
-        <w:rPr>
-          <w:rFonts w:ascii="Times New Roman" w:eastAsia="Times New Roman" w:hAnsi="Times New Roman" w:cs="Times New Roman"/>
-          <w:sz w:val="24"/>
-          <w:szCs w:val="24"/>
-          <w:lang w:eastAsia="hu-HU"/>
-        </w:rPr>
-      </w:pPr>
-      <w:r>
-        <w:rPr>
-          <w:rFonts w:ascii="Times New Roman" w:eastAsia="Times New Roman" w:hAnsi="Times New Roman" w:cs="Times New Roman"/>
-          <w:sz w:val="24"/>
-          <w:szCs w:val="24"/>
-          <w:lang w:eastAsia="hu-HU"/>
-        </w:rPr>
-        <w:t>végtelen ciklus</w:t>
-      </w:r>
-    </w:p>
-    <w:p>
-      <w:pPr>
-        <w:spacing w:before="100" w:beforeAutospacing="1" w:after="100" w:afterAutospacing="1" w:line="240" w:lineRule="auto"/>
-        <w:rPr>
-          <w:rFonts w:ascii="Times New Roman" w:eastAsia="Times New Roman" w:hAnsi="Times New Roman" w:cs="Times New Roman"/>
-          <w:sz w:val="24"/>
-          <w:szCs w:val="24"/>
-          <w:lang w:eastAsia="hu-HU"/>
-        </w:rPr>
-      </w:pPr>
-      <w:r>
-        <w:rPr>
-          <w:rFonts w:ascii="Times New Roman" w:eastAsia="Times New Roman" w:hAnsi="Times New Roman" w:cs="Times New Roman"/>
-          <w:sz w:val="24"/>
-          <w:szCs w:val="24"/>
-          <w:lang w:eastAsia="hu-HU"/>
-        </w:rPr>
-        <w:t xml:space="preserve"> használat: riasztás / </w:t>
-      </w:r>
-      <w:r>
-        <w:rPr>
-          <w:rFonts w:ascii="Times New Roman" w:eastAsia="Times New Roman" w:hAnsi="Times New Roman" w:cs="Times New Roman"/>
-          <w:sz w:val="24"/>
-          <w:szCs w:val="24"/>
-          <w:lang w:eastAsia="hu-HU"/>
-        </w:rPr>
-        <w:t>tűz van</w:t>
+      <w:proofErr w:type="spellStart"/>
+      <w:r>
+        <w:rPr>
+          <w:rFonts w:ascii="Courier New" w:eastAsia="Times New Roman" w:hAnsi="Courier New" w:cs="Courier New"/>
+          <w:sz w:val="20"/>
+          <w:szCs w:val="20"/>
+          <w:lang w:eastAsia="hu-HU"/>
+        </w:rPr>
+        <w:t>false</w:t>
+      </w:r>
+      <w:proofErr w:type="spellEnd"/>
+      <w:r>
+        <w:rPr>
+          <w:rFonts w:ascii="Times New Roman" w:eastAsia="Times New Roman" w:hAnsi="Times New Roman" w:cs="Times New Roman"/>
+          <w:sz w:val="24"/>
+          <w:szCs w:val="24"/>
+          <w:lang w:eastAsia="hu-HU"/>
+        </w:rPr>
+        <w:t xml:space="preserve"> → SEMMI nem fut</w:t>
       </w:r>
     </w:p>
     <w:p>
@@ -1535,9 +1374,8 @@
           <w:szCs w:val="24"/>
           <w:lang w:eastAsia="hu-HU"/>
         </w:rPr>
-        <w:lastRenderedPageBreak/>
-        <w:pict w14:anchorId="3A9CA8DD">
-          <v:rect id="_x0000_i1031" style="width:0;height:1.5pt" o:hralign="center" o:hrstd="t" o:hr="t" fillcolor="#a0a0a0" stroked="f"/>
+        <w:pict w14:anchorId="6AA798C5">
+          <v:rect id="_x0000_i1027" style="width:0;height:1.5pt" o:hralign="center" o:hrstd="t" o:hr="t" fillcolor="#a0a0a0" stroked="f"/>
         </w:pict>
       </w:r>
     </w:p>
@@ -1570,53 +1408,37 @@
           <w:u w:val="single"/>
           <w:lang w:eastAsia="hu-HU"/>
         </w:rPr>
-        <w:t xml:space="preserve">4. </w:t>
-      </w:r>
-      <w:proofErr w:type="spellStart"/>
-      <w:r>
-        <w:rPr>
-          <w:rFonts w:ascii="Times New Roman" w:eastAsia="Times New Roman" w:hAnsi="Times New Roman" w:cs="Times New Roman"/>
-          <w:b/>
-          <w:bCs/>
-          <w:i/>
-          <w:iCs/>
-          <w:sz w:val="32"/>
-          <w:szCs w:val="32"/>
-          <w:u w:val="single"/>
-          <w:lang w:eastAsia="hu-HU"/>
-        </w:rPr>
-        <w:t>Dev</w:t>
-      </w:r>
-      <w:proofErr w:type="spellEnd"/>
-      <w:r>
-        <w:rPr>
-          <w:rFonts w:ascii="Times New Roman" w:eastAsia="Times New Roman" w:hAnsi="Times New Roman" w:cs="Times New Roman"/>
-          <w:b/>
-          <w:bCs/>
-          <w:i/>
-          <w:iCs/>
-          <w:sz w:val="32"/>
-          <w:szCs w:val="32"/>
-          <w:u w:val="single"/>
-          <w:lang w:eastAsia="hu-HU"/>
-        </w:rPr>
-        <w:t xml:space="preserve"> konzol</w:t>
+        <w:t>3. Impulzus / Tűzjelző mód</w:t>
+      </w:r>
+    </w:p>
+    <w:p>
+      <w:pPr>
+        <w:spacing w:before="100" w:beforeAutospacing="1" w:after="100" w:afterAutospacing="1" w:line="240" w:lineRule="auto"/>
+        <w:rPr>
+          <w:rFonts w:ascii="Times New Roman" w:eastAsia="Times New Roman" w:hAnsi="Times New Roman" w:cs="Times New Roman"/>
+          <w:sz w:val="24"/>
+          <w:szCs w:val="24"/>
+          <w:lang w:eastAsia="hu-HU"/>
+        </w:rPr>
+      </w:pPr>
+      <w:r>
+        <w:rPr>
+          <w:rFonts w:ascii="Times New Roman" w:eastAsia="Times New Roman" w:hAnsi="Times New Roman" w:cs="Times New Roman"/>
+          <w:sz w:val="24"/>
+          <w:szCs w:val="24"/>
+          <w:lang w:eastAsia="hu-HU"/>
+        </w:rPr>
+        <w:t>Folyamatos HIGH/LOW váltás</w:t>
       </w:r>
     </w:p>
     <w:p>
       <w:pPr>
         <w:spacing w:before="100" w:beforeAutospacing="1" w:after="100" w:afterAutospacing="1" w:line="240" w:lineRule="auto"/>
         <w:jc w:val="center"/>
-        <w:outlineLvl w:val="1"/>
-        <w:rPr>
-          <w:rFonts w:ascii="Times New Roman" w:eastAsia="Times New Roman" w:hAnsi="Times New Roman" w:cs="Times New Roman"/>
-          <w:b/>
-          <w:bCs/>
-          <w:i/>
-          <w:iCs/>
-          <w:sz w:val="32"/>
-          <w:szCs w:val="32"/>
-          <w:u w:val="single"/>
+        <w:rPr>
+          <w:rFonts w:ascii="Times New Roman" w:eastAsia="Times New Roman" w:hAnsi="Times New Roman" w:cs="Times New Roman"/>
+          <w:sz w:val="24"/>
+          <w:szCs w:val="24"/>
           <w:lang w:eastAsia="hu-HU"/>
         </w:rPr>
       </w:pPr>
@@ -1625,10 +1447,10 @@
           <w:noProof/>
         </w:rPr>
         <w:drawing>
-          <wp:inline distT="0" distB="0" distL="0" distR="0" wp14:anchorId="361F304E" wp14:editId="0FD3611A">
-            <wp:extent cx="6068354" cy="534838"/>
-            <wp:effectExtent l="0" t="0" r="0" b="0"/>
-            <wp:docPr id="6" name="Kép 6"/>
+          <wp:inline distT="0" distB="0" distL="0" distR="0" wp14:anchorId="36CBC483" wp14:editId="580A183A">
+            <wp:extent cx="3393452" cy="396815"/>
+            <wp:effectExtent l="0" t="0" r="0" b="3810"/>
+            <wp:docPr id="5" name="Kép 5"/>
             <wp:cNvGraphicFramePr>
               <a:graphicFrameLocks xmlns:a="http://schemas.openxmlformats.org/drawingml/2006/main" noChangeAspect="1"/>
             </wp:cNvGraphicFramePr>
@@ -1648,7 +1470,7 @@
                   <pic:spPr>
                     <a:xfrm>
                       <a:off x="0" y="0"/>
-                      <a:ext cx="6158834" cy="542813"/>
+                      <a:ext cx="3448751" cy="403281"/>
                     </a:xfrm>
                     <a:prstGeom prst="rect">
                       <a:avLst/>
@@ -1671,61 +1493,23 @@
           <w:lang w:eastAsia="hu-HU"/>
         </w:rPr>
       </w:pPr>
-      <w:proofErr w:type="spellStart"/>
-      <w:r>
-        <w:rPr>
-          <w:rFonts w:ascii="Times New Roman" w:eastAsia="Times New Roman" w:hAnsi="Times New Roman" w:cs="Times New Roman"/>
-          <w:sz w:val="24"/>
-          <w:szCs w:val="24"/>
-          <w:lang w:eastAsia="hu-HU"/>
-        </w:rPr>
-        <w:t>Debug</w:t>
-      </w:r>
-      <w:proofErr w:type="spellEnd"/>
-      <w:r>
-        <w:rPr>
-          <w:rFonts w:ascii="Times New Roman" w:eastAsia="Times New Roman" w:hAnsi="Times New Roman" w:cs="Times New Roman"/>
-          <w:sz w:val="24"/>
-          <w:szCs w:val="24"/>
-          <w:lang w:eastAsia="hu-HU"/>
-        </w:rPr>
-        <w:t xml:space="preserve"> felület</w:t>
-      </w:r>
-      <w:r>
-        <w:rPr>
-          <w:rFonts w:ascii="Times New Roman" w:eastAsia="Times New Roman" w:hAnsi="Times New Roman" w:cs="Times New Roman"/>
-          <w:sz w:val="24"/>
-          <w:szCs w:val="24"/>
-          <w:lang w:eastAsia="hu-HU"/>
-        </w:rPr>
-        <w:t>, és napló visszanézés (ha nem fájlból)</w:t>
-      </w:r>
-    </w:p>
-    <w:p>
-      <w:pPr>
-        <w:spacing w:before="100" w:beforeAutospacing="1" w:after="100" w:afterAutospacing="1" w:line="240" w:lineRule="auto"/>
-        <w:rPr>
-          <w:rFonts w:ascii="Times New Roman" w:eastAsia="Times New Roman" w:hAnsi="Times New Roman" w:cs="Times New Roman"/>
-          <w:sz w:val="24"/>
-          <w:szCs w:val="24"/>
-          <w:lang w:eastAsia="hu-HU"/>
-        </w:rPr>
-      </w:pPr>
-      <w:r>
-        <w:rPr>
-          <w:rFonts w:ascii="Times New Roman" w:eastAsia="Times New Roman" w:hAnsi="Times New Roman" w:cs="Times New Roman"/>
-          <w:sz w:val="24"/>
-          <w:szCs w:val="24"/>
-          <w:lang w:eastAsia="hu-HU"/>
-        </w:rPr>
-        <w:t>Billentyűk:</w:t>
+      <w:r>
+        <w:rPr>
+          <w:rFonts w:ascii="Times New Roman" w:eastAsia="Times New Roman" w:hAnsi="Times New Roman" w:cs="Times New Roman"/>
+          <w:b/>
+          <w:bCs/>
+          <w:sz w:val="24"/>
+          <w:szCs w:val="24"/>
+          <w:lang w:eastAsia="hu-HU"/>
+        </w:rPr>
+        <w:t>Működés:</w:t>
       </w:r>
     </w:p>
     <w:p>
       <w:pPr>
         <w:numPr>
           <w:ilvl w:val="0"/>
-          <w:numId w:val="6"/>
+          <w:numId w:val="5"/>
         </w:numPr>
         <w:spacing w:before="100" w:beforeAutospacing="1" w:after="100" w:afterAutospacing="1" w:line="240" w:lineRule="auto"/>
         <w:rPr>
@@ -1737,37 +1521,19 @@
       </w:pPr>
       <w:r>
         <w:rPr>
-          <w:rFonts w:ascii="Courier New" w:eastAsia="Times New Roman" w:hAnsi="Courier New" w:cs="Courier New"/>
-          <w:sz w:val="20"/>
-          <w:szCs w:val="20"/>
-          <w:lang w:eastAsia="hu-HU"/>
-        </w:rPr>
-        <w:t>H</w:t>
-      </w:r>
-      <w:r>
-        <w:rPr>
-          <w:rFonts w:ascii="Times New Roman" w:eastAsia="Times New Roman" w:hAnsi="Times New Roman" w:cs="Times New Roman"/>
-          <w:sz w:val="24"/>
-          <w:szCs w:val="24"/>
-          <w:lang w:eastAsia="hu-HU"/>
-        </w:rPr>
-        <w:t xml:space="preserve"> → HIGH</w:t>
-      </w:r>
-      <w:r>
-        <w:rPr>
-          <w:rFonts w:ascii="Times New Roman" w:eastAsia="Times New Roman" w:hAnsi="Times New Roman" w:cs="Times New Roman"/>
-          <w:sz w:val="24"/>
-          <w:szCs w:val="24"/>
-          <w:lang w:eastAsia="hu-HU"/>
-        </w:rPr>
-        <w:t xml:space="preserve"> (Húzza a csengőt)</w:t>
+          <w:rFonts w:ascii="Times New Roman" w:eastAsia="Times New Roman" w:hAnsi="Times New Roman" w:cs="Times New Roman"/>
+          <w:sz w:val="24"/>
+          <w:szCs w:val="24"/>
+          <w:lang w:eastAsia="hu-HU"/>
+        </w:rPr>
+        <w:t>1 sec HIGH</w:t>
       </w:r>
     </w:p>
     <w:p>
       <w:pPr>
         <w:numPr>
           <w:ilvl w:val="0"/>
-          <w:numId w:val="6"/>
+          <w:numId w:val="5"/>
         </w:numPr>
         <w:spacing w:before="100" w:beforeAutospacing="1" w:after="100" w:afterAutospacing="1" w:line="240" w:lineRule="auto"/>
         <w:rPr>
@@ -1779,37 +1545,19 @@
       </w:pPr>
       <w:r>
         <w:rPr>
-          <w:rFonts w:ascii="Courier New" w:eastAsia="Times New Roman" w:hAnsi="Courier New" w:cs="Courier New"/>
-          <w:sz w:val="20"/>
-          <w:szCs w:val="20"/>
-          <w:lang w:eastAsia="hu-HU"/>
-        </w:rPr>
-        <w:t>L</w:t>
-      </w:r>
-      <w:r>
-        <w:rPr>
-          <w:rFonts w:ascii="Times New Roman" w:eastAsia="Times New Roman" w:hAnsi="Times New Roman" w:cs="Times New Roman"/>
-          <w:sz w:val="24"/>
-          <w:szCs w:val="24"/>
-          <w:lang w:eastAsia="hu-HU"/>
-        </w:rPr>
-        <w:t xml:space="preserve"> → LOW</w:t>
-      </w:r>
-      <w:r>
-        <w:rPr>
-          <w:rFonts w:ascii="Times New Roman" w:eastAsia="Times New Roman" w:hAnsi="Times New Roman" w:cs="Times New Roman"/>
-          <w:sz w:val="24"/>
-          <w:szCs w:val="24"/>
-          <w:lang w:eastAsia="hu-HU"/>
-        </w:rPr>
-        <w:t xml:space="preserve"> (Ne húzza a csengőt)</w:t>
+          <w:rFonts w:ascii="Times New Roman" w:eastAsia="Times New Roman" w:hAnsi="Times New Roman" w:cs="Times New Roman"/>
+          <w:sz w:val="24"/>
+          <w:szCs w:val="24"/>
+          <w:lang w:eastAsia="hu-HU"/>
+        </w:rPr>
+        <w:t>1 sec LOW</w:t>
       </w:r>
     </w:p>
     <w:p>
       <w:pPr>
         <w:numPr>
           <w:ilvl w:val="0"/>
-          <w:numId w:val="6"/>
+          <w:numId w:val="5"/>
         </w:numPr>
         <w:spacing w:before="100" w:beforeAutospacing="1" w:after="100" w:afterAutospacing="1" w:line="240" w:lineRule="auto"/>
         <w:rPr>
@@ -1821,72 +1569,41 @@
       </w:pPr>
       <w:r>
         <w:rPr>
-          <w:rFonts w:ascii="Courier New" w:eastAsia="Times New Roman" w:hAnsi="Courier New" w:cs="Courier New"/>
-          <w:sz w:val="20"/>
-          <w:szCs w:val="20"/>
-          <w:lang w:eastAsia="hu-HU"/>
-        </w:rPr>
-        <w:t>C</w:t>
-      </w:r>
-      <w:r>
-        <w:rPr>
-          <w:rFonts w:ascii="Times New Roman" w:eastAsia="Times New Roman" w:hAnsi="Times New Roman" w:cs="Times New Roman"/>
-          <w:sz w:val="24"/>
-          <w:szCs w:val="24"/>
-          <w:lang w:eastAsia="hu-HU"/>
-        </w:rPr>
-        <w:t xml:space="preserve"> → </w:t>
-      </w:r>
-      <w:r>
-        <w:rPr>
-          <w:rFonts w:ascii="Times New Roman" w:eastAsia="Times New Roman" w:hAnsi="Times New Roman" w:cs="Times New Roman"/>
-          <w:sz w:val="24"/>
-          <w:szCs w:val="24"/>
-          <w:lang w:eastAsia="hu-HU"/>
-        </w:rPr>
-        <w:t>napló</w:t>
-      </w:r>
-      <w:r>
-        <w:rPr>
-          <w:rFonts w:ascii="Times New Roman" w:eastAsia="Times New Roman" w:hAnsi="Times New Roman" w:cs="Times New Roman"/>
-          <w:sz w:val="24"/>
-          <w:szCs w:val="24"/>
-          <w:lang w:eastAsia="hu-HU"/>
-        </w:rPr>
-        <w:t xml:space="preserve"> törlés</w:t>
-      </w:r>
-    </w:p>
-    <w:p>
-      <w:pPr>
-        <w:numPr>
-          <w:ilvl w:val="0"/>
-          <w:numId w:val="6"/>
-        </w:numPr>
-        <w:spacing w:before="100" w:beforeAutospacing="1" w:after="100" w:afterAutospacing="1" w:line="240" w:lineRule="auto"/>
-        <w:rPr>
-          <w:rFonts w:ascii="Times New Roman" w:eastAsia="Times New Roman" w:hAnsi="Times New Roman" w:cs="Times New Roman"/>
-          <w:sz w:val="24"/>
-          <w:szCs w:val="24"/>
-          <w:lang w:eastAsia="hu-HU"/>
-        </w:rPr>
-      </w:pPr>
-      <w:r>
-        <w:rPr>
-          <w:rFonts w:ascii="Courier New" w:eastAsia="Times New Roman" w:hAnsi="Courier New" w:cs="Courier New"/>
-          <w:sz w:val="20"/>
-          <w:szCs w:val="20"/>
-          <w:lang w:eastAsia="hu-HU"/>
-        </w:rPr>
-        <w:t>B</w:t>
-      </w:r>
-      <w:r>
-        <w:rPr>
-          <w:rFonts w:ascii="Times New Roman" w:eastAsia="Times New Roman" w:hAnsi="Times New Roman" w:cs="Times New Roman"/>
-          <w:sz w:val="24"/>
-          <w:szCs w:val="24"/>
-          <w:lang w:eastAsia="hu-HU"/>
-        </w:rPr>
-        <w:t xml:space="preserve"> → vissza</w:t>
+          <w:rFonts w:ascii="Times New Roman" w:eastAsia="Times New Roman" w:hAnsi="Times New Roman" w:cs="Times New Roman"/>
+          <w:sz w:val="24"/>
+          <w:szCs w:val="24"/>
+          <w:lang w:eastAsia="hu-HU"/>
+        </w:rPr>
+        <w:t>végtelen ciklus</w:t>
+      </w:r>
+    </w:p>
+    <w:p>
+      <w:pPr>
+        <w:spacing w:before="100" w:beforeAutospacing="1" w:after="100" w:afterAutospacing="1" w:line="240" w:lineRule="auto"/>
+        <w:rPr>
+          <w:rFonts w:ascii="Times New Roman" w:eastAsia="Times New Roman" w:hAnsi="Times New Roman" w:cs="Times New Roman"/>
+          <w:sz w:val="24"/>
+          <w:szCs w:val="24"/>
+          <w:lang w:eastAsia="hu-HU"/>
+        </w:rPr>
+      </w:pPr>
+      <w:r>
+        <w:rPr>
+          <w:rFonts w:ascii="Times New Roman" w:eastAsia="Times New Roman" w:hAnsi="Times New Roman" w:cs="Times New Roman"/>
+          <w:sz w:val="24"/>
+          <w:szCs w:val="24"/>
+          <w:lang w:eastAsia="hu-HU"/>
+        </w:rPr>
+        <w:t xml:space="preserve"> használat: riasztás / </w:t>
+      </w:r>
+      <w:r>
+        <w:rPr>
+          <w:rFonts w:ascii="Times New Roman" w:eastAsia="Times New Roman" w:hAnsi="Times New Roman" w:cs="Times New Roman"/>
+          <w:sz w:val="24"/>
+          <w:szCs w:val="24"/>
+          <w:lang w:eastAsia="hu-HU"/>
+        </w:rPr>
+        <w:t>tűz van</w:t>
       </w:r>
     </w:p>
     <w:p>
@@ -1906,8 +1623,9 @@
           <w:szCs w:val="24"/>
           <w:lang w:eastAsia="hu-HU"/>
         </w:rPr>
-        <w:pict w14:anchorId="27070452">
-          <v:rect id="_x0000_i1032" style="width:0;height:1.5pt" o:hralign="center" o:hrstd="t" o:hr="t" fillcolor="#a0a0a0" stroked="f"/>
+        <w:lastRenderedPageBreak/>
+        <w:pict w14:anchorId="3A9CA8DD">
+          <v:rect id="_x0000_i1028" style="width:0;height:1.5pt" o:hralign="center" o:hrstd="t" o:hr="t" fillcolor="#a0a0a0" stroked="f"/>
         </w:pict>
       </w:r>
     </w:p>
@@ -1940,14 +1658,10 @@
           <w:u w:val="single"/>
           <w:lang w:eastAsia="hu-HU"/>
         </w:rPr>
-        <w:t>6. Időzítés fájl választás</w:t>
-      </w:r>
-    </w:p>
-    <w:p>
-      <w:pPr>
-        <w:spacing w:before="100" w:beforeAutospacing="1" w:after="100" w:afterAutospacing="1" w:line="240" w:lineRule="auto"/>
-        <w:jc w:val="center"/>
-        <w:outlineLvl w:val="1"/>
+        <w:t xml:space="preserve">4. </w:t>
+      </w:r>
+      <w:proofErr w:type="spellStart"/>
+      <w:r>
         <w:rPr>
           <w:rFonts w:ascii="Times New Roman" w:eastAsia="Times New Roman" w:hAnsi="Times New Roman" w:cs="Times New Roman"/>
           <w:b/>
@@ -1959,16 +1673,50 @@
           <w:u w:val="single"/>
           <w:lang w:eastAsia="hu-HU"/>
         </w:rPr>
+        <w:t>Dev</w:t>
+      </w:r>
+      <w:proofErr w:type="spellEnd"/>
+      <w:r>
+        <w:rPr>
+          <w:rFonts w:ascii="Times New Roman" w:eastAsia="Times New Roman" w:hAnsi="Times New Roman" w:cs="Times New Roman"/>
+          <w:b/>
+          <w:bCs/>
+          <w:i/>
+          <w:iCs/>
+          <w:sz w:val="32"/>
+          <w:szCs w:val="32"/>
+          <w:u w:val="single"/>
+          <w:lang w:eastAsia="hu-HU"/>
+        </w:rPr>
+        <w:t xml:space="preserve"> konzol</w:t>
+      </w:r>
+    </w:p>
+    <w:p>
+      <w:pPr>
+        <w:spacing w:before="100" w:beforeAutospacing="1" w:after="100" w:afterAutospacing="1" w:line="240" w:lineRule="auto"/>
+        <w:jc w:val="center"/>
+        <w:outlineLvl w:val="1"/>
+        <w:rPr>
+          <w:rFonts w:ascii="Times New Roman" w:eastAsia="Times New Roman" w:hAnsi="Times New Roman" w:cs="Times New Roman"/>
+          <w:b/>
+          <w:bCs/>
+          <w:i/>
+          <w:iCs/>
+          <w:sz w:val="32"/>
+          <w:szCs w:val="32"/>
+          <w:u w:val="single"/>
+          <w:lang w:eastAsia="hu-HU"/>
+        </w:rPr>
       </w:pPr>
       <w:r>
         <w:rPr>
           <w:noProof/>
         </w:rPr>
         <w:drawing>
-          <wp:inline distT="0" distB="0" distL="0" distR="0" wp14:anchorId="09697247" wp14:editId="094C9D2D">
-            <wp:extent cx="4013736" cy="462412"/>
-            <wp:effectExtent l="0" t="0" r="6350" b="0"/>
-            <wp:docPr id="8" name="Kép 8"/>
+          <wp:inline distT="0" distB="0" distL="0" distR="0" wp14:anchorId="361F304E" wp14:editId="0FD3611A">
+            <wp:extent cx="6068354" cy="534838"/>
+            <wp:effectExtent l="0" t="0" r="0" b="0"/>
+            <wp:docPr id="6" name="Kép 6"/>
             <wp:cNvGraphicFramePr>
               <a:graphicFrameLocks xmlns:a="http://schemas.openxmlformats.org/drawingml/2006/main" noChangeAspect="1"/>
             </wp:cNvGraphicFramePr>
@@ -1988,7 +1736,7 @@
                   <pic:spPr>
                     <a:xfrm>
                       <a:off x="0" y="0"/>
-                      <a:ext cx="4052963" cy="466931"/>
+                      <a:ext cx="6158834" cy="542813"/>
                     </a:xfrm>
                     <a:prstGeom prst="rect">
                       <a:avLst/>
@@ -2011,15 +1759,6 @@
           <w:lang w:eastAsia="hu-HU"/>
         </w:rPr>
       </w:pPr>
-      <w:r>
-        <w:rPr>
-          <w:rFonts w:ascii="Times New Roman" w:eastAsia="Times New Roman" w:hAnsi="Times New Roman" w:cs="Times New Roman"/>
-          <w:sz w:val="24"/>
-          <w:szCs w:val="24"/>
-          <w:lang w:eastAsia="hu-HU"/>
-        </w:rPr>
-        <w:t xml:space="preserve">Több </w:t>
-      </w:r>
       <w:proofErr w:type="spellStart"/>
       <w:r>
         <w:rPr>
@@ -2028,7 +1767,7 @@
           <w:szCs w:val="24"/>
           <w:lang w:eastAsia="hu-HU"/>
         </w:rPr>
-        <w:t>schedule</w:t>
+        <w:t>Debug</w:t>
       </w:r>
       <w:proofErr w:type="spellEnd"/>
       <w:r>
@@ -2038,14 +1777,43 @@
           <w:szCs w:val="24"/>
           <w:lang w:eastAsia="hu-HU"/>
         </w:rPr>
-        <w:t xml:space="preserve"> között váltás</w:t>
+        <w:t xml:space="preserve"> felület</w:t>
+      </w:r>
+      <w:r>
+        <w:rPr>
+          <w:rFonts w:ascii="Times New Roman" w:eastAsia="Times New Roman" w:hAnsi="Times New Roman" w:cs="Times New Roman"/>
+          <w:sz w:val="24"/>
+          <w:szCs w:val="24"/>
+          <w:lang w:eastAsia="hu-HU"/>
+        </w:rPr>
+        <w:t>, és napló visszanézés (ha nem fájlból)</w:t>
+      </w:r>
+    </w:p>
+    <w:p>
+      <w:pPr>
+        <w:spacing w:before="100" w:beforeAutospacing="1" w:after="100" w:afterAutospacing="1" w:line="240" w:lineRule="auto"/>
+        <w:rPr>
+          <w:rFonts w:ascii="Times New Roman" w:eastAsia="Times New Roman" w:hAnsi="Times New Roman" w:cs="Times New Roman"/>
+          <w:sz w:val="24"/>
+          <w:szCs w:val="24"/>
+          <w:lang w:eastAsia="hu-HU"/>
+        </w:rPr>
+      </w:pPr>
+      <w:r>
+        <w:rPr>
+          <w:rFonts w:ascii="Times New Roman" w:eastAsia="Times New Roman" w:hAnsi="Times New Roman" w:cs="Times New Roman"/>
+          <w:sz w:val="24"/>
+          <w:szCs w:val="24"/>
+          <w:lang w:eastAsia="hu-HU"/>
+        </w:rPr>
+        <w:t>Billentyűk:</w:t>
       </w:r>
     </w:p>
     <w:p>
       <w:pPr>
         <w:numPr>
           <w:ilvl w:val="0"/>
-          <w:numId w:val="7"/>
+          <w:numId w:val="6"/>
         </w:numPr>
         <w:spacing w:before="100" w:beforeAutospacing="1" w:after="100" w:afterAutospacing="1" w:line="240" w:lineRule="auto"/>
         <w:rPr>
@@ -2055,15 +1823,6 @@
           <w:lang w:eastAsia="hu-HU"/>
         </w:rPr>
       </w:pPr>
-      <w:r>
-        <w:rPr>
-          <w:rFonts w:ascii="Times New Roman" w:eastAsia="Times New Roman" w:hAnsi="Times New Roman" w:cs="Times New Roman"/>
-          <w:sz w:val="24"/>
-          <w:szCs w:val="24"/>
-          <w:lang w:eastAsia="hu-HU"/>
-        </w:rPr>
-        <w:t xml:space="preserve">listázza </w:t>
-      </w:r>
       <w:r>
         <w:rPr>
           <w:rFonts w:ascii="Courier New" w:eastAsia="Times New Roman" w:hAnsi="Courier New" w:cs="Courier New"/>
@@ -2071,9 +1830,50 @@
           <w:szCs w:val="20"/>
           <w:lang w:eastAsia="hu-HU"/>
         </w:rPr>
-        <w:t>.</w:t>
-      </w:r>
-      <w:proofErr w:type="spellStart"/>
+        <w:t>H</w:t>
+      </w:r>
+      <w:r>
+        <w:rPr>
+          <w:rFonts w:ascii="Times New Roman" w:eastAsia="Times New Roman" w:hAnsi="Times New Roman" w:cs="Times New Roman"/>
+          <w:sz w:val="24"/>
+          <w:szCs w:val="24"/>
+          <w:lang w:eastAsia="hu-HU"/>
+        </w:rPr>
+        <w:t xml:space="preserve"> → </w:t>
+      </w:r>
+      <w:r>
+        <w:rPr>
+          <w:rFonts w:ascii="Times New Roman" w:eastAsia="Times New Roman" w:hAnsi="Times New Roman" w:cs="Times New Roman"/>
+          <w:sz w:val="24"/>
+          <w:szCs w:val="24"/>
+          <w:lang w:eastAsia="hu-HU"/>
+        </w:rPr>
+        <w:t>MAGAS</w:t>
+      </w:r>
+      <w:r>
+        <w:rPr>
+          <w:rFonts w:ascii="Times New Roman" w:eastAsia="Times New Roman" w:hAnsi="Times New Roman" w:cs="Times New Roman"/>
+          <w:sz w:val="24"/>
+          <w:szCs w:val="24"/>
+          <w:lang w:eastAsia="hu-HU"/>
+        </w:rPr>
+        <w:t xml:space="preserve"> (Húzza a csengőt)</w:t>
+      </w:r>
+    </w:p>
+    <w:p>
+      <w:pPr>
+        <w:numPr>
+          <w:ilvl w:val="0"/>
+          <w:numId w:val="6"/>
+        </w:numPr>
+        <w:spacing w:before="100" w:beforeAutospacing="1" w:after="100" w:afterAutospacing="1" w:line="240" w:lineRule="auto"/>
+        <w:rPr>
+          <w:rFonts w:ascii="Times New Roman" w:eastAsia="Times New Roman" w:hAnsi="Times New Roman" w:cs="Times New Roman"/>
+          <w:sz w:val="24"/>
+          <w:szCs w:val="24"/>
+          <w:lang w:eastAsia="hu-HU"/>
+        </w:rPr>
+      </w:pPr>
       <w:r>
         <w:rPr>
           <w:rFonts w:ascii="Courier New" w:eastAsia="Times New Roman" w:hAnsi="Courier New" w:cs="Courier New"/>
@@ -2081,33 +1881,41 @@
           <w:szCs w:val="20"/>
           <w:lang w:eastAsia="hu-HU"/>
         </w:rPr>
-        <w:t>txt</w:t>
-      </w:r>
-      <w:proofErr w:type="spellEnd"/>
-      <w:r>
-        <w:rPr>
-          <w:rFonts w:ascii="Times New Roman" w:eastAsia="Times New Roman" w:hAnsi="Times New Roman" w:cs="Times New Roman"/>
-          <w:sz w:val="24"/>
-          <w:szCs w:val="24"/>
-          <w:lang w:eastAsia="hu-HU"/>
-        </w:rPr>
-        <w:t xml:space="preserve"> fájlokat</w:t>
-      </w:r>
-      <w:r>
-        <w:rPr>
-          <w:rFonts w:ascii="Times New Roman" w:eastAsia="Times New Roman" w:hAnsi="Times New Roman" w:cs="Times New Roman"/>
-          <w:sz w:val="24"/>
-          <w:szCs w:val="24"/>
-          <w:lang w:eastAsia="hu-HU"/>
-        </w:rPr>
-        <w:t xml:space="preserve"> (Időfájlok)</w:t>
+        <w:t>L</w:t>
+      </w:r>
+      <w:r>
+        <w:rPr>
+          <w:rFonts w:ascii="Times New Roman" w:eastAsia="Times New Roman" w:hAnsi="Times New Roman" w:cs="Times New Roman"/>
+          <w:sz w:val="24"/>
+          <w:szCs w:val="24"/>
+          <w:lang w:eastAsia="hu-HU"/>
+        </w:rPr>
+        <w:t xml:space="preserve"> → </w:t>
+      </w:r>
+      <w:r>
+        <w:rPr>
+          <w:rFonts w:ascii="Times New Roman" w:eastAsia="Times New Roman" w:hAnsi="Times New Roman" w:cs="Times New Roman"/>
+          <w:sz w:val="24"/>
+          <w:szCs w:val="24"/>
+          <w:lang w:eastAsia="hu-HU"/>
+        </w:rPr>
+        <w:t>ALACSONY</w:t>
+      </w:r>
+      <w:r>
+        <w:rPr>
+          <w:rFonts w:ascii="Times New Roman" w:eastAsia="Times New Roman" w:hAnsi="Times New Roman" w:cs="Times New Roman"/>
+          <w:sz w:val="24"/>
+          <w:szCs w:val="24"/>
+          <w:lang w:eastAsia="hu-HU"/>
+        </w:rPr>
+        <w:t xml:space="preserve"> (Ne húzza a csengőt)</w:t>
       </w:r>
     </w:p>
     <w:p>
       <w:pPr>
         <w:numPr>
           <w:ilvl w:val="0"/>
-          <w:numId w:val="7"/>
+          <w:numId w:val="6"/>
         </w:numPr>
         <w:spacing w:before="100" w:beforeAutospacing="1" w:after="100" w:afterAutospacing="1" w:line="240" w:lineRule="auto"/>
         <w:rPr>
@@ -2119,19 +1927,37 @@
       </w:pPr>
       <w:r>
         <w:rPr>
-          <w:rFonts w:ascii="Times New Roman" w:eastAsia="Times New Roman" w:hAnsi="Times New Roman" w:cs="Times New Roman"/>
-          <w:sz w:val="24"/>
-          <w:szCs w:val="24"/>
-          <w:lang w:eastAsia="hu-HU"/>
-        </w:rPr>
-        <w:t>új fájl létrehozás</w:t>
+          <w:rFonts w:ascii="Courier New" w:eastAsia="Times New Roman" w:hAnsi="Courier New" w:cs="Courier New"/>
+          <w:sz w:val="20"/>
+          <w:szCs w:val="20"/>
+          <w:lang w:eastAsia="hu-HU"/>
+        </w:rPr>
+        <w:t xml:space="preserve">U </w:t>
+      </w:r>
+      <w:r>
+        <w:rPr>
+          <w:rFonts w:ascii="Times New Roman" w:eastAsia="Times New Roman" w:hAnsi="Times New Roman" w:cs="Times New Roman"/>
+          <w:sz w:val="24"/>
+          <w:szCs w:val="24"/>
+          <w:lang w:eastAsia="hu-HU"/>
+        </w:rPr>
+        <w:t>→</w:t>
+      </w:r>
+      <w:r>
+        <w:rPr>
+          <w:rFonts w:ascii="Times New Roman" w:eastAsia="Times New Roman" w:hAnsi="Times New Roman" w:cs="Times New Roman"/>
+          <w:sz w:val="24"/>
+          <w:szCs w:val="24"/>
+          <w:lang w:eastAsia="hu-HU"/>
+        </w:rPr>
+        <w:t xml:space="preserve"> Napló frissítésé</w:t>
       </w:r>
     </w:p>
     <w:p>
       <w:pPr>
         <w:numPr>
           <w:ilvl w:val="0"/>
-          <w:numId w:val="7"/>
+          <w:numId w:val="6"/>
         </w:numPr>
         <w:spacing w:before="100" w:beforeAutospacing="1" w:after="100" w:afterAutospacing="1" w:line="240" w:lineRule="auto"/>
         <w:rPr>
@@ -2143,43 +1969,98 @@
       </w:pPr>
       <w:r>
         <w:rPr>
-          <w:rFonts w:ascii="Times New Roman" w:eastAsia="Times New Roman" w:hAnsi="Times New Roman" w:cs="Times New Roman"/>
-          <w:sz w:val="24"/>
-          <w:szCs w:val="24"/>
-          <w:lang w:eastAsia="hu-HU"/>
-        </w:rPr>
-        <w:t>betöltés</w:t>
-      </w:r>
-    </w:p>
-    <w:p>
-      <w:pPr>
-        <w:spacing w:after="0" w:line="240" w:lineRule="auto"/>
-        <w:rPr>
-          <w:rFonts w:ascii="Times New Roman" w:eastAsia="Times New Roman" w:hAnsi="Times New Roman" w:cs="Times New Roman"/>
-          <w:sz w:val="24"/>
-          <w:szCs w:val="24"/>
-          <w:lang w:eastAsia="hu-HU"/>
-        </w:rPr>
-      </w:pPr>
-      <w:r>
-        <w:rPr>
-          <w:rFonts w:ascii="Times New Roman" w:eastAsia="Times New Roman" w:hAnsi="Times New Roman" w:cs="Times New Roman"/>
-          <w:sz w:val="24"/>
-          <w:szCs w:val="24"/>
-          <w:lang w:eastAsia="hu-HU"/>
-        </w:rPr>
-        <w:pict w14:anchorId="533D960E">
-          <v:rect id="_x0000_i1033" style="width:0;height:1.5pt" o:hralign="center" o:hrstd="t" o:hr="t" fillcolor="#a0a0a0" stroked="f"/>
-        </w:pict>
-      </w:r>
-    </w:p>
-    <w:p>
-      <w:pPr>
-        <w:pStyle w:val="Listaszerbekezds"/>
+          <w:rFonts w:ascii="Courier New" w:eastAsia="Times New Roman" w:hAnsi="Courier New" w:cs="Courier New"/>
+          <w:sz w:val="20"/>
+          <w:szCs w:val="20"/>
+          <w:lang w:eastAsia="hu-HU"/>
+        </w:rPr>
+        <w:t>C</w:t>
+      </w:r>
+      <w:r>
+        <w:rPr>
+          <w:rFonts w:ascii="Times New Roman" w:eastAsia="Times New Roman" w:hAnsi="Times New Roman" w:cs="Times New Roman"/>
+          <w:sz w:val="24"/>
+          <w:szCs w:val="24"/>
+          <w:lang w:eastAsia="hu-HU"/>
+        </w:rPr>
+        <w:t xml:space="preserve"> → </w:t>
+      </w:r>
+      <w:r>
+        <w:rPr>
+          <w:rFonts w:ascii="Times New Roman" w:eastAsia="Times New Roman" w:hAnsi="Times New Roman" w:cs="Times New Roman"/>
+          <w:sz w:val="24"/>
+          <w:szCs w:val="24"/>
+          <w:lang w:eastAsia="hu-HU"/>
+        </w:rPr>
+        <w:t>napló</w:t>
+      </w:r>
+      <w:r>
+        <w:rPr>
+          <w:rFonts w:ascii="Times New Roman" w:eastAsia="Times New Roman" w:hAnsi="Times New Roman" w:cs="Times New Roman"/>
+          <w:sz w:val="24"/>
+          <w:szCs w:val="24"/>
+          <w:lang w:eastAsia="hu-HU"/>
+        </w:rPr>
+        <w:t xml:space="preserve"> törlés</w:t>
+      </w:r>
+    </w:p>
+    <w:p>
+      <w:pPr>
         <w:numPr>
           <w:ilvl w:val="0"/>
-          <w:numId w:val="2"/>
+          <w:numId w:val="6"/>
         </w:numPr>
+        <w:spacing w:before="100" w:beforeAutospacing="1" w:after="100" w:afterAutospacing="1" w:line="240" w:lineRule="auto"/>
+        <w:rPr>
+          <w:rFonts w:ascii="Times New Roman" w:eastAsia="Times New Roman" w:hAnsi="Times New Roman" w:cs="Times New Roman"/>
+          <w:sz w:val="24"/>
+          <w:szCs w:val="24"/>
+          <w:lang w:eastAsia="hu-HU"/>
+        </w:rPr>
+      </w:pPr>
+      <w:r>
+        <w:rPr>
+          <w:rFonts w:ascii="Courier New" w:eastAsia="Times New Roman" w:hAnsi="Courier New" w:cs="Courier New"/>
+          <w:sz w:val="20"/>
+          <w:szCs w:val="20"/>
+          <w:lang w:eastAsia="hu-HU"/>
+        </w:rPr>
+        <w:t>B</w:t>
+      </w:r>
+      <w:r>
+        <w:rPr>
+          <w:rFonts w:ascii="Times New Roman" w:eastAsia="Times New Roman" w:hAnsi="Times New Roman" w:cs="Times New Roman"/>
+          <w:sz w:val="24"/>
+          <w:szCs w:val="24"/>
+          <w:lang w:eastAsia="hu-HU"/>
+        </w:rPr>
+        <w:t xml:space="preserve"> → vissza</w:t>
+      </w:r>
+    </w:p>
+    <w:p>
+      <w:pPr>
+        <w:spacing w:after="0" w:line="240" w:lineRule="auto"/>
+        <w:rPr>
+          <w:rFonts w:ascii="Times New Roman" w:eastAsia="Times New Roman" w:hAnsi="Times New Roman" w:cs="Times New Roman"/>
+          <w:sz w:val="24"/>
+          <w:szCs w:val="24"/>
+          <w:lang w:eastAsia="hu-HU"/>
+        </w:rPr>
+      </w:pPr>
+      <w:r>
+        <w:rPr>
+          <w:rFonts w:ascii="Times New Roman" w:eastAsia="Times New Roman" w:hAnsi="Times New Roman" w:cs="Times New Roman"/>
+          <w:sz w:val="24"/>
+          <w:szCs w:val="24"/>
+          <w:lang w:eastAsia="hu-HU"/>
+        </w:rPr>
+        <w:pict w14:anchorId="27070452">
+          <v:rect id="_x0000_i1029" style="width:0;height:1.5pt" o:hralign="center" o:hrstd="t" o:hr="t" fillcolor="#a0a0a0" stroked="f"/>
+        </w:pict>
+      </w:r>
+    </w:p>
+    <w:p>
+      <w:pPr>
         <w:spacing w:before="100" w:beforeAutospacing="1" w:after="100" w:afterAutospacing="1" w:line="240" w:lineRule="auto"/>
         <w:jc w:val="center"/>
         <w:outlineLvl w:val="1"/>
@@ -2207,13 +2088,13 @@
           <w:u w:val="single"/>
           <w:lang w:eastAsia="hu-HU"/>
         </w:rPr>
-        <w:t>Hétvégi működés</w:t>
-      </w:r>
-    </w:p>
-    <w:p>
-      <w:pPr>
-        <w:pStyle w:val="Listaszerbekezds"/>
-        <w:spacing w:before="100" w:beforeAutospacing="1" w:after="100" w:afterAutospacing="1" w:line="240" w:lineRule="auto"/>
+        <w:t>6. Időzítés fájl választás</w:t>
+      </w:r>
+    </w:p>
+    <w:p>
+      <w:pPr>
+        <w:spacing w:before="100" w:beforeAutospacing="1" w:after="100" w:afterAutospacing="1" w:line="240" w:lineRule="auto"/>
+        <w:jc w:val="center"/>
         <w:outlineLvl w:val="1"/>
         <w:rPr>
           <w:rFonts w:ascii="Times New Roman" w:eastAsia="Times New Roman" w:hAnsi="Times New Roman" w:cs="Times New Roman"/>
@@ -2227,34 +2108,15 @@
           <w:lang w:eastAsia="hu-HU"/>
         </w:rPr>
       </w:pPr>
-    </w:p>
-    <w:p>
-      <w:pPr>
-        <w:pStyle w:val="Listaszerbekezds"/>
-        <w:spacing w:before="100" w:beforeAutospacing="1" w:after="100" w:afterAutospacing="1" w:line="240" w:lineRule="auto"/>
-        <w:jc w:val="center"/>
-        <w:outlineLvl w:val="1"/>
-        <w:rPr>
-          <w:rFonts w:ascii="Times New Roman" w:eastAsia="Times New Roman" w:hAnsi="Times New Roman" w:cs="Times New Roman"/>
-          <w:b/>
-          <w:bCs/>
-          <w:i/>
-          <w:iCs/>
-          <w:sz w:val="32"/>
-          <w:szCs w:val="32"/>
-          <w:u w:val="single"/>
-          <w:lang w:eastAsia="hu-HU"/>
-        </w:rPr>
-      </w:pPr>
       <w:r>
         <w:rPr>
           <w:noProof/>
         </w:rPr>
         <w:drawing>
-          <wp:inline distT="0" distB="0" distL="0" distR="0" wp14:anchorId="339E59BB" wp14:editId="02D1DA39">
-            <wp:extent cx="4160949" cy="536896"/>
-            <wp:effectExtent l="0" t="0" r="0" b="0"/>
-            <wp:docPr id="9" name="Kép 9"/>
+          <wp:inline distT="0" distB="0" distL="0" distR="0" wp14:anchorId="09697247" wp14:editId="094C9D2D">
+            <wp:extent cx="4013736" cy="462412"/>
+            <wp:effectExtent l="0" t="0" r="6350" b="0"/>
+            <wp:docPr id="8" name="Kép 8"/>
             <wp:cNvGraphicFramePr>
               <a:graphicFrameLocks xmlns:a="http://schemas.openxmlformats.org/drawingml/2006/main" noChangeAspect="1"/>
             </wp:cNvGraphicFramePr>
@@ -2274,7 +2136,7 @@
                   <pic:spPr>
                     <a:xfrm>
                       <a:off x="0" y="0"/>
-                      <a:ext cx="4255757" cy="549129"/>
+                      <a:ext cx="4052963" cy="466931"/>
                     </a:xfrm>
                     <a:prstGeom prst="rect">
                       <a:avLst/>
@@ -2304,14 +2166,34 @@
           <w:szCs w:val="24"/>
           <w:lang w:eastAsia="hu-HU"/>
         </w:rPr>
-        <w:t>Engedélyezés hétvégére</w:t>
+        <w:t xml:space="preserve">Több </w:t>
+      </w:r>
+      <w:proofErr w:type="spellStart"/>
+      <w:r>
+        <w:rPr>
+          <w:rFonts w:ascii="Times New Roman" w:eastAsia="Times New Roman" w:hAnsi="Times New Roman" w:cs="Times New Roman"/>
+          <w:sz w:val="24"/>
+          <w:szCs w:val="24"/>
+          <w:lang w:eastAsia="hu-HU"/>
+        </w:rPr>
+        <w:t>schedule</w:t>
+      </w:r>
+      <w:proofErr w:type="spellEnd"/>
+      <w:r>
+        <w:rPr>
+          <w:rFonts w:ascii="Times New Roman" w:eastAsia="Times New Roman" w:hAnsi="Times New Roman" w:cs="Times New Roman"/>
+          <w:sz w:val="24"/>
+          <w:szCs w:val="24"/>
+          <w:lang w:eastAsia="hu-HU"/>
+        </w:rPr>
+        <w:t xml:space="preserve"> között váltás</w:t>
       </w:r>
     </w:p>
     <w:p>
       <w:pPr>
         <w:numPr>
           <w:ilvl w:val="0"/>
-          <w:numId w:val="8"/>
+          <w:numId w:val="7"/>
         </w:numPr>
         <w:spacing w:before="100" w:beforeAutospacing="1" w:after="100" w:afterAutospacing="1" w:line="240" w:lineRule="auto"/>
         <w:rPr>
@@ -2328,14 +2210,52 @@
           <w:szCs w:val="24"/>
           <w:lang w:eastAsia="hu-HU"/>
         </w:rPr>
-        <w:t>OFF → szombat/vasárnap tiltva</w:t>
+        <w:t xml:space="preserve">listázza </w:t>
+      </w:r>
+      <w:r>
+        <w:rPr>
+          <w:rFonts w:ascii="Courier New" w:eastAsia="Times New Roman" w:hAnsi="Courier New" w:cs="Courier New"/>
+          <w:sz w:val="20"/>
+          <w:szCs w:val="20"/>
+          <w:lang w:eastAsia="hu-HU"/>
+        </w:rPr>
+        <w:t>.</w:t>
+      </w:r>
+      <w:proofErr w:type="spellStart"/>
+      <w:r>
+        <w:rPr>
+          <w:rFonts w:ascii="Courier New" w:eastAsia="Times New Roman" w:hAnsi="Courier New" w:cs="Courier New"/>
+          <w:sz w:val="20"/>
+          <w:szCs w:val="20"/>
+          <w:lang w:eastAsia="hu-HU"/>
+        </w:rPr>
+        <w:t>txt</w:t>
+      </w:r>
+      <w:proofErr w:type="spellEnd"/>
+      <w:r>
+        <w:rPr>
+          <w:rFonts w:ascii="Times New Roman" w:eastAsia="Times New Roman" w:hAnsi="Times New Roman" w:cs="Times New Roman"/>
+          <w:sz w:val="24"/>
+          <w:szCs w:val="24"/>
+          <w:lang w:eastAsia="hu-HU"/>
+        </w:rPr>
+        <w:t xml:space="preserve"> fájlokat</w:t>
+      </w:r>
+      <w:r>
+        <w:rPr>
+          <w:rFonts w:ascii="Times New Roman" w:eastAsia="Times New Roman" w:hAnsi="Times New Roman" w:cs="Times New Roman"/>
+          <w:sz w:val="24"/>
+          <w:szCs w:val="24"/>
+          <w:lang w:eastAsia="hu-HU"/>
+        </w:rPr>
+        <w:t xml:space="preserve"> (Időfájlok)</w:t>
       </w:r>
     </w:p>
     <w:p>
       <w:pPr>
         <w:numPr>
           <w:ilvl w:val="0"/>
-          <w:numId w:val="8"/>
+          <w:numId w:val="7"/>
         </w:numPr>
         <w:spacing w:before="100" w:beforeAutospacing="1" w:after="100" w:afterAutospacing="1" w:line="240" w:lineRule="auto"/>
         <w:rPr>
@@ -2352,7 +2272,31 @@
           <w:szCs w:val="24"/>
           <w:lang w:eastAsia="hu-HU"/>
         </w:rPr>
-        <w:t>ON → működik hétvégén is</w:t>
+        <w:t>új fájl létrehozás</w:t>
+      </w:r>
+    </w:p>
+    <w:p>
+      <w:pPr>
+        <w:numPr>
+          <w:ilvl w:val="0"/>
+          <w:numId w:val="7"/>
+        </w:numPr>
+        <w:spacing w:before="100" w:beforeAutospacing="1" w:after="100" w:afterAutospacing="1" w:line="240" w:lineRule="auto"/>
+        <w:rPr>
+          <w:rFonts w:ascii="Times New Roman" w:eastAsia="Times New Roman" w:hAnsi="Times New Roman" w:cs="Times New Roman"/>
+          <w:sz w:val="24"/>
+          <w:szCs w:val="24"/>
+          <w:lang w:eastAsia="hu-HU"/>
+        </w:rPr>
+      </w:pPr>
+      <w:r>
+        <w:rPr>
+          <w:rFonts w:ascii="Times New Roman" w:eastAsia="Times New Roman" w:hAnsi="Times New Roman" w:cs="Times New Roman"/>
+          <w:sz w:val="24"/>
+          <w:szCs w:val="24"/>
+          <w:lang w:eastAsia="hu-HU"/>
+        </w:rPr>
+        <w:t>betöltés</w:t>
       </w:r>
     </w:p>
     <w:p>
@@ -2372,8 +2316,8 @@
           <w:szCs w:val="24"/>
           <w:lang w:eastAsia="hu-HU"/>
         </w:rPr>
-        <w:pict w14:anchorId="7CB26FDF">
-          <v:rect id="_x0000_i1034" style="width:0;height:1.5pt" o:hralign="center" o:hrstd="t" o:hr="t" fillcolor="#a0a0a0" stroked="f"/>
+        <w:pict w14:anchorId="533D960E">
+          <v:rect id="_x0000_i1030" style="width:0;height:1.5pt" o:hralign="center" o:hrstd="t" o:hr="t" fillcolor="#a0a0a0" stroked="f"/>
         </w:pict>
       </w:r>
     </w:p>
@@ -2381,8 +2325,8 @@
       <w:pPr>
         <w:pStyle w:val="Listaszerbekezds"/>
         <w:numPr>
-          <w:ilvl w:val="0"/>
-          <w:numId w:val="2"/>
+          <w:ilvl w:val="1"/>
+          <w:numId w:val="7"/>
         </w:numPr>
         <w:spacing w:before="100" w:beforeAutospacing="1" w:after="100" w:afterAutospacing="1" w:line="240" w:lineRule="auto"/>
         <w:jc w:val="center"/>
@@ -2411,7 +2355,7 @@
           <w:u w:val="single"/>
           <w:lang w:eastAsia="hu-HU"/>
         </w:rPr>
-        <w:t>Hosszú csengés (manuális)</w:t>
+        <w:t>Hétvégi működés</w:t>
       </w:r>
     </w:p>
     <w:p>
@@ -2453,14 +2397,12 @@
       <w:r>
         <w:rPr>
           <w:noProof/>
-          <w:sz w:val="24"/>
-          <w:szCs w:val="24"/>
         </w:rPr>
         <w:drawing>
-          <wp:inline distT="0" distB="0" distL="0" distR="0" wp14:anchorId="2449EED6" wp14:editId="0019105C">
-            <wp:extent cx="2737398" cy="430602"/>
-            <wp:effectExtent l="0" t="0" r="6350" b="7620"/>
-            <wp:docPr id="10" name="Kép 10"/>
+          <wp:inline distT="0" distB="0" distL="0" distR="0" wp14:anchorId="339E59BB" wp14:editId="02D1DA39">
+            <wp:extent cx="4160949" cy="536896"/>
+            <wp:effectExtent l="0" t="0" r="0" b="0"/>
+            <wp:docPr id="9" name="Kép 9"/>
             <wp:cNvGraphicFramePr>
               <a:graphicFrameLocks xmlns:a="http://schemas.openxmlformats.org/drawingml/2006/main" noChangeAspect="1"/>
             </wp:cNvGraphicFramePr>
@@ -2480,7 +2422,7 @@
                   <pic:spPr>
                     <a:xfrm>
                       <a:off x="0" y="0"/>
-                      <a:ext cx="2748801" cy="432396"/>
+                      <a:ext cx="4255757" cy="549129"/>
                     </a:xfrm>
                     <a:prstGeom prst="rect">
                       <a:avLst/>
@@ -2510,7 +2452,55 @@
           <w:szCs w:val="24"/>
           <w:lang w:eastAsia="hu-HU"/>
         </w:rPr>
-        <w:t>8 másodperc HIGH</w:t>
+        <w:t>Engedélyezés hétvégére</w:t>
+      </w:r>
+    </w:p>
+    <w:p>
+      <w:pPr>
+        <w:numPr>
+          <w:ilvl w:val="0"/>
+          <w:numId w:val="8"/>
+        </w:numPr>
+        <w:spacing w:before="100" w:beforeAutospacing="1" w:after="100" w:afterAutospacing="1" w:line="240" w:lineRule="auto"/>
+        <w:rPr>
+          <w:rFonts w:ascii="Times New Roman" w:eastAsia="Times New Roman" w:hAnsi="Times New Roman" w:cs="Times New Roman"/>
+          <w:sz w:val="24"/>
+          <w:szCs w:val="24"/>
+          <w:lang w:eastAsia="hu-HU"/>
+        </w:rPr>
+      </w:pPr>
+      <w:r>
+        <w:rPr>
+          <w:rFonts w:ascii="Times New Roman" w:eastAsia="Times New Roman" w:hAnsi="Times New Roman" w:cs="Times New Roman"/>
+          <w:sz w:val="24"/>
+          <w:szCs w:val="24"/>
+          <w:lang w:eastAsia="hu-HU"/>
+        </w:rPr>
+        <w:t>OFF → szombat/vasárnap tiltva</w:t>
+      </w:r>
+    </w:p>
+    <w:p>
+      <w:pPr>
+        <w:numPr>
+          <w:ilvl w:val="0"/>
+          <w:numId w:val="8"/>
+        </w:numPr>
+        <w:spacing w:before="100" w:beforeAutospacing="1" w:after="100" w:afterAutospacing="1" w:line="240" w:lineRule="auto"/>
+        <w:rPr>
+          <w:rFonts w:ascii="Times New Roman" w:eastAsia="Times New Roman" w:hAnsi="Times New Roman" w:cs="Times New Roman"/>
+          <w:sz w:val="24"/>
+          <w:szCs w:val="24"/>
+          <w:lang w:eastAsia="hu-HU"/>
+        </w:rPr>
+      </w:pPr>
+      <w:r>
+        <w:rPr>
+          <w:rFonts w:ascii="Times New Roman" w:eastAsia="Times New Roman" w:hAnsi="Times New Roman" w:cs="Times New Roman"/>
+          <w:sz w:val="24"/>
+          <w:szCs w:val="24"/>
+          <w:lang w:eastAsia="hu-HU"/>
+        </w:rPr>
+        <w:t>ON → működik hétvégén is</w:t>
       </w:r>
     </w:p>
     <w:p>
@@ -2523,18 +2513,36 @@
           <w:lang w:eastAsia="hu-HU"/>
         </w:rPr>
       </w:pPr>
-      <w:r>
-        <w:rPr>
-          <w:rFonts w:ascii="Times New Roman" w:eastAsia="Times New Roman" w:hAnsi="Times New Roman" w:cs="Times New Roman"/>
-          <w:sz w:val="24"/>
-          <w:szCs w:val="24"/>
-          <w:lang w:eastAsia="hu-HU"/>
-        </w:rPr>
-        <w:lastRenderedPageBreak/>
-        <w:pict w14:anchorId="647AC794">
-          <v:rect id="_x0000_i1035" style="width:0;height:1.5pt" o:hralign="center" o:hrstd="t" o:hr="t" fillcolor="#a0a0a0" stroked="f"/>
-        </w:pict>
-      </w:r>
+    </w:p>
+    <w:p>
+      <w:pPr>
+        <w:rPr>
+          <w:rFonts w:ascii="Times New Roman" w:eastAsia="Times New Roman" w:hAnsi="Times New Roman" w:cs="Times New Roman"/>
+          <w:sz w:val="24"/>
+          <w:szCs w:val="24"/>
+          <w:lang w:eastAsia="hu-HU"/>
+        </w:rPr>
+      </w:pPr>
+      <w:r>
+        <w:rPr>
+          <w:rFonts w:ascii="Times New Roman" w:eastAsia="Times New Roman" w:hAnsi="Times New Roman" w:cs="Times New Roman"/>
+          <w:sz w:val="24"/>
+          <w:szCs w:val="24"/>
+          <w:lang w:eastAsia="hu-HU"/>
+        </w:rPr>
+        <w:br w:type="page"/>
+      </w:r>
+    </w:p>
+    <w:p>
+      <w:pPr>
+        <w:spacing w:after="0" w:line="240" w:lineRule="auto"/>
+        <w:rPr>
+          <w:rFonts w:ascii="Times New Roman" w:eastAsia="Times New Roman" w:hAnsi="Times New Roman" w:cs="Times New Roman"/>
+          <w:sz w:val="24"/>
+          <w:szCs w:val="24"/>
+          <w:lang w:eastAsia="hu-HU"/>
+        </w:rPr>
+      </w:pPr>
     </w:p>
     <w:p>
       <w:pPr>
@@ -2570,7 +2578,7 @@
           <w:u w:val="single"/>
           <w:lang w:eastAsia="hu-HU"/>
         </w:rPr>
-        <w:t>Rövid csengés (manuális)</w:t>
+        <w:t>Hosszú csengés (manuális)</w:t>
       </w:r>
     </w:p>
     <w:p>
@@ -2612,12 +2620,14 @@
       <w:r>
         <w:rPr>
           <w:noProof/>
+          <w:sz w:val="24"/>
+          <w:szCs w:val="24"/>
         </w:rPr>
         <w:drawing>
-          <wp:inline distT="0" distB="0" distL="0" distR="0" wp14:anchorId="2A22B14B" wp14:editId="228C77D5">
-            <wp:extent cx="3602776" cy="368959"/>
-            <wp:effectExtent l="0" t="0" r="0" b="0"/>
-            <wp:docPr id="11" name="Kép 11"/>
+          <wp:inline distT="0" distB="0" distL="0" distR="0" wp14:anchorId="2449EED6" wp14:editId="0019105C">
+            <wp:extent cx="2737398" cy="430602"/>
+            <wp:effectExtent l="0" t="0" r="6350" b="7620"/>
+            <wp:docPr id="10" name="Kép 10"/>
             <wp:cNvGraphicFramePr>
               <a:graphicFrameLocks xmlns:a="http://schemas.openxmlformats.org/drawingml/2006/main" noChangeAspect="1"/>
             </wp:cNvGraphicFramePr>
@@ -2637,7 +2647,7 @@
                   <pic:spPr>
                     <a:xfrm>
                       <a:off x="0" y="0"/>
-                      <a:ext cx="3645688" cy="373354"/>
+                      <a:ext cx="2748801" cy="432396"/>
                     </a:xfrm>
                     <a:prstGeom prst="rect">
                       <a:avLst/>
@@ -2667,36 +2677,7 @@
           <w:szCs w:val="24"/>
           <w:lang w:eastAsia="hu-HU"/>
         </w:rPr>
-        <w:t xml:space="preserve"> 2x rövid impulzus</w:t>
-      </w:r>
-      <w:r>
-        <w:rPr>
-          <w:rFonts w:ascii="Times New Roman" w:eastAsia="Times New Roman" w:hAnsi="Times New Roman" w:cs="Times New Roman"/>
-          <w:sz w:val="24"/>
-          <w:szCs w:val="24"/>
-          <w:lang w:eastAsia="hu-HU"/>
-        </w:rPr>
-        <w:t xml:space="preserve">, 2mp </w:t>
-      </w:r>
-      <w:proofErr w:type="gramStart"/>
-      <w:r>
-        <w:rPr>
-          <w:rFonts w:ascii="Times New Roman" w:eastAsia="Times New Roman" w:hAnsi="Times New Roman" w:cs="Times New Roman"/>
-          <w:sz w:val="24"/>
-          <w:szCs w:val="24"/>
-          <w:lang w:eastAsia="hu-HU"/>
-        </w:rPr>
-        <w:t>HIGH ,</w:t>
-      </w:r>
-      <w:proofErr w:type="gramEnd"/>
-      <w:r>
-        <w:rPr>
-          <w:rFonts w:ascii="Times New Roman" w:eastAsia="Times New Roman" w:hAnsi="Times New Roman" w:cs="Times New Roman"/>
-          <w:sz w:val="24"/>
-          <w:szCs w:val="24"/>
-          <w:lang w:eastAsia="hu-HU"/>
-        </w:rPr>
-        <w:t xml:space="preserve"> 800ms LOW, 2mp HIGH</w:t>
+        <w:t>8 másodperc HIGH</w:t>
       </w:r>
     </w:p>
     <w:p>
@@ -2716,8 +2697,8 @@
           <w:szCs w:val="24"/>
           <w:lang w:eastAsia="hu-HU"/>
         </w:rPr>
-        <w:pict w14:anchorId="5547657C">
-          <v:rect id="_x0000_i1036" style="width:0;height:1.5pt" o:hralign="center" o:hrstd="t" o:hr="t" fillcolor="#a0a0a0" stroked="f"/>
+        <w:pict w14:anchorId="647AC794">
+          <v:rect id="_x0000_i1032" style="width:0;height:1.5pt" o:hralign="center" o:hrstd="t" o:hr="t" fillcolor="#a0a0a0" stroked="f"/>
         </w:pict>
       </w:r>
     </w:p>
@@ -2755,7 +2736,7 @@
           <w:u w:val="single"/>
           <w:lang w:eastAsia="hu-HU"/>
         </w:rPr>
-        <w:t>Web szerver BE/KI</w:t>
+        <w:t>Rövid csengés (manuális)</w:t>
       </w:r>
     </w:p>
     <w:p>
@@ -2799,10 +2780,10 @@
           <w:noProof/>
         </w:rPr>
         <w:drawing>
-          <wp:inline distT="0" distB="0" distL="0" distR="0" wp14:anchorId="31E286C1" wp14:editId="52756CE1">
-            <wp:extent cx="3743271" cy="372553"/>
-            <wp:effectExtent l="0" t="0" r="0" b="8890"/>
-            <wp:docPr id="12" name="Kép 12"/>
+          <wp:inline distT="0" distB="0" distL="0" distR="0" wp14:anchorId="2A22B14B" wp14:editId="228C77D5">
+            <wp:extent cx="3602776" cy="368959"/>
+            <wp:effectExtent l="0" t="0" r="0" b="0"/>
+            <wp:docPr id="11" name="Kép 11"/>
             <wp:cNvGraphicFramePr>
               <a:graphicFrameLocks xmlns:a="http://schemas.openxmlformats.org/drawingml/2006/main" noChangeAspect="1"/>
             </wp:cNvGraphicFramePr>
@@ -2822,7 +2803,7 @@
                   <pic:spPr>
                     <a:xfrm>
                       <a:off x="0" y="0"/>
-                      <a:ext cx="3789716" cy="377175"/>
+                      <a:ext cx="3645688" cy="373354"/>
                     </a:xfrm>
                     <a:prstGeom prst="rect">
                       <a:avLst/>
@@ -2852,27 +2833,36 @@
           <w:szCs w:val="24"/>
           <w:lang w:eastAsia="hu-HU"/>
         </w:rPr>
-        <w:t xml:space="preserve">HTTP + </w:t>
-      </w:r>
-      <w:proofErr w:type="spellStart"/>
-      <w:r>
-        <w:rPr>
-          <w:rFonts w:ascii="Times New Roman" w:eastAsia="Times New Roman" w:hAnsi="Times New Roman" w:cs="Times New Roman"/>
-          <w:sz w:val="24"/>
-          <w:szCs w:val="24"/>
-          <w:lang w:eastAsia="hu-HU"/>
-        </w:rPr>
-        <w:t>WebSocket</w:t>
-      </w:r>
-      <w:proofErr w:type="spellEnd"/>
-      <w:r>
-        <w:rPr>
-          <w:rFonts w:ascii="Times New Roman" w:eastAsia="Times New Roman" w:hAnsi="Times New Roman" w:cs="Times New Roman"/>
-          <w:sz w:val="24"/>
-          <w:szCs w:val="24"/>
-          <w:lang w:eastAsia="hu-HU"/>
-        </w:rPr>
-        <w:t xml:space="preserve"> vezérlés</w:t>
+        <w:t xml:space="preserve"> 2x rövid impulzus</w:t>
+      </w:r>
+      <w:r>
+        <w:rPr>
+          <w:rFonts w:ascii="Times New Roman" w:eastAsia="Times New Roman" w:hAnsi="Times New Roman" w:cs="Times New Roman"/>
+          <w:sz w:val="24"/>
+          <w:szCs w:val="24"/>
+          <w:lang w:eastAsia="hu-HU"/>
+        </w:rPr>
+        <w:t xml:space="preserve">, 2mp </w:t>
+      </w:r>
+      <w:proofErr w:type="gramStart"/>
+      <w:r>
+        <w:rPr>
+          <w:rFonts w:ascii="Times New Roman" w:eastAsia="Times New Roman" w:hAnsi="Times New Roman" w:cs="Times New Roman"/>
+          <w:sz w:val="24"/>
+          <w:szCs w:val="24"/>
+          <w:lang w:eastAsia="hu-HU"/>
+        </w:rPr>
+        <w:t>HIGH ,</w:t>
+      </w:r>
+      <w:proofErr w:type="gramEnd"/>
+      <w:r>
+        <w:rPr>
+          <w:rFonts w:ascii="Times New Roman" w:eastAsia="Times New Roman" w:hAnsi="Times New Roman" w:cs="Times New Roman"/>
+          <w:sz w:val="24"/>
+          <w:szCs w:val="24"/>
+          <w:lang w:eastAsia="hu-HU"/>
+        </w:rPr>
+        <w:t xml:space="preserve"> 800ms LOW, 2mp HIGH</w:t>
       </w:r>
     </w:p>
     <w:p>
@@ -2892,8 +2882,8 @@
           <w:szCs w:val="24"/>
           <w:lang w:eastAsia="hu-HU"/>
         </w:rPr>
-        <w:pict w14:anchorId="2F0D3564">
-          <v:rect id="_x0000_i1037" style="width:0;height:1.5pt" o:hralign="center" o:hrstd="t" o:hr="t" fillcolor="#a0a0a0" stroked="f"/>
+        <w:pict w14:anchorId="5547657C">
+          <v:rect id="_x0000_i1033" style="width:0;height:1.5pt" o:hralign="center" o:hrstd="t" o:hr="t" fillcolor="#a0a0a0" stroked="f"/>
         </w:pict>
       </w:r>
     </w:p>
@@ -2931,7 +2921,7 @@
           <w:u w:val="single"/>
           <w:lang w:eastAsia="hu-HU"/>
         </w:rPr>
-        <w:t>Rövid csengések</w:t>
+        <w:t>Web szerver BE/KI</w:t>
       </w:r>
     </w:p>
     <w:p>
@@ -2975,10 +2965,10 @@
           <w:noProof/>
         </w:rPr>
         <w:drawing>
-          <wp:inline distT="0" distB="0" distL="0" distR="0" wp14:anchorId="50429E3D" wp14:editId="525A4D39">
-            <wp:extent cx="4930351" cy="343978"/>
-            <wp:effectExtent l="0" t="0" r="0" b="0"/>
-            <wp:docPr id="13" name="Kép 13"/>
+          <wp:inline distT="0" distB="0" distL="0" distR="0" wp14:anchorId="31E286C1" wp14:editId="52756CE1">
+            <wp:extent cx="3743271" cy="372553"/>
+            <wp:effectExtent l="0" t="0" r="0" b="8890"/>
+            <wp:docPr id="12" name="Kép 12"/>
             <wp:cNvGraphicFramePr>
               <a:graphicFrameLocks xmlns:a="http://schemas.openxmlformats.org/drawingml/2006/main" noChangeAspect="1"/>
             </wp:cNvGraphicFramePr>
@@ -2998,7 +2988,7 @@
                   <pic:spPr>
                     <a:xfrm>
                       <a:off x="0" y="0"/>
-                      <a:ext cx="4994288" cy="348439"/>
+                      <a:ext cx="3789716" cy="377175"/>
                     </a:xfrm>
                     <a:prstGeom prst="rect">
                       <a:avLst/>
@@ -3028,81 +3018,58 @@
           <w:szCs w:val="24"/>
           <w:lang w:eastAsia="hu-HU"/>
         </w:rPr>
-        <w:t>Speciális időpontok</w:t>
-      </w:r>
-    </w:p>
-    <w:p>
-      <w:pPr>
+        <w:t xml:space="preserve">HTTP + </w:t>
+      </w:r>
+      <w:proofErr w:type="spellStart"/>
+      <w:r>
+        <w:rPr>
+          <w:rFonts w:ascii="Times New Roman" w:eastAsia="Times New Roman" w:hAnsi="Times New Roman" w:cs="Times New Roman"/>
+          <w:sz w:val="24"/>
+          <w:szCs w:val="24"/>
+          <w:lang w:eastAsia="hu-HU"/>
+        </w:rPr>
+        <w:t>WebSocket</w:t>
+      </w:r>
+      <w:proofErr w:type="spellEnd"/>
+      <w:r>
+        <w:rPr>
+          <w:rFonts w:ascii="Times New Roman" w:eastAsia="Times New Roman" w:hAnsi="Times New Roman" w:cs="Times New Roman"/>
+          <w:sz w:val="24"/>
+          <w:szCs w:val="24"/>
+          <w:lang w:eastAsia="hu-HU"/>
+        </w:rPr>
+        <w:t xml:space="preserve"> vezérlés</w:t>
+      </w:r>
+    </w:p>
+    <w:p>
+      <w:pPr>
+        <w:spacing w:after="0" w:line="240" w:lineRule="auto"/>
+        <w:rPr>
+          <w:rFonts w:ascii="Times New Roman" w:eastAsia="Times New Roman" w:hAnsi="Times New Roman" w:cs="Times New Roman"/>
+          <w:sz w:val="24"/>
+          <w:szCs w:val="24"/>
+          <w:lang w:eastAsia="hu-HU"/>
+        </w:rPr>
+      </w:pPr>
+      <w:r>
+        <w:rPr>
+          <w:rFonts w:ascii="Times New Roman" w:eastAsia="Times New Roman" w:hAnsi="Times New Roman" w:cs="Times New Roman"/>
+          <w:sz w:val="24"/>
+          <w:szCs w:val="24"/>
+          <w:lang w:eastAsia="hu-HU"/>
+        </w:rPr>
+        <w:pict w14:anchorId="2F0D3564">
+          <v:rect id="_x0000_i1034" style="width:0;height:1.5pt" o:hralign="center" o:hrstd="t" o:hr="t" fillcolor="#a0a0a0" stroked="f"/>
+        </w:pict>
+      </w:r>
+    </w:p>
+    <w:p>
+      <w:pPr>
+        <w:pStyle w:val="Listaszerbekezds"/>
         <w:numPr>
           <w:ilvl w:val="0"/>
-          <w:numId w:val="9"/>
+          <w:numId w:val="2"/>
         </w:numPr>
-        <w:spacing w:before="100" w:beforeAutospacing="1" w:after="100" w:afterAutospacing="1" w:line="240" w:lineRule="auto"/>
-        <w:rPr>
-          <w:rFonts w:ascii="Times New Roman" w:eastAsia="Times New Roman" w:hAnsi="Times New Roman" w:cs="Times New Roman"/>
-          <w:sz w:val="24"/>
-          <w:szCs w:val="24"/>
-          <w:lang w:eastAsia="hu-HU"/>
-        </w:rPr>
-      </w:pPr>
-      <w:r>
-        <w:rPr>
-          <w:rFonts w:ascii="Times New Roman" w:eastAsia="Times New Roman" w:hAnsi="Times New Roman" w:cs="Times New Roman"/>
-          <w:sz w:val="24"/>
-          <w:szCs w:val="24"/>
-          <w:lang w:eastAsia="hu-HU"/>
-        </w:rPr>
-        <w:t>ezeknél rövid csengés megy</w:t>
-      </w:r>
-    </w:p>
-    <w:p>
-      <w:pPr>
-        <w:numPr>
-          <w:ilvl w:val="0"/>
-          <w:numId w:val="9"/>
-        </w:numPr>
-        <w:spacing w:before="100" w:beforeAutospacing="1" w:after="100" w:afterAutospacing="1" w:line="240" w:lineRule="auto"/>
-        <w:rPr>
-          <w:rFonts w:ascii="Times New Roman" w:eastAsia="Times New Roman" w:hAnsi="Times New Roman" w:cs="Times New Roman"/>
-          <w:sz w:val="24"/>
-          <w:szCs w:val="24"/>
-          <w:lang w:eastAsia="hu-HU"/>
-        </w:rPr>
-      </w:pPr>
-      <w:r>
-        <w:rPr>
-          <w:rFonts w:ascii="Times New Roman" w:eastAsia="Times New Roman" w:hAnsi="Times New Roman" w:cs="Times New Roman"/>
-          <w:sz w:val="24"/>
-          <w:szCs w:val="24"/>
-          <w:lang w:eastAsia="hu-HU"/>
-        </w:rPr>
-        <w:t>nem a hosszú</w:t>
-      </w:r>
-    </w:p>
-    <w:p>
-      <w:pPr>
-        <w:spacing w:after="0" w:line="240" w:lineRule="auto"/>
-        <w:rPr>
-          <w:rFonts w:ascii="Times New Roman" w:eastAsia="Times New Roman" w:hAnsi="Times New Roman" w:cs="Times New Roman"/>
-          <w:sz w:val="24"/>
-          <w:szCs w:val="24"/>
-          <w:lang w:eastAsia="hu-HU"/>
-        </w:rPr>
-      </w:pPr>
-      <w:r>
-        <w:rPr>
-          <w:rFonts w:ascii="Times New Roman" w:eastAsia="Times New Roman" w:hAnsi="Times New Roman" w:cs="Times New Roman"/>
-          <w:sz w:val="24"/>
-          <w:szCs w:val="24"/>
-          <w:lang w:eastAsia="hu-HU"/>
-        </w:rPr>
-        <w:pict w14:anchorId="28C61406">
-          <v:rect id="_x0000_i1038" style="width:0;height:1.5pt" o:hralign="center" o:hrstd="t" o:hr="t" fillcolor="#a0a0a0" stroked="f"/>
-        </w:pict>
-      </w:r>
-    </w:p>
-    <w:p>
-      <w:pPr>
         <w:spacing w:before="100" w:beforeAutospacing="1" w:after="100" w:afterAutospacing="1" w:line="240" w:lineRule="auto"/>
         <w:jc w:val="center"/>
         <w:outlineLvl w:val="1"/>
@@ -3130,13 +3097,13 @@
           <w:u w:val="single"/>
           <w:lang w:eastAsia="hu-HU"/>
         </w:rPr>
-        <w:t>VÉSZLEÁLLÍTÁS (X)</w:t>
-      </w:r>
-    </w:p>
-    <w:p>
-      <w:pPr>
-        <w:spacing w:before="100" w:beforeAutospacing="1" w:after="100" w:afterAutospacing="1" w:line="240" w:lineRule="auto"/>
-        <w:jc w:val="center"/>
+        <w:t>Rövid csengések</w:t>
+      </w:r>
+    </w:p>
+    <w:p>
+      <w:pPr>
+        <w:pStyle w:val="Listaszerbekezds"/>
+        <w:spacing w:before="100" w:beforeAutospacing="1" w:after="100" w:afterAutospacing="1" w:line="240" w:lineRule="auto"/>
         <w:outlineLvl w:val="1"/>
         <w:rPr>
           <w:rFonts w:ascii="Times New Roman" w:eastAsia="Times New Roman" w:hAnsi="Times New Roman" w:cs="Times New Roman"/>
@@ -3150,15 +3117,34 @@
           <w:lang w:eastAsia="hu-HU"/>
         </w:rPr>
       </w:pPr>
+    </w:p>
+    <w:p>
+      <w:pPr>
+        <w:pStyle w:val="Listaszerbekezds"/>
+        <w:spacing w:before="100" w:beforeAutospacing="1" w:after="100" w:afterAutospacing="1" w:line="240" w:lineRule="auto"/>
+        <w:jc w:val="center"/>
+        <w:outlineLvl w:val="1"/>
+        <w:rPr>
+          <w:rFonts w:ascii="Times New Roman" w:eastAsia="Times New Roman" w:hAnsi="Times New Roman" w:cs="Times New Roman"/>
+          <w:b/>
+          <w:bCs/>
+          <w:i/>
+          <w:iCs/>
+          <w:sz w:val="32"/>
+          <w:szCs w:val="32"/>
+          <w:u w:val="single"/>
+          <w:lang w:eastAsia="hu-HU"/>
+        </w:rPr>
+      </w:pPr>
       <w:r>
         <w:rPr>
           <w:noProof/>
         </w:rPr>
         <w:drawing>
-          <wp:inline distT="0" distB="0" distL="0" distR="0" wp14:anchorId="30F475FC" wp14:editId="31ECCE9E">
-            <wp:extent cx="3062629" cy="440666"/>
-            <wp:effectExtent l="0" t="0" r="4445" b="0"/>
-            <wp:docPr id="14" name="Kép 14"/>
+          <wp:inline distT="0" distB="0" distL="0" distR="0" wp14:anchorId="50429E3D" wp14:editId="525A4D39">
+            <wp:extent cx="4930351" cy="343978"/>
+            <wp:effectExtent l="0" t="0" r="0" b="0"/>
+            <wp:docPr id="13" name="Kép 13"/>
             <wp:cNvGraphicFramePr>
               <a:graphicFrameLocks xmlns:a="http://schemas.openxmlformats.org/drawingml/2006/main" noChangeAspect="1"/>
             </wp:cNvGraphicFramePr>
@@ -3178,6 +3164,380 @@
                   <pic:spPr>
                     <a:xfrm>
                       <a:off x="0" y="0"/>
+                      <a:ext cx="4994288" cy="348439"/>
+                    </a:xfrm>
+                    <a:prstGeom prst="rect">
+                      <a:avLst/>
+                    </a:prstGeom>
+                  </pic:spPr>
+                </pic:pic>
+              </a:graphicData>
+            </a:graphic>
+          </wp:inline>
+        </w:drawing>
+      </w:r>
+    </w:p>
+    <w:p>
+      <w:pPr>
+        <w:spacing w:before="100" w:beforeAutospacing="1" w:after="100" w:afterAutospacing="1" w:line="240" w:lineRule="auto"/>
+        <w:rPr>
+          <w:rFonts w:ascii="Times New Roman" w:eastAsia="Times New Roman" w:hAnsi="Times New Roman" w:cs="Times New Roman"/>
+          <w:sz w:val="24"/>
+          <w:szCs w:val="24"/>
+          <w:lang w:eastAsia="hu-HU"/>
+        </w:rPr>
+      </w:pPr>
+      <w:r>
+        <w:rPr>
+          <w:rFonts w:ascii="Times New Roman" w:eastAsia="Times New Roman" w:hAnsi="Times New Roman" w:cs="Times New Roman"/>
+          <w:sz w:val="24"/>
+          <w:szCs w:val="24"/>
+          <w:lang w:eastAsia="hu-HU"/>
+        </w:rPr>
+        <w:t>Speciális időpontok</w:t>
+      </w:r>
+    </w:p>
+    <w:p>
+      <w:pPr>
+        <w:numPr>
+          <w:ilvl w:val="0"/>
+          <w:numId w:val="9"/>
+        </w:numPr>
+        <w:spacing w:before="100" w:beforeAutospacing="1" w:after="100" w:afterAutospacing="1" w:line="240" w:lineRule="auto"/>
+        <w:rPr>
+          <w:rFonts w:ascii="Times New Roman" w:eastAsia="Times New Roman" w:hAnsi="Times New Roman" w:cs="Times New Roman"/>
+          <w:sz w:val="24"/>
+          <w:szCs w:val="24"/>
+          <w:lang w:eastAsia="hu-HU"/>
+        </w:rPr>
+      </w:pPr>
+      <w:r>
+        <w:rPr>
+          <w:rFonts w:ascii="Times New Roman" w:eastAsia="Times New Roman" w:hAnsi="Times New Roman" w:cs="Times New Roman"/>
+          <w:sz w:val="24"/>
+          <w:szCs w:val="24"/>
+          <w:lang w:eastAsia="hu-HU"/>
+        </w:rPr>
+        <w:t>ezeknél rövid csengés megy</w:t>
+      </w:r>
+    </w:p>
+    <w:p>
+      <w:pPr>
+        <w:numPr>
+          <w:ilvl w:val="0"/>
+          <w:numId w:val="9"/>
+        </w:numPr>
+        <w:spacing w:before="100" w:beforeAutospacing="1" w:after="100" w:afterAutospacing="1" w:line="240" w:lineRule="auto"/>
+        <w:rPr>
+          <w:rFonts w:ascii="Times New Roman" w:eastAsia="Times New Roman" w:hAnsi="Times New Roman" w:cs="Times New Roman"/>
+          <w:sz w:val="24"/>
+          <w:szCs w:val="24"/>
+          <w:lang w:eastAsia="hu-HU"/>
+        </w:rPr>
+      </w:pPr>
+      <w:r>
+        <w:rPr>
+          <w:rFonts w:ascii="Times New Roman" w:eastAsia="Times New Roman" w:hAnsi="Times New Roman" w:cs="Times New Roman"/>
+          <w:sz w:val="24"/>
+          <w:szCs w:val="24"/>
+          <w:lang w:eastAsia="hu-HU"/>
+        </w:rPr>
+        <w:t>nem a hosszú</w:t>
+      </w:r>
+    </w:p>
+    <w:p>
+      <w:pPr>
+        <w:spacing w:after="0" w:line="240" w:lineRule="auto"/>
+        <w:rPr>
+          <w:rFonts w:ascii="Times New Roman" w:eastAsia="Times New Roman" w:hAnsi="Times New Roman" w:cs="Times New Roman"/>
+          <w:sz w:val="24"/>
+          <w:szCs w:val="24"/>
+          <w:lang w:eastAsia="hu-HU"/>
+        </w:rPr>
+      </w:pPr>
+      <w:r>
+        <w:rPr>
+          <w:rFonts w:ascii="Times New Roman" w:eastAsia="Times New Roman" w:hAnsi="Times New Roman" w:cs="Times New Roman"/>
+          <w:sz w:val="24"/>
+          <w:szCs w:val="24"/>
+          <w:lang w:eastAsia="hu-HU"/>
+        </w:rPr>
+        <w:pict w14:anchorId="28C61406">
+          <v:rect id="_x0000_i1035" style="width:0;height:1.5pt" o:hralign="center" o:hrstd="t" o:hr="t" fillcolor="#a0a0a0" stroked="f"/>
+        </w:pict>
+      </w:r>
+    </w:p>
+    <w:p>
+      <w:pPr>
+        <w:spacing w:before="100" w:beforeAutospacing="1" w:after="100" w:afterAutospacing="1" w:line="240" w:lineRule="auto"/>
+        <w:jc w:val="center"/>
+        <w:outlineLvl w:val="1"/>
+        <w:rPr>
+          <w:rFonts w:ascii="Times New Roman" w:eastAsia="Times New Roman" w:hAnsi="Times New Roman" w:cs="Times New Roman"/>
+          <w:b/>
+          <w:bCs/>
+          <w:i/>
+          <w:iCs/>
+          <w:sz w:val="32"/>
+          <w:szCs w:val="32"/>
+          <w:u w:val="single"/>
+          <w:lang w:eastAsia="hu-HU"/>
+        </w:rPr>
+      </w:pPr>
+      <w:r>
+        <w:rPr>
+          <w:rFonts w:ascii="Times New Roman" w:eastAsia="Times New Roman" w:hAnsi="Times New Roman" w:cs="Times New Roman"/>
+          <w:b/>
+          <w:bCs/>
+          <w:i/>
+          <w:iCs/>
+          <w:sz w:val="32"/>
+          <w:szCs w:val="32"/>
+          <w:lang w:eastAsia="hu-HU"/>
+        </w:rPr>
+        <w:t>12.</w:t>
+      </w:r>
+      <w:r>
+        <w:rPr>
+          <w:rFonts w:ascii="Times New Roman" w:eastAsia="Times New Roman" w:hAnsi="Times New Roman" w:cs="Times New Roman"/>
+          <w:b/>
+          <w:bCs/>
+          <w:i/>
+          <w:iCs/>
+          <w:sz w:val="32"/>
+          <w:szCs w:val="32"/>
+          <w:lang w:eastAsia="hu-HU"/>
+        </w:rPr>
+        <w:t xml:space="preserve">   </w:t>
+      </w:r>
+      <w:r>
+        <w:rPr>
+          <w:rFonts w:ascii="Times New Roman" w:eastAsia="Times New Roman" w:hAnsi="Times New Roman" w:cs="Times New Roman"/>
+          <w:b/>
+          <w:bCs/>
+          <w:i/>
+          <w:iCs/>
+          <w:sz w:val="32"/>
+          <w:szCs w:val="32"/>
+          <w:u w:val="single"/>
+          <w:lang w:eastAsia="hu-HU"/>
+        </w:rPr>
+        <w:t>Dátum felül írások</w:t>
+      </w:r>
+    </w:p>
+    <w:p>
+      <w:pPr>
+        <w:spacing w:before="100" w:beforeAutospacing="1" w:after="100" w:afterAutospacing="1" w:line="240" w:lineRule="auto"/>
+        <w:jc w:val="center"/>
+        <w:outlineLvl w:val="1"/>
+        <w:rPr>
+          <w:rFonts w:ascii="Times New Roman" w:eastAsia="Times New Roman" w:hAnsi="Times New Roman" w:cs="Times New Roman"/>
+          <w:b/>
+          <w:bCs/>
+          <w:i/>
+          <w:iCs/>
+          <w:sz w:val="32"/>
+          <w:szCs w:val="32"/>
+          <w:u w:val="single"/>
+          <w:lang w:eastAsia="hu-HU"/>
+        </w:rPr>
+      </w:pPr>
+      <w:r>
+        <w:rPr>
+          <w:noProof/>
+        </w:rPr>
+        <w:drawing>
+          <wp:anchor distT="0" distB="0" distL="114300" distR="114300" simplePos="0" relativeHeight="251689984" behindDoc="1" locked="0" layoutInCell="1" allowOverlap="1" wp14:anchorId="1D752A8F" wp14:editId="04A95563">
+            <wp:simplePos x="0" y="0"/>
+            <wp:positionH relativeFrom="column">
+              <wp:posOffset>773430</wp:posOffset>
+            </wp:positionH>
+            <wp:positionV relativeFrom="paragraph">
+              <wp:posOffset>50165</wp:posOffset>
+            </wp:positionV>
+            <wp:extent cx="3859530" cy="352425"/>
+            <wp:effectExtent l="0" t="0" r="7620" b="9525"/>
+            <wp:wrapTight wrapText="bothSides">
+              <wp:wrapPolygon edited="0">
+                <wp:start x="0" y="0"/>
+                <wp:lineTo x="0" y="21016"/>
+                <wp:lineTo x="21536" y="21016"/>
+                <wp:lineTo x="21536" y="0"/>
+                <wp:lineTo x="0" y="0"/>
+              </wp:wrapPolygon>
+            </wp:wrapTight>
+            <wp:docPr id="7" name="Kép 7"/>
+            <wp:cNvGraphicFramePr>
+              <a:graphicFrameLocks xmlns:a="http://schemas.openxmlformats.org/drawingml/2006/main" noChangeAspect="1"/>
+            </wp:cNvGraphicFramePr>
+            <a:graphic xmlns:a="http://schemas.openxmlformats.org/drawingml/2006/main">
+              <a:graphicData uri="http://schemas.openxmlformats.org/drawingml/2006/picture">
+                <pic:pic xmlns:pic="http://schemas.openxmlformats.org/drawingml/2006/picture">
+                  <pic:nvPicPr>
+                    <pic:cNvPr id="1" name=""/>
+                    <pic:cNvPicPr/>
+                  </pic:nvPicPr>
+                  <pic:blipFill>
+                    <a:blip r:embed="rId20">
+                      <a:extLst>
+                        <a:ext uri="{28A0092B-C50C-407E-A947-70E740481C1C}">
+                          <a14:useLocalDpi xmlns:a14="http://schemas.microsoft.com/office/drawing/2010/main" val="0"/>
+                        </a:ext>
+                      </a:extLst>
+                    </a:blip>
+                    <a:stretch>
+                      <a:fillRect/>
+                    </a:stretch>
+                  </pic:blipFill>
+                  <pic:spPr>
+                    <a:xfrm>
+                      <a:off x="0" y="0"/>
+                      <a:ext cx="3859530" cy="352425"/>
+                    </a:xfrm>
+                    <a:prstGeom prst="rect">
+                      <a:avLst/>
+                    </a:prstGeom>
+                  </pic:spPr>
+                </pic:pic>
+              </a:graphicData>
+            </a:graphic>
+            <wp14:sizeRelH relativeFrom="margin">
+              <wp14:pctWidth>0</wp14:pctWidth>
+            </wp14:sizeRelH>
+            <wp14:sizeRelV relativeFrom="margin">
+              <wp14:pctHeight>0</wp14:pctHeight>
+            </wp14:sizeRelV>
+          </wp:anchor>
+        </w:drawing>
+      </w:r>
+    </w:p>
+    <w:p>
+      <w:pPr>
+        <w:spacing w:before="100" w:beforeAutospacing="1" w:after="100" w:afterAutospacing="1" w:line="240" w:lineRule="auto"/>
+        <w:rPr>
+          <w:rFonts w:ascii="Times New Roman" w:eastAsia="Times New Roman" w:hAnsi="Times New Roman" w:cs="Times New Roman"/>
+          <w:sz w:val="24"/>
+          <w:szCs w:val="24"/>
+          <w:lang w:eastAsia="hu-HU"/>
+        </w:rPr>
+      </w:pPr>
+    </w:p>
+    <w:p>
+      <w:pPr>
+        <w:spacing w:before="100" w:beforeAutospacing="1" w:after="100" w:afterAutospacing="1" w:line="240" w:lineRule="auto"/>
+        <w:rPr>
+          <w:rFonts w:ascii="Times New Roman" w:eastAsia="Times New Roman" w:hAnsi="Times New Roman" w:cs="Times New Roman"/>
+          <w:sz w:val="24"/>
+          <w:szCs w:val="24"/>
+          <w:lang w:eastAsia="hu-HU"/>
+        </w:rPr>
+      </w:pPr>
+      <w:r>
+        <w:rPr>
+          <w:rFonts w:ascii="Times New Roman" w:eastAsia="Times New Roman" w:hAnsi="Times New Roman" w:cs="Times New Roman"/>
+          <w:sz w:val="24"/>
+          <w:szCs w:val="24"/>
+          <w:lang w:eastAsia="hu-HU"/>
+        </w:rPr>
+        <w:t>Egy napra felül írja a csengési rendet</w:t>
+      </w:r>
+    </w:p>
+    <w:p>
+      <w:pPr>
+        <w:spacing w:before="100" w:beforeAutospacing="1" w:after="100" w:afterAutospacing="1" w:line="240" w:lineRule="auto"/>
+        <w:jc w:val="center"/>
+        <w:outlineLvl w:val="1"/>
+        <w:rPr>
+          <w:rFonts w:ascii="Times New Roman" w:eastAsia="Times New Roman" w:hAnsi="Times New Roman" w:cs="Times New Roman"/>
+          <w:b/>
+          <w:bCs/>
+          <w:i/>
+          <w:iCs/>
+          <w:sz w:val="32"/>
+          <w:szCs w:val="32"/>
+          <w:u w:val="single"/>
+          <w:lang w:eastAsia="hu-HU"/>
+        </w:rPr>
+      </w:pPr>
+    </w:p>
+    <w:p>
+      <w:pPr>
+        <w:spacing w:before="100" w:beforeAutospacing="1" w:after="100" w:afterAutospacing="1" w:line="240" w:lineRule="auto"/>
+        <w:jc w:val="center"/>
+        <w:outlineLvl w:val="1"/>
+        <w:rPr>
+          <w:rFonts w:ascii="Times New Roman" w:eastAsia="Times New Roman" w:hAnsi="Times New Roman" w:cs="Times New Roman"/>
+          <w:b/>
+          <w:bCs/>
+          <w:i/>
+          <w:iCs/>
+          <w:sz w:val="32"/>
+          <w:szCs w:val="32"/>
+          <w:u w:val="single"/>
+          <w:lang w:eastAsia="hu-HU"/>
+        </w:rPr>
+      </w:pPr>
+      <w:r>
+        <w:rPr>
+          <w:rFonts w:ascii="Times New Roman" w:eastAsia="Times New Roman" w:hAnsi="Times New Roman" w:cs="Times New Roman"/>
+          <w:b/>
+          <w:bCs/>
+          <w:i/>
+          <w:iCs/>
+          <w:sz w:val="32"/>
+          <w:szCs w:val="32"/>
+          <w:u w:val="single"/>
+          <w:lang w:eastAsia="hu-HU"/>
+        </w:rPr>
+        <w:lastRenderedPageBreak/>
+        <w:t>VÉSZLEÁLLÍTÁS (X)</w:t>
+      </w:r>
+    </w:p>
+    <w:p>
+      <w:pPr>
+        <w:spacing w:before="100" w:beforeAutospacing="1" w:after="100" w:afterAutospacing="1" w:line="240" w:lineRule="auto"/>
+        <w:jc w:val="center"/>
+        <w:outlineLvl w:val="1"/>
+        <w:rPr>
+          <w:rFonts w:ascii="Times New Roman" w:eastAsia="Times New Roman" w:hAnsi="Times New Roman" w:cs="Times New Roman"/>
+          <w:b/>
+          <w:bCs/>
+          <w:i/>
+          <w:iCs/>
+          <w:sz w:val="32"/>
+          <w:szCs w:val="32"/>
+          <w:u w:val="single"/>
+          <w:lang w:eastAsia="hu-HU"/>
+        </w:rPr>
+      </w:pPr>
+      <w:r>
+        <w:rPr>
+          <w:noProof/>
+        </w:rPr>
+        <w:drawing>
+          <wp:inline distT="0" distB="0" distL="0" distR="0" wp14:anchorId="30F475FC" wp14:editId="31ECCE9E">
+            <wp:extent cx="3062629" cy="440666"/>
+            <wp:effectExtent l="0" t="0" r="4445" b="0"/>
+            <wp:docPr id="14" name="Kép 14"/>
+            <wp:cNvGraphicFramePr>
+              <a:graphicFrameLocks xmlns:a="http://schemas.openxmlformats.org/drawingml/2006/main" noChangeAspect="1"/>
+            </wp:cNvGraphicFramePr>
+            <a:graphic xmlns:a="http://schemas.openxmlformats.org/drawingml/2006/main">
+              <a:graphicData uri="http://schemas.openxmlformats.org/drawingml/2006/picture">
+                <pic:pic xmlns:pic="http://schemas.openxmlformats.org/drawingml/2006/picture">
+                  <pic:nvPicPr>
+                    <pic:cNvPr id="1" name=""/>
+                    <pic:cNvPicPr/>
+                  </pic:nvPicPr>
+                  <pic:blipFill>
+                    <a:blip r:embed="rId21"/>
+                    <a:stretch>
+                      <a:fillRect/>
+                    </a:stretch>
+                  </pic:blipFill>
+                  <pic:spPr>
+                    <a:xfrm>
+                      <a:off x="0" y="0"/>
                       <a:ext cx="3224712" cy="463987"/>
                     </a:xfrm>
                     <a:prstGeom prst="rect">
@@ -3376,7 +3736,7 @@
           <w:lang w:eastAsia="hu-HU"/>
         </w:rPr>
         <w:pict w14:anchorId="51FAE3B9">
-          <v:rect id="_x0000_i1039" style="width:0;height:1.5pt" o:hralign="center" o:hrstd="t" o:hr="t" fillcolor="#a0a0a0" stroked="f"/>
+          <v:rect id="_x0000_i1036" style="width:0;height:1.5pt" o:hralign="center" o:hrstd="t" o:hr="t" fillcolor="#a0a0a0" stroked="f"/>
         </w:pict>
       </w:r>
     </w:p>
@@ -3480,7 +3840,6 @@
           <w:szCs w:val="24"/>
           <w:lang w:eastAsia="hu-HU"/>
         </w:rPr>
-        <w:lastRenderedPageBreak/>
         <w:t>másodpercenként fut</w:t>
       </w:r>
     </w:p>
@@ -3578,6 +3937,30 @@
     </w:p>
     <w:p>
       <w:pPr>
+        <w:numPr>
+          <w:ilvl w:val="1"/>
+          <w:numId w:val="11"/>
+        </w:numPr>
+        <w:spacing w:before="100" w:beforeAutospacing="1" w:after="100" w:afterAutospacing="1" w:line="240" w:lineRule="auto"/>
+        <w:rPr>
+          <w:rFonts w:ascii="Times New Roman" w:eastAsia="Times New Roman" w:hAnsi="Times New Roman" w:cs="Times New Roman"/>
+          <w:sz w:val="24"/>
+          <w:szCs w:val="24"/>
+          <w:lang w:eastAsia="hu-HU"/>
+        </w:rPr>
+      </w:pPr>
+      <w:r>
+        <w:rPr>
+          <w:rFonts w:ascii="Times New Roman" w:eastAsia="Times New Roman" w:hAnsi="Times New Roman" w:cs="Times New Roman"/>
+          <w:sz w:val="24"/>
+          <w:szCs w:val="24"/>
+          <w:lang w:eastAsia="hu-HU"/>
+        </w:rPr>
+        <w:t xml:space="preserve">Van e felül írás </w:t>
+      </w:r>
+    </w:p>
+    <w:p>
+      <w:pPr>
         <w:spacing w:before="100" w:beforeAutospacing="1" w:after="100" w:afterAutospacing="1" w:line="240" w:lineRule="auto"/>
         <w:rPr>
           <w:rFonts w:ascii="Times New Roman" w:eastAsia="Times New Roman" w:hAnsi="Times New Roman" w:cs="Times New Roman"/>
@@ -3741,7 +4124,7 @@
           <w:lang w:eastAsia="hu-HU"/>
         </w:rPr>
         <w:pict w14:anchorId="20FF1D3B">
-          <v:rect id="_x0000_i1040" style="width:0;height:1.5pt" o:hralign="center" o:hrstd="t" o:hr="t" fillcolor="#a0a0a0" stroked="f"/>
+          <v:rect id="_x0000_i1037" style="width:0;height:1.5pt" o:hralign="center" o:hrstd="t" o:hr="t" fillcolor="#a0a0a0" stroked="f"/>
         </w:pict>
       </w:r>
     </w:p>
@@ -3945,23 +4328,9 @@
           <w:lang w:eastAsia="hu-HU"/>
         </w:rPr>
       </w:pPr>
-      <w:r>
-        <w:rPr>
-          <w:rFonts w:ascii="Times New Roman" w:eastAsia="Times New Roman" w:hAnsi="Times New Roman" w:cs="Times New Roman"/>
-          <w:sz w:val="24"/>
-          <w:szCs w:val="24"/>
-          <w:lang w:eastAsia="hu-HU"/>
-        </w:rPr>
-        <w:pict w14:anchorId="76111EEC">
-          <v:rect id="_x0000_i1041" style="width:0;height:1.5pt" o:hralign="center" o:hrstd="t" o:hr="t" fillcolor="#a0a0a0" stroked="f"/>
-        </w:pict>
-      </w:r>
-    </w:p>
-    <w:p>
-      <w:pPr>
-        <w:spacing w:before="100" w:beforeAutospacing="1" w:after="100" w:afterAutospacing="1" w:line="240" w:lineRule="auto"/>
-        <w:jc w:val="center"/>
-        <w:outlineLvl w:val="0"/>
+    </w:p>
+    <w:p>
+      <w:pPr>
         <w:rPr>
           <w:rFonts w:ascii="Times New Roman" w:eastAsia="Times New Roman" w:hAnsi="Times New Roman" w:cs="Times New Roman"/>
           <w:b/>
@@ -3984,6 +4353,37 @@
           <w:u w:val="single"/>
           <w:lang w:eastAsia="hu-HU"/>
         </w:rPr>
+        <w:br w:type="page"/>
+      </w:r>
+    </w:p>
+    <w:p>
+      <w:pPr>
+        <w:spacing w:before="100" w:beforeAutospacing="1" w:after="100" w:afterAutospacing="1" w:line="240" w:lineRule="auto"/>
+        <w:jc w:val="center"/>
+        <w:outlineLvl w:val="0"/>
+        <w:rPr>
+          <w:rFonts w:ascii="Times New Roman" w:eastAsia="Times New Roman" w:hAnsi="Times New Roman" w:cs="Times New Roman"/>
+          <w:b/>
+          <w:bCs/>
+          <w:kern w:val="36"/>
+          <w:sz w:val="48"/>
+          <w:szCs w:val="48"/>
+          <w:u w:val="single"/>
+          <w:lang w:eastAsia="hu-HU"/>
+        </w:rPr>
+      </w:pPr>
+      <w:r>
+        <w:rPr>
+          <w:rFonts w:ascii="Times New Roman" w:eastAsia="Times New Roman" w:hAnsi="Times New Roman" w:cs="Times New Roman"/>
+          <w:b/>
+          <w:bCs/>
+          <w:kern w:val="36"/>
+          <w:sz w:val="48"/>
+          <w:szCs w:val="48"/>
+          <w:u w:val="single"/>
+          <w:lang w:eastAsia="hu-HU"/>
+        </w:rPr>
+        <w:lastRenderedPageBreak/>
         <w:t>DEBOUNCE (VÉDELEM)</w:t>
       </w:r>
     </w:p>
@@ -4112,7 +4512,7 @@
           <w:lang w:eastAsia="hu-HU"/>
         </w:rPr>
         <w:pict w14:anchorId="09DC304F">
-          <v:rect id="_x0000_i1042" style="width:0;height:1.5pt" o:hralign="center" o:hrstd="t" o:hr="t" fillcolor="#a0a0a0" stroked="f"/>
+          <v:rect id="_x0000_i1039" style="width:0;height:1.5pt" o:hralign="center" o:hrstd="t" o:hr="t" fillcolor="#a0a0a0" stroked="f"/>
         </w:pict>
       </w:r>
     </w:p>
@@ -4339,7 +4739,7 @@
           <w:lang w:eastAsia="hu-HU"/>
         </w:rPr>
         <w:pict w14:anchorId="5F3601D1">
-          <v:rect id="_x0000_i1043" style="width:0;height:1.5pt" o:hralign="center" o:hrstd="t" o:hr="t" fillcolor="#a0a0a0" stroked="f"/>
+          <v:rect id="_x0000_i1040" style="width:0;height:1.5pt" o:hralign="center" o:hrstd="t" o:hr="t" fillcolor="#a0a0a0" stroked="f"/>
         </w:pict>
       </w:r>
     </w:p>
@@ -4397,7 +4797,6 @@
           <w:szCs w:val="24"/>
           <w:lang w:eastAsia="hu-HU"/>
         </w:rPr>
-        <w:lastRenderedPageBreak/>
         <w:t>user</w:t>
       </w:r>
       <w:proofErr w:type="spellEnd"/>
@@ -4511,7 +4910,7 @@
           <w:lang w:eastAsia="hu-HU"/>
         </w:rPr>
         <w:pict w14:anchorId="35F094D4">
-          <v:rect id="_x0000_i1044" style="width:0;height:1.5pt" o:hralign="center" o:hrstd="t" o:hr="t" fillcolor="#a0a0a0" stroked="f"/>
+          <v:rect id="_x0000_i1041" style="width:0;height:1.5pt" o:hralign="center" o:hrstd="t" o:hr="t" fillcolor="#a0a0a0" stroked="f"/>
         </w:pict>
       </w:r>
     </w:p>
@@ -4545,630 +4944,29 @@
       </w:pPr>
       <w:r>
         <w:rPr>
-          <w:rFonts w:ascii="Times New Roman" w:eastAsia="Times New Roman" w:hAnsi="Times New Roman" w:cs="Times New Roman"/>
-          <w:b/>
-          <w:bCs/>
-          <w:kern w:val="36"/>
-          <w:sz w:val="48"/>
-          <w:szCs w:val="48"/>
-          <w:u w:val="single"/>
-          <w:lang w:eastAsia="hu-HU"/>
-        </w:rPr>
-        <w:t>WEB VEZÉRLÉS</w:t>
-      </w:r>
-    </w:p>
-    <w:p>
-      <w:pPr>
-        <w:spacing w:before="100" w:beforeAutospacing="1" w:after="100" w:afterAutospacing="1" w:line="240" w:lineRule="auto"/>
-        <w:jc w:val="center"/>
-        <w:outlineLvl w:val="0"/>
-        <w:rPr>
-          <w:rFonts w:ascii="Times New Roman" w:eastAsia="Times New Roman" w:hAnsi="Times New Roman" w:cs="Times New Roman"/>
-          <w:b/>
-          <w:bCs/>
-          <w:kern w:val="36"/>
-          <w:sz w:val="48"/>
-          <w:szCs w:val="48"/>
-          <w:u w:val="single"/>
-          <w:lang w:eastAsia="hu-HU"/>
-        </w:rPr>
-      </w:pPr>
-      <w:r>
-        <w:rPr>
           <w:noProof/>
         </w:rPr>
         <w:drawing>
-          <wp:inline distT="0" distB="0" distL="0" distR="0" wp14:anchorId="34938319" wp14:editId="19F26CE2">
-            <wp:extent cx="6406048" cy="3224213"/>
-            <wp:effectExtent l="0" t="0" r="0" b="0"/>
-            <wp:docPr id="15" name="Kép 15"/>
-            <wp:cNvGraphicFramePr>
-              <a:graphicFrameLocks xmlns:a="http://schemas.openxmlformats.org/drawingml/2006/main" noChangeAspect="1"/>
-            </wp:cNvGraphicFramePr>
-            <a:graphic xmlns:a="http://schemas.openxmlformats.org/drawingml/2006/main">
-              <a:graphicData uri="http://schemas.openxmlformats.org/drawingml/2006/picture">
-                <pic:pic xmlns:pic="http://schemas.openxmlformats.org/drawingml/2006/picture">
-                  <pic:nvPicPr>
-                    <pic:cNvPr id="1" name=""/>
-                    <pic:cNvPicPr/>
-                  </pic:nvPicPr>
-                  <pic:blipFill>
-                    <a:blip r:embed="rId20"/>
-                    <a:stretch>
-                      <a:fillRect/>
-                    </a:stretch>
-                  </pic:blipFill>
-                  <pic:spPr>
-                    <a:xfrm>
-                      <a:off x="0" y="0"/>
-                      <a:ext cx="6436152" cy="3239364"/>
-                    </a:xfrm>
-                    <a:prstGeom prst="rect">
-                      <a:avLst/>
-                    </a:prstGeom>
-                  </pic:spPr>
-                </pic:pic>
-              </a:graphicData>
-            </a:graphic>
-          </wp:inline>
-        </w:drawing>
-      </w:r>
-    </w:p>
-    <w:p>
-      <w:pPr>
-        <w:spacing w:before="100" w:beforeAutospacing="1" w:after="100" w:afterAutospacing="1" w:line="240" w:lineRule="auto"/>
-        <w:outlineLvl w:val="2"/>
-        <w:rPr>
-          <w:rFonts w:ascii="Times New Roman" w:eastAsia="Times New Roman" w:hAnsi="Times New Roman" w:cs="Times New Roman"/>
-          <w:b/>
-          <w:bCs/>
-          <w:sz w:val="27"/>
-          <w:szCs w:val="27"/>
-          <w:lang w:eastAsia="hu-HU"/>
-        </w:rPr>
-      </w:pPr>
-      <w:r>
-        <w:rPr>
-          <w:rFonts w:ascii="Times New Roman" w:eastAsia="Times New Roman" w:hAnsi="Times New Roman" w:cs="Times New Roman"/>
-          <w:b/>
-          <w:bCs/>
-          <w:sz w:val="27"/>
-          <w:szCs w:val="27"/>
-          <w:lang w:eastAsia="hu-HU"/>
-        </w:rPr>
-        <w:t>Gombok:</w:t>
-      </w:r>
-    </w:p>
-    <w:p>
-      <w:pPr>
-        <w:numPr>
-          <w:ilvl w:val="0"/>
-          <w:numId w:val="17"/>
-        </w:numPr>
-        <w:spacing w:before="100" w:beforeAutospacing="1" w:after="100" w:afterAutospacing="1" w:line="240" w:lineRule="auto"/>
-        <w:rPr>
-          <w:rFonts w:ascii="Times New Roman" w:eastAsia="Times New Roman" w:hAnsi="Times New Roman" w:cs="Times New Roman"/>
-          <w:sz w:val="24"/>
-          <w:szCs w:val="24"/>
-          <w:lang w:eastAsia="hu-HU"/>
-        </w:rPr>
-      </w:pPr>
-      <w:r>
-        <w:rPr>
-          <w:rFonts w:ascii="Times New Roman" w:eastAsia="Times New Roman" w:hAnsi="Times New Roman" w:cs="Times New Roman"/>
-          <w:sz w:val="24"/>
-          <w:szCs w:val="24"/>
-          <w:lang w:eastAsia="hu-HU"/>
-        </w:rPr>
-        <w:t>HIGH → relé ON</w:t>
-      </w:r>
-    </w:p>
-    <w:p>
-      <w:pPr>
-        <w:numPr>
-          <w:ilvl w:val="0"/>
-          <w:numId w:val="17"/>
-        </w:numPr>
-        <w:spacing w:before="100" w:beforeAutospacing="1" w:after="100" w:afterAutospacing="1" w:line="240" w:lineRule="auto"/>
-        <w:rPr>
-          <w:rFonts w:ascii="Times New Roman" w:eastAsia="Times New Roman" w:hAnsi="Times New Roman" w:cs="Times New Roman"/>
-          <w:sz w:val="24"/>
-          <w:szCs w:val="24"/>
-          <w:lang w:eastAsia="hu-HU"/>
-        </w:rPr>
-      </w:pPr>
-      <w:r>
-        <w:rPr>
-          <w:rFonts w:ascii="Times New Roman" w:eastAsia="Times New Roman" w:hAnsi="Times New Roman" w:cs="Times New Roman"/>
-          <w:sz w:val="24"/>
-          <w:szCs w:val="24"/>
-          <w:lang w:eastAsia="hu-HU"/>
-        </w:rPr>
-        <w:t>LOW → relé OFF</w:t>
-      </w:r>
-    </w:p>
-    <w:p>
-      <w:pPr>
-        <w:numPr>
-          <w:ilvl w:val="0"/>
-          <w:numId w:val="17"/>
-        </w:numPr>
-        <w:spacing w:before="100" w:beforeAutospacing="1" w:after="100" w:afterAutospacing="1" w:line="240" w:lineRule="auto"/>
-        <w:rPr>
-          <w:rFonts w:ascii="Times New Roman" w:eastAsia="Times New Roman" w:hAnsi="Times New Roman" w:cs="Times New Roman"/>
-          <w:sz w:val="24"/>
-          <w:szCs w:val="24"/>
-          <w:lang w:eastAsia="hu-HU"/>
-        </w:rPr>
-      </w:pPr>
-      <w:r>
-        <w:rPr>
-          <w:rFonts w:ascii="Times New Roman" w:eastAsia="Times New Roman" w:hAnsi="Times New Roman" w:cs="Times New Roman"/>
-          <w:sz w:val="24"/>
-          <w:szCs w:val="24"/>
-          <w:lang w:eastAsia="hu-HU"/>
-        </w:rPr>
-        <w:t>ENABLE → globális kapcsoló</w:t>
-      </w:r>
-    </w:p>
-    <w:p>
-      <w:pPr>
-        <w:numPr>
-          <w:ilvl w:val="0"/>
-          <w:numId w:val="17"/>
-        </w:numPr>
-        <w:spacing w:before="100" w:beforeAutospacing="1" w:after="100" w:afterAutospacing="1" w:line="240" w:lineRule="auto"/>
-        <w:rPr>
-          <w:rFonts w:ascii="Times New Roman" w:eastAsia="Times New Roman" w:hAnsi="Times New Roman" w:cs="Times New Roman"/>
-          <w:sz w:val="24"/>
-          <w:szCs w:val="24"/>
-          <w:lang w:eastAsia="hu-HU"/>
-        </w:rPr>
-      </w:pPr>
-      <w:r>
-        <w:rPr>
-          <w:rFonts w:ascii="Times New Roman" w:eastAsia="Times New Roman" w:hAnsi="Times New Roman" w:cs="Times New Roman"/>
-          <w:sz w:val="24"/>
-          <w:szCs w:val="24"/>
-          <w:lang w:eastAsia="hu-HU"/>
-        </w:rPr>
-        <w:t>PULSE → impulzus mód</w:t>
-      </w:r>
-    </w:p>
-    <w:p>
-      <w:pPr>
-        <w:numPr>
-          <w:ilvl w:val="0"/>
-          <w:numId w:val="17"/>
-        </w:numPr>
-        <w:spacing w:before="100" w:beforeAutospacing="1" w:after="100" w:afterAutospacing="1" w:line="240" w:lineRule="auto"/>
-        <w:rPr>
-          <w:rFonts w:ascii="Times New Roman" w:eastAsia="Times New Roman" w:hAnsi="Times New Roman" w:cs="Times New Roman"/>
-          <w:sz w:val="24"/>
-          <w:szCs w:val="24"/>
-          <w:lang w:eastAsia="hu-HU"/>
-        </w:rPr>
-      </w:pPr>
-      <w:r>
-        <w:rPr>
-          <w:rFonts w:ascii="Times New Roman" w:eastAsia="Times New Roman" w:hAnsi="Times New Roman" w:cs="Times New Roman"/>
-          <w:sz w:val="24"/>
-          <w:szCs w:val="24"/>
-          <w:lang w:eastAsia="hu-HU"/>
-        </w:rPr>
-        <w:t xml:space="preserve">HÉTVÉGE → </w:t>
-      </w:r>
-      <w:r>
-        <w:rPr>
-          <w:rFonts w:ascii="Times New Roman" w:eastAsia="Times New Roman" w:hAnsi="Times New Roman" w:cs="Times New Roman"/>
-          <w:sz w:val="24"/>
-          <w:szCs w:val="24"/>
-          <w:lang w:eastAsia="hu-HU"/>
-        </w:rPr>
-        <w:t>hétvégén is csengessen</w:t>
-      </w:r>
-    </w:p>
-    <w:p>
-      <w:pPr>
-        <w:numPr>
-          <w:ilvl w:val="0"/>
-          <w:numId w:val="17"/>
-        </w:numPr>
-        <w:spacing w:before="100" w:beforeAutospacing="1" w:after="100" w:afterAutospacing="1" w:line="240" w:lineRule="auto"/>
-        <w:rPr>
-          <w:rFonts w:ascii="Times New Roman" w:eastAsia="Times New Roman" w:hAnsi="Times New Roman" w:cs="Times New Roman"/>
-          <w:sz w:val="24"/>
-          <w:szCs w:val="24"/>
-          <w:lang w:eastAsia="hu-HU"/>
-        </w:rPr>
-      </w:pPr>
-      <w:r>
-        <w:rPr>
-          <w:rFonts w:ascii="Times New Roman" w:eastAsia="Times New Roman" w:hAnsi="Times New Roman" w:cs="Times New Roman"/>
-          <w:sz w:val="24"/>
-          <w:szCs w:val="24"/>
-          <w:lang w:eastAsia="hu-HU"/>
-        </w:rPr>
-        <w:t>CSENGÉS → rövid</w:t>
-      </w:r>
-    </w:p>
-    <w:p>
-      <w:pPr>
-        <w:numPr>
-          <w:ilvl w:val="0"/>
-          <w:numId w:val="17"/>
-        </w:numPr>
-        <w:spacing w:before="100" w:beforeAutospacing="1" w:after="100" w:afterAutospacing="1" w:line="240" w:lineRule="auto"/>
-        <w:rPr>
-          <w:rFonts w:ascii="Times New Roman" w:eastAsia="Times New Roman" w:hAnsi="Times New Roman" w:cs="Times New Roman"/>
-          <w:sz w:val="24"/>
-          <w:szCs w:val="24"/>
-          <w:lang w:eastAsia="hu-HU"/>
-        </w:rPr>
-      </w:pPr>
-      <w:r>
-        <w:rPr>
-          <w:rFonts w:ascii="Times New Roman" w:eastAsia="Times New Roman" w:hAnsi="Times New Roman" w:cs="Times New Roman"/>
-          <w:sz w:val="24"/>
-          <w:szCs w:val="24"/>
-          <w:lang w:eastAsia="hu-HU"/>
-        </w:rPr>
-        <w:t>CSENGÉS (hosszú)</w:t>
-      </w:r>
-    </w:p>
-    <w:p>
-      <w:pPr>
-        <w:spacing w:after="0" w:line="240" w:lineRule="auto"/>
-        <w:rPr>
-          <w:rFonts w:ascii="Times New Roman" w:eastAsia="Times New Roman" w:hAnsi="Times New Roman" w:cs="Times New Roman"/>
-          <w:sz w:val="24"/>
-          <w:szCs w:val="24"/>
-          <w:lang w:eastAsia="hu-HU"/>
-        </w:rPr>
-      </w:pPr>
-      <w:r>
-        <w:rPr>
-          <w:rFonts w:ascii="Times New Roman" w:eastAsia="Times New Roman" w:hAnsi="Times New Roman" w:cs="Times New Roman"/>
-          <w:sz w:val="24"/>
-          <w:szCs w:val="24"/>
-          <w:lang w:eastAsia="hu-HU"/>
-        </w:rPr>
-        <w:pict w14:anchorId="698A640D">
-          <v:rect id="_x0000_i1045" style="width:0;height:1.5pt" o:hralign="center" o:hrstd="t" o:hr="t" fillcolor="#a0a0a0" stroked="f"/>
-        </w:pict>
-      </w:r>
-    </w:p>
-    <w:p>
-      <w:pPr>
-        <w:spacing w:before="100" w:beforeAutospacing="1" w:after="100" w:afterAutospacing="1" w:line="240" w:lineRule="auto"/>
-        <w:jc w:val="center"/>
-        <w:outlineLvl w:val="0"/>
-        <w:rPr>
-          <w:rFonts w:ascii="Times New Roman" w:eastAsia="Times New Roman" w:hAnsi="Times New Roman" w:cs="Times New Roman"/>
-          <w:b/>
-          <w:bCs/>
-          <w:kern w:val="36"/>
-          <w:sz w:val="48"/>
-          <w:szCs w:val="48"/>
-          <w:u w:val="single"/>
-          <w:lang w:eastAsia="hu-HU"/>
-        </w:rPr>
-      </w:pPr>
-      <w:r>
-        <w:rPr>
-          <w:rFonts w:ascii="Times New Roman" w:eastAsia="Times New Roman" w:hAnsi="Times New Roman" w:cs="Times New Roman"/>
-          <w:b/>
-          <w:bCs/>
-          <w:kern w:val="36"/>
-          <w:sz w:val="48"/>
-          <w:szCs w:val="48"/>
-          <w:u w:val="single"/>
-          <w:lang w:eastAsia="hu-HU"/>
-        </w:rPr>
-        <w:t>ÁLLAPOT PANEL</w:t>
-      </w:r>
-    </w:p>
-    <w:p>
-      <w:pPr>
-        <w:spacing w:before="100" w:beforeAutospacing="1" w:after="100" w:afterAutospacing="1" w:line="240" w:lineRule="auto"/>
-        <w:jc w:val="center"/>
-        <w:outlineLvl w:val="0"/>
-        <w:rPr>
-          <w:rFonts w:ascii="Times New Roman" w:eastAsia="Times New Roman" w:hAnsi="Times New Roman" w:cs="Times New Roman"/>
-          <w:b/>
-          <w:bCs/>
-          <w:kern w:val="36"/>
-          <w:sz w:val="48"/>
-          <w:szCs w:val="48"/>
-          <w:u w:val="single"/>
-          <w:lang w:eastAsia="hu-HU"/>
-        </w:rPr>
-      </w:pPr>
-      <w:r>
-        <w:rPr>
-          <w:noProof/>
-        </w:rPr>
-        <w:lastRenderedPageBreak/>
-        <w:drawing>
-          <wp:anchor distT="0" distB="0" distL="114300" distR="114300" simplePos="0" relativeHeight="251659264" behindDoc="1" locked="0" layoutInCell="1" allowOverlap="1" wp14:anchorId="1BC0B13C" wp14:editId="31871576">
+          <wp:anchor distT="0" distB="0" distL="114300" distR="114300" simplePos="0" relativeHeight="251691008" behindDoc="1" locked="0" layoutInCell="1" allowOverlap="1" wp14:anchorId="348A4694" wp14:editId="70FABBAF">
             <wp:simplePos x="0" y="0"/>
             <wp:positionH relativeFrom="margin">
-              <wp:align>right</wp:align>
+              <wp:align>center</wp:align>
             </wp:positionH>
             <wp:positionV relativeFrom="paragraph">
-              <wp:posOffset>9525</wp:posOffset>
+              <wp:posOffset>508635</wp:posOffset>
             </wp:positionV>
-            <wp:extent cx="2305050" cy="2105025"/>
-            <wp:effectExtent l="0" t="0" r="0" b="9525"/>
+            <wp:extent cx="6929975" cy="2266950"/>
+            <wp:effectExtent l="0" t="0" r="4445" b="0"/>
             <wp:wrapTight wrapText="bothSides">
               <wp:wrapPolygon edited="0">
                 <wp:start x="0" y="0"/>
-                <wp:lineTo x="0" y="21502"/>
-                <wp:lineTo x="21421" y="21502"/>
-                <wp:lineTo x="21421" y="0"/>
+                <wp:lineTo x="0" y="21418"/>
+                <wp:lineTo x="21554" y="21418"/>
+                <wp:lineTo x="21554" y="0"/>
                 <wp:lineTo x="0" y="0"/>
               </wp:wrapPolygon>
             </wp:wrapTight>
-            <wp:docPr id="16" name="Kép 16"/>
-            <wp:cNvGraphicFramePr>
-              <a:graphicFrameLocks xmlns:a="http://schemas.openxmlformats.org/drawingml/2006/main" noChangeAspect="1"/>
-            </wp:cNvGraphicFramePr>
-            <a:graphic xmlns:a="http://schemas.openxmlformats.org/drawingml/2006/main">
-              <a:graphicData uri="http://schemas.openxmlformats.org/drawingml/2006/picture">
-                <pic:pic xmlns:pic="http://schemas.openxmlformats.org/drawingml/2006/picture">
-                  <pic:nvPicPr>
-                    <pic:cNvPr id="1" name=""/>
-                    <pic:cNvPicPr/>
-                  </pic:nvPicPr>
-                  <pic:blipFill>
-                    <a:blip r:embed="rId21">
-                      <a:extLst>
-                        <a:ext uri="{28A0092B-C50C-407E-A947-70E740481C1C}">
-                          <a14:useLocalDpi xmlns:a14="http://schemas.microsoft.com/office/drawing/2010/main" val="0"/>
-                        </a:ext>
-                      </a:extLst>
-                    </a:blip>
-                    <a:stretch>
-                      <a:fillRect/>
-                    </a:stretch>
-                  </pic:blipFill>
-                  <pic:spPr>
-                    <a:xfrm>
-                      <a:off x="0" y="0"/>
-                      <a:ext cx="2305050" cy="2105025"/>
-                    </a:xfrm>
-                    <a:prstGeom prst="rect">
-                      <a:avLst/>
-                    </a:prstGeom>
-                  </pic:spPr>
-                </pic:pic>
-              </a:graphicData>
-            </a:graphic>
-          </wp:anchor>
-        </w:drawing>
-      </w:r>
-    </w:p>
-    <w:p>
-      <w:pPr>
-        <w:spacing w:before="100" w:beforeAutospacing="1" w:after="100" w:afterAutospacing="1" w:line="240" w:lineRule="auto"/>
-        <w:rPr>
-          <w:rFonts w:ascii="Times New Roman" w:eastAsia="Times New Roman" w:hAnsi="Times New Roman" w:cs="Times New Roman"/>
-          <w:sz w:val="24"/>
-          <w:szCs w:val="24"/>
-          <w:lang w:eastAsia="hu-HU"/>
-        </w:rPr>
-      </w:pPr>
-      <w:r>
-        <w:rPr>
-          <w:rFonts w:ascii="Times New Roman" w:eastAsia="Times New Roman" w:hAnsi="Times New Roman" w:cs="Times New Roman"/>
-          <w:sz w:val="24"/>
-          <w:szCs w:val="24"/>
-          <w:lang w:eastAsia="hu-HU"/>
-        </w:rPr>
-        <w:t>Mutatja:</w:t>
-      </w:r>
-    </w:p>
-    <w:p>
-      <w:pPr>
-        <w:numPr>
-          <w:ilvl w:val="0"/>
-          <w:numId w:val="18"/>
-        </w:numPr>
-        <w:spacing w:before="100" w:beforeAutospacing="1" w:after="100" w:afterAutospacing="1" w:line="240" w:lineRule="auto"/>
-        <w:rPr>
-          <w:rFonts w:ascii="Times New Roman" w:eastAsia="Times New Roman" w:hAnsi="Times New Roman" w:cs="Times New Roman"/>
-          <w:sz w:val="24"/>
-          <w:szCs w:val="24"/>
-          <w:lang w:eastAsia="hu-HU"/>
-        </w:rPr>
-      </w:pPr>
-      <w:r>
-        <w:rPr>
-          <w:rFonts w:ascii="Times New Roman" w:eastAsia="Times New Roman" w:hAnsi="Times New Roman" w:cs="Times New Roman"/>
-          <w:sz w:val="24"/>
-          <w:szCs w:val="24"/>
-          <w:lang w:eastAsia="hu-HU"/>
-        </w:rPr>
-        <w:t>aktuális idő</w:t>
-      </w:r>
-    </w:p>
-    <w:p>
-      <w:pPr>
-        <w:numPr>
-          <w:ilvl w:val="0"/>
-          <w:numId w:val="18"/>
-        </w:numPr>
-        <w:spacing w:before="100" w:beforeAutospacing="1" w:after="100" w:afterAutospacing="1" w:line="240" w:lineRule="auto"/>
-        <w:rPr>
-          <w:rFonts w:ascii="Times New Roman" w:eastAsia="Times New Roman" w:hAnsi="Times New Roman" w:cs="Times New Roman"/>
-          <w:sz w:val="24"/>
-          <w:szCs w:val="24"/>
-          <w:lang w:eastAsia="hu-HU"/>
-        </w:rPr>
-      </w:pPr>
-      <w:r>
-        <w:rPr>
-          <w:rFonts w:ascii="Times New Roman" w:eastAsia="Times New Roman" w:hAnsi="Times New Roman" w:cs="Times New Roman"/>
-          <w:sz w:val="24"/>
-          <w:szCs w:val="24"/>
-          <w:lang w:eastAsia="hu-HU"/>
-        </w:rPr>
-        <w:t>állapot</w:t>
-      </w:r>
-    </w:p>
-    <w:p>
-      <w:pPr>
-        <w:numPr>
-          <w:ilvl w:val="0"/>
-          <w:numId w:val="18"/>
-        </w:numPr>
-        <w:spacing w:before="100" w:beforeAutospacing="1" w:after="100" w:afterAutospacing="1" w:line="240" w:lineRule="auto"/>
-        <w:rPr>
-          <w:rFonts w:ascii="Times New Roman" w:eastAsia="Times New Roman" w:hAnsi="Times New Roman" w:cs="Times New Roman"/>
-          <w:sz w:val="24"/>
-          <w:szCs w:val="24"/>
-          <w:lang w:eastAsia="hu-HU"/>
-        </w:rPr>
-      </w:pPr>
-      <w:proofErr w:type="spellStart"/>
-      <w:r>
-        <w:rPr>
-          <w:rFonts w:ascii="Times New Roman" w:eastAsia="Times New Roman" w:hAnsi="Times New Roman" w:cs="Times New Roman"/>
-          <w:sz w:val="24"/>
-          <w:szCs w:val="24"/>
-          <w:lang w:eastAsia="hu-HU"/>
-        </w:rPr>
-        <w:t>enabled</w:t>
-      </w:r>
-      <w:proofErr w:type="spellEnd"/>
-    </w:p>
-    <w:p>
-      <w:pPr>
-        <w:numPr>
-          <w:ilvl w:val="0"/>
-          <w:numId w:val="18"/>
-        </w:numPr>
-        <w:spacing w:before="100" w:beforeAutospacing="1" w:after="100" w:afterAutospacing="1" w:line="240" w:lineRule="auto"/>
-        <w:rPr>
-          <w:rFonts w:ascii="Times New Roman" w:eastAsia="Times New Roman" w:hAnsi="Times New Roman" w:cs="Times New Roman"/>
-          <w:sz w:val="24"/>
-          <w:szCs w:val="24"/>
-          <w:lang w:eastAsia="hu-HU"/>
-        </w:rPr>
-      </w:pPr>
-      <w:proofErr w:type="spellStart"/>
-      <w:r>
-        <w:rPr>
-          <w:rFonts w:ascii="Times New Roman" w:eastAsia="Times New Roman" w:hAnsi="Times New Roman" w:cs="Times New Roman"/>
-          <w:sz w:val="24"/>
-          <w:szCs w:val="24"/>
-          <w:lang w:eastAsia="hu-HU"/>
-        </w:rPr>
-        <w:t>pulse</w:t>
-      </w:r>
-      <w:proofErr w:type="spellEnd"/>
-      <w:r>
-        <w:rPr>
-          <w:rFonts w:ascii="Times New Roman" w:eastAsia="Times New Roman" w:hAnsi="Times New Roman" w:cs="Times New Roman"/>
-          <w:sz w:val="24"/>
-          <w:szCs w:val="24"/>
-          <w:lang w:eastAsia="hu-HU"/>
-        </w:rPr>
-        <w:t xml:space="preserve"> mód</w:t>
-      </w:r>
-    </w:p>
-    <w:p>
-      <w:pPr>
-        <w:numPr>
-          <w:ilvl w:val="0"/>
-          <w:numId w:val="18"/>
-        </w:numPr>
-        <w:spacing w:before="100" w:beforeAutospacing="1" w:after="100" w:afterAutospacing="1" w:line="240" w:lineRule="auto"/>
-        <w:rPr>
-          <w:rFonts w:ascii="Times New Roman" w:eastAsia="Times New Roman" w:hAnsi="Times New Roman" w:cs="Times New Roman"/>
-          <w:sz w:val="24"/>
-          <w:szCs w:val="24"/>
-          <w:lang w:eastAsia="hu-HU"/>
-        </w:rPr>
-      </w:pPr>
-      <w:r>
-        <w:rPr>
-          <w:rFonts w:ascii="Times New Roman" w:eastAsia="Times New Roman" w:hAnsi="Times New Roman" w:cs="Times New Roman"/>
-          <w:sz w:val="24"/>
-          <w:szCs w:val="24"/>
-          <w:lang w:eastAsia="hu-HU"/>
-        </w:rPr>
-        <w:t>következő esemény</w:t>
-      </w:r>
-    </w:p>
-    <w:p>
-      <w:pPr>
-        <w:numPr>
-          <w:ilvl w:val="0"/>
-          <w:numId w:val="18"/>
-        </w:numPr>
-        <w:spacing w:before="100" w:beforeAutospacing="1" w:after="100" w:afterAutospacing="1" w:line="240" w:lineRule="auto"/>
-        <w:rPr>
-          <w:rFonts w:ascii="Times New Roman" w:eastAsia="Times New Roman" w:hAnsi="Times New Roman" w:cs="Times New Roman"/>
-          <w:sz w:val="24"/>
-          <w:szCs w:val="24"/>
-          <w:lang w:eastAsia="hu-HU"/>
-        </w:rPr>
-      </w:pPr>
-      <w:r>
-        <w:rPr>
-          <w:rFonts w:ascii="Times New Roman" w:eastAsia="Times New Roman" w:hAnsi="Times New Roman" w:cs="Times New Roman"/>
-          <w:sz w:val="24"/>
-          <w:szCs w:val="24"/>
-          <w:lang w:eastAsia="hu-HU"/>
-        </w:rPr>
-        <w:t>visszaszámlálás</w:t>
-      </w:r>
-      <w:r>
-        <w:rPr>
-          <w:rFonts w:ascii="Times New Roman" w:eastAsia="Times New Roman" w:hAnsi="Times New Roman" w:cs="Times New Roman"/>
-          <w:sz w:val="24"/>
-          <w:szCs w:val="24"/>
-          <w:lang w:eastAsia="hu-HU"/>
-        </w:rPr>
-        <w:t xml:space="preserve"> következő húzásig</w:t>
-      </w:r>
-    </w:p>
-    <w:p>
-      <w:pPr>
-        <w:spacing w:after="0" w:line="240" w:lineRule="auto"/>
-        <w:rPr>
-          <w:rFonts w:ascii="Times New Roman" w:eastAsia="Times New Roman" w:hAnsi="Times New Roman" w:cs="Times New Roman"/>
-          <w:sz w:val="24"/>
-          <w:szCs w:val="24"/>
-          <w:lang w:eastAsia="hu-HU"/>
-        </w:rPr>
-      </w:pPr>
-      <w:r>
-        <w:rPr>
-          <w:noProof/>
-        </w:rPr>
-        <w:drawing>
-          <wp:anchor distT="0" distB="0" distL="114300" distR="114300" simplePos="0" relativeHeight="251660288" behindDoc="1" locked="0" layoutInCell="1" allowOverlap="1" wp14:anchorId="670E43D4" wp14:editId="11808CB4">
-            <wp:simplePos x="0" y="0"/>
-            <wp:positionH relativeFrom="margin">
-              <wp:align>right</wp:align>
-            </wp:positionH>
-            <wp:positionV relativeFrom="paragraph">
-              <wp:posOffset>176530</wp:posOffset>
-            </wp:positionV>
-            <wp:extent cx="1526540" cy="1902460"/>
-            <wp:effectExtent l="0" t="0" r="0" b="2540"/>
-            <wp:wrapTight wrapText="bothSides">
-              <wp:wrapPolygon edited="0">
-                <wp:start x="0" y="0"/>
-                <wp:lineTo x="0" y="21413"/>
-                <wp:lineTo x="21295" y="21413"/>
-                <wp:lineTo x="21295" y="0"/>
-                <wp:lineTo x="0" y="0"/>
-              </wp:wrapPolygon>
-            </wp:wrapTight>
-            <wp:docPr id="17" name="Kép 17"/>
+            <wp:docPr id="20" name="Kép 20"/>
             <wp:cNvGraphicFramePr>
               <a:graphicFrameLocks xmlns:a="http://schemas.openxmlformats.org/drawingml/2006/main" noChangeAspect="1"/>
             </wp:cNvGraphicFramePr>
@@ -5194,7 +4992,7 @@
                   <pic:spPr>
                     <a:xfrm>
                       <a:off x="0" y="0"/>
-                      <a:ext cx="1526540" cy="1902460"/>
+                      <a:ext cx="6929975" cy="2266950"/>
                     </a:xfrm>
                     <a:prstGeom prst="rect">
                       <a:avLst/>
@@ -5203,32 +5001,10 @@
                 </pic:pic>
               </a:graphicData>
             </a:graphic>
-            <wp14:sizeRelH relativeFrom="margin">
-              <wp14:pctWidth>0</wp14:pctWidth>
-            </wp14:sizeRelH>
-            <wp14:sizeRelV relativeFrom="margin">
-              <wp14:pctHeight>0</wp14:pctHeight>
-            </wp14:sizeRelV>
           </wp:anchor>
         </w:drawing>
       </w:r>
       <w:r>
-        <w:rPr>
-          <w:rFonts w:ascii="Times New Roman" w:eastAsia="Times New Roman" w:hAnsi="Times New Roman" w:cs="Times New Roman"/>
-          <w:sz w:val="24"/>
-          <w:szCs w:val="24"/>
-          <w:lang w:eastAsia="hu-HU"/>
-        </w:rPr>
-        <w:pict w14:anchorId="7D2D3B28">
-          <v:rect id="_x0000_i1046" style="width:0;height:1.5pt" o:hralign="center" o:hrstd="t" o:hr="t" fillcolor="#a0a0a0" stroked="f"/>
-        </w:pict>
-      </w:r>
-    </w:p>
-    <w:p>
-      <w:pPr>
-        <w:spacing w:before="100" w:beforeAutospacing="1" w:after="100" w:afterAutospacing="1" w:line="240" w:lineRule="auto"/>
-        <w:jc w:val="center"/>
-        <w:outlineLvl w:val="0"/>
         <w:rPr>
           <w:rFonts w:ascii="Times New Roman" w:eastAsia="Times New Roman" w:hAnsi="Times New Roman" w:cs="Times New Roman"/>
           <w:b/>
@@ -5239,8 +5015,325 @@
           <w:u w:val="single"/>
           <w:lang w:eastAsia="hu-HU"/>
         </w:rPr>
-      </w:pPr>
-      <w:r>
+        <w:t>WEB VEZÉRLÉS</w:t>
+      </w:r>
+    </w:p>
+    <w:p>
+      <w:pPr>
+        <w:rPr>
+          <w:rFonts w:ascii="Times New Roman" w:eastAsia="Times New Roman" w:hAnsi="Times New Roman" w:cs="Times New Roman"/>
+          <w:b/>
+          <w:bCs/>
+          <w:sz w:val="27"/>
+          <w:szCs w:val="27"/>
+          <w:lang w:eastAsia="hu-HU"/>
+        </w:rPr>
+      </w:pPr>
+      <w:r>
+        <w:rPr>
+          <w:rFonts w:ascii="Times New Roman" w:eastAsia="Times New Roman" w:hAnsi="Times New Roman" w:cs="Times New Roman"/>
+          <w:b/>
+          <w:bCs/>
+          <w:sz w:val="27"/>
+          <w:szCs w:val="27"/>
+          <w:lang w:eastAsia="hu-HU"/>
+        </w:rPr>
+        <w:br w:type="page"/>
+      </w:r>
+    </w:p>
+    <w:p>
+      <w:pPr>
+        <w:spacing w:before="100" w:beforeAutospacing="1" w:after="100" w:afterAutospacing="1" w:line="240" w:lineRule="auto"/>
+        <w:outlineLvl w:val="2"/>
+        <w:rPr>
+          <w:rFonts w:ascii="Times New Roman" w:eastAsia="Times New Roman" w:hAnsi="Times New Roman" w:cs="Times New Roman"/>
+          <w:b/>
+          <w:bCs/>
+          <w:sz w:val="27"/>
+          <w:szCs w:val="27"/>
+          <w:lang w:eastAsia="hu-HU"/>
+        </w:rPr>
+      </w:pPr>
+      <w:r>
+        <w:rPr>
+          <w:rFonts w:ascii="Times New Roman" w:eastAsia="Times New Roman" w:hAnsi="Times New Roman" w:cs="Times New Roman"/>
+          <w:b/>
+          <w:bCs/>
+          <w:sz w:val="27"/>
+          <w:szCs w:val="27"/>
+          <w:lang w:eastAsia="hu-HU"/>
+        </w:rPr>
+        <w:lastRenderedPageBreak/>
+        <w:t>Gombok:</w:t>
+      </w:r>
+    </w:p>
+    <w:p>
+      <w:pPr>
+        <w:numPr>
+          <w:ilvl w:val="0"/>
+          <w:numId w:val="17"/>
+        </w:numPr>
+        <w:spacing w:before="100" w:beforeAutospacing="1" w:after="100" w:afterAutospacing="1" w:line="240" w:lineRule="auto"/>
+        <w:rPr>
+          <w:rFonts w:ascii="Times New Roman" w:eastAsia="Times New Roman" w:hAnsi="Times New Roman" w:cs="Times New Roman"/>
+          <w:sz w:val="24"/>
+          <w:szCs w:val="24"/>
+          <w:lang w:eastAsia="hu-HU"/>
+        </w:rPr>
+      </w:pPr>
+      <w:r>
+        <w:rPr>
+          <w:rFonts w:ascii="Times New Roman" w:eastAsia="Times New Roman" w:hAnsi="Times New Roman" w:cs="Times New Roman"/>
+          <w:sz w:val="24"/>
+          <w:szCs w:val="24"/>
+          <w:lang w:eastAsia="hu-HU"/>
+        </w:rPr>
+        <w:t xml:space="preserve">MANUÁLIS </w:t>
+      </w:r>
+      <w:r>
+        <w:rPr>
+          <w:rFonts w:ascii="Times New Roman" w:eastAsia="Times New Roman" w:hAnsi="Times New Roman" w:cs="Times New Roman"/>
+          <w:sz w:val="24"/>
+          <w:szCs w:val="24"/>
+          <w:lang w:eastAsia="hu-HU"/>
+        </w:rPr>
+        <w:t>HIGH → relé ON</w:t>
+      </w:r>
+    </w:p>
+    <w:p>
+      <w:pPr>
+        <w:numPr>
+          <w:ilvl w:val="0"/>
+          <w:numId w:val="17"/>
+        </w:numPr>
+        <w:spacing w:before="100" w:beforeAutospacing="1" w:after="100" w:afterAutospacing="1" w:line="240" w:lineRule="auto"/>
+        <w:rPr>
+          <w:rFonts w:ascii="Times New Roman" w:eastAsia="Times New Roman" w:hAnsi="Times New Roman" w:cs="Times New Roman"/>
+          <w:sz w:val="24"/>
+          <w:szCs w:val="24"/>
+          <w:lang w:eastAsia="hu-HU"/>
+        </w:rPr>
+      </w:pPr>
+      <w:r>
+        <w:rPr>
+          <w:rFonts w:ascii="Times New Roman" w:eastAsia="Times New Roman" w:hAnsi="Times New Roman" w:cs="Times New Roman"/>
+          <w:sz w:val="24"/>
+          <w:szCs w:val="24"/>
+          <w:lang w:eastAsia="hu-HU"/>
+        </w:rPr>
+        <w:t xml:space="preserve">MANUÁLIS </w:t>
+      </w:r>
+      <w:r>
+        <w:rPr>
+          <w:rFonts w:ascii="Times New Roman" w:eastAsia="Times New Roman" w:hAnsi="Times New Roman" w:cs="Times New Roman"/>
+          <w:sz w:val="24"/>
+          <w:szCs w:val="24"/>
+          <w:lang w:eastAsia="hu-HU"/>
+        </w:rPr>
+        <w:t>LOW → relé OFF</w:t>
+      </w:r>
+    </w:p>
+    <w:p>
+      <w:pPr>
+        <w:numPr>
+          <w:ilvl w:val="0"/>
+          <w:numId w:val="17"/>
+        </w:numPr>
+        <w:spacing w:before="100" w:beforeAutospacing="1" w:after="100" w:afterAutospacing="1" w:line="240" w:lineRule="auto"/>
+        <w:rPr>
+          <w:rFonts w:ascii="Times New Roman" w:eastAsia="Times New Roman" w:hAnsi="Times New Roman" w:cs="Times New Roman"/>
+          <w:sz w:val="24"/>
+          <w:szCs w:val="24"/>
+          <w:lang w:eastAsia="hu-HU"/>
+        </w:rPr>
+      </w:pPr>
+      <w:r>
+        <w:rPr>
+          <w:rFonts w:ascii="Times New Roman" w:eastAsia="Times New Roman" w:hAnsi="Times New Roman" w:cs="Times New Roman"/>
+          <w:sz w:val="24"/>
+          <w:szCs w:val="24"/>
+          <w:lang w:eastAsia="hu-HU"/>
+        </w:rPr>
+        <w:t>BE KI KAPCSOLÁS</w:t>
+      </w:r>
+      <w:r>
+        <w:rPr>
+          <w:rFonts w:ascii="Times New Roman" w:eastAsia="Times New Roman" w:hAnsi="Times New Roman" w:cs="Times New Roman"/>
+          <w:sz w:val="24"/>
+          <w:szCs w:val="24"/>
+          <w:lang w:eastAsia="hu-HU"/>
+        </w:rPr>
+        <w:t xml:space="preserve"> → globális kapcsoló</w:t>
+      </w:r>
+    </w:p>
+    <w:p>
+      <w:pPr>
+        <w:numPr>
+          <w:ilvl w:val="0"/>
+          <w:numId w:val="17"/>
+        </w:numPr>
+        <w:spacing w:before="100" w:beforeAutospacing="1" w:after="100" w:afterAutospacing="1" w:line="240" w:lineRule="auto"/>
+        <w:rPr>
+          <w:rFonts w:ascii="Times New Roman" w:eastAsia="Times New Roman" w:hAnsi="Times New Roman" w:cs="Times New Roman"/>
+          <w:sz w:val="24"/>
+          <w:szCs w:val="24"/>
+          <w:lang w:eastAsia="hu-HU"/>
+        </w:rPr>
+      </w:pPr>
+      <w:r>
+        <w:rPr>
+          <w:rFonts w:ascii="Times New Roman" w:eastAsia="Times New Roman" w:hAnsi="Times New Roman" w:cs="Times New Roman"/>
+          <w:sz w:val="24"/>
+          <w:szCs w:val="24"/>
+          <w:lang w:eastAsia="hu-HU"/>
+        </w:rPr>
+        <w:t>IMPULZUS MÓD</w:t>
+      </w:r>
+      <w:r>
+        <w:rPr>
+          <w:rFonts w:ascii="Times New Roman" w:eastAsia="Times New Roman" w:hAnsi="Times New Roman" w:cs="Times New Roman"/>
+          <w:sz w:val="24"/>
+          <w:szCs w:val="24"/>
+          <w:lang w:eastAsia="hu-HU"/>
+        </w:rPr>
+        <w:t xml:space="preserve"> → </w:t>
+      </w:r>
+      <w:r>
+        <w:rPr>
+          <w:rFonts w:ascii="Times New Roman" w:eastAsia="Times New Roman" w:hAnsi="Times New Roman" w:cs="Times New Roman"/>
+          <w:sz w:val="24"/>
+          <w:szCs w:val="24"/>
+          <w:lang w:eastAsia="hu-HU"/>
+        </w:rPr>
+        <w:t>tűzjelző mód</w:t>
+      </w:r>
+    </w:p>
+    <w:p>
+      <w:pPr>
+        <w:numPr>
+          <w:ilvl w:val="0"/>
+          <w:numId w:val="17"/>
+        </w:numPr>
+        <w:spacing w:before="100" w:beforeAutospacing="1" w:after="100" w:afterAutospacing="1" w:line="240" w:lineRule="auto"/>
+        <w:rPr>
+          <w:rFonts w:ascii="Times New Roman" w:eastAsia="Times New Roman" w:hAnsi="Times New Roman" w:cs="Times New Roman"/>
+          <w:sz w:val="24"/>
+          <w:szCs w:val="24"/>
+          <w:lang w:eastAsia="hu-HU"/>
+        </w:rPr>
+      </w:pPr>
+      <w:r>
+        <w:rPr>
+          <w:rFonts w:ascii="Times New Roman" w:eastAsia="Times New Roman" w:hAnsi="Times New Roman" w:cs="Times New Roman"/>
+          <w:sz w:val="24"/>
+          <w:szCs w:val="24"/>
+          <w:lang w:eastAsia="hu-HU"/>
+        </w:rPr>
+        <w:t>HÉTVÉG</w:t>
+      </w:r>
+      <w:r>
+        <w:rPr>
+          <w:rFonts w:ascii="Times New Roman" w:eastAsia="Times New Roman" w:hAnsi="Times New Roman" w:cs="Times New Roman"/>
+          <w:sz w:val="24"/>
+          <w:szCs w:val="24"/>
+          <w:lang w:eastAsia="hu-HU"/>
+        </w:rPr>
+        <w:t>I ÜZEMMÓD</w:t>
+      </w:r>
+      <w:r>
+        <w:rPr>
+          <w:rFonts w:ascii="Times New Roman" w:eastAsia="Times New Roman" w:hAnsi="Times New Roman" w:cs="Times New Roman"/>
+          <w:sz w:val="24"/>
+          <w:szCs w:val="24"/>
+          <w:lang w:eastAsia="hu-HU"/>
+        </w:rPr>
+        <w:t xml:space="preserve"> → </w:t>
+      </w:r>
+      <w:r>
+        <w:rPr>
+          <w:rFonts w:ascii="Times New Roman" w:eastAsia="Times New Roman" w:hAnsi="Times New Roman" w:cs="Times New Roman"/>
+          <w:sz w:val="24"/>
+          <w:szCs w:val="24"/>
+          <w:lang w:eastAsia="hu-HU"/>
+        </w:rPr>
+        <w:t>hétvégén is csengessen</w:t>
+      </w:r>
+    </w:p>
+    <w:p>
+      <w:pPr>
+        <w:numPr>
+          <w:ilvl w:val="0"/>
+          <w:numId w:val="17"/>
+        </w:numPr>
+        <w:spacing w:before="100" w:beforeAutospacing="1" w:after="100" w:afterAutospacing="1" w:line="240" w:lineRule="auto"/>
+        <w:rPr>
+          <w:rFonts w:ascii="Times New Roman" w:eastAsia="Times New Roman" w:hAnsi="Times New Roman" w:cs="Times New Roman"/>
+          <w:sz w:val="24"/>
+          <w:szCs w:val="24"/>
+          <w:lang w:eastAsia="hu-HU"/>
+        </w:rPr>
+      </w:pPr>
+      <w:r>
+        <w:rPr>
+          <w:rFonts w:ascii="Times New Roman" w:eastAsia="Times New Roman" w:hAnsi="Times New Roman" w:cs="Times New Roman"/>
+          <w:sz w:val="24"/>
+          <w:szCs w:val="24"/>
+          <w:lang w:eastAsia="hu-HU"/>
+        </w:rPr>
+        <w:t>CSENGÉS rövid</w:t>
+      </w:r>
+    </w:p>
+    <w:p>
+      <w:pPr>
+        <w:numPr>
+          <w:ilvl w:val="0"/>
+          <w:numId w:val="17"/>
+        </w:numPr>
+        <w:spacing w:before="100" w:beforeAutospacing="1" w:after="100" w:afterAutospacing="1" w:line="240" w:lineRule="auto"/>
+        <w:rPr>
+          <w:rFonts w:ascii="Times New Roman" w:eastAsia="Times New Roman" w:hAnsi="Times New Roman" w:cs="Times New Roman"/>
+          <w:sz w:val="24"/>
+          <w:szCs w:val="24"/>
+          <w:lang w:eastAsia="hu-HU"/>
+        </w:rPr>
+      </w:pPr>
+      <w:r>
+        <w:rPr>
+          <w:rFonts w:ascii="Times New Roman" w:eastAsia="Times New Roman" w:hAnsi="Times New Roman" w:cs="Times New Roman"/>
+          <w:sz w:val="24"/>
+          <w:szCs w:val="24"/>
+          <w:lang w:eastAsia="hu-HU"/>
+        </w:rPr>
+        <w:t>CSENGÉS hosszú</w:t>
+      </w:r>
+    </w:p>
+    <w:p>
+      <w:pPr>
+        <w:spacing w:after="0" w:line="240" w:lineRule="auto"/>
+        <w:rPr>
+          <w:rFonts w:ascii="Times New Roman" w:eastAsia="Times New Roman" w:hAnsi="Times New Roman" w:cs="Times New Roman"/>
+          <w:sz w:val="24"/>
+          <w:szCs w:val="24"/>
+          <w:lang w:eastAsia="hu-HU"/>
+        </w:rPr>
+      </w:pPr>
+      <w:r>
+        <w:rPr>
+          <w:rFonts w:ascii="Times New Roman" w:eastAsia="Times New Roman" w:hAnsi="Times New Roman" w:cs="Times New Roman"/>
+          <w:sz w:val="24"/>
+          <w:szCs w:val="24"/>
+          <w:lang w:eastAsia="hu-HU"/>
+        </w:rPr>
+        <w:pict w14:anchorId="698A640D">
+          <v:rect id="_x0000_i1042" style="width:0;height:1.5pt" o:hralign="center" o:hrstd="t" o:hr="t" fillcolor="#a0a0a0" stroked="f"/>
+        </w:pict>
+      </w:r>
+    </w:p>
+    <w:p>
+      <w:pPr>
+        <w:spacing w:before="100" w:beforeAutospacing="1" w:after="100" w:afterAutospacing="1" w:line="240" w:lineRule="auto"/>
+        <w:jc w:val="center"/>
+        <w:outlineLvl w:val="0"/>
         <w:rPr>
           <w:rFonts w:ascii="Times New Roman" w:eastAsia="Times New Roman" w:hAnsi="Times New Roman" w:cs="Times New Roman"/>
           <w:b/>
@@ -5251,14 +5344,8 @@
           <w:u w:val="single"/>
           <w:lang w:eastAsia="hu-HU"/>
         </w:rPr>
-        <w:t>IDŐZÍTÉSEK WEBEN</w:t>
-      </w:r>
-    </w:p>
-    <w:p>
-      <w:pPr>
-        <w:spacing w:before="100" w:beforeAutospacing="1" w:after="100" w:afterAutospacing="1" w:line="240" w:lineRule="auto"/>
-        <w:jc w:val="center"/>
-        <w:outlineLvl w:val="0"/>
+      </w:pPr>
+      <w:r>
         <w:rPr>
           <w:rFonts w:ascii="Times New Roman" w:eastAsia="Times New Roman" w:hAnsi="Times New Roman" w:cs="Times New Roman"/>
           <w:b/>
@@ -5269,100 +5356,7 @@
           <w:u w:val="single"/>
           <w:lang w:eastAsia="hu-HU"/>
         </w:rPr>
-      </w:pPr>
-    </w:p>
-    <w:p>
-      <w:pPr>
-        <w:numPr>
-          <w:ilvl w:val="0"/>
-          <w:numId w:val="19"/>
-        </w:numPr>
-        <w:spacing w:before="100" w:beforeAutospacing="1" w:after="100" w:afterAutospacing="1" w:line="240" w:lineRule="auto"/>
-        <w:rPr>
-          <w:rFonts w:ascii="Times New Roman" w:eastAsia="Times New Roman" w:hAnsi="Times New Roman" w:cs="Times New Roman"/>
-          <w:sz w:val="24"/>
-          <w:szCs w:val="24"/>
-          <w:lang w:eastAsia="hu-HU"/>
-        </w:rPr>
-      </w:pPr>
-      <w:r>
-        <w:rPr>
-          <w:rFonts w:ascii="Times New Roman" w:eastAsia="Times New Roman" w:hAnsi="Times New Roman" w:cs="Times New Roman"/>
-          <w:sz w:val="24"/>
-          <w:szCs w:val="24"/>
-          <w:lang w:eastAsia="hu-HU"/>
-        </w:rPr>
-        <w:t>nap választás (H, K, Sze...)</w:t>
-      </w:r>
-    </w:p>
-    <w:p>
-      <w:pPr>
-        <w:numPr>
-          <w:ilvl w:val="0"/>
-          <w:numId w:val="19"/>
-        </w:numPr>
-        <w:spacing w:before="100" w:beforeAutospacing="1" w:after="100" w:afterAutospacing="1" w:line="240" w:lineRule="auto"/>
-        <w:rPr>
-          <w:rFonts w:ascii="Times New Roman" w:eastAsia="Times New Roman" w:hAnsi="Times New Roman" w:cs="Times New Roman"/>
-          <w:sz w:val="24"/>
-          <w:szCs w:val="24"/>
-          <w:lang w:eastAsia="hu-HU"/>
-        </w:rPr>
-      </w:pPr>
-      <w:r>
-        <w:rPr>
-          <w:rFonts w:ascii="Times New Roman" w:eastAsia="Times New Roman" w:hAnsi="Times New Roman" w:cs="Times New Roman"/>
-          <w:sz w:val="24"/>
-          <w:szCs w:val="24"/>
-          <w:lang w:eastAsia="hu-HU"/>
-        </w:rPr>
-        <w:t>idő hozzáadás</w:t>
-      </w:r>
-    </w:p>
-    <w:p>
-      <w:pPr>
-        <w:numPr>
-          <w:ilvl w:val="0"/>
-          <w:numId w:val="19"/>
-        </w:numPr>
-        <w:spacing w:before="100" w:beforeAutospacing="1" w:after="100" w:afterAutospacing="1" w:line="240" w:lineRule="auto"/>
-        <w:rPr>
-          <w:rFonts w:ascii="Times New Roman" w:eastAsia="Times New Roman" w:hAnsi="Times New Roman" w:cs="Times New Roman"/>
-          <w:sz w:val="24"/>
-          <w:szCs w:val="24"/>
-          <w:lang w:eastAsia="hu-HU"/>
-        </w:rPr>
-      </w:pPr>
-      <w:r>
-        <w:rPr>
-          <w:rFonts w:ascii="Times New Roman" w:eastAsia="Times New Roman" w:hAnsi="Times New Roman" w:cs="Times New Roman"/>
-          <w:sz w:val="24"/>
-          <w:szCs w:val="24"/>
-          <w:lang w:eastAsia="hu-HU"/>
-        </w:rPr>
-        <w:t>törlés</w:t>
-      </w:r>
-    </w:p>
-    <w:p>
-      <w:pPr>
-        <w:spacing w:after="0" w:line="240" w:lineRule="auto"/>
-        <w:rPr>
-          <w:rFonts w:ascii="Times New Roman" w:eastAsia="Times New Roman" w:hAnsi="Times New Roman" w:cs="Times New Roman"/>
-          <w:sz w:val="24"/>
-          <w:szCs w:val="24"/>
-          <w:lang w:eastAsia="hu-HU"/>
-        </w:rPr>
-      </w:pPr>
-      <w:r>
-        <w:rPr>
-          <w:rFonts w:ascii="Times New Roman" w:eastAsia="Times New Roman" w:hAnsi="Times New Roman" w:cs="Times New Roman"/>
-          <w:sz w:val="24"/>
-          <w:szCs w:val="24"/>
-          <w:lang w:eastAsia="hu-HU"/>
-        </w:rPr>
-        <w:pict w14:anchorId="4B437813">
-          <v:rect id="_x0000_i1047" style="width:0;height:1.5pt" o:hralign="center" o:hrstd="t" o:hr="t" fillcolor="#a0a0a0" stroked="f"/>
-        </w:pict>
+        <w:t>ÁLLAPOT PANEL</w:t>
       </w:r>
     </w:p>
     <w:p>
@@ -5386,26 +5380,26 @@
           <w:noProof/>
         </w:rPr>
         <w:drawing>
-          <wp:anchor distT="0" distB="0" distL="114300" distR="114300" simplePos="0" relativeHeight="251661312" behindDoc="1" locked="0" layoutInCell="1" allowOverlap="1" wp14:anchorId="150749A3" wp14:editId="41A488BA">
+          <wp:anchor distT="0" distB="0" distL="114300" distR="114300" simplePos="0" relativeHeight="251692032" behindDoc="1" locked="0" layoutInCell="1" allowOverlap="1" wp14:anchorId="376C2C48" wp14:editId="30F37913">
             <wp:simplePos x="0" y="0"/>
             <wp:positionH relativeFrom="margin">
               <wp:align>right</wp:align>
             </wp:positionH>
             <wp:positionV relativeFrom="paragraph">
-              <wp:posOffset>79591</wp:posOffset>
+              <wp:posOffset>103505</wp:posOffset>
             </wp:positionV>
-            <wp:extent cx="2877185" cy="1716405"/>
-            <wp:effectExtent l="0" t="0" r="0" b="0"/>
+            <wp:extent cx="2590800" cy="1952625"/>
+            <wp:effectExtent l="0" t="0" r="0" b="9525"/>
             <wp:wrapTight wrapText="bothSides">
               <wp:wrapPolygon edited="0">
                 <wp:start x="0" y="0"/>
-                <wp:lineTo x="0" y="21336"/>
-                <wp:lineTo x="21452" y="21336"/>
-                <wp:lineTo x="21452" y="0"/>
+                <wp:lineTo x="0" y="21495"/>
+                <wp:lineTo x="21441" y="21495"/>
+                <wp:lineTo x="21441" y="0"/>
                 <wp:lineTo x="0" y="0"/>
               </wp:wrapPolygon>
             </wp:wrapTight>
-            <wp:docPr id="18" name="Kép 18"/>
+            <wp:docPr id="45" name="Kép 45"/>
             <wp:cNvGraphicFramePr>
               <a:graphicFrameLocks xmlns:a="http://schemas.openxmlformats.org/drawingml/2006/main" noChangeAspect="1"/>
             </wp:cNvGraphicFramePr>
@@ -5431,7 +5425,294 @@
                   <pic:spPr>
                     <a:xfrm>
                       <a:off x="0" y="0"/>
-                      <a:ext cx="2877185" cy="1716405"/>
+                      <a:ext cx="2590800" cy="1952625"/>
+                    </a:xfrm>
+                    <a:prstGeom prst="rect">
+                      <a:avLst/>
+                    </a:prstGeom>
+                  </pic:spPr>
+                </pic:pic>
+              </a:graphicData>
+            </a:graphic>
+          </wp:anchor>
+        </w:drawing>
+      </w:r>
+    </w:p>
+    <w:p>
+      <w:pPr>
+        <w:spacing w:before="100" w:beforeAutospacing="1" w:after="100" w:afterAutospacing="1" w:line="240" w:lineRule="auto"/>
+        <w:rPr>
+          <w:rFonts w:ascii="Times New Roman" w:eastAsia="Times New Roman" w:hAnsi="Times New Roman" w:cs="Times New Roman"/>
+          <w:sz w:val="24"/>
+          <w:szCs w:val="24"/>
+          <w:lang w:eastAsia="hu-HU"/>
+        </w:rPr>
+      </w:pPr>
+      <w:r>
+        <w:rPr>
+          <w:rFonts w:ascii="Times New Roman" w:eastAsia="Times New Roman" w:hAnsi="Times New Roman" w:cs="Times New Roman"/>
+          <w:sz w:val="24"/>
+          <w:szCs w:val="24"/>
+          <w:lang w:eastAsia="hu-HU"/>
+        </w:rPr>
+        <w:t>Mutatja:</w:t>
+      </w:r>
+    </w:p>
+    <w:p>
+      <w:pPr>
+        <w:numPr>
+          <w:ilvl w:val="0"/>
+          <w:numId w:val="18"/>
+        </w:numPr>
+        <w:spacing w:before="100" w:beforeAutospacing="1" w:after="100" w:afterAutospacing="1" w:line="240" w:lineRule="auto"/>
+        <w:rPr>
+          <w:rFonts w:ascii="Times New Roman" w:eastAsia="Times New Roman" w:hAnsi="Times New Roman" w:cs="Times New Roman"/>
+          <w:sz w:val="24"/>
+          <w:szCs w:val="24"/>
+          <w:lang w:eastAsia="hu-HU"/>
+        </w:rPr>
+      </w:pPr>
+      <w:r>
+        <w:rPr>
+          <w:rFonts w:ascii="Times New Roman" w:eastAsia="Times New Roman" w:hAnsi="Times New Roman" w:cs="Times New Roman"/>
+          <w:sz w:val="24"/>
+          <w:szCs w:val="24"/>
+          <w:lang w:eastAsia="hu-HU"/>
+        </w:rPr>
+        <w:t>aktuális idő</w:t>
+      </w:r>
+    </w:p>
+    <w:p>
+      <w:pPr>
+        <w:numPr>
+          <w:ilvl w:val="0"/>
+          <w:numId w:val="18"/>
+        </w:numPr>
+        <w:spacing w:before="100" w:beforeAutospacing="1" w:after="100" w:afterAutospacing="1" w:line="240" w:lineRule="auto"/>
+        <w:rPr>
+          <w:rFonts w:ascii="Times New Roman" w:eastAsia="Times New Roman" w:hAnsi="Times New Roman" w:cs="Times New Roman"/>
+          <w:sz w:val="24"/>
+          <w:szCs w:val="24"/>
+          <w:lang w:eastAsia="hu-HU"/>
+        </w:rPr>
+      </w:pPr>
+      <w:r>
+        <w:rPr>
+          <w:rFonts w:ascii="Times New Roman" w:eastAsia="Times New Roman" w:hAnsi="Times New Roman" w:cs="Times New Roman"/>
+          <w:sz w:val="24"/>
+          <w:szCs w:val="24"/>
+          <w:lang w:eastAsia="hu-HU"/>
+        </w:rPr>
+        <w:t>állapot</w:t>
+      </w:r>
+    </w:p>
+    <w:p>
+      <w:pPr>
+        <w:numPr>
+          <w:ilvl w:val="0"/>
+          <w:numId w:val="18"/>
+        </w:numPr>
+        <w:spacing w:before="100" w:beforeAutospacing="1" w:after="100" w:afterAutospacing="1" w:line="240" w:lineRule="auto"/>
+        <w:rPr>
+          <w:rFonts w:ascii="Times New Roman" w:eastAsia="Times New Roman" w:hAnsi="Times New Roman" w:cs="Times New Roman"/>
+          <w:sz w:val="24"/>
+          <w:szCs w:val="24"/>
+          <w:lang w:eastAsia="hu-HU"/>
+        </w:rPr>
+      </w:pPr>
+      <w:proofErr w:type="spellStart"/>
+      <w:r>
+        <w:rPr>
+          <w:rFonts w:ascii="Times New Roman" w:eastAsia="Times New Roman" w:hAnsi="Times New Roman" w:cs="Times New Roman"/>
+          <w:sz w:val="24"/>
+          <w:szCs w:val="24"/>
+          <w:lang w:eastAsia="hu-HU"/>
+        </w:rPr>
+        <w:t>enabled</w:t>
+      </w:r>
+      <w:proofErr w:type="spellEnd"/>
+    </w:p>
+    <w:p>
+      <w:pPr>
+        <w:numPr>
+          <w:ilvl w:val="0"/>
+          <w:numId w:val="18"/>
+        </w:numPr>
+        <w:spacing w:before="100" w:beforeAutospacing="1" w:after="100" w:afterAutospacing="1" w:line="240" w:lineRule="auto"/>
+        <w:rPr>
+          <w:rFonts w:ascii="Times New Roman" w:eastAsia="Times New Roman" w:hAnsi="Times New Roman" w:cs="Times New Roman"/>
+          <w:sz w:val="24"/>
+          <w:szCs w:val="24"/>
+          <w:lang w:eastAsia="hu-HU"/>
+        </w:rPr>
+      </w:pPr>
+      <w:proofErr w:type="spellStart"/>
+      <w:r>
+        <w:rPr>
+          <w:rFonts w:ascii="Times New Roman" w:eastAsia="Times New Roman" w:hAnsi="Times New Roman" w:cs="Times New Roman"/>
+          <w:sz w:val="24"/>
+          <w:szCs w:val="24"/>
+          <w:lang w:eastAsia="hu-HU"/>
+        </w:rPr>
+        <w:t>pulse</w:t>
+      </w:r>
+      <w:proofErr w:type="spellEnd"/>
+      <w:r>
+        <w:rPr>
+          <w:rFonts w:ascii="Times New Roman" w:eastAsia="Times New Roman" w:hAnsi="Times New Roman" w:cs="Times New Roman"/>
+          <w:sz w:val="24"/>
+          <w:szCs w:val="24"/>
+          <w:lang w:eastAsia="hu-HU"/>
+        </w:rPr>
+        <w:t xml:space="preserve"> mód</w:t>
+      </w:r>
+    </w:p>
+    <w:p>
+      <w:pPr>
+        <w:numPr>
+          <w:ilvl w:val="0"/>
+          <w:numId w:val="18"/>
+        </w:numPr>
+        <w:spacing w:before="100" w:beforeAutospacing="1" w:after="100" w:afterAutospacing="1" w:line="240" w:lineRule="auto"/>
+        <w:rPr>
+          <w:rFonts w:ascii="Times New Roman" w:eastAsia="Times New Roman" w:hAnsi="Times New Roman" w:cs="Times New Roman"/>
+          <w:sz w:val="24"/>
+          <w:szCs w:val="24"/>
+          <w:lang w:eastAsia="hu-HU"/>
+        </w:rPr>
+      </w:pPr>
+      <w:r>
+        <w:rPr>
+          <w:rFonts w:ascii="Times New Roman" w:eastAsia="Times New Roman" w:hAnsi="Times New Roman" w:cs="Times New Roman"/>
+          <w:sz w:val="24"/>
+          <w:szCs w:val="24"/>
+          <w:lang w:eastAsia="hu-HU"/>
+        </w:rPr>
+        <w:t>következő esemény</w:t>
+      </w:r>
+    </w:p>
+    <w:p>
+      <w:pPr>
+        <w:numPr>
+          <w:ilvl w:val="0"/>
+          <w:numId w:val="18"/>
+        </w:numPr>
+        <w:spacing w:before="100" w:beforeAutospacing="1" w:after="100" w:afterAutospacing="1" w:line="240" w:lineRule="auto"/>
+        <w:rPr>
+          <w:rFonts w:ascii="Times New Roman" w:eastAsia="Times New Roman" w:hAnsi="Times New Roman" w:cs="Times New Roman"/>
+          <w:sz w:val="24"/>
+          <w:szCs w:val="24"/>
+          <w:lang w:eastAsia="hu-HU"/>
+        </w:rPr>
+      </w:pPr>
+      <w:r>
+        <w:rPr>
+          <w:rFonts w:ascii="Times New Roman" w:eastAsia="Times New Roman" w:hAnsi="Times New Roman" w:cs="Times New Roman"/>
+          <w:sz w:val="24"/>
+          <w:szCs w:val="24"/>
+          <w:lang w:eastAsia="hu-HU"/>
+        </w:rPr>
+        <w:t>visszaszámlálás</w:t>
+      </w:r>
+      <w:r>
+        <w:rPr>
+          <w:rFonts w:ascii="Times New Roman" w:eastAsia="Times New Roman" w:hAnsi="Times New Roman" w:cs="Times New Roman"/>
+          <w:sz w:val="24"/>
+          <w:szCs w:val="24"/>
+          <w:lang w:eastAsia="hu-HU"/>
+        </w:rPr>
+        <w:t xml:space="preserve"> következő húzásig</w:t>
+      </w:r>
+    </w:p>
+    <w:p>
+      <w:pPr>
+        <w:spacing w:after="0" w:line="240" w:lineRule="auto"/>
+        <w:rPr>
+          <w:rFonts w:ascii="Times New Roman" w:eastAsia="Times New Roman" w:hAnsi="Times New Roman" w:cs="Times New Roman"/>
+          <w:sz w:val="24"/>
+          <w:szCs w:val="24"/>
+          <w:lang w:eastAsia="hu-HU"/>
+        </w:rPr>
+      </w:pPr>
+      <w:r>
+        <w:rPr>
+          <w:rFonts w:ascii="Times New Roman" w:eastAsia="Times New Roman" w:hAnsi="Times New Roman" w:cs="Times New Roman"/>
+          <w:sz w:val="24"/>
+          <w:szCs w:val="24"/>
+          <w:lang w:eastAsia="hu-HU"/>
+        </w:rPr>
+        <w:pict w14:anchorId="7D2D3B28">
+          <v:rect id="_x0000_i1043" style="width:0;height:1.5pt" o:hralign="center" o:hrstd="t" o:hr="t" fillcolor="#a0a0a0" stroked="f"/>
+        </w:pict>
+      </w:r>
+    </w:p>
+    <w:p>
+      <w:pPr>
+        <w:spacing w:before="100" w:beforeAutospacing="1" w:after="100" w:afterAutospacing="1" w:line="240" w:lineRule="auto"/>
+        <w:jc w:val="center"/>
+        <w:outlineLvl w:val="0"/>
+        <w:rPr>
+          <w:rFonts w:ascii="Times New Roman" w:eastAsia="Times New Roman" w:hAnsi="Times New Roman" w:cs="Times New Roman"/>
+          <w:b/>
+          <w:bCs/>
+          <w:kern w:val="36"/>
+          <w:sz w:val="48"/>
+          <w:szCs w:val="48"/>
+          <w:u w:val="single"/>
+          <w:lang w:eastAsia="hu-HU"/>
+        </w:rPr>
+      </w:pPr>
+      <w:r>
+        <w:rPr>
+          <w:noProof/>
+        </w:rPr>
+        <w:drawing>
+          <wp:anchor distT="0" distB="0" distL="114300" distR="114300" simplePos="0" relativeHeight="251693056" behindDoc="1" locked="0" layoutInCell="1" allowOverlap="1" wp14:anchorId="27A275B6" wp14:editId="4C15CA38">
+            <wp:simplePos x="0" y="0"/>
+            <wp:positionH relativeFrom="margin">
+              <wp:align>right</wp:align>
+            </wp:positionH>
+            <wp:positionV relativeFrom="paragraph">
+              <wp:posOffset>41910</wp:posOffset>
+            </wp:positionV>
+            <wp:extent cx="2409825" cy="1880235"/>
+            <wp:effectExtent l="0" t="0" r="9525" b="5715"/>
+            <wp:wrapTight wrapText="bothSides">
+              <wp:wrapPolygon edited="0">
+                <wp:start x="0" y="0"/>
+                <wp:lineTo x="0" y="21447"/>
+                <wp:lineTo x="21515" y="21447"/>
+                <wp:lineTo x="21515" y="0"/>
+                <wp:lineTo x="0" y="0"/>
+              </wp:wrapPolygon>
+            </wp:wrapTight>
+            <wp:docPr id="46" name="Kép 46"/>
+            <wp:cNvGraphicFramePr>
+              <a:graphicFrameLocks xmlns:a="http://schemas.openxmlformats.org/drawingml/2006/main" noChangeAspect="1"/>
+            </wp:cNvGraphicFramePr>
+            <a:graphic xmlns:a="http://schemas.openxmlformats.org/drawingml/2006/main">
+              <a:graphicData uri="http://schemas.openxmlformats.org/drawingml/2006/picture">
+                <pic:pic xmlns:pic="http://schemas.openxmlformats.org/drawingml/2006/picture">
+                  <pic:nvPicPr>
+                    <pic:cNvPr id="1" name=""/>
+                    <pic:cNvPicPr/>
+                  </pic:nvPicPr>
+                  <pic:blipFill>
+                    <a:blip r:embed="rId24">
+                      <a:extLst>
+                        <a:ext uri="{28A0092B-C50C-407E-A947-70E740481C1C}">
+                          <a14:useLocalDpi xmlns:a14="http://schemas.microsoft.com/office/drawing/2010/main" val="0"/>
+                        </a:ext>
+                      </a:extLst>
+                    </a:blip>
+                    <a:stretch>
+                      <a:fillRect/>
+                    </a:stretch>
+                  </pic:blipFill>
+                  <pic:spPr>
+                    <a:xfrm>
+                      <a:off x="0" y="0"/>
+                      <a:ext cx="2409825" cy="1880235"/>
                     </a:xfrm>
                     <a:prstGeom prst="rect">
                       <a:avLst/>
@@ -5460,7 +5741,7 @@
           <w:u w:val="single"/>
           <w:lang w:eastAsia="hu-HU"/>
         </w:rPr>
-        <w:t>FÁJLKEZELÉS</w:t>
+        <w:t>IDŐZÍTÉSEK WEBEN</w:t>
       </w:r>
     </w:p>
     <w:p>
@@ -5484,7 +5765,7 @@
       <w:pPr>
         <w:numPr>
           <w:ilvl w:val="0"/>
-          <w:numId w:val="20"/>
+          <w:numId w:val="19"/>
         </w:numPr>
         <w:spacing w:before="100" w:beforeAutospacing="1" w:after="100" w:afterAutospacing="1" w:line="240" w:lineRule="auto"/>
         <w:rPr>
@@ -5501,32 +5782,14 @@
           <w:szCs w:val="24"/>
           <w:lang w:eastAsia="hu-HU"/>
         </w:rPr>
-        <w:t xml:space="preserve">új </w:t>
-      </w:r>
-      <w:r>
-        <w:rPr>
-          <w:rFonts w:ascii="Times New Roman" w:eastAsia="Times New Roman" w:hAnsi="Times New Roman" w:cs="Times New Roman"/>
-          <w:sz w:val="24"/>
-          <w:szCs w:val="24"/>
-          <w:lang w:eastAsia="hu-HU"/>
-        </w:rPr>
-        <w:t>idő</w:t>
-      </w:r>
-      <w:r>
-        <w:rPr>
-          <w:rFonts w:ascii="Times New Roman" w:eastAsia="Times New Roman" w:hAnsi="Times New Roman" w:cs="Times New Roman"/>
-          <w:sz w:val="24"/>
-          <w:szCs w:val="24"/>
-          <w:lang w:eastAsia="hu-HU"/>
-        </w:rPr>
-        <w:t>fájl</w:t>
+        <w:t>nap választás (H, K, Sze...)</w:t>
       </w:r>
     </w:p>
     <w:p>
       <w:pPr>
         <w:numPr>
           <w:ilvl w:val="0"/>
-          <w:numId w:val="20"/>
+          <w:numId w:val="19"/>
         </w:numPr>
         <w:spacing w:before="100" w:beforeAutospacing="1" w:after="100" w:afterAutospacing="1" w:line="240" w:lineRule="auto"/>
         <w:rPr>
@@ -5543,7 +5806,31 @@
           <w:szCs w:val="24"/>
           <w:lang w:eastAsia="hu-HU"/>
         </w:rPr>
-        <w:t>betöltés</w:t>
+        <w:t>idő hozzáadás</w:t>
+      </w:r>
+    </w:p>
+    <w:p>
+      <w:pPr>
+        <w:numPr>
+          <w:ilvl w:val="0"/>
+          <w:numId w:val="19"/>
+        </w:numPr>
+        <w:spacing w:before="100" w:beforeAutospacing="1" w:after="100" w:afterAutospacing="1" w:line="240" w:lineRule="auto"/>
+        <w:rPr>
+          <w:rFonts w:ascii="Times New Roman" w:eastAsia="Times New Roman" w:hAnsi="Times New Roman" w:cs="Times New Roman"/>
+          <w:sz w:val="24"/>
+          <w:szCs w:val="24"/>
+          <w:lang w:eastAsia="hu-HU"/>
+        </w:rPr>
+      </w:pPr>
+      <w:r>
+        <w:rPr>
+          <w:rFonts w:ascii="Times New Roman" w:eastAsia="Times New Roman" w:hAnsi="Times New Roman" w:cs="Times New Roman"/>
+          <w:sz w:val="24"/>
+          <w:szCs w:val="24"/>
+          <w:lang w:eastAsia="hu-HU"/>
+        </w:rPr>
+        <w:t>törlés</w:t>
       </w:r>
     </w:p>
     <w:p>
@@ -5563,8 +5850,8 @@
           <w:szCs w:val="24"/>
           <w:lang w:eastAsia="hu-HU"/>
         </w:rPr>
-        <w:pict w14:anchorId="76624532">
-          <v:rect id="_x0000_i1048" style="width:0;height:1.5pt" o:hralign="center" o:hrstd="t" o:hr="t" fillcolor="#a0a0a0" stroked="f"/>
+        <w:pict w14:anchorId="4B437813">
+          <v:rect id="_x0000_i1044" style="width:0;height:1.5pt" o:hralign="center" o:hrstd="t" o:hr="t" fillcolor="#a0a0a0" stroked="f"/>
         </w:pict>
       </w:r>
     </w:p>
@@ -5589,13 +5876,206 @@
           <w:noProof/>
         </w:rPr>
         <w:drawing>
-          <wp:anchor distT="0" distB="0" distL="114300" distR="114300" simplePos="0" relativeHeight="251662336" behindDoc="1" locked="0" layoutInCell="1" allowOverlap="1" wp14:anchorId="34736761" wp14:editId="4AB63787">
+          <wp:anchor distT="0" distB="0" distL="114300" distR="114300" simplePos="0" relativeHeight="251661312" behindDoc="1" locked="0" layoutInCell="1" allowOverlap="1" wp14:anchorId="150749A3" wp14:editId="7CF289AB">
             <wp:simplePos x="0" y="0"/>
             <wp:positionH relativeFrom="margin">
               <wp:align>right</wp:align>
             </wp:positionH>
             <wp:positionV relativeFrom="paragraph">
-              <wp:posOffset>46882</wp:posOffset>
+              <wp:posOffset>76200</wp:posOffset>
+            </wp:positionV>
+            <wp:extent cx="2772410" cy="1653540"/>
+            <wp:effectExtent l="0" t="0" r="8890" b="3810"/>
+            <wp:wrapTight wrapText="bothSides">
+              <wp:wrapPolygon edited="0">
+                <wp:start x="0" y="0"/>
+                <wp:lineTo x="0" y="21401"/>
+                <wp:lineTo x="21521" y="21401"/>
+                <wp:lineTo x="21521" y="0"/>
+                <wp:lineTo x="0" y="0"/>
+              </wp:wrapPolygon>
+            </wp:wrapTight>
+            <wp:docPr id="18" name="Kép 18"/>
+            <wp:cNvGraphicFramePr>
+              <a:graphicFrameLocks xmlns:a="http://schemas.openxmlformats.org/drawingml/2006/main" noChangeAspect="1"/>
+            </wp:cNvGraphicFramePr>
+            <a:graphic xmlns:a="http://schemas.openxmlformats.org/drawingml/2006/main">
+              <a:graphicData uri="http://schemas.openxmlformats.org/drawingml/2006/picture">
+                <pic:pic xmlns:pic="http://schemas.openxmlformats.org/drawingml/2006/picture">
+                  <pic:nvPicPr>
+                    <pic:cNvPr id="1" name=""/>
+                    <pic:cNvPicPr/>
+                  </pic:nvPicPr>
+                  <pic:blipFill>
+                    <a:blip r:embed="rId25">
+                      <a:extLst>
+                        <a:ext uri="{28A0092B-C50C-407E-A947-70E740481C1C}">
+                          <a14:useLocalDpi xmlns:a14="http://schemas.microsoft.com/office/drawing/2010/main" val="0"/>
+                        </a:ext>
+                      </a:extLst>
+                    </a:blip>
+                    <a:stretch>
+                      <a:fillRect/>
+                    </a:stretch>
+                  </pic:blipFill>
+                  <pic:spPr>
+                    <a:xfrm>
+                      <a:off x="0" y="0"/>
+                      <a:ext cx="2772410" cy="1653540"/>
+                    </a:xfrm>
+                    <a:prstGeom prst="rect">
+                      <a:avLst/>
+                    </a:prstGeom>
+                  </pic:spPr>
+                </pic:pic>
+              </a:graphicData>
+            </a:graphic>
+            <wp14:sizeRelH relativeFrom="margin">
+              <wp14:pctWidth>0</wp14:pctWidth>
+            </wp14:sizeRelH>
+            <wp14:sizeRelV relativeFrom="margin">
+              <wp14:pctHeight>0</wp14:pctHeight>
+            </wp14:sizeRelV>
+          </wp:anchor>
+        </w:drawing>
+      </w:r>
+      <w:r>
+        <w:rPr>
+          <w:rFonts w:ascii="Times New Roman" w:eastAsia="Times New Roman" w:hAnsi="Times New Roman" w:cs="Times New Roman"/>
+          <w:b/>
+          <w:bCs/>
+          <w:kern w:val="36"/>
+          <w:sz w:val="48"/>
+          <w:szCs w:val="48"/>
+          <w:u w:val="single"/>
+          <w:lang w:eastAsia="hu-HU"/>
+        </w:rPr>
+        <w:t>FÁJLKEZELÉS</w:t>
+      </w:r>
+    </w:p>
+    <w:p>
+      <w:pPr>
+        <w:spacing w:before="100" w:beforeAutospacing="1" w:after="100" w:afterAutospacing="1" w:line="240" w:lineRule="auto"/>
+        <w:jc w:val="center"/>
+        <w:outlineLvl w:val="0"/>
+        <w:rPr>
+          <w:rFonts w:ascii="Times New Roman" w:eastAsia="Times New Roman" w:hAnsi="Times New Roman" w:cs="Times New Roman"/>
+          <w:b/>
+          <w:bCs/>
+          <w:kern w:val="36"/>
+          <w:sz w:val="48"/>
+          <w:szCs w:val="48"/>
+          <w:u w:val="single"/>
+          <w:lang w:eastAsia="hu-HU"/>
+        </w:rPr>
+      </w:pPr>
+    </w:p>
+    <w:p>
+      <w:pPr>
+        <w:numPr>
+          <w:ilvl w:val="0"/>
+          <w:numId w:val="20"/>
+        </w:numPr>
+        <w:spacing w:before="100" w:beforeAutospacing="1" w:after="100" w:afterAutospacing="1" w:line="240" w:lineRule="auto"/>
+        <w:rPr>
+          <w:rFonts w:ascii="Times New Roman" w:eastAsia="Times New Roman" w:hAnsi="Times New Roman" w:cs="Times New Roman"/>
+          <w:sz w:val="24"/>
+          <w:szCs w:val="24"/>
+          <w:lang w:eastAsia="hu-HU"/>
+        </w:rPr>
+      </w:pPr>
+      <w:r>
+        <w:rPr>
+          <w:rFonts w:ascii="Times New Roman" w:eastAsia="Times New Roman" w:hAnsi="Times New Roman" w:cs="Times New Roman"/>
+          <w:sz w:val="24"/>
+          <w:szCs w:val="24"/>
+          <w:lang w:eastAsia="hu-HU"/>
+        </w:rPr>
+        <w:t xml:space="preserve">új </w:t>
+      </w:r>
+      <w:r>
+        <w:rPr>
+          <w:rFonts w:ascii="Times New Roman" w:eastAsia="Times New Roman" w:hAnsi="Times New Roman" w:cs="Times New Roman"/>
+          <w:sz w:val="24"/>
+          <w:szCs w:val="24"/>
+          <w:lang w:eastAsia="hu-HU"/>
+        </w:rPr>
+        <w:t>idő</w:t>
+      </w:r>
+      <w:r>
+        <w:rPr>
+          <w:rFonts w:ascii="Times New Roman" w:eastAsia="Times New Roman" w:hAnsi="Times New Roman" w:cs="Times New Roman"/>
+          <w:sz w:val="24"/>
+          <w:szCs w:val="24"/>
+          <w:lang w:eastAsia="hu-HU"/>
+        </w:rPr>
+        <w:t>fájl</w:t>
+      </w:r>
+    </w:p>
+    <w:p>
+      <w:pPr>
+        <w:numPr>
+          <w:ilvl w:val="0"/>
+          <w:numId w:val="20"/>
+        </w:numPr>
+        <w:spacing w:before="100" w:beforeAutospacing="1" w:after="100" w:afterAutospacing="1" w:line="240" w:lineRule="auto"/>
+        <w:rPr>
+          <w:rFonts w:ascii="Times New Roman" w:eastAsia="Times New Roman" w:hAnsi="Times New Roman" w:cs="Times New Roman"/>
+          <w:sz w:val="24"/>
+          <w:szCs w:val="24"/>
+          <w:lang w:eastAsia="hu-HU"/>
+        </w:rPr>
+      </w:pPr>
+      <w:r>
+        <w:rPr>
+          <w:rFonts w:ascii="Times New Roman" w:eastAsia="Times New Roman" w:hAnsi="Times New Roman" w:cs="Times New Roman"/>
+          <w:sz w:val="24"/>
+          <w:szCs w:val="24"/>
+          <w:lang w:eastAsia="hu-HU"/>
+        </w:rPr>
+        <w:t>betöltés</w:t>
+      </w:r>
+    </w:p>
+    <w:p>
+      <w:pPr>
+        <w:spacing w:after="0" w:line="240" w:lineRule="auto"/>
+        <w:rPr>
+          <w:rFonts w:ascii="Times New Roman" w:eastAsia="Times New Roman" w:hAnsi="Times New Roman" w:cs="Times New Roman"/>
+          <w:sz w:val="24"/>
+          <w:szCs w:val="24"/>
+          <w:lang w:eastAsia="hu-HU"/>
+        </w:rPr>
+      </w:pPr>
+    </w:p>
+    <w:p>
+      <w:pPr>
+        <w:spacing w:before="100" w:beforeAutospacing="1" w:after="100" w:afterAutospacing="1" w:line="240" w:lineRule="auto"/>
+        <w:jc w:val="center"/>
+        <w:outlineLvl w:val="0"/>
+        <w:rPr>
+          <w:rFonts w:ascii="Times New Roman" w:eastAsia="Times New Roman" w:hAnsi="Times New Roman" w:cs="Times New Roman"/>
+          <w:b/>
+          <w:bCs/>
+          <w:kern w:val="36"/>
+          <w:sz w:val="48"/>
+          <w:szCs w:val="48"/>
+          <w:u w:val="single"/>
+          <w:lang w:eastAsia="hu-HU"/>
+        </w:rPr>
+      </w:pPr>
+      <w:r>
+        <w:rPr>
+          <w:noProof/>
+        </w:rPr>
+        <w:lastRenderedPageBreak/>
+        <w:drawing>
+          <wp:anchor distT="0" distB="0" distL="114300" distR="114300" simplePos="0" relativeHeight="251662336" behindDoc="1" locked="0" layoutInCell="1" allowOverlap="1" wp14:anchorId="34736761" wp14:editId="25EDC6DD">
+            <wp:simplePos x="0" y="0"/>
+            <wp:positionH relativeFrom="margin">
+              <wp:align>right</wp:align>
+            </wp:positionH>
+            <wp:positionV relativeFrom="paragraph">
+              <wp:posOffset>8255</wp:posOffset>
             </wp:positionV>
             <wp:extent cx="2731770" cy="1732280"/>
             <wp:effectExtent l="0" t="0" r="0" b="1270"/>
@@ -5620,7 +6100,7 @@
                     <pic:cNvPicPr/>
                   </pic:nvPicPr>
                   <pic:blipFill>
-                    <a:blip r:embed="rId24">
+                    <a:blip r:embed="rId26">
                       <a:extLst>
                         <a:ext uri="{28A0092B-C50C-407E-A947-70E740481C1C}">
                           <a14:useLocalDpi xmlns:a14="http://schemas.microsoft.com/office/drawing/2010/main" val="0"/>
@@ -5758,6 +6238,22 @@
       <w:r>
         <w:rPr>
           <w:rFonts w:ascii="Times New Roman" w:eastAsia="Times New Roman" w:hAnsi="Times New Roman" w:cs="Times New Roman"/>
+          <w:sz w:val="24"/>
+          <w:szCs w:val="24"/>
+          <w:lang w:eastAsia="hu-HU"/>
+        </w:rPr>
+        <w:pict w14:anchorId="74A9F488">
+          <v:rect id="_x0000_i1089" style="width:0;height:1.5pt" o:hralign="center" o:hrstd="t" o:hr="t" fillcolor="#a0a0a0" stroked="f"/>
+        </w:pict>
+      </w:r>
+    </w:p>
+    <w:p>
+      <w:pPr>
+        <w:spacing w:before="100" w:beforeAutospacing="1" w:after="100" w:afterAutospacing="1" w:line="240" w:lineRule="auto"/>
+        <w:jc w:val="center"/>
+        <w:outlineLvl w:val="0"/>
+        <w:rPr>
+          <w:rFonts w:ascii="Times New Roman" w:eastAsia="Times New Roman" w:hAnsi="Times New Roman" w:cs="Times New Roman"/>
           <w:b/>
           <w:bCs/>
           <w:kern w:val="36"/>
@@ -5766,14 +6262,8 @@
           <w:u w:val="single"/>
           <w:lang w:eastAsia="hu-HU"/>
         </w:rPr>
-        <w:br w:type="page"/>
-      </w:r>
-    </w:p>
-    <w:p>
-      <w:pPr>
-        <w:spacing w:before="100" w:beforeAutospacing="1" w:after="100" w:afterAutospacing="1" w:line="240" w:lineRule="auto"/>
-        <w:jc w:val="center"/>
-        <w:outlineLvl w:val="0"/>
+      </w:pPr>
+      <w:r>
         <w:rPr>
           <w:rFonts w:ascii="Times New Roman" w:eastAsia="Times New Roman" w:hAnsi="Times New Roman" w:cs="Times New Roman"/>
           <w:b/>
@@ -5784,33 +6274,50 @@
           <w:u w:val="single"/>
           <w:lang w:eastAsia="hu-HU"/>
         </w:rPr>
+        <w:t>EMERGENCY STOP</w:t>
+      </w:r>
+    </w:p>
+    <w:p>
+      <w:pPr>
+        <w:spacing w:before="100" w:beforeAutospacing="1" w:after="100" w:afterAutospacing="1" w:line="240" w:lineRule="auto"/>
+        <w:jc w:val="center"/>
+        <w:outlineLvl w:val="0"/>
+        <w:rPr>
+          <w:rFonts w:ascii="Times New Roman" w:eastAsia="Times New Roman" w:hAnsi="Times New Roman" w:cs="Times New Roman"/>
+          <w:b/>
+          <w:bCs/>
+          <w:kern w:val="36"/>
+          <w:sz w:val="48"/>
+          <w:szCs w:val="48"/>
+          <w:u w:val="single"/>
+          <w:lang w:eastAsia="hu-HU"/>
+        </w:rPr>
       </w:pPr>
       <w:r>
         <w:rPr>
           <w:noProof/>
         </w:rPr>
-        <w:lastRenderedPageBreak/>
         <w:drawing>
-          <wp:anchor distT="0" distB="0" distL="114300" distR="114300" simplePos="0" relativeHeight="251663360" behindDoc="1" locked="0" layoutInCell="1" allowOverlap="1" wp14:anchorId="363BD4DE" wp14:editId="35B9C5C5">
+          <wp:anchor distT="0" distB="0" distL="114300" distR="114300" simplePos="0" relativeHeight="251694080" behindDoc="1" locked="0" layoutInCell="1" allowOverlap="1" wp14:anchorId="0DE5A04F" wp14:editId="0099604B">
             <wp:simplePos x="0" y="0"/>
             <wp:positionH relativeFrom="margin">
               <wp:align>right</wp:align>
             </wp:positionH>
             <wp:positionV relativeFrom="paragraph">
-              <wp:posOffset>187960</wp:posOffset>
+              <wp:posOffset>48895</wp:posOffset>
             </wp:positionV>
-            <wp:extent cx="742950" cy="847725"/>
-            <wp:effectExtent l="0" t="0" r="0" b="9525"/>
+            <wp:extent cx="800100" cy="861060"/>
+            <wp:effectExtent l="0" t="0" r="0" b="0"/>
             <wp:wrapTight wrapText="bothSides">
               <wp:wrapPolygon edited="0">
                 <wp:start x="0" y="0"/>
-                <wp:lineTo x="0" y="21357"/>
-                <wp:lineTo x="21046" y="21357"/>
-                <wp:lineTo x="21046" y="0"/>
+                <wp:lineTo x="0" y="21027"/>
+                <wp:lineTo x="21086" y="21027"/>
+                <wp:lineTo x="21086" y="0"/>
                 <wp:lineTo x="0" y="0"/>
               </wp:wrapPolygon>
             </wp:wrapTight>
-            <wp:docPr id="21" name="Kép 21"/>
+            <wp:docPr id="47" name="Kép 47"/>
             <wp:cNvGraphicFramePr>
               <a:graphicFrameLocks xmlns:a="http://schemas.openxmlformats.org/drawingml/2006/main" noChangeAspect="1"/>
             </wp:cNvGraphicFramePr>
@@ -5822,7 +6329,7 @@
                     <pic:cNvPicPr/>
                   </pic:nvPicPr>
                   <pic:blipFill>
-                    <a:blip r:embed="rId25">
+                    <a:blip r:embed="rId27">
                       <a:extLst>
                         <a:ext uri="{28A0092B-C50C-407E-A947-70E740481C1C}">
                           <a14:useLocalDpi xmlns:a14="http://schemas.microsoft.com/office/drawing/2010/main" val="0"/>
@@ -5836,202 +6343,7 @@
                   <pic:spPr>
                     <a:xfrm>
                       <a:off x="0" y="0"/>
-                      <a:ext cx="742950" cy="847725"/>
-                    </a:xfrm>
-                    <a:prstGeom prst="rect">
-                      <a:avLst/>
-                    </a:prstGeom>
-                  </pic:spPr>
-                </pic:pic>
-              </a:graphicData>
-            </a:graphic>
-          </wp:anchor>
-        </w:drawing>
-      </w:r>
-      <w:r>
-        <w:rPr>
-          <w:rFonts w:ascii="Times New Roman" w:eastAsia="Times New Roman" w:hAnsi="Times New Roman" w:cs="Times New Roman"/>
-          <w:b/>
-          <w:bCs/>
-          <w:kern w:val="36"/>
-          <w:sz w:val="48"/>
-          <w:szCs w:val="48"/>
-          <w:u w:val="single"/>
-          <w:lang w:eastAsia="hu-HU"/>
-        </w:rPr>
-        <w:t>EMERGENCY STOP</w:t>
-      </w:r>
-    </w:p>
-    <w:p>
-      <w:pPr>
-        <w:spacing w:before="100" w:beforeAutospacing="1" w:after="100" w:afterAutospacing="1" w:line="240" w:lineRule="auto"/>
-        <w:jc w:val="center"/>
-        <w:outlineLvl w:val="0"/>
-        <w:rPr>
-          <w:rFonts w:ascii="Times New Roman" w:eastAsia="Times New Roman" w:hAnsi="Times New Roman" w:cs="Times New Roman"/>
-          <w:b/>
-          <w:bCs/>
-          <w:kern w:val="36"/>
-          <w:sz w:val="48"/>
-          <w:szCs w:val="48"/>
-          <w:u w:val="single"/>
-          <w:lang w:eastAsia="hu-HU"/>
-        </w:rPr>
-      </w:pPr>
-    </w:p>
-    <w:p>
-      <w:pPr>
-        <w:spacing w:before="100" w:beforeAutospacing="1" w:after="100" w:afterAutospacing="1" w:line="240" w:lineRule="auto"/>
-        <w:rPr>
-          <w:rFonts w:ascii="Times New Roman" w:eastAsia="Times New Roman" w:hAnsi="Times New Roman" w:cs="Times New Roman"/>
-          <w:sz w:val="24"/>
-          <w:szCs w:val="24"/>
-          <w:lang w:eastAsia="hu-HU"/>
-        </w:rPr>
-      </w:pPr>
-      <w:r>
-        <w:rPr>
-          <w:rFonts w:ascii="Times New Roman" w:eastAsia="Times New Roman" w:hAnsi="Times New Roman" w:cs="Times New Roman"/>
-          <w:sz w:val="24"/>
-          <w:szCs w:val="24"/>
-          <w:lang w:eastAsia="hu-HU"/>
-        </w:rPr>
-        <w:t>Fix gomb bal alsó sarokban</w:t>
-      </w:r>
-    </w:p>
-    <w:p>
-      <w:pPr>
-        <w:spacing w:before="100" w:beforeAutospacing="1" w:after="100" w:afterAutospacing="1" w:line="240" w:lineRule="auto"/>
-        <w:rPr>
-          <w:rFonts w:ascii="Times New Roman" w:eastAsia="Times New Roman" w:hAnsi="Times New Roman" w:cs="Times New Roman"/>
-          <w:sz w:val="24"/>
-          <w:szCs w:val="24"/>
-          <w:lang w:eastAsia="hu-HU"/>
-        </w:rPr>
-      </w:pPr>
-      <w:r>
-        <w:rPr>
-          <w:rFonts w:ascii="Times New Roman" w:eastAsia="Times New Roman" w:hAnsi="Times New Roman" w:cs="Times New Roman"/>
-          <w:sz w:val="24"/>
-          <w:szCs w:val="24"/>
-          <w:lang w:eastAsia="hu-HU"/>
-        </w:rPr>
-        <w:t xml:space="preserve"> azonnali leállítás</w:t>
-      </w:r>
-    </w:p>
-    <w:p>
-      <w:pPr>
-        <w:spacing w:after="0" w:line="240" w:lineRule="auto"/>
-        <w:rPr>
-          <w:rFonts w:ascii="Times New Roman" w:eastAsia="Times New Roman" w:hAnsi="Times New Roman" w:cs="Times New Roman"/>
-          <w:sz w:val="24"/>
-          <w:szCs w:val="24"/>
-          <w:lang w:eastAsia="hu-HU"/>
-        </w:rPr>
-      </w:pPr>
-      <w:r>
-        <w:rPr>
-          <w:rFonts w:ascii="Times New Roman" w:eastAsia="Times New Roman" w:hAnsi="Times New Roman" w:cs="Times New Roman"/>
-          <w:sz w:val="24"/>
-          <w:szCs w:val="24"/>
-          <w:lang w:eastAsia="hu-HU"/>
-        </w:rPr>
-        <w:pict w14:anchorId="7396E624">
-          <v:rect id="_x0000_i1050" style="width:0;height:1.5pt" o:hralign="center" o:hrstd="t" o:hr="t" fillcolor="#a0a0a0" stroked="f"/>
-        </w:pict>
-      </w:r>
-    </w:p>
-    <w:p>
-      <w:pPr>
-        <w:spacing w:before="100" w:beforeAutospacing="1" w:after="100" w:afterAutospacing="1" w:line="240" w:lineRule="auto"/>
-        <w:jc w:val="center"/>
-        <w:outlineLvl w:val="0"/>
-        <w:rPr>
-          <w:rFonts w:ascii="Times New Roman" w:eastAsia="Times New Roman" w:hAnsi="Times New Roman" w:cs="Times New Roman"/>
-          <w:b/>
-          <w:bCs/>
-          <w:kern w:val="36"/>
-          <w:sz w:val="48"/>
-          <w:szCs w:val="48"/>
-          <w:u w:val="single"/>
-          <w:lang w:eastAsia="hu-HU"/>
-        </w:rPr>
-      </w:pPr>
-      <w:r>
-        <w:rPr>
-          <w:rFonts w:ascii="Times New Roman" w:eastAsia="Times New Roman" w:hAnsi="Times New Roman" w:cs="Times New Roman"/>
-          <w:b/>
-          <w:bCs/>
-          <w:kern w:val="36"/>
-          <w:sz w:val="48"/>
-          <w:szCs w:val="48"/>
-          <w:u w:val="single"/>
-          <w:lang w:eastAsia="hu-HU"/>
-        </w:rPr>
-        <w:t>WEBSOCKET</w:t>
-      </w:r>
-    </w:p>
-    <w:p>
-      <w:pPr>
-        <w:spacing w:before="100" w:beforeAutospacing="1" w:after="100" w:afterAutospacing="1" w:line="240" w:lineRule="auto"/>
-        <w:rPr>
-          <w:rFonts w:ascii="Times New Roman" w:eastAsia="Times New Roman" w:hAnsi="Times New Roman" w:cs="Times New Roman"/>
-          <w:sz w:val="24"/>
-          <w:szCs w:val="24"/>
-          <w:lang w:eastAsia="hu-HU"/>
-        </w:rPr>
-      </w:pPr>
-      <w:r>
-        <w:rPr>
-          <w:noProof/>
-        </w:rPr>
-        <w:drawing>
-          <wp:anchor distT="0" distB="0" distL="114300" distR="114300" simplePos="0" relativeHeight="251664384" behindDoc="1" locked="0" layoutInCell="1" allowOverlap="1" wp14:anchorId="4561FD65" wp14:editId="51942AC2">
-            <wp:simplePos x="0" y="0"/>
-            <wp:positionH relativeFrom="margin">
-              <wp:align>right</wp:align>
-            </wp:positionH>
-            <wp:positionV relativeFrom="paragraph">
-              <wp:posOffset>124460</wp:posOffset>
-            </wp:positionV>
-            <wp:extent cx="2984500" cy="648970"/>
-            <wp:effectExtent l="0" t="0" r="6350" b="0"/>
-            <wp:wrapTight wrapText="bothSides">
-              <wp:wrapPolygon edited="0">
-                <wp:start x="0" y="0"/>
-                <wp:lineTo x="0" y="20924"/>
-                <wp:lineTo x="21508" y="20924"/>
-                <wp:lineTo x="21508" y="0"/>
-                <wp:lineTo x="0" y="0"/>
-              </wp:wrapPolygon>
-            </wp:wrapTight>
-            <wp:docPr id="22" name="Kép 22"/>
-            <wp:cNvGraphicFramePr>
-              <a:graphicFrameLocks xmlns:a="http://schemas.openxmlformats.org/drawingml/2006/main" noChangeAspect="1"/>
-            </wp:cNvGraphicFramePr>
-            <a:graphic xmlns:a="http://schemas.openxmlformats.org/drawingml/2006/main">
-              <a:graphicData uri="http://schemas.openxmlformats.org/drawingml/2006/picture">
-                <pic:pic xmlns:pic="http://schemas.openxmlformats.org/drawingml/2006/picture">
-                  <pic:nvPicPr>
-                    <pic:cNvPr id="1" name=""/>
-                    <pic:cNvPicPr/>
-                  </pic:nvPicPr>
-                  <pic:blipFill>
-                    <a:blip r:embed="rId26">
-                      <a:extLst>
-                        <a:ext uri="{28A0092B-C50C-407E-A947-70E740481C1C}">
-                          <a14:useLocalDpi xmlns:a14="http://schemas.microsoft.com/office/drawing/2010/main" val="0"/>
-                        </a:ext>
-                      </a:extLst>
-                    </a:blip>
-                    <a:stretch>
-                      <a:fillRect/>
-                    </a:stretch>
-                  </pic:blipFill>
-                  <pic:spPr>
-                    <a:xfrm>
-                      <a:off x="0" y="0"/>
-                      <a:ext cx="2984500" cy="648970"/>
+                      <a:ext cx="800100" cy="861060"/>
                     </a:xfrm>
                     <a:prstGeom prst="rect">
                       <a:avLst/>
@@ -6049,6 +6361,177 @@
           </wp:anchor>
         </w:drawing>
       </w:r>
+    </w:p>
+    <w:p>
+      <w:pPr>
+        <w:spacing w:before="100" w:beforeAutospacing="1" w:after="100" w:afterAutospacing="1" w:line="240" w:lineRule="auto"/>
+        <w:rPr>
+          <w:rFonts w:ascii="Times New Roman" w:eastAsia="Times New Roman" w:hAnsi="Times New Roman" w:cs="Times New Roman"/>
+          <w:sz w:val="24"/>
+          <w:szCs w:val="24"/>
+          <w:lang w:eastAsia="hu-HU"/>
+        </w:rPr>
+      </w:pPr>
+      <w:r>
+        <w:rPr>
+          <w:rFonts w:ascii="Times New Roman" w:eastAsia="Times New Roman" w:hAnsi="Times New Roman" w:cs="Times New Roman"/>
+          <w:sz w:val="24"/>
+          <w:szCs w:val="24"/>
+          <w:lang w:eastAsia="hu-HU"/>
+        </w:rPr>
+        <w:t>Fix gomb bal alsó sarokban</w:t>
+      </w:r>
+    </w:p>
+    <w:p>
+      <w:pPr>
+        <w:spacing w:before="100" w:beforeAutospacing="1" w:after="100" w:afterAutospacing="1" w:line="240" w:lineRule="auto"/>
+        <w:rPr>
+          <w:rFonts w:ascii="Times New Roman" w:eastAsia="Times New Roman" w:hAnsi="Times New Roman" w:cs="Times New Roman"/>
+          <w:sz w:val="24"/>
+          <w:szCs w:val="24"/>
+          <w:lang w:eastAsia="hu-HU"/>
+        </w:rPr>
+      </w:pPr>
+      <w:r>
+        <w:rPr>
+          <w:rFonts w:ascii="Times New Roman" w:eastAsia="Times New Roman" w:hAnsi="Times New Roman" w:cs="Times New Roman"/>
+          <w:sz w:val="24"/>
+          <w:szCs w:val="24"/>
+          <w:lang w:eastAsia="hu-HU"/>
+        </w:rPr>
+        <w:t xml:space="preserve"> azonnali leállítás</w:t>
+      </w:r>
+    </w:p>
+    <w:p>
+      <w:pPr>
+        <w:spacing w:after="0" w:line="240" w:lineRule="auto"/>
+        <w:rPr>
+          <w:rFonts w:ascii="Times New Roman" w:eastAsia="Times New Roman" w:hAnsi="Times New Roman" w:cs="Times New Roman"/>
+          <w:sz w:val="24"/>
+          <w:szCs w:val="24"/>
+          <w:lang w:eastAsia="hu-HU"/>
+        </w:rPr>
+      </w:pPr>
+      <w:r>
+        <w:rPr>
+          <w:rFonts w:ascii="Times New Roman" w:eastAsia="Times New Roman" w:hAnsi="Times New Roman" w:cs="Times New Roman"/>
+          <w:sz w:val="24"/>
+          <w:szCs w:val="24"/>
+          <w:lang w:eastAsia="hu-HU"/>
+        </w:rPr>
+        <w:pict w14:anchorId="7396E624">
+          <v:rect id="_x0000_i1046" style="width:0;height:1.5pt" o:hralign="center" o:hrstd="t" o:hr="t" fillcolor="#a0a0a0" stroked="f"/>
+        </w:pict>
+      </w:r>
+    </w:p>
+    <w:p>
+      <w:pPr>
+        <w:spacing w:before="100" w:beforeAutospacing="1" w:after="100" w:afterAutospacing="1" w:line="240" w:lineRule="auto"/>
+        <w:jc w:val="center"/>
+        <w:outlineLvl w:val="0"/>
+        <w:rPr>
+          <w:rFonts w:ascii="Times New Roman" w:eastAsia="Times New Roman" w:hAnsi="Times New Roman" w:cs="Times New Roman"/>
+          <w:b/>
+          <w:bCs/>
+          <w:kern w:val="36"/>
+          <w:sz w:val="48"/>
+          <w:szCs w:val="48"/>
+          <w:u w:val="single"/>
+          <w:lang w:eastAsia="hu-HU"/>
+        </w:rPr>
+      </w:pPr>
+      <w:r>
+        <w:rPr>
+          <w:rFonts w:ascii="Times New Roman" w:eastAsia="Times New Roman" w:hAnsi="Times New Roman" w:cs="Times New Roman"/>
+          <w:b/>
+          <w:bCs/>
+          <w:kern w:val="36"/>
+          <w:sz w:val="48"/>
+          <w:szCs w:val="48"/>
+          <w:u w:val="single"/>
+          <w:lang w:eastAsia="hu-HU"/>
+        </w:rPr>
+        <w:t>WEBSOCKET</w:t>
+      </w:r>
+    </w:p>
+    <w:p>
+      <w:pPr>
+        <w:spacing w:before="100" w:beforeAutospacing="1" w:after="100" w:afterAutospacing="1" w:line="240" w:lineRule="auto"/>
+        <w:rPr>
+          <w:rFonts w:ascii="Times New Roman" w:eastAsia="Times New Roman" w:hAnsi="Times New Roman" w:cs="Times New Roman"/>
+          <w:sz w:val="24"/>
+          <w:szCs w:val="24"/>
+          <w:lang w:eastAsia="hu-HU"/>
+        </w:rPr>
+      </w:pPr>
+      <w:r>
+        <w:rPr>
+          <w:noProof/>
+        </w:rPr>
+        <w:drawing>
+          <wp:anchor distT="0" distB="0" distL="114300" distR="114300" simplePos="0" relativeHeight="251695104" behindDoc="1" locked="0" layoutInCell="1" allowOverlap="1" wp14:anchorId="37206872" wp14:editId="1B98D81E">
+            <wp:simplePos x="0" y="0"/>
+            <wp:positionH relativeFrom="margin">
+              <wp:align>right</wp:align>
+            </wp:positionH>
+            <wp:positionV relativeFrom="paragraph">
+              <wp:posOffset>184150</wp:posOffset>
+            </wp:positionV>
+            <wp:extent cx="2856985" cy="590550"/>
+            <wp:effectExtent l="0" t="0" r="635" b="0"/>
+            <wp:wrapTight wrapText="bothSides">
+              <wp:wrapPolygon edited="0">
+                <wp:start x="0" y="0"/>
+                <wp:lineTo x="0" y="20903"/>
+                <wp:lineTo x="21461" y="20903"/>
+                <wp:lineTo x="21461" y="0"/>
+                <wp:lineTo x="0" y="0"/>
+              </wp:wrapPolygon>
+            </wp:wrapTight>
+            <wp:docPr id="48" name="Kép 48"/>
+            <wp:cNvGraphicFramePr>
+              <a:graphicFrameLocks xmlns:a="http://schemas.openxmlformats.org/drawingml/2006/main" noChangeAspect="1"/>
+            </wp:cNvGraphicFramePr>
+            <a:graphic xmlns:a="http://schemas.openxmlformats.org/drawingml/2006/main">
+              <a:graphicData uri="http://schemas.openxmlformats.org/drawingml/2006/picture">
+                <pic:pic xmlns:pic="http://schemas.openxmlformats.org/drawingml/2006/picture">
+                  <pic:nvPicPr>
+                    <pic:cNvPr id="1" name=""/>
+                    <pic:cNvPicPr/>
+                  </pic:nvPicPr>
+                  <pic:blipFill>
+                    <a:blip r:embed="rId28">
+                      <a:extLst>
+                        <a:ext uri="{28A0092B-C50C-407E-A947-70E740481C1C}">
+                          <a14:useLocalDpi xmlns:a14="http://schemas.microsoft.com/office/drawing/2010/main" val="0"/>
+                        </a:ext>
+                      </a:extLst>
+                    </a:blip>
+                    <a:stretch>
+                      <a:fillRect/>
+                    </a:stretch>
+                  </pic:blipFill>
+                  <pic:spPr>
+                    <a:xfrm>
+                      <a:off x="0" y="0"/>
+                      <a:ext cx="2856985" cy="590550"/>
+                    </a:xfrm>
+                    <a:prstGeom prst="rect">
+                      <a:avLst/>
+                    </a:prstGeom>
+                  </pic:spPr>
+                </pic:pic>
+              </a:graphicData>
+            </a:graphic>
+            <wp14:sizeRelH relativeFrom="margin">
+              <wp14:pctWidth>0</wp14:pctWidth>
+            </wp14:sizeRelH>
+            <wp14:sizeRelV relativeFrom="margin">
+              <wp14:pctHeight>0</wp14:pctHeight>
+            </wp14:sizeRelV>
+          </wp:anchor>
+        </w:drawing>
+      </w:r>
       <w:r>
         <w:rPr>
           <w:rFonts w:ascii="Times New Roman" w:eastAsia="Times New Roman" w:hAnsi="Times New Roman" w:cs="Times New Roman"/>
@@ -6164,7 +6647,7 @@
           <w:lang w:eastAsia="hu-HU"/>
         </w:rPr>
         <w:pict w14:anchorId="7F07F24E">
-          <v:rect id="_x0000_i1051" style="width:0;height:1.5pt" o:hralign="center" o:hrstd="t" o:hr="t" fillcolor="#a0a0a0" stroked="f"/>
+          <v:rect id="_x0000_i1047" style="width:0;height:1.5pt" o:hralign="center" o:hrstd="t" o:hr="t" fillcolor="#a0a0a0" stroked="f"/>
         </w:pict>
       </w:r>
     </w:p>
@@ -6449,23 +6932,9 @@
           <w:lang w:eastAsia="hu-HU"/>
         </w:rPr>
       </w:pPr>
-      <w:r>
-        <w:rPr>
-          <w:rFonts w:ascii="Times New Roman" w:eastAsia="Times New Roman" w:hAnsi="Times New Roman" w:cs="Times New Roman"/>
-          <w:sz w:val="24"/>
-          <w:szCs w:val="24"/>
-          <w:lang w:eastAsia="hu-HU"/>
-        </w:rPr>
-        <w:pict w14:anchorId="6EE784A8">
-          <v:rect id="_x0000_i1052" style="width:0;height:1.5pt" o:hralign="center" o:hrstd="t" o:hr="t" fillcolor="#a0a0a0" stroked="f"/>
-        </w:pict>
-      </w:r>
-    </w:p>
-    <w:p>
-      <w:pPr>
-        <w:spacing w:before="100" w:beforeAutospacing="1" w:after="100" w:afterAutospacing="1" w:line="240" w:lineRule="auto"/>
-        <w:jc w:val="center"/>
-        <w:outlineLvl w:val="0"/>
+    </w:p>
+    <w:p>
+      <w:pPr>
         <w:rPr>
           <w:rFonts w:ascii="Times New Roman" w:eastAsia="Times New Roman" w:hAnsi="Times New Roman" w:cs="Times New Roman"/>
           <w:b/>
@@ -6488,6 +6957,37 @@
           <w:u w:val="single"/>
           <w:lang w:eastAsia="hu-HU"/>
         </w:rPr>
+        <w:br w:type="page"/>
+      </w:r>
+    </w:p>
+    <w:p>
+      <w:pPr>
+        <w:spacing w:before="100" w:beforeAutospacing="1" w:after="100" w:afterAutospacing="1" w:line="240" w:lineRule="auto"/>
+        <w:jc w:val="center"/>
+        <w:outlineLvl w:val="0"/>
+        <w:rPr>
+          <w:rFonts w:ascii="Times New Roman" w:eastAsia="Times New Roman" w:hAnsi="Times New Roman" w:cs="Times New Roman"/>
+          <w:b/>
+          <w:bCs/>
+          <w:kern w:val="36"/>
+          <w:sz w:val="48"/>
+          <w:szCs w:val="48"/>
+          <w:u w:val="single"/>
+          <w:lang w:eastAsia="hu-HU"/>
+        </w:rPr>
+      </w:pPr>
+      <w:r>
+        <w:rPr>
+          <w:rFonts w:ascii="Times New Roman" w:eastAsia="Times New Roman" w:hAnsi="Times New Roman" w:cs="Times New Roman"/>
+          <w:b/>
+          <w:bCs/>
+          <w:kern w:val="36"/>
+          <w:sz w:val="48"/>
+          <w:szCs w:val="48"/>
+          <w:u w:val="single"/>
+          <w:lang w:eastAsia="hu-HU"/>
+        </w:rPr>
+        <w:lastRenderedPageBreak/>
         <w:t>HANG</w:t>
       </w:r>
     </w:p>
@@ -6585,30 +7085,21 @@
     </w:p>
     <w:p>
       <w:pPr>
-        <w:spacing w:after="0" w:line="240" w:lineRule="auto"/>
-        <w:rPr>
-          <w:rFonts w:ascii="Times New Roman" w:eastAsia="Times New Roman" w:hAnsi="Times New Roman" w:cs="Times New Roman"/>
-          <w:sz w:val="24"/>
-          <w:szCs w:val="24"/>
-          <w:lang w:eastAsia="hu-HU"/>
-        </w:rPr>
-      </w:pPr>
-    </w:p>
-    <w:p>
-      <w:pPr>
-        <w:rPr>
-          <w:rFonts w:ascii="Segoe UI Emoji" w:eastAsia="Times New Roman" w:hAnsi="Segoe UI Emoji" w:cs="Segoe UI Emoji"/>
-          <w:b/>
-          <w:bCs/>
-          <w:kern w:val="36"/>
-          <w:sz w:val="48"/>
-          <w:szCs w:val="48"/>
-          <w:lang w:eastAsia="hu-HU"/>
-        </w:rPr>
-      </w:pPr>
-    </w:p>
-    <w:p>
-      <w:pPr>
+        <w:spacing w:before="100" w:beforeAutospacing="1" w:after="100" w:afterAutospacing="1" w:line="240" w:lineRule="auto"/>
+        <w:ind w:left="720"/>
+        <w:rPr>
+          <w:rFonts w:ascii="Times New Roman" w:eastAsia="Times New Roman" w:hAnsi="Times New Roman" w:cs="Times New Roman"/>
+          <w:sz w:val="24"/>
+          <w:szCs w:val="24"/>
+          <w:lang w:eastAsia="hu-HU"/>
+        </w:rPr>
+      </w:pPr>
+    </w:p>
+    <w:p>
+      <w:pPr>
+        <w:spacing w:before="100" w:beforeAutospacing="1" w:after="100" w:afterAutospacing="1" w:line="240" w:lineRule="auto"/>
+        <w:jc w:val="center"/>
+        <w:outlineLvl w:val="0"/>
         <w:rPr>
           <w:rFonts w:ascii="Times New Roman" w:eastAsia="Times New Roman" w:hAnsi="Times New Roman" w:cs="Times New Roman"/>
           <w:b/>
@@ -6631,37 +7122,6 @@
           <w:u w:val="single"/>
           <w:lang w:eastAsia="hu-HU"/>
         </w:rPr>
-        <w:br w:type="page"/>
-      </w:r>
-    </w:p>
-    <w:p>
-      <w:pPr>
-        <w:spacing w:before="100" w:beforeAutospacing="1" w:after="100" w:afterAutospacing="1" w:line="240" w:lineRule="auto"/>
-        <w:jc w:val="center"/>
-        <w:outlineLvl w:val="0"/>
-        <w:rPr>
-          <w:rFonts w:ascii="Times New Roman" w:eastAsia="Times New Roman" w:hAnsi="Times New Roman" w:cs="Times New Roman"/>
-          <w:b/>
-          <w:bCs/>
-          <w:kern w:val="36"/>
-          <w:sz w:val="48"/>
-          <w:szCs w:val="48"/>
-          <w:u w:val="single"/>
-          <w:lang w:eastAsia="hu-HU"/>
-        </w:rPr>
-      </w:pPr>
-      <w:r>
-        <w:rPr>
-          <w:rFonts w:ascii="Times New Roman" w:eastAsia="Times New Roman" w:hAnsi="Times New Roman" w:cs="Times New Roman"/>
-          <w:b/>
-          <w:bCs/>
-          <w:kern w:val="36"/>
-          <w:sz w:val="48"/>
-          <w:szCs w:val="48"/>
-          <w:u w:val="single"/>
-          <w:lang w:eastAsia="hu-HU"/>
-        </w:rPr>
-        <w:lastRenderedPageBreak/>
         <w:t>FÁJL FORMÁTUMOK</w:t>
       </w:r>
     </w:p>
@@ -6806,7 +7266,7 @@
           <w:lang w:eastAsia="hu-HU"/>
         </w:rPr>
         <w:pict w14:anchorId="1D6CDD1A">
-          <v:rect id="_x0000_i1054" style="width:0;height:1.5pt" o:hralign="center" o:hrstd="t" o:hr="t" fillcolor="#a0a0a0" stroked="f"/>
+          <v:rect id="_x0000_i1049" style="width:0;height:1.5pt" o:hralign="center" o:hrstd="t" o:hr="t" fillcolor="#a0a0a0" stroked="f"/>
         </w:pict>
       </w:r>
     </w:p>
@@ -6929,7 +7389,7 @@
           <w:lang w:eastAsia="hu-HU"/>
         </w:rPr>
         <w:pict w14:anchorId="746ADED9">
-          <v:rect id="_x0000_i1055" style="width:0;height:1.5pt" o:hralign="center" o:hrstd="t" o:hr="t" fillcolor="#a0a0a0" stroked="f"/>
+          <v:rect id="_x0000_i1050" style="width:0;height:1.5pt" o:hralign="center" o:hrstd="t" o:hr="t" fillcolor="#a0a0a0" stroked="f"/>
         </w:pict>
       </w:r>
     </w:p>
@@ -7141,7 +7601,7 @@
           <w:lang w:eastAsia="hu-HU"/>
         </w:rPr>
         <w:pict w14:anchorId="42F411B5">
-          <v:rect id="_x0000_i1056" style="width:0;height:1.5pt" o:hralign="center" o:hrstd="t" o:hr="t" fillcolor="#a0a0a0" stroked="f"/>
+          <v:rect id="_x0000_i1051" style="width:0;height:1.5pt" o:hralign="center" o:hrstd="t" o:hr="t" fillcolor="#a0a0a0" stroked="f"/>
         </w:pict>
       </w:r>
     </w:p>
@@ -7341,23 +7801,9 @@
           <w:lang w:eastAsia="hu-HU"/>
         </w:rPr>
       </w:pPr>
-      <w:r>
-        <w:rPr>
-          <w:rFonts w:ascii="Times New Roman" w:eastAsia="Times New Roman" w:hAnsi="Times New Roman" w:cs="Times New Roman"/>
-          <w:sz w:val="24"/>
-          <w:szCs w:val="24"/>
-          <w:lang w:eastAsia="hu-HU"/>
-        </w:rPr>
-        <w:pict w14:anchorId="285835BB">
-          <v:rect id="_x0000_i1057" style="width:0;height:1.5pt" o:hralign="center" o:hrstd="t" o:hr="t" fillcolor="#a0a0a0" stroked="f"/>
-        </w:pict>
-      </w:r>
-    </w:p>
-    <w:p>
-      <w:pPr>
-        <w:spacing w:before="100" w:beforeAutospacing="1" w:after="100" w:afterAutospacing="1" w:line="240" w:lineRule="auto"/>
-        <w:jc w:val="center"/>
-        <w:outlineLvl w:val="0"/>
+    </w:p>
+    <w:p>
+      <w:pPr>
         <w:rPr>
           <w:rFonts w:ascii="Times New Roman" w:eastAsia="Times New Roman" w:hAnsi="Times New Roman" w:cs="Times New Roman"/>
           <w:b/>
@@ -7380,6 +7826,37 @@
           <w:u w:val="single"/>
           <w:lang w:eastAsia="hu-HU"/>
         </w:rPr>
+        <w:br w:type="page"/>
+      </w:r>
+    </w:p>
+    <w:p>
+      <w:pPr>
+        <w:spacing w:before="100" w:beforeAutospacing="1" w:after="100" w:afterAutospacing="1" w:line="240" w:lineRule="auto"/>
+        <w:jc w:val="center"/>
+        <w:outlineLvl w:val="0"/>
+        <w:rPr>
+          <w:rFonts w:ascii="Times New Roman" w:eastAsia="Times New Roman" w:hAnsi="Times New Roman" w:cs="Times New Roman"/>
+          <w:b/>
+          <w:bCs/>
+          <w:kern w:val="36"/>
+          <w:sz w:val="48"/>
+          <w:szCs w:val="48"/>
+          <w:u w:val="single"/>
+          <w:lang w:eastAsia="hu-HU"/>
+        </w:rPr>
+      </w:pPr>
+      <w:r>
+        <w:rPr>
+          <w:rFonts w:ascii="Times New Roman" w:eastAsia="Times New Roman" w:hAnsi="Times New Roman" w:cs="Times New Roman"/>
+          <w:b/>
+          <w:bCs/>
+          <w:kern w:val="36"/>
+          <w:sz w:val="48"/>
+          <w:szCs w:val="48"/>
+          <w:u w:val="single"/>
+          <w:lang w:eastAsia="hu-HU"/>
+        </w:rPr>
+        <w:lastRenderedPageBreak/>
         <w:t>TIPIKUS HIBÁK</w:t>
       </w:r>
     </w:p>
@@ -7936,7 +8413,7 @@
           <w:lang w:eastAsia="hu-HU"/>
         </w:rPr>
         <w:pict w14:anchorId="5E80A021">
-          <v:rect id="_x0000_i1059" style="width:0;height:1.5pt" o:hralign="center" o:hrstd="t" o:hr="t" fillcolor="#a0a0a0" stroked="f"/>
+          <v:rect id="_x0000_i1053" style="width:0;height:1.5pt" o:hralign="center" o:hrstd="t" o:hr="t" fillcolor="#a0a0a0" stroked="f"/>
         </w:pict>
       </w:r>
     </w:p>
@@ -8019,7 +8496,7 @@
           <w:lang w:eastAsia="hu-HU"/>
         </w:rPr>
         <w:pict w14:anchorId="63F7D5C1">
-          <v:rect id="_x0000_i1098" style="width:0;height:1.5pt" o:hralign="center" o:hrstd="t" o:hr="t" fillcolor="#a0a0a0" stroked="f"/>
+          <v:rect id="_x0000_i1054" style="width:0;height:1.5pt" o:hralign="center" o:hrstd="t" o:hr="t" fillcolor="#a0a0a0" stroked="f"/>
         </w:pict>
       </w:r>
     </w:p>
@@ -8238,6 +8715,7 @@
         <w:rPr>
           <w:noProof/>
         </w:rPr>
+        <w:lastRenderedPageBreak/>
         <w:drawing>
           <wp:anchor distT="0" distB="0" distL="114300" distR="114300" simplePos="0" relativeHeight="251665408" behindDoc="1" locked="0" layoutInCell="1" allowOverlap="1" wp14:anchorId="66CF7CD6" wp14:editId="3263A6FE">
             <wp:simplePos x="0" y="0"/>
@@ -8270,7 +8748,7 @@
                     <pic:cNvPicPr/>
                   </pic:nvPicPr>
                   <pic:blipFill>
-                    <a:blip r:embed="rId27">
+                    <a:blip r:embed="rId29">
                       <a:extLst>
                         <a:ext uri="{28A0092B-C50C-407E-A947-70E740481C1C}">
                           <a14:useLocalDpi xmlns:a14="http://schemas.microsoft.com/office/drawing/2010/main" val="0"/>
@@ -8588,7 +9066,7 @@
                     <pic:cNvPicPr/>
                   </pic:nvPicPr>
                   <pic:blipFill>
-                    <a:blip r:embed="rId28">
+                    <a:blip r:embed="rId30">
                       <a:extLst>
                         <a:ext uri="{28A0092B-C50C-407E-A947-70E740481C1C}">
                           <a14:useLocalDpi xmlns:a14="http://schemas.microsoft.com/office/drawing/2010/main" val="0"/>
@@ -8815,7 +9293,6 @@
           <w:u w:val="single"/>
           <w:lang w:eastAsia="hu-HU"/>
         </w:rPr>
-        <w:lastRenderedPageBreak/>
         <w:t>2. Be/Ki kapcsolás</w:t>
       </w:r>
     </w:p>
@@ -8939,7 +9416,7 @@
                     <pic:cNvPicPr/>
                   </pic:nvPicPr>
                   <pic:blipFill>
-                    <a:blip r:embed="rId29">
+                    <a:blip r:embed="rId31">
                       <a:extLst>
                         <a:ext uri="{28A0092B-C50C-407E-A947-70E740481C1C}">
                           <a14:useLocalDpi xmlns:a14="http://schemas.microsoft.com/office/drawing/2010/main" val="0"/>
@@ -9089,7 +9566,7 @@
           <w:lang w:eastAsia="hu-HU"/>
         </w:rPr>
         <w:pict w14:anchorId="11EE1CB7">
-          <v:rect id="_x0000_i1100" style="width:0;height:1.5pt" o:hralign="center" o:hrstd="t" o:hr="t" fillcolor="#a0a0a0" stroked="f"/>
+          <v:rect id="_x0000_i1055" style="width:0;height:1.5pt" o:hralign="center" o:hrstd="t" o:hr="t" fillcolor="#a0a0a0" stroked="f"/>
         </w:pict>
       </w:r>
     </w:p>
@@ -9295,7 +9772,7 @@
                     <pic:cNvPicPr/>
                   </pic:nvPicPr>
                   <pic:blipFill>
-                    <a:blip r:embed="rId30">
+                    <a:blip r:embed="rId32">
                       <a:extLst>
                         <a:ext uri="{28A0092B-C50C-407E-A947-70E740481C1C}">
                           <a14:useLocalDpi xmlns:a14="http://schemas.microsoft.com/office/drawing/2010/main" val="0"/>
@@ -9407,6 +9884,7 @@
           <w:szCs w:val="27"/>
           <w:lang w:eastAsia="hu-HU"/>
         </w:rPr>
+        <w:lastRenderedPageBreak/>
         <w:t>Példa</w:t>
       </w:r>
     </w:p>
@@ -9542,17 +10020,9 @@
     </w:p>
     <w:p>
       <w:pPr>
-        <w:spacing w:after="0" w:line="240" w:lineRule="auto"/>
-        <w:rPr>
-          <w:rFonts w:ascii="Times New Roman" w:eastAsia="Times New Roman" w:hAnsi="Times New Roman" w:cs="Times New Roman"/>
-          <w:sz w:val="24"/>
-          <w:szCs w:val="24"/>
-          <w:lang w:eastAsia="hu-HU"/>
-        </w:rPr>
-      </w:pPr>
-    </w:p>
-    <w:p>
-      <w:pPr>
+        <w:spacing w:before="100" w:beforeAutospacing="1" w:after="100" w:afterAutospacing="1" w:line="240" w:lineRule="auto"/>
+        <w:jc w:val="center"/>
+        <w:outlineLvl w:val="1"/>
         <w:rPr>
           <w:rFonts w:ascii="Times New Roman" w:eastAsia="Times New Roman" w:hAnsi="Times New Roman" w:cs="Times New Roman"/>
           <w:b/>
@@ -9577,14 +10047,10 @@
           <w:u w:val="single"/>
           <w:lang w:eastAsia="hu-HU"/>
         </w:rPr>
-        <w:br w:type="page"/>
-      </w:r>
-    </w:p>
-    <w:p>
-      <w:pPr>
-        <w:spacing w:before="100" w:beforeAutospacing="1" w:after="100" w:afterAutospacing="1" w:line="240" w:lineRule="auto"/>
-        <w:jc w:val="center"/>
-        <w:outlineLvl w:val="1"/>
+        <w:t xml:space="preserve">4. </w:t>
+      </w:r>
+      <w:proofErr w:type="spellStart"/>
+      <w:r>
         <w:rPr>
           <w:rFonts w:ascii="Times New Roman" w:eastAsia="Times New Roman" w:hAnsi="Times New Roman" w:cs="Times New Roman"/>
           <w:b/>
@@ -9596,7 +10062,9 @@
           <w:u w:val="single"/>
           <w:lang w:eastAsia="hu-HU"/>
         </w:rPr>
-      </w:pPr>
+        <w:t>Dev</w:t>
+      </w:r>
+      <w:proofErr w:type="spellEnd"/>
       <w:r>
         <w:rPr>
           <w:rFonts w:ascii="Times New Roman" w:eastAsia="Times New Roman" w:hAnsi="Times New Roman" w:cs="Times New Roman"/>
@@ -9609,37 +10077,6 @@
           <w:u w:val="single"/>
           <w:lang w:eastAsia="hu-HU"/>
         </w:rPr>
-        <w:lastRenderedPageBreak/>
-        <w:t xml:space="preserve">4. </w:t>
-      </w:r>
-      <w:proofErr w:type="spellStart"/>
-      <w:r>
-        <w:rPr>
-          <w:rFonts w:ascii="Times New Roman" w:eastAsia="Times New Roman" w:hAnsi="Times New Roman" w:cs="Times New Roman"/>
-          <w:b/>
-          <w:bCs/>
-          <w:i/>
-          <w:iCs/>
-          <w:sz w:val="32"/>
-          <w:szCs w:val="32"/>
-          <w:u w:val="single"/>
-          <w:lang w:eastAsia="hu-HU"/>
-        </w:rPr>
-        <w:t>Dev</w:t>
-      </w:r>
-      <w:proofErr w:type="spellEnd"/>
-      <w:r>
-        <w:rPr>
-          <w:rFonts w:ascii="Times New Roman" w:eastAsia="Times New Roman" w:hAnsi="Times New Roman" w:cs="Times New Roman"/>
-          <w:b/>
-          <w:bCs/>
-          <w:i/>
-          <w:iCs/>
-          <w:sz w:val="32"/>
-          <w:szCs w:val="32"/>
-          <w:u w:val="single"/>
-          <w:lang w:eastAsia="hu-HU"/>
-        </w:rPr>
         <w:t xml:space="preserve"> konzol</w:t>
       </w:r>
     </w:p>
@@ -9735,29 +10172,71 @@
       </w:pPr>
       <w:r>
         <w:rPr>
+          <w:rFonts w:ascii="Courier New" w:eastAsia="Times New Roman" w:hAnsi="Courier New" w:cs="Courier New"/>
+          <w:sz w:val="20"/>
+          <w:szCs w:val="20"/>
+          <w:lang w:eastAsia="hu-HU"/>
+        </w:rPr>
+        <w:t>H</w:t>
+      </w:r>
+      <w:r>
+        <w:rPr>
+          <w:rFonts w:ascii="Times New Roman" w:eastAsia="Times New Roman" w:hAnsi="Times New Roman" w:cs="Times New Roman"/>
+          <w:sz w:val="24"/>
+          <w:szCs w:val="24"/>
+          <w:lang w:eastAsia="hu-HU"/>
+        </w:rPr>
+        <w:t xml:space="preserve"> → </w:t>
+      </w:r>
+      <w:r>
+        <w:rPr>
+          <w:rFonts w:ascii="Times New Roman" w:eastAsia="Times New Roman" w:hAnsi="Times New Roman" w:cs="Times New Roman"/>
+          <w:sz w:val="24"/>
+          <w:szCs w:val="24"/>
+          <w:lang w:eastAsia="hu-HU"/>
+        </w:rPr>
+        <w:t>MAGAS</w:t>
+      </w:r>
+    </w:p>
+    <w:p>
+      <w:pPr>
+        <w:numPr>
+          <w:ilvl w:val="0"/>
+          <w:numId w:val="39"/>
+        </w:numPr>
+        <w:spacing w:before="100" w:beforeAutospacing="1" w:after="100" w:afterAutospacing="1" w:line="240" w:lineRule="auto"/>
+        <w:rPr>
+          <w:rFonts w:ascii="Times New Roman" w:eastAsia="Times New Roman" w:hAnsi="Times New Roman" w:cs="Times New Roman"/>
+          <w:sz w:val="24"/>
+          <w:szCs w:val="24"/>
+          <w:lang w:eastAsia="hu-HU"/>
+        </w:rPr>
+      </w:pPr>
+      <w:r>
+        <w:rPr>
           <w:noProof/>
         </w:rPr>
         <w:drawing>
-          <wp:anchor distT="0" distB="0" distL="114300" distR="114300" simplePos="0" relativeHeight="251669504" behindDoc="1" locked="0" layoutInCell="1" allowOverlap="1" wp14:anchorId="5169146D" wp14:editId="3133A17C">
+          <wp:anchor distT="0" distB="0" distL="114300" distR="114300" simplePos="0" relativeHeight="251696128" behindDoc="1" locked="0" layoutInCell="1" allowOverlap="1" wp14:anchorId="7ED1FF93" wp14:editId="472B2CFB">
             <wp:simplePos x="0" y="0"/>
-            <wp:positionH relativeFrom="column">
-              <wp:posOffset>1322729</wp:posOffset>
+            <wp:positionH relativeFrom="page">
+              <wp:posOffset>2379980</wp:posOffset>
             </wp:positionH>
             <wp:positionV relativeFrom="paragraph">
-              <wp:posOffset>5715</wp:posOffset>
+              <wp:posOffset>10795</wp:posOffset>
             </wp:positionV>
-            <wp:extent cx="5337175" cy="829945"/>
-            <wp:effectExtent l="0" t="0" r="0" b="8255"/>
+            <wp:extent cx="5096510" cy="809625"/>
+            <wp:effectExtent l="0" t="0" r="8890" b="9525"/>
             <wp:wrapTight wrapText="bothSides">
               <wp:wrapPolygon edited="0">
                 <wp:start x="0" y="0"/>
-                <wp:lineTo x="0" y="21319"/>
-                <wp:lineTo x="21510" y="21319"/>
-                <wp:lineTo x="21510" y="0"/>
+                <wp:lineTo x="0" y="21346"/>
+                <wp:lineTo x="21557" y="21346"/>
+                <wp:lineTo x="21557" y="0"/>
                 <wp:lineTo x="0" y="0"/>
               </wp:wrapPolygon>
             </wp:wrapTight>
-            <wp:docPr id="27" name="Kép 27"/>
+            <wp:docPr id="49" name="Kép 49"/>
             <wp:cNvGraphicFramePr>
               <a:graphicFrameLocks xmlns:a="http://schemas.openxmlformats.org/drawingml/2006/main" noChangeAspect="1"/>
             </wp:cNvGraphicFramePr>
@@ -9769,7 +10248,7 @@
                     <pic:cNvPicPr/>
                   </pic:nvPicPr>
                   <pic:blipFill>
-                    <a:blip r:embed="rId31">
+                    <a:blip r:embed="rId33">
                       <a:extLst>
                         <a:ext uri="{28A0092B-C50C-407E-A947-70E740481C1C}">
                           <a14:useLocalDpi xmlns:a14="http://schemas.microsoft.com/office/drawing/2010/main" val="0"/>
@@ -9783,7 +10262,7 @@
                   <pic:spPr>
                     <a:xfrm>
                       <a:off x="0" y="0"/>
-                      <a:ext cx="5337175" cy="829945"/>
+                      <a:ext cx="5096510" cy="809625"/>
                     </a:xfrm>
                     <a:prstGeom prst="rect">
                       <a:avLst/>
@@ -9808,16 +10287,34 @@
           <w:szCs w:val="20"/>
           <w:lang w:eastAsia="hu-HU"/>
         </w:rPr>
-        <w:t>H</w:t>
-      </w:r>
-      <w:r>
-        <w:rPr>
-          <w:rFonts w:ascii="Times New Roman" w:eastAsia="Times New Roman" w:hAnsi="Times New Roman" w:cs="Times New Roman"/>
-          <w:sz w:val="24"/>
-          <w:szCs w:val="24"/>
-          <w:lang w:eastAsia="hu-HU"/>
-        </w:rPr>
-        <w:t xml:space="preserve"> → HIGH</w:t>
+        <w:t>L</w:t>
+      </w:r>
+      <w:r>
+        <w:rPr>
+          <w:rFonts w:ascii="Times New Roman" w:eastAsia="Times New Roman" w:hAnsi="Times New Roman" w:cs="Times New Roman"/>
+          <w:sz w:val="24"/>
+          <w:szCs w:val="24"/>
+          <w:lang w:eastAsia="hu-HU"/>
+        </w:rPr>
+        <w:t xml:space="preserve"> </w:t>
+      </w:r>
+      <w:r>
+        <w:rPr>
+          <w:rFonts w:ascii="Times New Roman" w:eastAsia="Times New Roman" w:hAnsi="Times New Roman" w:cs="Times New Roman"/>
+          <w:sz w:val="24"/>
+          <w:szCs w:val="24"/>
+          <w:lang w:eastAsia="hu-HU"/>
+        </w:rPr>
+        <w:t xml:space="preserve">→ </w:t>
+      </w:r>
+      <w:r>
+        <w:rPr>
+          <w:rFonts w:ascii="Times New Roman" w:eastAsia="Times New Roman" w:hAnsi="Times New Roman" w:cs="Times New Roman"/>
+          <w:sz w:val="24"/>
+          <w:szCs w:val="24"/>
+          <w:lang w:eastAsia="hu-HU"/>
+        </w:rPr>
+        <w:t>ALACSONY</w:t>
       </w:r>
     </w:p>
     <w:p>
@@ -9841,16 +10338,25 @@
           <w:szCs w:val="20"/>
           <w:lang w:eastAsia="hu-HU"/>
         </w:rPr>
-        <w:t>L</w:t>
-      </w:r>
-      <w:r>
-        <w:rPr>
-          <w:rFonts w:ascii="Times New Roman" w:eastAsia="Times New Roman" w:hAnsi="Times New Roman" w:cs="Times New Roman"/>
-          <w:sz w:val="24"/>
-          <w:szCs w:val="24"/>
-          <w:lang w:eastAsia="hu-HU"/>
-        </w:rPr>
-        <w:t xml:space="preserve"> → LOW</w:t>
+        <w:t xml:space="preserve">U </w:t>
+      </w:r>
+      <w:r>
+        <w:rPr>
+          <w:rFonts w:ascii="Times New Roman" w:eastAsia="Times New Roman" w:hAnsi="Times New Roman" w:cs="Times New Roman"/>
+          <w:sz w:val="24"/>
+          <w:szCs w:val="24"/>
+          <w:lang w:eastAsia="hu-HU"/>
+        </w:rPr>
+        <w:t>→</w:t>
+      </w:r>
+      <w:r>
+        <w:rPr>
+          <w:rFonts w:ascii="Times New Roman" w:eastAsia="Times New Roman" w:hAnsi="Times New Roman" w:cs="Times New Roman"/>
+          <w:sz w:val="24"/>
+          <w:szCs w:val="24"/>
+          <w:lang w:eastAsia="hu-HU"/>
+        </w:rPr>
+        <w:t xml:space="preserve"> Log frissítés </w:t>
       </w:r>
     </w:p>
     <w:p>
@@ -10231,17 +10737,6 @@
           <w:lang w:eastAsia="hu-HU"/>
         </w:rPr>
       </w:pPr>
-      <w:r>
-        <w:rPr>
-          <w:rFonts w:ascii="Times New Roman" w:eastAsia="Times New Roman" w:hAnsi="Times New Roman" w:cs="Times New Roman"/>
-          <w:sz w:val="24"/>
-          <w:szCs w:val="24"/>
-          <w:lang w:eastAsia="hu-HU"/>
-        </w:rPr>
-        <w:pict w14:anchorId="30B99F45">
-          <v:rect id="_x0000_i1102" style="width:0;height:1.5pt" o:hralign="center" o:hrstd="t" o:hr="t" fillcolor="#a0a0a0" stroked="f"/>
-        </w:pict>
-      </w:r>
     </w:p>
     <w:p>
       <w:pPr>
@@ -10272,7 +10767,69 @@
           <w:u w:val="single"/>
           <w:lang w:eastAsia="hu-HU"/>
         </w:rPr>
-        <w:t xml:space="preserve"> 6. Időzítés fájl választás</w:t>
+        <w:t xml:space="preserve"> </w:t>
+      </w:r>
+    </w:p>
+    <w:p>
+      <w:pPr>
+        <w:rPr>
+          <w:rFonts w:ascii="Times New Roman" w:eastAsia="Times New Roman" w:hAnsi="Times New Roman" w:cs="Times New Roman"/>
+          <w:b/>
+          <w:bCs/>
+          <w:i/>
+          <w:iCs/>
+          <w:sz w:val="32"/>
+          <w:szCs w:val="32"/>
+          <w:u w:val="single"/>
+          <w:lang w:eastAsia="hu-HU"/>
+        </w:rPr>
+      </w:pPr>
+      <w:r>
+        <w:rPr>
+          <w:rFonts w:ascii="Times New Roman" w:eastAsia="Times New Roman" w:hAnsi="Times New Roman" w:cs="Times New Roman"/>
+          <w:b/>
+          <w:bCs/>
+          <w:i/>
+          <w:iCs/>
+          <w:sz w:val="32"/>
+          <w:szCs w:val="32"/>
+          <w:u w:val="single"/>
+          <w:lang w:eastAsia="hu-HU"/>
+        </w:rPr>
+        <w:br w:type="page"/>
+      </w:r>
+    </w:p>
+    <w:p>
+      <w:pPr>
+        <w:spacing w:before="100" w:beforeAutospacing="1" w:after="100" w:afterAutospacing="1" w:line="240" w:lineRule="auto"/>
+        <w:jc w:val="center"/>
+        <w:outlineLvl w:val="1"/>
+        <w:rPr>
+          <w:rFonts w:ascii="Times New Roman" w:eastAsia="Times New Roman" w:hAnsi="Times New Roman" w:cs="Times New Roman"/>
+          <w:b/>
+          <w:bCs/>
+          <w:i/>
+          <w:iCs/>
+          <w:sz w:val="32"/>
+          <w:szCs w:val="32"/>
+          <w:u w:val="single"/>
+          <w:lang w:eastAsia="hu-HU"/>
+        </w:rPr>
+      </w:pPr>
+      <w:r>
+        <w:rPr>
+          <w:rFonts w:ascii="Times New Roman" w:eastAsia="Times New Roman" w:hAnsi="Times New Roman" w:cs="Times New Roman"/>
+          <w:b/>
+          <w:bCs/>
+          <w:i/>
+          <w:iCs/>
+          <w:sz w:val="32"/>
+          <w:szCs w:val="32"/>
+          <w:u w:val="single"/>
+          <w:lang w:eastAsia="hu-HU"/>
+        </w:rPr>
+        <w:lastRenderedPageBreak/>
+        <w:t>6. Időzítés fájl választás</w:t>
       </w:r>
     </w:p>
     <w:p>
@@ -10391,7 +10948,7 @@
                     <pic:cNvPicPr/>
                   </pic:nvPicPr>
                   <pic:blipFill>
-                    <a:blip r:embed="rId32">
+                    <a:blip r:embed="rId34">
                       <a:extLst>
                         <a:ext uri="{28A0092B-C50C-407E-A947-70E740481C1C}">
                           <a14:useLocalDpi xmlns:a14="http://schemas.microsoft.com/office/drawing/2010/main" val="0"/>
@@ -10595,17 +11152,6 @@
     </w:p>
     <w:p>
       <w:pPr>
-        <w:spacing w:after="0" w:line="240" w:lineRule="auto"/>
-        <w:rPr>
-          <w:rFonts w:ascii="Times New Roman" w:eastAsia="Times New Roman" w:hAnsi="Times New Roman" w:cs="Times New Roman"/>
-          <w:sz w:val="24"/>
-          <w:szCs w:val="24"/>
-          <w:lang w:eastAsia="hu-HU"/>
-        </w:rPr>
-      </w:pPr>
-    </w:p>
-    <w:p>
-      <w:pPr>
         <w:rPr>
           <w:rFonts w:ascii="Times New Roman" w:eastAsia="Times New Roman" w:hAnsi="Times New Roman" w:cs="Times New Roman"/>
           <w:b/>
@@ -10618,7 +11164,12 @@
           <w:lang w:eastAsia="hu-HU"/>
         </w:rPr>
       </w:pPr>
-      <w:r>
+    </w:p>
+    <w:p>
+      <w:pPr>
+        <w:spacing w:before="100" w:beforeAutospacing="1" w:after="100" w:afterAutospacing="1" w:line="240" w:lineRule="auto"/>
+        <w:jc w:val="center"/>
+        <w:outlineLvl w:val="1"/>
         <w:rPr>
           <w:rFonts w:ascii="Times New Roman" w:eastAsia="Times New Roman" w:hAnsi="Times New Roman" w:cs="Times New Roman"/>
           <w:b/>
@@ -10630,14 +11181,8 @@
           <w:u w:val="single"/>
           <w:lang w:eastAsia="hu-HU"/>
         </w:rPr>
-        <w:br w:type="page"/>
-      </w:r>
-    </w:p>
-    <w:p>
-      <w:pPr>
-        <w:spacing w:before="100" w:beforeAutospacing="1" w:after="100" w:afterAutospacing="1" w:line="240" w:lineRule="auto"/>
-        <w:jc w:val="center"/>
-        <w:outlineLvl w:val="1"/>
+      </w:pPr>
+      <w:r>
         <w:rPr>
           <w:rFonts w:ascii="Times New Roman" w:eastAsia="Times New Roman" w:hAnsi="Times New Roman" w:cs="Times New Roman"/>
           <w:b/>
@@ -10649,20 +11194,6 @@
           <w:u w:val="single"/>
           <w:lang w:eastAsia="hu-HU"/>
         </w:rPr>
-      </w:pPr>
-      <w:r>
-        <w:rPr>
-          <w:rFonts w:ascii="Times New Roman" w:eastAsia="Times New Roman" w:hAnsi="Times New Roman" w:cs="Times New Roman"/>
-          <w:b/>
-          <w:bCs/>
-          <w:i/>
-          <w:iCs/>
-          <w:sz w:val="32"/>
-          <w:szCs w:val="32"/>
-          <w:u w:val="single"/>
-          <w:lang w:eastAsia="hu-HU"/>
-        </w:rPr>
-        <w:lastRenderedPageBreak/>
         <w:t>7. Hétvégi működés</w:t>
       </w:r>
     </w:p>
@@ -10760,7 +11291,7 @@
                     <pic:cNvPicPr/>
                   </pic:nvPicPr>
                   <pic:blipFill>
-                    <a:blip r:embed="rId33">
+                    <a:blip r:embed="rId35">
                       <a:extLst>
                         <a:ext uri="{28A0092B-C50C-407E-A947-70E740481C1C}">
                           <a14:useLocalDpi xmlns:a14="http://schemas.microsoft.com/office/drawing/2010/main" val="0"/>
@@ -10928,7 +11459,7 @@
           <w:lang w:eastAsia="hu-HU"/>
         </w:rPr>
         <w:pict w14:anchorId="50E85C6F">
-          <v:rect id="_x0000_i1104" style="width:0;height:1.5pt" o:hralign="center" o:hrstd="t" o:hr="t" fillcolor="#a0a0a0" stroked="f"/>
+          <v:rect id="_x0000_i1057" style="width:0;height:1.5pt" o:hralign="center" o:hrstd="t" o:hr="t" fillcolor="#a0a0a0" stroked="f"/>
         </w:pict>
       </w:r>
     </w:p>
@@ -11035,7 +11566,7 @@
                     <pic:cNvPicPr/>
                   </pic:nvPicPr>
                   <pic:blipFill>
-                    <a:blip r:embed="rId34">
+                    <a:blip r:embed="rId36">
                       <a:extLst>
                         <a:ext uri="{28A0092B-C50C-407E-A947-70E740481C1C}">
                           <a14:useLocalDpi xmlns:a14="http://schemas.microsoft.com/office/drawing/2010/main" val="0"/>
@@ -11196,8 +11727,9 @@
           <w:szCs w:val="24"/>
           <w:lang w:eastAsia="hu-HU"/>
         </w:rPr>
+        <w:lastRenderedPageBreak/>
         <w:pict w14:anchorId="7D2EFD97">
-          <v:rect id="_x0000_i1105" style="width:0;height:1.5pt" o:hralign="center" o:hrstd="t" o:hr="t" fillcolor="#a0a0a0" stroked="f"/>
+          <v:rect id="_x0000_i1058" style="width:0;height:1.5pt" o:hralign="center" o:hrstd="t" o:hr="t" fillcolor="#a0a0a0" stroked="f"/>
         </w:pict>
       </w:r>
     </w:p>
@@ -11327,7 +11859,7 @@
                     <pic:cNvPicPr/>
                   </pic:nvPicPr>
                   <pic:blipFill>
-                    <a:blip r:embed="rId35">
+                    <a:blip r:embed="rId37">
                       <a:extLst>
                         <a:ext uri="{28A0092B-C50C-407E-A947-70E740481C1C}">
                           <a14:useLocalDpi xmlns:a14="http://schemas.microsoft.com/office/drawing/2010/main" val="0"/>
@@ -11452,17 +11984,6 @@
     </w:p>
     <w:p>
       <w:pPr>
-        <w:spacing w:after="0" w:line="240" w:lineRule="auto"/>
-        <w:rPr>
-          <w:rFonts w:ascii="Times New Roman" w:eastAsia="Times New Roman" w:hAnsi="Times New Roman" w:cs="Times New Roman"/>
-          <w:sz w:val="24"/>
-          <w:szCs w:val="24"/>
-          <w:lang w:eastAsia="hu-HU"/>
-        </w:rPr>
-      </w:pPr>
-    </w:p>
-    <w:p>
-      <w:pPr>
         <w:rPr>
           <w:rFonts w:ascii="Times New Roman" w:eastAsia="Times New Roman" w:hAnsi="Times New Roman" w:cs="Times New Roman"/>
           <w:b/>
@@ -11475,7 +11996,12 @@
           <w:lang w:eastAsia="hu-HU"/>
         </w:rPr>
       </w:pPr>
-      <w:r>
+    </w:p>
+    <w:p>
+      <w:pPr>
+        <w:spacing w:before="100" w:beforeAutospacing="1" w:after="100" w:afterAutospacing="1" w:line="240" w:lineRule="auto"/>
+        <w:jc w:val="center"/>
+        <w:outlineLvl w:val="1"/>
         <w:rPr>
           <w:rFonts w:ascii="Times New Roman" w:eastAsia="Times New Roman" w:hAnsi="Times New Roman" w:cs="Times New Roman"/>
           <w:b/>
@@ -11487,14 +12013,8 @@
           <w:u w:val="single"/>
           <w:lang w:eastAsia="hu-HU"/>
         </w:rPr>
-        <w:br w:type="page"/>
-      </w:r>
-    </w:p>
-    <w:p>
-      <w:pPr>
-        <w:spacing w:before="100" w:beforeAutospacing="1" w:after="100" w:afterAutospacing="1" w:line="240" w:lineRule="auto"/>
-        <w:jc w:val="center"/>
-        <w:outlineLvl w:val="1"/>
+      </w:pPr>
+      <w:r>
         <w:rPr>
           <w:rFonts w:ascii="Times New Roman" w:eastAsia="Times New Roman" w:hAnsi="Times New Roman" w:cs="Times New Roman"/>
           <w:b/>
@@ -11506,20 +12026,6 @@
           <w:u w:val="single"/>
           <w:lang w:eastAsia="hu-HU"/>
         </w:rPr>
-      </w:pPr>
-      <w:r>
-        <w:rPr>
-          <w:rFonts w:ascii="Times New Roman" w:eastAsia="Times New Roman" w:hAnsi="Times New Roman" w:cs="Times New Roman"/>
-          <w:b/>
-          <w:bCs/>
-          <w:i/>
-          <w:iCs/>
-          <w:sz w:val="32"/>
-          <w:szCs w:val="32"/>
-          <w:u w:val="single"/>
-          <w:lang w:eastAsia="hu-HU"/>
-        </w:rPr>
-        <w:lastRenderedPageBreak/>
         <w:t>10. Web szerver BE/KI</w:t>
       </w:r>
     </w:p>
@@ -11617,7 +12123,7 @@
                     <pic:cNvPicPr/>
                   </pic:nvPicPr>
                   <pic:blipFill>
-                    <a:blip r:embed="rId36">
+                    <a:blip r:embed="rId38">
                       <a:extLst>
                         <a:ext uri="{28A0092B-C50C-407E-A947-70E740481C1C}">
                           <a14:useLocalDpi xmlns:a14="http://schemas.microsoft.com/office/drawing/2010/main" val="0"/>
@@ -11723,7 +12229,7 @@
           <w:lang w:eastAsia="hu-HU"/>
         </w:rPr>
         <w:pict w14:anchorId="7D102494">
-          <v:rect id="_x0000_i1107" style="width:0;height:1.5pt" o:hralign="center" o:hrstd="t" o:hr="t" fillcolor="#a0a0a0" stroked="f"/>
+          <v:rect id="_x0000_i1059" style="width:0;height:1.5pt" o:hralign="center" o:hrstd="t" o:hr="t" fillcolor="#a0a0a0" stroked="f"/>
         </w:pict>
       </w:r>
     </w:p>
@@ -11864,7 +12370,7 @@
                     <pic:cNvPicPr/>
                   </pic:nvPicPr>
                   <pic:blipFill>
-                    <a:blip r:embed="rId37">
+                    <a:blip r:embed="rId39">
                       <a:extLst>
                         <a:ext uri="{28A0092B-C50C-407E-A947-70E740481C1C}">
                           <a14:useLocalDpi xmlns:a14="http://schemas.microsoft.com/office/drawing/2010/main" val="0"/>
@@ -12006,6 +12512,25 @@
     </w:p>
     <w:p>
       <w:pPr>
+        <w:rPr>
+          <w:rFonts w:ascii="Times New Roman" w:eastAsia="Times New Roman" w:hAnsi="Times New Roman" w:cs="Times New Roman"/>
+          <w:sz w:val="24"/>
+          <w:szCs w:val="24"/>
+          <w:lang w:eastAsia="hu-HU"/>
+        </w:rPr>
+      </w:pPr>
+      <w:r>
+        <w:rPr>
+          <w:rFonts w:ascii="Times New Roman" w:eastAsia="Times New Roman" w:hAnsi="Times New Roman" w:cs="Times New Roman"/>
+          <w:sz w:val="24"/>
+          <w:szCs w:val="24"/>
+          <w:lang w:eastAsia="hu-HU"/>
+        </w:rPr>
+        <w:br w:type="page"/>
+      </w:r>
+    </w:p>
+    <w:p>
+      <w:pPr>
         <w:spacing w:after="0" w:line="240" w:lineRule="auto"/>
         <w:rPr>
           <w:rFonts w:ascii="Times New Roman" w:eastAsia="Times New Roman" w:hAnsi="Times New Roman" w:cs="Times New Roman"/>
@@ -12014,17 +12539,231 @@
           <w:lang w:eastAsia="hu-HU"/>
         </w:rPr>
       </w:pPr>
-      <w:r>
-        <w:rPr>
-          <w:rFonts w:ascii="Times New Roman" w:eastAsia="Times New Roman" w:hAnsi="Times New Roman" w:cs="Times New Roman"/>
-          <w:sz w:val="24"/>
-          <w:szCs w:val="24"/>
-          <w:lang w:eastAsia="hu-HU"/>
-        </w:rPr>
-        <w:pict w14:anchorId="6F582E69">
-          <v:rect id="_x0000_i1108" style="width:0;height:1.5pt" o:hralign="center" o:hrstd="t" o:hr="t" fillcolor="#a0a0a0" stroked="f"/>
-        </w:pict>
-      </w:r>
+    </w:p>
+    <w:p>
+      <w:pPr>
+        <w:pStyle w:val="Listaszerbekezds"/>
+        <w:numPr>
+          <w:ilvl w:val="0"/>
+          <w:numId w:val="2"/>
+        </w:numPr>
+        <w:spacing w:before="100" w:beforeAutospacing="1" w:after="100" w:afterAutospacing="1" w:line="240" w:lineRule="auto"/>
+        <w:jc w:val="center"/>
+        <w:outlineLvl w:val="1"/>
+        <w:rPr>
+          <w:rFonts w:ascii="Times New Roman" w:eastAsia="Times New Roman" w:hAnsi="Times New Roman" w:cs="Times New Roman"/>
+          <w:b/>
+          <w:bCs/>
+          <w:i/>
+          <w:iCs/>
+          <w:sz w:val="32"/>
+          <w:szCs w:val="32"/>
+          <w:u w:val="single"/>
+          <w:lang w:eastAsia="hu-HU"/>
+        </w:rPr>
+      </w:pPr>
+      <w:r>
+        <w:rPr>
+          <w:rFonts w:ascii="Times New Roman" w:eastAsia="Times New Roman" w:hAnsi="Times New Roman" w:cs="Times New Roman"/>
+          <w:b/>
+          <w:bCs/>
+          <w:i/>
+          <w:iCs/>
+          <w:sz w:val="32"/>
+          <w:szCs w:val="32"/>
+          <w:u w:val="single"/>
+          <w:lang w:eastAsia="hu-HU"/>
+        </w:rPr>
+        <w:t xml:space="preserve">Dátum felül írások </w:t>
+      </w:r>
+    </w:p>
+    <w:p>
+      <w:pPr>
+        <w:pStyle w:val="Listaszerbekezds"/>
+        <w:spacing w:before="100" w:beforeAutospacing="1" w:after="100" w:afterAutospacing="1" w:line="240" w:lineRule="auto"/>
+        <w:outlineLvl w:val="1"/>
+        <w:rPr>
+          <w:rFonts w:ascii="Times New Roman" w:eastAsia="Times New Roman" w:hAnsi="Times New Roman" w:cs="Times New Roman"/>
+          <w:b/>
+          <w:bCs/>
+          <w:i/>
+          <w:iCs/>
+          <w:sz w:val="32"/>
+          <w:szCs w:val="32"/>
+          <w:u w:val="single"/>
+          <w:lang w:eastAsia="hu-HU"/>
+        </w:rPr>
+      </w:pPr>
+      <w:r>
+        <w:rPr>
+          <w:noProof/>
+        </w:rPr>
+        <w:drawing>
+          <wp:anchor distT="0" distB="0" distL="114300" distR="114300" simplePos="0" relativeHeight="251697152" behindDoc="1" locked="0" layoutInCell="1" allowOverlap="1" wp14:anchorId="2E0998A0" wp14:editId="3F7CC4A0">
+            <wp:simplePos x="0" y="0"/>
+            <wp:positionH relativeFrom="page">
+              <wp:posOffset>2007235</wp:posOffset>
+            </wp:positionH>
+            <wp:positionV relativeFrom="paragraph">
+              <wp:posOffset>159385</wp:posOffset>
+            </wp:positionV>
+            <wp:extent cx="5178425" cy="2562225"/>
+            <wp:effectExtent l="0" t="0" r="3175" b="9525"/>
+            <wp:wrapTight wrapText="bothSides">
+              <wp:wrapPolygon edited="0">
+                <wp:start x="0" y="0"/>
+                <wp:lineTo x="0" y="21520"/>
+                <wp:lineTo x="21534" y="21520"/>
+                <wp:lineTo x="21534" y="0"/>
+                <wp:lineTo x="0" y="0"/>
+              </wp:wrapPolygon>
+            </wp:wrapTight>
+            <wp:docPr id="50" name="Kép 50"/>
+            <wp:cNvGraphicFramePr>
+              <a:graphicFrameLocks xmlns:a="http://schemas.openxmlformats.org/drawingml/2006/main" noChangeAspect="1"/>
+            </wp:cNvGraphicFramePr>
+            <a:graphic xmlns:a="http://schemas.openxmlformats.org/drawingml/2006/main">
+              <a:graphicData uri="http://schemas.openxmlformats.org/drawingml/2006/picture">
+                <pic:pic xmlns:pic="http://schemas.openxmlformats.org/drawingml/2006/picture">
+                  <pic:nvPicPr>
+                    <pic:cNvPr id="1" name=""/>
+                    <pic:cNvPicPr/>
+                  </pic:nvPicPr>
+                  <pic:blipFill>
+                    <a:blip r:embed="rId40">
+                      <a:extLst>
+                        <a:ext uri="{28A0092B-C50C-407E-A947-70E740481C1C}">
+                          <a14:useLocalDpi xmlns:a14="http://schemas.microsoft.com/office/drawing/2010/main" val="0"/>
+                        </a:ext>
+                      </a:extLst>
+                    </a:blip>
+                    <a:stretch>
+                      <a:fillRect/>
+                    </a:stretch>
+                  </pic:blipFill>
+                  <pic:spPr>
+                    <a:xfrm>
+                      <a:off x="0" y="0"/>
+                      <a:ext cx="5178425" cy="2562225"/>
+                    </a:xfrm>
+                    <a:prstGeom prst="rect">
+                      <a:avLst/>
+                    </a:prstGeom>
+                  </pic:spPr>
+                </pic:pic>
+              </a:graphicData>
+            </a:graphic>
+            <wp14:sizeRelH relativeFrom="margin">
+              <wp14:pctWidth>0</wp14:pctWidth>
+            </wp14:sizeRelH>
+            <wp14:sizeRelV relativeFrom="margin">
+              <wp14:pctHeight>0</wp14:pctHeight>
+            </wp14:sizeRelV>
+          </wp:anchor>
+        </w:drawing>
+      </w:r>
+    </w:p>
+    <w:p>
+      <w:pPr>
+        <w:spacing w:before="100" w:beforeAutospacing="1" w:after="100" w:afterAutospacing="1" w:line="240" w:lineRule="auto"/>
+        <w:outlineLvl w:val="2"/>
+        <w:rPr>
+          <w:rFonts w:ascii="Times New Roman" w:eastAsia="Times New Roman" w:hAnsi="Times New Roman" w:cs="Times New Roman"/>
+          <w:b/>
+          <w:bCs/>
+          <w:sz w:val="27"/>
+          <w:szCs w:val="27"/>
+          <w:lang w:eastAsia="hu-HU"/>
+        </w:rPr>
+      </w:pPr>
+      <w:r>
+        <w:rPr>
+          <w:rFonts w:ascii="Times New Roman" w:eastAsia="Times New Roman" w:hAnsi="Times New Roman" w:cs="Times New Roman"/>
+          <w:b/>
+          <w:bCs/>
+          <w:sz w:val="27"/>
+          <w:szCs w:val="27"/>
+          <w:lang w:eastAsia="hu-HU"/>
+        </w:rPr>
+        <w:t>Mit csinál?</w:t>
+      </w:r>
+    </w:p>
+    <w:p>
+      <w:pPr>
+        <w:spacing w:before="100" w:beforeAutospacing="1" w:after="100" w:afterAutospacing="1" w:line="240" w:lineRule="auto"/>
+        <w:rPr>
+          <w:rFonts w:ascii="Times New Roman" w:eastAsia="Times New Roman" w:hAnsi="Times New Roman" w:cs="Times New Roman"/>
+          <w:sz w:val="24"/>
+          <w:szCs w:val="24"/>
+          <w:lang w:eastAsia="hu-HU"/>
+        </w:rPr>
+      </w:pPr>
+      <w:r>
+        <w:rPr>
+          <w:rFonts w:ascii="Times New Roman" w:eastAsia="Times New Roman" w:hAnsi="Times New Roman" w:cs="Times New Roman"/>
+          <w:sz w:val="24"/>
+          <w:szCs w:val="24"/>
+          <w:lang w:eastAsia="hu-HU"/>
+        </w:rPr>
+        <w:t xml:space="preserve">Adott napra </w:t>
+      </w:r>
+      <w:proofErr w:type="spellStart"/>
+      <w:r>
+        <w:rPr>
+          <w:rFonts w:ascii="Times New Roman" w:eastAsia="Times New Roman" w:hAnsi="Times New Roman" w:cs="Times New Roman"/>
+          <w:sz w:val="24"/>
+          <w:szCs w:val="24"/>
+          <w:lang w:eastAsia="hu-HU"/>
+        </w:rPr>
+        <w:t>felülirja</w:t>
+      </w:r>
+      <w:proofErr w:type="spellEnd"/>
+      <w:r>
+        <w:rPr>
+          <w:rFonts w:ascii="Times New Roman" w:eastAsia="Times New Roman" w:hAnsi="Times New Roman" w:cs="Times New Roman"/>
+          <w:sz w:val="24"/>
+          <w:szCs w:val="24"/>
+          <w:lang w:eastAsia="hu-HU"/>
+        </w:rPr>
+        <w:t xml:space="preserve"> a csengési rendet és manuálisan lehet </w:t>
+      </w:r>
+      <w:proofErr w:type="spellStart"/>
+      <w:r>
+        <w:rPr>
+          <w:rFonts w:ascii="Times New Roman" w:eastAsia="Times New Roman" w:hAnsi="Times New Roman" w:cs="Times New Roman"/>
+          <w:sz w:val="24"/>
+          <w:szCs w:val="24"/>
+          <w:lang w:eastAsia="hu-HU"/>
+        </w:rPr>
+        <w:t>megani</w:t>
+      </w:r>
+      <w:proofErr w:type="spellEnd"/>
+      <w:r>
+        <w:rPr>
+          <w:rFonts w:ascii="Times New Roman" w:eastAsia="Times New Roman" w:hAnsi="Times New Roman" w:cs="Times New Roman"/>
+          <w:sz w:val="24"/>
+          <w:szCs w:val="24"/>
+          <w:lang w:eastAsia="hu-HU"/>
+        </w:rPr>
+        <w:t xml:space="preserve"> előre</w:t>
+      </w:r>
+    </w:p>
+    <w:p>
+      <w:pPr>
+        <w:spacing w:before="100" w:beforeAutospacing="1" w:after="100" w:afterAutospacing="1" w:line="240" w:lineRule="auto"/>
+        <w:outlineLvl w:val="1"/>
+        <w:rPr>
+          <w:rFonts w:ascii="Times New Roman" w:eastAsia="Times New Roman" w:hAnsi="Times New Roman" w:cs="Times New Roman"/>
+          <w:b/>
+          <w:bCs/>
+          <w:i/>
+          <w:iCs/>
+          <w:sz w:val="32"/>
+          <w:szCs w:val="32"/>
+          <w:u w:val="single"/>
+          <w:lang w:eastAsia="hu-HU"/>
+        </w:rPr>
+      </w:pPr>
     </w:p>
     <w:p>
       <w:pPr>
@@ -12178,7 +12917,7 @@
                     <pic:cNvPicPr/>
                   </pic:nvPicPr>
                   <pic:blipFill>
-                    <a:blip r:embed="rId38">
+                    <a:blip r:embed="rId41">
                       <a:extLst>
                         <a:ext uri="{28A0092B-C50C-407E-A947-70E740481C1C}">
                           <a14:useLocalDpi xmlns:a14="http://schemas.microsoft.com/office/drawing/2010/main" val="0"/>
@@ -12393,9 +13132,6 @@
     </w:p>
     <w:p>
       <w:pPr>
-        <w:spacing w:before="100" w:beforeAutospacing="1" w:after="100" w:afterAutospacing="1" w:line="240" w:lineRule="auto"/>
-        <w:jc w:val="center"/>
-        <w:outlineLvl w:val="0"/>
         <w:rPr>
           <w:rFonts w:ascii="Times New Roman" w:eastAsia="Times New Roman" w:hAnsi="Times New Roman" w:cs="Times New Roman"/>
           <w:b/>
@@ -12418,6 +13154,36 @@
           <w:u w:val="single"/>
           <w:lang w:eastAsia="hu-HU"/>
         </w:rPr>
+        <w:br w:type="page"/>
+      </w:r>
+    </w:p>
+    <w:p>
+      <w:pPr>
+        <w:spacing w:before="100" w:beforeAutospacing="1" w:after="100" w:afterAutospacing="1" w:line="240" w:lineRule="auto"/>
+        <w:jc w:val="center"/>
+        <w:outlineLvl w:val="0"/>
+        <w:rPr>
+          <w:rFonts w:ascii="Times New Roman" w:eastAsia="Times New Roman" w:hAnsi="Times New Roman" w:cs="Times New Roman"/>
+          <w:b/>
+          <w:bCs/>
+          <w:kern w:val="36"/>
+          <w:sz w:val="48"/>
+          <w:szCs w:val="48"/>
+          <w:u w:val="single"/>
+          <w:lang w:eastAsia="hu-HU"/>
+        </w:rPr>
+      </w:pPr>
+      <w:r>
+        <w:rPr>
+          <w:rFonts w:ascii="Times New Roman" w:eastAsia="Times New Roman" w:hAnsi="Times New Roman" w:cs="Times New Roman"/>
+          <w:b/>
+          <w:bCs/>
+          <w:kern w:val="36"/>
+          <w:sz w:val="48"/>
+          <w:szCs w:val="48"/>
+          <w:u w:val="single"/>
+          <w:lang w:eastAsia="hu-HU"/>
+        </w:rPr>
         <w:lastRenderedPageBreak/>
         <w:t>WEB FELÜLET – HASZNÁLAT</w:t>
       </w:r>
@@ -12440,7 +13206,7 @@
           <w:lang w:eastAsia="hu-HU"/>
         </w:rPr>
         <w:pict w14:anchorId="0D183AF3">
-          <v:rect id="_x0000_i1110" style="width:0;height:1.5pt" o:hralign="center" o:hrstd="t" o:hr="t" fillcolor="#a0a0a0" stroked="f"/>
+          <v:rect id="_x0000_i1061" style="width:0;height:1.5pt" o:hralign="center" o:hrstd="t" o:hr="t" fillcolor="#a0a0a0" stroked="f"/>
         </w:pict>
       </w:r>
     </w:p>
@@ -12516,587 +13282,26 @@
           <w:noProof/>
         </w:rPr>
         <w:drawing>
-          <wp:anchor distT="0" distB="0" distL="114300" distR="114300" simplePos="0" relativeHeight="251677696" behindDoc="1" locked="0" layoutInCell="1" allowOverlap="1" wp14:anchorId="5F1BF84B" wp14:editId="42EE8946">
+          <wp:anchor distT="0" distB="0" distL="114300" distR="114300" simplePos="0" relativeHeight="251698176" behindDoc="1" locked="0" layoutInCell="1" allowOverlap="1" wp14:anchorId="15DB2E19" wp14:editId="6E3B190D">
             <wp:simplePos x="0" y="0"/>
             <wp:positionH relativeFrom="margin">
               <wp:align>right</wp:align>
             </wp:positionH>
             <wp:positionV relativeFrom="paragraph">
-              <wp:posOffset>8003</wp:posOffset>
+              <wp:posOffset>67945</wp:posOffset>
             </wp:positionV>
-            <wp:extent cx="2657475" cy="847725"/>
-            <wp:effectExtent l="0" t="0" r="9525" b="9525"/>
+            <wp:extent cx="2667000" cy="790575"/>
+            <wp:effectExtent l="0" t="0" r="0" b="9525"/>
             <wp:wrapTight wrapText="bothSides">
               <wp:wrapPolygon edited="0">
                 <wp:start x="0" y="0"/>
-                <wp:lineTo x="0" y="21357"/>
-                <wp:lineTo x="21523" y="21357"/>
-                <wp:lineTo x="21523" y="0"/>
+                <wp:lineTo x="0" y="21340"/>
+                <wp:lineTo x="21446" y="21340"/>
+                <wp:lineTo x="21446" y="0"/>
                 <wp:lineTo x="0" y="0"/>
               </wp:wrapPolygon>
             </wp:wrapTight>
-            <wp:docPr id="35" name="Kép 35"/>
-            <wp:cNvGraphicFramePr>
-              <a:graphicFrameLocks xmlns:a="http://schemas.openxmlformats.org/drawingml/2006/main" noChangeAspect="1"/>
-            </wp:cNvGraphicFramePr>
-            <a:graphic xmlns:a="http://schemas.openxmlformats.org/drawingml/2006/main">
-              <a:graphicData uri="http://schemas.openxmlformats.org/drawingml/2006/picture">
-                <pic:pic xmlns:pic="http://schemas.openxmlformats.org/drawingml/2006/picture">
-                  <pic:nvPicPr>
-                    <pic:cNvPr id="1" name=""/>
-                    <pic:cNvPicPr/>
-                  </pic:nvPicPr>
-                  <pic:blipFill>
-                    <a:blip r:embed="rId39">
-                      <a:extLst>
-                        <a:ext uri="{28A0092B-C50C-407E-A947-70E740481C1C}">
-                          <a14:useLocalDpi xmlns:a14="http://schemas.microsoft.com/office/drawing/2010/main" val="0"/>
-                        </a:ext>
-                      </a:extLst>
-                    </a:blip>
-                    <a:stretch>
-                      <a:fillRect/>
-                    </a:stretch>
-                  </pic:blipFill>
-                  <pic:spPr>
-                    <a:xfrm>
-                      <a:off x="0" y="0"/>
-                      <a:ext cx="2657475" cy="847725"/>
-                    </a:xfrm>
-                    <a:prstGeom prst="rect">
-                      <a:avLst/>
-                    </a:prstGeom>
-                  </pic:spPr>
-                </pic:pic>
-              </a:graphicData>
-            </a:graphic>
-          </wp:anchor>
-        </w:drawing>
-      </w:r>
-      <w:r>
-        <w:rPr>
-          <w:rFonts w:ascii="Times New Roman" w:eastAsia="Times New Roman" w:hAnsi="Times New Roman" w:cs="Times New Roman"/>
-          <w:sz w:val="24"/>
-          <w:szCs w:val="24"/>
-          <w:lang w:eastAsia="hu-HU"/>
-        </w:rPr>
-        <w:t>Kézi relé vezérlés</w:t>
-      </w:r>
-    </w:p>
-    <w:p>
-      <w:pPr>
-        <w:spacing w:before="100" w:beforeAutospacing="1" w:after="100" w:afterAutospacing="1" w:line="240" w:lineRule="auto"/>
-        <w:outlineLvl w:val="2"/>
-        <w:rPr>
-          <w:rFonts w:ascii="Times New Roman" w:eastAsia="Times New Roman" w:hAnsi="Times New Roman" w:cs="Times New Roman"/>
-          <w:b/>
-          <w:bCs/>
-          <w:sz w:val="27"/>
-          <w:szCs w:val="27"/>
-          <w:lang w:eastAsia="hu-HU"/>
-        </w:rPr>
-      </w:pPr>
-      <w:r>
-        <w:rPr>
-          <w:rFonts w:ascii="Times New Roman" w:eastAsia="Times New Roman" w:hAnsi="Times New Roman" w:cs="Times New Roman"/>
-          <w:b/>
-          <w:bCs/>
-          <w:sz w:val="27"/>
-          <w:szCs w:val="27"/>
-          <w:lang w:eastAsia="hu-HU"/>
-        </w:rPr>
-        <w:t>Példa</w:t>
-      </w:r>
-    </w:p>
-    <w:p>
-      <w:pPr>
-        <w:numPr>
-          <w:ilvl w:val="0"/>
-          <w:numId w:val="51"/>
-        </w:numPr>
-        <w:spacing w:before="100" w:beforeAutospacing="1" w:after="100" w:afterAutospacing="1" w:line="240" w:lineRule="auto"/>
-        <w:rPr>
-          <w:rFonts w:ascii="Times New Roman" w:eastAsia="Times New Roman" w:hAnsi="Times New Roman" w:cs="Times New Roman"/>
-          <w:sz w:val="24"/>
-          <w:szCs w:val="24"/>
-          <w:lang w:eastAsia="hu-HU"/>
-        </w:rPr>
-      </w:pPr>
-      <w:r>
-        <w:rPr>
-          <w:rFonts w:ascii="Times New Roman" w:eastAsia="Times New Roman" w:hAnsi="Times New Roman" w:cs="Times New Roman"/>
-          <w:sz w:val="24"/>
-          <w:szCs w:val="24"/>
-          <w:lang w:eastAsia="hu-HU"/>
-        </w:rPr>
-        <w:t>HIGH → cseng</w:t>
-      </w:r>
-    </w:p>
-    <w:p>
-      <w:pPr>
-        <w:numPr>
-          <w:ilvl w:val="0"/>
-          <w:numId w:val="51"/>
-        </w:numPr>
-        <w:spacing w:before="100" w:beforeAutospacing="1" w:after="100" w:afterAutospacing="1" w:line="240" w:lineRule="auto"/>
-        <w:rPr>
-          <w:rFonts w:ascii="Times New Roman" w:eastAsia="Times New Roman" w:hAnsi="Times New Roman" w:cs="Times New Roman"/>
-          <w:sz w:val="24"/>
-          <w:szCs w:val="24"/>
-          <w:lang w:eastAsia="hu-HU"/>
-        </w:rPr>
-      </w:pPr>
-      <w:r>
-        <w:rPr>
-          <w:rFonts w:ascii="Times New Roman" w:eastAsia="Times New Roman" w:hAnsi="Times New Roman" w:cs="Times New Roman"/>
-          <w:sz w:val="24"/>
-          <w:szCs w:val="24"/>
-          <w:lang w:eastAsia="hu-HU"/>
-        </w:rPr>
-        <w:t>LOW → leáll</w:t>
-      </w:r>
-    </w:p>
-    <w:p>
-      <w:pPr>
-        <w:spacing w:after="0" w:line="240" w:lineRule="auto"/>
-        <w:rPr>
-          <w:rFonts w:ascii="Times New Roman" w:eastAsia="Times New Roman" w:hAnsi="Times New Roman" w:cs="Times New Roman"/>
-          <w:sz w:val="24"/>
-          <w:szCs w:val="24"/>
-          <w:lang w:eastAsia="hu-HU"/>
-        </w:rPr>
-      </w:pPr>
-      <w:r>
-        <w:rPr>
-          <w:rFonts w:ascii="Times New Roman" w:eastAsia="Times New Roman" w:hAnsi="Times New Roman" w:cs="Times New Roman"/>
-          <w:sz w:val="24"/>
-          <w:szCs w:val="24"/>
-          <w:lang w:eastAsia="hu-HU"/>
-        </w:rPr>
-        <w:pict w14:anchorId="759A342C">
-          <v:rect id="_x0000_i1111" style="width:0;height:1.5pt" o:hralign="center" o:hrstd="t" o:hr="t" fillcolor="#a0a0a0" stroked="f"/>
-        </w:pict>
-      </w:r>
-    </w:p>
-    <w:p>
-      <w:pPr>
-        <w:spacing w:before="100" w:beforeAutospacing="1" w:after="100" w:afterAutospacing="1" w:line="240" w:lineRule="auto"/>
-        <w:jc w:val="center"/>
-        <w:outlineLvl w:val="1"/>
-        <w:rPr>
-          <w:rFonts w:ascii="Times New Roman" w:eastAsia="Times New Roman" w:hAnsi="Times New Roman" w:cs="Times New Roman"/>
-          <w:b/>
-          <w:bCs/>
-          <w:i/>
-          <w:iCs/>
-          <w:sz w:val="32"/>
-          <w:szCs w:val="32"/>
-          <w:u w:val="single"/>
-          <w:lang w:eastAsia="hu-HU"/>
-        </w:rPr>
-      </w:pPr>
-      <w:r>
-        <w:rPr>
-          <w:rFonts w:ascii="Times New Roman" w:eastAsia="Times New Roman" w:hAnsi="Times New Roman" w:cs="Times New Roman"/>
-          <w:b/>
-          <w:bCs/>
-          <w:i/>
-          <w:iCs/>
-          <w:sz w:val="32"/>
-          <w:szCs w:val="32"/>
-          <w:u w:val="single"/>
-          <w:lang w:eastAsia="hu-HU"/>
-        </w:rPr>
-        <w:t>ENABLE</w:t>
-      </w:r>
-    </w:p>
-    <w:p>
-      <w:pPr>
-        <w:spacing w:before="100" w:beforeAutospacing="1" w:after="100" w:afterAutospacing="1" w:line="240" w:lineRule="auto"/>
-        <w:outlineLvl w:val="2"/>
-        <w:rPr>
-          <w:rFonts w:ascii="Times New Roman" w:eastAsia="Times New Roman" w:hAnsi="Times New Roman" w:cs="Times New Roman"/>
-          <w:b/>
-          <w:bCs/>
-          <w:sz w:val="27"/>
-          <w:szCs w:val="27"/>
-          <w:lang w:eastAsia="hu-HU"/>
-        </w:rPr>
-      </w:pPr>
-      <w:r>
-        <w:rPr>
-          <w:noProof/>
-        </w:rPr>
-        <w:drawing>
-          <wp:anchor distT="0" distB="0" distL="114300" distR="114300" simplePos="0" relativeHeight="251678720" behindDoc="1" locked="0" layoutInCell="1" allowOverlap="1" wp14:anchorId="17D4AEB4" wp14:editId="5646D3E3">
-            <wp:simplePos x="0" y="0"/>
-            <wp:positionH relativeFrom="margin">
-              <wp:align>right</wp:align>
-            </wp:positionH>
-            <wp:positionV relativeFrom="paragraph">
-              <wp:posOffset>5452</wp:posOffset>
-            </wp:positionV>
-            <wp:extent cx="2733675" cy="409575"/>
-            <wp:effectExtent l="0" t="0" r="9525" b="9525"/>
-            <wp:wrapTight wrapText="bothSides">
-              <wp:wrapPolygon edited="0">
-                <wp:start x="0" y="0"/>
-                <wp:lineTo x="0" y="21098"/>
-                <wp:lineTo x="21525" y="21098"/>
-                <wp:lineTo x="21525" y="0"/>
-                <wp:lineTo x="0" y="0"/>
-              </wp:wrapPolygon>
-            </wp:wrapTight>
-            <wp:docPr id="36" name="Kép 36"/>
-            <wp:cNvGraphicFramePr>
-              <a:graphicFrameLocks xmlns:a="http://schemas.openxmlformats.org/drawingml/2006/main" noChangeAspect="1"/>
-            </wp:cNvGraphicFramePr>
-            <a:graphic xmlns:a="http://schemas.openxmlformats.org/drawingml/2006/main">
-              <a:graphicData uri="http://schemas.openxmlformats.org/drawingml/2006/picture">
-                <pic:pic xmlns:pic="http://schemas.openxmlformats.org/drawingml/2006/picture">
-                  <pic:nvPicPr>
-                    <pic:cNvPr id="1" name=""/>
-                    <pic:cNvPicPr/>
-                  </pic:nvPicPr>
-                  <pic:blipFill>
-                    <a:blip r:embed="rId40">
-                      <a:extLst>
-                        <a:ext uri="{28A0092B-C50C-407E-A947-70E740481C1C}">
-                          <a14:useLocalDpi xmlns:a14="http://schemas.microsoft.com/office/drawing/2010/main" val="0"/>
-                        </a:ext>
-                      </a:extLst>
-                    </a:blip>
-                    <a:stretch>
-                      <a:fillRect/>
-                    </a:stretch>
-                  </pic:blipFill>
-                  <pic:spPr>
-                    <a:xfrm>
-                      <a:off x="0" y="0"/>
-                      <a:ext cx="2733675" cy="409575"/>
-                    </a:xfrm>
-                    <a:prstGeom prst="rect">
-                      <a:avLst/>
-                    </a:prstGeom>
-                  </pic:spPr>
-                </pic:pic>
-              </a:graphicData>
-            </a:graphic>
-            <wp14:sizeRelH relativeFrom="margin">
-              <wp14:pctWidth>0</wp14:pctWidth>
-            </wp14:sizeRelH>
-          </wp:anchor>
-        </w:drawing>
-      </w:r>
-      <w:r>
-        <w:rPr>
-          <w:rFonts w:ascii="Times New Roman" w:eastAsia="Times New Roman" w:hAnsi="Times New Roman" w:cs="Times New Roman"/>
-          <w:b/>
-          <w:bCs/>
-          <w:sz w:val="27"/>
-          <w:szCs w:val="27"/>
-          <w:lang w:eastAsia="hu-HU"/>
-        </w:rPr>
-        <w:t>Mit csinál?</w:t>
-      </w:r>
-      <w:r>
-        <w:rPr>
-          <w:noProof/>
-        </w:rPr>
-        <w:t xml:space="preserve"> </w:t>
-      </w:r>
-    </w:p>
-    <w:p>
-      <w:pPr>
-        <w:spacing w:before="100" w:beforeAutospacing="1" w:after="100" w:afterAutospacing="1" w:line="240" w:lineRule="auto"/>
-        <w:rPr>
-          <w:rFonts w:ascii="Times New Roman" w:eastAsia="Times New Roman" w:hAnsi="Times New Roman" w:cs="Times New Roman"/>
-          <w:sz w:val="24"/>
-          <w:szCs w:val="24"/>
-          <w:lang w:eastAsia="hu-HU"/>
-        </w:rPr>
-      </w:pPr>
-      <w:r>
-        <w:rPr>
-          <w:rFonts w:ascii="Times New Roman" w:eastAsia="Times New Roman" w:hAnsi="Times New Roman" w:cs="Times New Roman"/>
-          <w:sz w:val="24"/>
-          <w:szCs w:val="24"/>
-          <w:lang w:eastAsia="hu-HU"/>
-        </w:rPr>
-        <w:t>Ugyanaz,</w:t>
-      </w:r>
-      <w:r>
-        <w:rPr>
-          <w:rFonts w:ascii="Times New Roman" w:eastAsia="Times New Roman" w:hAnsi="Times New Roman" w:cs="Times New Roman"/>
-          <w:sz w:val="24"/>
-          <w:szCs w:val="24"/>
-          <w:lang w:eastAsia="hu-HU"/>
-        </w:rPr>
-        <w:t xml:space="preserve"> mint TUI 2-es menü</w:t>
-      </w:r>
-      <w:r>
-        <w:rPr>
-          <w:rFonts w:ascii="Times New Roman" w:eastAsia="Times New Roman" w:hAnsi="Times New Roman" w:cs="Times New Roman"/>
-          <w:sz w:val="24"/>
-          <w:szCs w:val="24"/>
-          <w:lang w:eastAsia="hu-HU"/>
-        </w:rPr>
-        <w:t xml:space="preserve"> (ki/be kapcsolás)</w:t>
-      </w:r>
-    </w:p>
-    <w:p>
-      <w:pPr>
-        <w:spacing w:after="0" w:line="240" w:lineRule="auto"/>
-        <w:rPr>
-          <w:rFonts w:ascii="Times New Roman" w:eastAsia="Times New Roman" w:hAnsi="Times New Roman" w:cs="Times New Roman"/>
-          <w:sz w:val="24"/>
-          <w:szCs w:val="24"/>
-          <w:lang w:eastAsia="hu-HU"/>
-        </w:rPr>
-      </w:pPr>
-      <w:r>
-        <w:rPr>
-          <w:rFonts w:ascii="Times New Roman" w:eastAsia="Times New Roman" w:hAnsi="Times New Roman" w:cs="Times New Roman"/>
-          <w:sz w:val="24"/>
-          <w:szCs w:val="24"/>
-          <w:lang w:eastAsia="hu-HU"/>
-        </w:rPr>
-        <w:pict w14:anchorId="37D06928">
-          <v:rect id="_x0000_i1112" style="width:0;height:1.5pt" o:hralign="center" o:hrstd="t" o:hr="t" fillcolor="#a0a0a0" stroked="f"/>
-        </w:pict>
-      </w:r>
-    </w:p>
-    <w:p>
-      <w:pPr>
-        <w:spacing w:before="100" w:beforeAutospacing="1" w:after="100" w:afterAutospacing="1" w:line="240" w:lineRule="auto"/>
-        <w:jc w:val="center"/>
-        <w:outlineLvl w:val="1"/>
-        <w:rPr>
-          <w:rFonts w:ascii="Times New Roman" w:eastAsia="Times New Roman" w:hAnsi="Times New Roman" w:cs="Times New Roman"/>
-          <w:b/>
-          <w:bCs/>
-          <w:i/>
-          <w:iCs/>
-          <w:sz w:val="32"/>
-          <w:szCs w:val="32"/>
-          <w:u w:val="single"/>
-          <w:lang w:eastAsia="hu-HU"/>
-        </w:rPr>
-      </w:pPr>
-      <w:r>
-        <w:rPr>
-          <w:rFonts w:ascii="Times New Roman" w:eastAsia="Times New Roman" w:hAnsi="Times New Roman" w:cs="Times New Roman"/>
-          <w:b/>
-          <w:bCs/>
-          <w:i/>
-          <w:iCs/>
-          <w:sz w:val="32"/>
-          <w:szCs w:val="32"/>
-          <w:u w:val="single"/>
-          <w:lang w:eastAsia="hu-HU"/>
-        </w:rPr>
-        <w:t>PULSE</w:t>
-      </w:r>
-    </w:p>
-    <w:p>
-      <w:pPr>
-        <w:spacing w:before="100" w:beforeAutospacing="1" w:after="100" w:afterAutospacing="1" w:line="240" w:lineRule="auto"/>
-        <w:outlineLvl w:val="2"/>
-        <w:rPr>
-          <w:rFonts w:ascii="Times New Roman" w:eastAsia="Times New Roman" w:hAnsi="Times New Roman" w:cs="Times New Roman"/>
-          <w:b/>
-          <w:bCs/>
-          <w:sz w:val="27"/>
-          <w:szCs w:val="27"/>
-          <w:lang w:eastAsia="hu-HU"/>
-        </w:rPr>
-      </w:pPr>
-      <w:r>
-        <w:rPr>
-          <w:noProof/>
-        </w:rPr>
-        <w:drawing>
-          <wp:anchor distT="0" distB="0" distL="114300" distR="114300" simplePos="0" relativeHeight="251679744" behindDoc="1" locked="0" layoutInCell="1" allowOverlap="1" wp14:anchorId="7F0FB563" wp14:editId="5963D450">
-            <wp:simplePos x="0" y="0"/>
-            <wp:positionH relativeFrom="margin">
-              <wp:align>right</wp:align>
-            </wp:positionH>
-            <wp:positionV relativeFrom="paragraph">
-              <wp:posOffset>11071</wp:posOffset>
-            </wp:positionV>
-            <wp:extent cx="2638425" cy="476250"/>
-            <wp:effectExtent l="0" t="0" r="9525" b="0"/>
-            <wp:wrapTight wrapText="bothSides">
-              <wp:wrapPolygon edited="0">
-                <wp:start x="0" y="0"/>
-                <wp:lineTo x="0" y="20736"/>
-                <wp:lineTo x="21522" y="20736"/>
-                <wp:lineTo x="21522" y="0"/>
-                <wp:lineTo x="0" y="0"/>
-              </wp:wrapPolygon>
-            </wp:wrapTight>
-            <wp:docPr id="37" name="Kép 37"/>
-            <wp:cNvGraphicFramePr>
-              <a:graphicFrameLocks xmlns:a="http://schemas.openxmlformats.org/drawingml/2006/main" noChangeAspect="1"/>
-            </wp:cNvGraphicFramePr>
-            <a:graphic xmlns:a="http://schemas.openxmlformats.org/drawingml/2006/main">
-              <a:graphicData uri="http://schemas.openxmlformats.org/drawingml/2006/picture">
-                <pic:pic xmlns:pic="http://schemas.openxmlformats.org/drawingml/2006/picture">
-                  <pic:nvPicPr>
-                    <pic:cNvPr id="1" name=""/>
-                    <pic:cNvPicPr/>
-                  </pic:nvPicPr>
-                  <pic:blipFill>
-                    <a:blip r:embed="rId41">
-                      <a:extLst>
-                        <a:ext uri="{28A0092B-C50C-407E-A947-70E740481C1C}">
-                          <a14:useLocalDpi xmlns:a14="http://schemas.microsoft.com/office/drawing/2010/main" val="0"/>
-                        </a:ext>
-                      </a:extLst>
-                    </a:blip>
-                    <a:stretch>
-                      <a:fillRect/>
-                    </a:stretch>
-                  </pic:blipFill>
-                  <pic:spPr>
-                    <a:xfrm>
-                      <a:off x="0" y="0"/>
-                      <a:ext cx="2638425" cy="476250"/>
-                    </a:xfrm>
-                    <a:prstGeom prst="rect">
-                      <a:avLst/>
-                    </a:prstGeom>
-                  </pic:spPr>
-                </pic:pic>
-              </a:graphicData>
-            </a:graphic>
-          </wp:anchor>
-        </w:drawing>
-      </w:r>
-      <w:r>
-        <w:rPr>
-          <w:rFonts w:ascii="Times New Roman" w:eastAsia="Times New Roman" w:hAnsi="Times New Roman" w:cs="Times New Roman"/>
-          <w:b/>
-          <w:bCs/>
-          <w:sz w:val="27"/>
-          <w:szCs w:val="27"/>
-          <w:lang w:eastAsia="hu-HU"/>
-        </w:rPr>
-        <w:t>Mit csinál?</w:t>
-      </w:r>
-    </w:p>
-    <w:p>
-      <w:pPr>
-        <w:spacing w:before="100" w:beforeAutospacing="1" w:after="100" w:afterAutospacing="1" w:line="240" w:lineRule="auto"/>
-        <w:rPr>
-          <w:rFonts w:ascii="Times New Roman" w:eastAsia="Times New Roman" w:hAnsi="Times New Roman" w:cs="Times New Roman"/>
-          <w:sz w:val="24"/>
-          <w:szCs w:val="24"/>
-          <w:lang w:eastAsia="hu-HU"/>
-        </w:rPr>
-      </w:pPr>
-      <w:r>
-        <w:rPr>
-          <w:rFonts w:ascii="Times New Roman" w:eastAsia="Times New Roman" w:hAnsi="Times New Roman" w:cs="Times New Roman"/>
-          <w:sz w:val="24"/>
-          <w:szCs w:val="24"/>
-          <w:lang w:eastAsia="hu-HU"/>
-        </w:rPr>
-        <w:t>Impulzus mód</w:t>
-      </w:r>
-    </w:p>
-    <w:p>
-      <w:pPr>
-        <w:spacing w:after="0" w:line="240" w:lineRule="auto"/>
-        <w:rPr>
-          <w:rFonts w:ascii="Times New Roman" w:eastAsia="Times New Roman" w:hAnsi="Times New Roman" w:cs="Times New Roman"/>
-          <w:sz w:val="24"/>
-          <w:szCs w:val="24"/>
-          <w:lang w:eastAsia="hu-HU"/>
-        </w:rPr>
-      </w:pPr>
-      <w:r>
-        <w:rPr>
-          <w:rFonts w:ascii="Times New Roman" w:eastAsia="Times New Roman" w:hAnsi="Times New Roman" w:cs="Times New Roman"/>
-          <w:sz w:val="24"/>
-          <w:szCs w:val="24"/>
-          <w:lang w:eastAsia="hu-HU"/>
-        </w:rPr>
-        <w:pict w14:anchorId="515EF008">
-          <v:rect id="_x0000_i1113" style="width:0;height:1.5pt" o:hralign="center" o:hrstd="t" o:hr="t" fillcolor="#a0a0a0" stroked="f"/>
-        </w:pict>
-      </w:r>
-    </w:p>
-    <w:p>
-      <w:pPr>
-        <w:spacing w:before="100" w:beforeAutospacing="1" w:after="100" w:afterAutospacing="1" w:line="240" w:lineRule="auto"/>
-        <w:jc w:val="center"/>
-        <w:outlineLvl w:val="1"/>
-        <w:rPr>
-          <w:rFonts w:ascii="Times New Roman" w:eastAsia="Times New Roman" w:hAnsi="Times New Roman" w:cs="Times New Roman"/>
-          <w:b/>
-          <w:bCs/>
-          <w:i/>
-          <w:iCs/>
-          <w:sz w:val="32"/>
-          <w:szCs w:val="32"/>
-          <w:u w:val="single"/>
-          <w:lang w:eastAsia="hu-HU"/>
-        </w:rPr>
-      </w:pPr>
-      <w:r>
-        <w:rPr>
-          <w:rFonts w:ascii="Times New Roman" w:eastAsia="Times New Roman" w:hAnsi="Times New Roman" w:cs="Times New Roman"/>
-          <w:b/>
-          <w:bCs/>
-          <w:i/>
-          <w:iCs/>
-          <w:sz w:val="32"/>
-          <w:szCs w:val="32"/>
-          <w:u w:val="single"/>
-          <w:lang w:eastAsia="hu-HU"/>
-        </w:rPr>
-        <w:t>HÉTVÉGE</w:t>
-      </w:r>
-    </w:p>
-    <w:p>
-      <w:pPr>
-        <w:spacing w:before="100" w:beforeAutospacing="1" w:after="100" w:afterAutospacing="1" w:line="240" w:lineRule="auto"/>
-        <w:outlineLvl w:val="2"/>
-        <w:rPr>
-          <w:rFonts w:ascii="Times New Roman" w:eastAsia="Times New Roman" w:hAnsi="Times New Roman" w:cs="Times New Roman"/>
-          <w:b/>
-          <w:bCs/>
-          <w:sz w:val="27"/>
-          <w:szCs w:val="27"/>
-          <w:lang w:eastAsia="hu-HU"/>
-        </w:rPr>
-      </w:pPr>
-      <w:r>
-        <w:rPr>
-          <w:noProof/>
-        </w:rPr>
-        <w:drawing>
-          <wp:anchor distT="0" distB="0" distL="114300" distR="114300" simplePos="0" relativeHeight="251680768" behindDoc="1" locked="0" layoutInCell="1" allowOverlap="1" wp14:anchorId="0E447932" wp14:editId="6870D831">
-            <wp:simplePos x="0" y="0"/>
-            <wp:positionH relativeFrom="margin">
-              <wp:align>right</wp:align>
-            </wp:positionH>
-            <wp:positionV relativeFrom="paragraph">
-              <wp:posOffset>19804</wp:posOffset>
-            </wp:positionV>
-            <wp:extent cx="2657475" cy="438150"/>
-            <wp:effectExtent l="0" t="0" r="9525" b="0"/>
-            <wp:wrapTight wrapText="bothSides">
-              <wp:wrapPolygon edited="0">
-                <wp:start x="0" y="0"/>
-                <wp:lineTo x="0" y="20661"/>
-                <wp:lineTo x="21523" y="20661"/>
-                <wp:lineTo x="21523" y="0"/>
-                <wp:lineTo x="0" y="0"/>
-              </wp:wrapPolygon>
-            </wp:wrapTight>
-            <wp:docPr id="38" name="Kép 38"/>
+            <wp:docPr id="51" name="Kép 51"/>
             <wp:cNvGraphicFramePr>
               <a:graphicFrameLocks xmlns:a="http://schemas.openxmlformats.org/drawingml/2006/main" noChangeAspect="1"/>
             </wp:cNvGraphicFramePr>
@@ -13122,7 +13327,7 @@
                   <pic:spPr>
                     <a:xfrm>
                       <a:off x="0" y="0"/>
-                      <a:ext cx="2657475" cy="438150"/>
+                      <a:ext cx="2667000" cy="790575"/>
                     </a:xfrm>
                     <a:prstGeom prst="rect">
                       <a:avLst/>
@@ -13137,12 +13342,224 @@
       <w:r>
         <w:rPr>
           <w:rFonts w:ascii="Times New Roman" w:eastAsia="Times New Roman" w:hAnsi="Times New Roman" w:cs="Times New Roman"/>
+          <w:sz w:val="24"/>
+          <w:szCs w:val="24"/>
+          <w:lang w:eastAsia="hu-HU"/>
+        </w:rPr>
+        <w:t>Kézi relé vezérlés</w:t>
+      </w:r>
+    </w:p>
+    <w:p>
+      <w:pPr>
+        <w:spacing w:before="100" w:beforeAutospacing="1" w:after="100" w:afterAutospacing="1" w:line="240" w:lineRule="auto"/>
+        <w:outlineLvl w:val="2"/>
+        <w:rPr>
+          <w:rFonts w:ascii="Times New Roman" w:eastAsia="Times New Roman" w:hAnsi="Times New Roman" w:cs="Times New Roman"/>
           <w:b/>
           <w:bCs/>
           <w:sz w:val="27"/>
           <w:szCs w:val="27"/>
           <w:lang w:eastAsia="hu-HU"/>
         </w:rPr>
+      </w:pPr>
+      <w:r>
+        <w:rPr>
+          <w:rFonts w:ascii="Times New Roman" w:eastAsia="Times New Roman" w:hAnsi="Times New Roman" w:cs="Times New Roman"/>
+          <w:b/>
+          <w:bCs/>
+          <w:sz w:val="27"/>
+          <w:szCs w:val="27"/>
+          <w:lang w:eastAsia="hu-HU"/>
+        </w:rPr>
+        <w:t>Példa</w:t>
+      </w:r>
+    </w:p>
+    <w:p>
+      <w:pPr>
+        <w:numPr>
+          <w:ilvl w:val="0"/>
+          <w:numId w:val="51"/>
+        </w:numPr>
+        <w:spacing w:before="100" w:beforeAutospacing="1" w:after="100" w:afterAutospacing="1" w:line="240" w:lineRule="auto"/>
+        <w:rPr>
+          <w:rFonts w:ascii="Times New Roman" w:eastAsia="Times New Roman" w:hAnsi="Times New Roman" w:cs="Times New Roman"/>
+          <w:sz w:val="24"/>
+          <w:szCs w:val="24"/>
+          <w:lang w:eastAsia="hu-HU"/>
+        </w:rPr>
+      </w:pPr>
+      <w:r>
+        <w:rPr>
+          <w:rFonts w:ascii="Times New Roman" w:eastAsia="Times New Roman" w:hAnsi="Times New Roman" w:cs="Times New Roman"/>
+          <w:sz w:val="24"/>
+          <w:szCs w:val="24"/>
+          <w:lang w:eastAsia="hu-HU"/>
+        </w:rPr>
+        <w:t>HIGH → cseng</w:t>
+      </w:r>
+    </w:p>
+    <w:p>
+      <w:pPr>
+        <w:numPr>
+          <w:ilvl w:val="0"/>
+          <w:numId w:val="51"/>
+        </w:numPr>
+        <w:spacing w:before="100" w:beforeAutospacing="1" w:after="100" w:afterAutospacing="1" w:line="240" w:lineRule="auto"/>
+        <w:rPr>
+          <w:rFonts w:ascii="Times New Roman" w:eastAsia="Times New Roman" w:hAnsi="Times New Roman" w:cs="Times New Roman"/>
+          <w:sz w:val="24"/>
+          <w:szCs w:val="24"/>
+          <w:lang w:eastAsia="hu-HU"/>
+        </w:rPr>
+      </w:pPr>
+      <w:r>
+        <w:rPr>
+          <w:rFonts w:ascii="Times New Roman" w:eastAsia="Times New Roman" w:hAnsi="Times New Roman" w:cs="Times New Roman"/>
+          <w:sz w:val="24"/>
+          <w:szCs w:val="24"/>
+          <w:lang w:eastAsia="hu-HU"/>
+        </w:rPr>
+        <w:t>LOW → leáll</w:t>
+      </w:r>
+    </w:p>
+    <w:p>
+      <w:pPr>
+        <w:spacing w:after="0" w:line="240" w:lineRule="auto"/>
+        <w:rPr>
+          <w:rFonts w:ascii="Times New Roman" w:eastAsia="Times New Roman" w:hAnsi="Times New Roman" w:cs="Times New Roman"/>
+          <w:sz w:val="24"/>
+          <w:szCs w:val="24"/>
+          <w:lang w:eastAsia="hu-HU"/>
+        </w:rPr>
+      </w:pPr>
+      <w:r>
+        <w:rPr>
+          <w:rFonts w:ascii="Times New Roman" w:eastAsia="Times New Roman" w:hAnsi="Times New Roman" w:cs="Times New Roman"/>
+          <w:sz w:val="24"/>
+          <w:szCs w:val="24"/>
+          <w:lang w:eastAsia="hu-HU"/>
+        </w:rPr>
+        <w:pict w14:anchorId="759A342C">
+          <v:rect id="_x0000_i1062" style="width:0;height:1.5pt" o:hralign="center" o:hrstd="t" o:hr="t" fillcolor="#a0a0a0" stroked="f"/>
+        </w:pict>
+      </w:r>
+    </w:p>
+    <w:p>
+      <w:pPr>
+        <w:spacing w:before="100" w:beforeAutospacing="1" w:after="100" w:afterAutospacing="1" w:line="240" w:lineRule="auto"/>
+        <w:jc w:val="center"/>
+        <w:outlineLvl w:val="1"/>
+        <w:rPr>
+          <w:rFonts w:ascii="Times New Roman" w:eastAsia="Times New Roman" w:hAnsi="Times New Roman" w:cs="Times New Roman"/>
+          <w:b/>
+          <w:bCs/>
+          <w:i/>
+          <w:iCs/>
+          <w:sz w:val="32"/>
+          <w:szCs w:val="32"/>
+          <w:u w:val="single"/>
+          <w:lang w:eastAsia="hu-HU"/>
+        </w:rPr>
+      </w:pPr>
+      <w:r>
+        <w:rPr>
+          <w:rFonts w:ascii="Times New Roman" w:eastAsia="Times New Roman" w:hAnsi="Times New Roman" w:cs="Times New Roman"/>
+          <w:b/>
+          <w:bCs/>
+          <w:i/>
+          <w:iCs/>
+          <w:sz w:val="32"/>
+          <w:szCs w:val="32"/>
+          <w:u w:val="single"/>
+          <w:lang w:eastAsia="hu-HU"/>
+        </w:rPr>
+        <w:t>Be/Ki kapcsolás</w:t>
+      </w:r>
+    </w:p>
+    <w:p>
+      <w:pPr>
+        <w:spacing w:before="100" w:beforeAutospacing="1" w:after="100" w:afterAutospacing="1" w:line="240" w:lineRule="auto"/>
+        <w:outlineLvl w:val="2"/>
+        <w:rPr>
+          <w:rFonts w:ascii="Times New Roman" w:eastAsia="Times New Roman" w:hAnsi="Times New Roman" w:cs="Times New Roman"/>
+          <w:b/>
+          <w:bCs/>
+          <w:sz w:val="27"/>
+          <w:szCs w:val="27"/>
+          <w:lang w:eastAsia="hu-HU"/>
+        </w:rPr>
+      </w:pPr>
+      <w:r>
+        <w:rPr>
+          <w:noProof/>
+        </w:rPr>
+        <w:drawing>
+          <wp:anchor distT="0" distB="0" distL="114300" distR="114300" simplePos="0" relativeHeight="251699200" behindDoc="1" locked="0" layoutInCell="1" allowOverlap="1" wp14:anchorId="0103D2A3" wp14:editId="4E1C4374">
+            <wp:simplePos x="0" y="0"/>
+            <wp:positionH relativeFrom="margin">
+              <wp:align>right</wp:align>
+            </wp:positionH>
+            <wp:positionV relativeFrom="paragraph">
+              <wp:posOffset>18415</wp:posOffset>
+            </wp:positionV>
+            <wp:extent cx="2562225" cy="390525"/>
+            <wp:effectExtent l="0" t="0" r="9525" b="9525"/>
+            <wp:wrapTight wrapText="bothSides">
+              <wp:wrapPolygon edited="0">
+                <wp:start x="0" y="0"/>
+                <wp:lineTo x="0" y="21073"/>
+                <wp:lineTo x="21520" y="21073"/>
+                <wp:lineTo x="21520" y="0"/>
+                <wp:lineTo x="0" y="0"/>
+              </wp:wrapPolygon>
+            </wp:wrapTight>
+            <wp:docPr id="52" name="Kép 52"/>
+            <wp:cNvGraphicFramePr>
+              <a:graphicFrameLocks xmlns:a="http://schemas.openxmlformats.org/drawingml/2006/main" noChangeAspect="1"/>
+            </wp:cNvGraphicFramePr>
+            <a:graphic xmlns:a="http://schemas.openxmlformats.org/drawingml/2006/main">
+              <a:graphicData uri="http://schemas.openxmlformats.org/drawingml/2006/picture">
+                <pic:pic xmlns:pic="http://schemas.openxmlformats.org/drawingml/2006/picture">
+                  <pic:nvPicPr>
+                    <pic:cNvPr id="1" name=""/>
+                    <pic:cNvPicPr/>
+                  </pic:nvPicPr>
+                  <pic:blipFill>
+                    <a:blip r:embed="rId43">
+                      <a:extLst>
+                        <a:ext uri="{28A0092B-C50C-407E-A947-70E740481C1C}">
+                          <a14:useLocalDpi xmlns:a14="http://schemas.microsoft.com/office/drawing/2010/main" val="0"/>
+                        </a:ext>
+                      </a:extLst>
+                    </a:blip>
+                    <a:stretch>
+                      <a:fillRect/>
+                    </a:stretch>
+                  </pic:blipFill>
+                  <pic:spPr>
+                    <a:xfrm>
+                      <a:off x="0" y="0"/>
+                      <a:ext cx="2562225" cy="390525"/>
+                    </a:xfrm>
+                    <a:prstGeom prst="rect">
+                      <a:avLst/>
+                    </a:prstGeom>
+                  </pic:spPr>
+                </pic:pic>
+              </a:graphicData>
+            </a:graphic>
+          </wp:anchor>
+        </w:drawing>
+      </w:r>
+      <w:r>
+        <w:rPr>
+          <w:rFonts w:ascii="Times New Roman" w:eastAsia="Times New Roman" w:hAnsi="Times New Roman" w:cs="Times New Roman"/>
+          <w:b/>
+          <w:bCs/>
+          <w:sz w:val="27"/>
+          <w:szCs w:val="27"/>
+          <w:lang w:eastAsia="hu-HU"/>
+        </w:rPr>
         <w:t>Mit csinál?</w:t>
       </w:r>
       <w:r>
@@ -13162,6 +13579,352 @@
           <w:lang w:eastAsia="hu-HU"/>
         </w:rPr>
       </w:pPr>
+      <w:r>
+        <w:rPr>
+          <w:rFonts w:ascii="Times New Roman" w:eastAsia="Times New Roman" w:hAnsi="Times New Roman" w:cs="Times New Roman"/>
+          <w:sz w:val="24"/>
+          <w:szCs w:val="24"/>
+          <w:lang w:eastAsia="hu-HU"/>
+        </w:rPr>
+        <w:t>Ugyanaz,</w:t>
+      </w:r>
+      <w:r>
+        <w:rPr>
+          <w:rFonts w:ascii="Times New Roman" w:eastAsia="Times New Roman" w:hAnsi="Times New Roman" w:cs="Times New Roman"/>
+          <w:sz w:val="24"/>
+          <w:szCs w:val="24"/>
+          <w:lang w:eastAsia="hu-HU"/>
+        </w:rPr>
+        <w:t xml:space="preserve"> mint TUI 2-es menü</w:t>
+      </w:r>
+      <w:r>
+        <w:rPr>
+          <w:rFonts w:ascii="Times New Roman" w:eastAsia="Times New Roman" w:hAnsi="Times New Roman" w:cs="Times New Roman"/>
+          <w:sz w:val="24"/>
+          <w:szCs w:val="24"/>
+          <w:lang w:eastAsia="hu-HU"/>
+        </w:rPr>
+        <w:t xml:space="preserve"> (ki/be kapcsolás)</w:t>
+      </w:r>
+    </w:p>
+    <w:p>
+      <w:pPr>
+        <w:spacing w:after="0" w:line="240" w:lineRule="auto"/>
+        <w:rPr>
+          <w:rFonts w:ascii="Times New Roman" w:eastAsia="Times New Roman" w:hAnsi="Times New Roman" w:cs="Times New Roman"/>
+          <w:sz w:val="24"/>
+          <w:szCs w:val="24"/>
+          <w:lang w:eastAsia="hu-HU"/>
+        </w:rPr>
+      </w:pPr>
+      <w:r>
+        <w:rPr>
+          <w:rFonts w:ascii="Times New Roman" w:eastAsia="Times New Roman" w:hAnsi="Times New Roman" w:cs="Times New Roman"/>
+          <w:sz w:val="24"/>
+          <w:szCs w:val="24"/>
+          <w:lang w:eastAsia="hu-HU"/>
+        </w:rPr>
+        <w:pict w14:anchorId="37D06928">
+          <v:rect id="_x0000_i1063" style="width:0;height:1.5pt" o:hralign="center" o:hrstd="t" o:hr="t" fillcolor="#a0a0a0" stroked="f"/>
+        </w:pict>
+      </w:r>
+    </w:p>
+    <w:p>
+      <w:pPr>
+        <w:spacing w:before="100" w:beforeAutospacing="1" w:after="100" w:afterAutospacing="1" w:line="240" w:lineRule="auto"/>
+        <w:jc w:val="center"/>
+        <w:outlineLvl w:val="1"/>
+        <w:rPr>
+          <w:rFonts w:ascii="Times New Roman" w:eastAsia="Times New Roman" w:hAnsi="Times New Roman" w:cs="Times New Roman"/>
+          <w:b/>
+          <w:bCs/>
+          <w:i/>
+          <w:iCs/>
+          <w:sz w:val="32"/>
+          <w:szCs w:val="32"/>
+          <w:u w:val="single"/>
+          <w:lang w:eastAsia="hu-HU"/>
+        </w:rPr>
+      </w:pPr>
+      <w:r>
+        <w:rPr>
+          <w:rFonts w:ascii="Times New Roman" w:eastAsia="Times New Roman" w:hAnsi="Times New Roman" w:cs="Times New Roman"/>
+          <w:b/>
+          <w:bCs/>
+          <w:i/>
+          <w:iCs/>
+          <w:sz w:val="32"/>
+          <w:szCs w:val="32"/>
+          <w:u w:val="single"/>
+          <w:lang w:eastAsia="hu-HU"/>
+        </w:rPr>
+        <w:t>Tűzjelző mód</w:t>
+      </w:r>
+    </w:p>
+    <w:p>
+      <w:pPr>
+        <w:spacing w:before="100" w:beforeAutospacing="1" w:after="100" w:afterAutospacing="1" w:line="240" w:lineRule="auto"/>
+        <w:outlineLvl w:val="2"/>
+        <w:rPr>
+          <w:rFonts w:ascii="Times New Roman" w:eastAsia="Times New Roman" w:hAnsi="Times New Roman" w:cs="Times New Roman"/>
+          <w:b/>
+          <w:bCs/>
+          <w:sz w:val="27"/>
+          <w:szCs w:val="27"/>
+          <w:lang w:eastAsia="hu-HU"/>
+        </w:rPr>
+      </w:pPr>
+      <w:r>
+        <w:rPr>
+          <w:noProof/>
+        </w:rPr>
+        <w:drawing>
+          <wp:anchor distT="0" distB="0" distL="114300" distR="114300" simplePos="0" relativeHeight="251700224" behindDoc="1" locked="0" layoutInCell="1" allowOverlap="1" wp14:anchorId="7B994D26" wp14:editId="67CCCE9C">
+            <wp:simplePos x="0" y="0"/>
+            <wp:positionH relativeFrom="margin">
+              <wp:align>right</wp:align>
+            </wp:positionH>
+            <wp:positionV relativeFrom="paragraph">
+              <wp:posOffset>12065</wp:posOffset>
+            </wp:positionV>
+            <wp:extent cx="2524125" cy="400050"/>
+            <wp:effectExtent l="0" t="0" r="9525" b="0"/>
+            <wp:wrapTight wrapText="bothSides">
+              <wp:wrapPolygon edited="0">
+                <wp:start x="0" y="0"/>
+                <wp:lineTo x="0" y="20571"/>
+                <wp:lineTo x="21518" y="20571"/>
+                <wp:lineTo x="21518" y="0"/>
+                <wp:lineTo x="0" y="0"/>
+              </wp:wrapPolygon>
+            </wp:wrapTight>
+            <wp:docPr id="53" name="Kép 53"/>
+            <wp:cNvGraphicFramePr>
+              <a:graphicFrameLocks xmlns:a="http://schemas.openxmlformats.org/drawingml/2006/main" noChangeAspect="1"/>
+            </wp:cNvGraphicFramePr>
+            <a:graphic xmlns:a="http://schemas.openxmlformats.org/drawingml/2006/main">
+              <a:graphicData uri="http://schemas.openxmlformats.org/drawingml/2006/picture">
+                <pic:pic xmlns:pic="http://schemas.openxmlformats.org/drawingml/2006/picture">
+                  <pic:nvPicPr>
+                    <pic:cNvPr id="1" name=""/>
+                    <pic:cNvPicPr/>
+                  </pic:nvPicPr>
+                  <pic:blipFill>
+                    <a:blip r:embed="rId44">
+                      <a:extLst>
+                        <a:ext uri="{28A0092B-C50C-407E-A947-70E740481C1C}">
+                          <a14:useLocalDpi xmlns:a14="http://schemas.microsoft.com/office/drawing/2010/main" val="0"/>
+                        </a:ext>
+                      </a:extLst>
+                    </a:blip>
+                    <a:stretch>
+                      <a:fillRect/>
+                    </a:stretch>
+                  </pic:blipFill>
+                  <pic:spPr>
+                    <a:xfrm>
+                      <a:off x="0" y="0"/>
+                      <a:ext cx="2524125" cy="400050"/>
+                    </a:xfrm>
+                    <a:prstGeom prst="rect">
+                      <a:avLst/>
+                    </a:prstGeom>
+                  </pic:spPr>
+                </pic:pic>
+              </a:graphicData>
+            </a:graphic>
+          </wp:anchor>
+        </w:drawing>
+      </w:r>
+      <w:r>
+        <w:rPr>
+          <w:rFonts w:ascii="Times New Roman" w:eastAsia="Times New Roman" w:hAnsi="Times New Roman" w:cs="Times New Roman"/>
+          <w:b/>
+          <w:bCs/>
+          <w:sz w:val="27"/>
+          <w:szCs w:val="27"/>
+          <w:lang w:eastAsia="hu-HU"/>
+        </w:rPr>
+        <w:t>Mit csinál?</w:t>
+      </w:r>
+    </w:p>
+    <w:p>
+      <w:pPr>
+        <w:spacing w:before="100" w:beforeAutospacing="1" w:after="100" w:afterAutospacing="1" w:line="240" w:lineRule="auto"/>
+        <w:rPr>
+          <w:rFonts w:ascii="Times New Roman" w:eastAsia="Times New Roman" w:hAnsi="Times New Roman" w:cs="Times New Roman"/>
+          <w:sz w:val="24"/>
+          <w:szCs w:val="24"/>
+          <w:lang w:eastAsia="hu-HU"/>
+        </w:rPr>
+      </w:pPr>
+      <w:r>
+        <w:rPr>
+          <w:rFonts w:ascii="Times New Roman" w:eastAsia="Times New Roman" w:hAnsi="Times New Roman" w:cs="Times New Roman"/>
+          <w:sz w:val="24"/>
+          <w:szCs w:val="24"/>
+          <w:lang w:eastAsia="hu-HU"/>
+        </w:rPr>
+        <w:t>Impulzus mód</w:t>
+      </w:r>
+    </w:p>
+    <w:p>
+      <w:pPr>
+        <w:spacing w:after="0" w:line="240" w:lineRule="auto"/>
+        <w:rPr>
+          <w:rFonts w:ascii="Times New Roman" w:eastAsia="Times New Roman" w:hAnsi="Times New Roman" w:cs="Times New Roman"/>
+          <w:sz w:val="24"/>
+          <w:szCs w:val="24"/>
+          <w:lang w:eastAsia="hu-HU"/>
+        </w:rPr>
+      </w:pPr>
+      <w:r>
+        <w:rPr>
+          <w:rFonts w:ascii="Times New Roman" w:eastAsia="Times New Roman" w:hAnsi="Times New Roman" w:cs="Times New Roman"/>
+          <w:sz w:val="24"/>
+          <w:szCs w:val="24"/>
+          <w:lang w:eastAsia="hu-HU"/>
+        </w:rPr>
+        <w:pict w14:anchorId="515EF008">
+          <v:rect id="_x0000_i1064" style="width:0;height:1.5pt" o:hralign="center" o:hrstd="t" o:hr="t" fillcolor="#a0a0a0" stroked="f"/>
+        </w:pict>
+      </w:r>
+    </w:p>
+    <w:p>
+      <w:pPr>
+        <w:spacing w:before="100" w:beforeAutospacing="1" w:after="100" w:afterAutospacing="1" w:line="240" w:lineRule="auto"/>
+        <w:jc w:val="center"/>
+        <w:outlineLvl w:val="1"/>
+        <w:rPr>
+          <w:rFonts w:ascii="Times New Roman" w:eastAsia="Times New Roman" w:hAnsi="Times New Roman" w:cs="Times New Roman"/>
+          <w:b/>
+          <w:bCs/>
+          <w:i/>
+          <w:iCs/>
+          <w:sz w:val="32"/>
+          <w:szCs w:val="32"/>
+          <w:u w:val="single"/>
+          <w:lang w:eastAsia="hu-HU"/>
+        </w:rPr>
+      </w:pPr>
+      <w:r>
+        <w:rPr>
+          <w:rFonts w:ascii="Times New Roman" w:eastAsia="Times New Roman" w:hAnsi="Times New Roman" w:cs="Times New Roman"/>
+          <w:b/>
+          <w:bCs/>
+          <w:i/>
+          <w:iCs/>
+          <w:sz w:val="32"/>
+          <w:szCs w:val="32"/>
+          <w:u w:val="single"/>
+          <w:lang w:eastAsia="hu-HU"/>
+        </w:rPr>
+        <w:t>HÉTVÉGE</w:t>
+      </w:r>
+    </w:p>
+    <w:p>
+      <w:pPr>
+        <w:spacing w:before="100" w:beforeAutospacing="1" w:after="100" w:afterAutospacing="1" w:line="240" w:lineRule="auto"/>
+        <w:outlineLvl w:val="2"/>
+        <w:rPr>
+          <w:rFonts w:ascii="Times New Roman" w:eastAsia="Times New Roman" w:hAnsi="Times New Roman" w:cs="Times New Roman"/>
+          <w:b/>
+          <w:bCs/>
+          <w:sz w:val="27"/>
+          <w:szCs w:val="27"/>
+          <w:lang w:eastAsia="hu-HU"/>
+        </w:rPr>
+      </w:pPr>
+      <w:r>
+        <w:rPr>
+          <w:noProof/>
+        </w:rPr>
+        <w:drawing>
+          <wp:anchor distT="0" distB="0" distL="114300" distR="114300" simplePos="0" relativeHeight="251701248" behindDoc="1" locked="0" layoutInCell="1" allowOverlap="1" wp14:anchorId="3CAD7E4D" wp14:editId="5107BD01">
+            <wp:simplePos x="0" y="0"/>
+            <wp:positionH relativeFrom="margin">
+              <wp:align>right</wp:align>
+            </wp:positionH>
+            <wp:positionV relativeFrom="paragraph">
+              <wp:posOffset>52705</wp:posOffset>
+            </wp:positionV>
+            <wp:extent cx="2533650" cy="342900"/>
+            <wp:effectExtent l="0" t="0" r="0" b="0"/>
+            <wp:wrapTight wrapText="bothSides">
+              <wp:wrapPolygon edited="0">
+                <wp:start x="0" y="0"/>
+                <wp:lineTo x="0" y="20400"/>
+                <wp:lineTo x="21438" y="20400"/>
+                <wp:lineTo x="21438" y="0"/>
+                <wp:lineTo x="0" y="0"/>
+              </wp:wrapPolygon>
+            </wp:wrapTight>
+            <wp:docPr id="54" name="Kép 54"/>
+            <wp:cNvGraphicFramePr>
+              <a:graphicFrameLocks xmlns:a="http://schemas.openxmlformats.org/drawingml/2006/main" noChangeAspect="1"/>
+            </wp:cNvGraphicFramePr>
+            <a:graphic xmlns:a="http://schemas.openxmlformats.org/drawingml/2006/main">
+              <a:graphicData uri="http://schemas.openxmlformats.org/drawingml/2006/picture">
+                <pic:pic xmlns:pic="http://schemas.openxmlformats.org/drawingml/2006/picture">
+                  <pic:nvPicPr>
+                    <pic:cNvPr id="1" name=""/>
+                    <pic:cNvPicPr/>
+                  </pic:nvPicPr>
+                  <pic:blipFill>
+                    <a:blip r:embed="rId45">
+                      <a:extLst>
+                        <a:ext uri="{28A0092B-C50C-407E-A947-70E740481C1C}">
+                          <a14:useLocalDpi xmlns:a14="http://schemas.microsoft.com/office/drawing/2010/main" val="0"/>
+                        </a:ext>
+                      </a:extLst>
+                    </a:blip>
+                    <a:stretch>
+                      <a:fillRect/>
+                    </a:stretch>
+                  </pic:blipFill>
+                  <pic:spPr>
+                    <a:xfrm>
+                      <a:off x="0" y="0"/>
+                      <a:ext cx="2533650" cy="342900"/>
+                    </a:xfrm>
+                    <a:prstGeom prst="rect">
+                      <a:avLst/>
+                    </a:prstGeom>
+                  </pic:spPr>
+                </pic:pic>
+              </a:graphicData>
+            </a:graphic>
+          </wp:anchor>
+        </w:drawing>
+      </w:r>
+      <w:r>
+        <w:rPr>
+          <w:rFonts w:ascii="Times New Roman" w:eastAsia="Times New Roman" w:hAnsi="Times New Roman" w:cs="Times New Roman"/>
+          <w:b/>
+          <w:bCs/>
+          <w:sz w:val="27"/>
+          <w:szCs w:val="27"/>
+          <w:lang w:eastAsia="hu-HU"/>
+        </w:rPr>
+        <w:t>Mit csinál?</w:t>
+      </w:r>
+      <w:r>
+        <w:rPr>
+          <w:noProof/>
+        </w:rPr>
+        <w:t xml:space="preserve"> </w:t>
+      </w:r>
+    </w:p>
+    <w:p>
+      <w:pPr>
+        <w:spacing w:before="100" w:beforeAutospacing="1" w:after="100" w:afterAutospacing="1" w:line="240" w:lineRule="auto"/>
+        <w:rPr>
+          <w:rFonts w:ascii="Times New Roman" w:eastAsia="Times New Roman" w:hAnsi="Times New Roman" w:cs="Times New Roman"/>
+          <w:sz w:val="24"/>
+          <w:szCs w:val="24"/>
+          <w:lang w:eastAsia="hu-HU"/>
+        </w:rPr>
+      </w:pPr>
       <w:proofErr w:type="spellStart"/>
       <w:r>
         <w:rPr>
@@ -13212,7 +13975,7 @@
           <w:lang w:eastAsia="hu-HU"/>
         </w:rPr>
         <w:pict w14:anchorId="422B4E34">
-          <v:rect id="_x0000_i1114" style="width:0;height:1.5pt" o:hralign="center" o:hrstd="t" o:hr="t" fillcolor="#a0a0a0" stroked="f"/>
+          <v:rect id="_x0000_i1065" style="width:0;height:1.5pt" o:hralign="center" o:hrstd="t" o:hr="t" fillcolor="#a0a0a0" stroked="f"/>
         </w:pict>
       </w:r>
     </w:p>
@@ -13297,7 +14060,7 @@
                     <pic:cNvPicPr/>
                   </pic:nvPicPr>
                   <pic:blipFill>
-                    <a:blip r:embed="rId43">
+                    <a:blip r:embed="rId46">
                       <a:extLst>
                         <a:ext uri="{28A0092B-C50C-407E-A947-70E740481C1C}">
                           <a14:useLocalDpi xmlns:a14="http://schemas.microsoft.com/office/drawing/2010/main" val="0"/>
@@ -13412,7 +14175,7 @@
           <w:lang w:eastAsia="hu-HU"/>
         </w:rPr>
         <w:pict w14:anchorId="1263FEEE">
-          <v:rect id="_x0000_i1115" style="width:0;height:1.5pt" o:hralign="center" o:hrstd="t" o:hr="t" fillcolor="#a0a0a0" stroked="f"/>
+          <v:rect id="_x0000_i1066" style="width:0;height:1.5pt" o:hralign="center" o:hrstd="t" o:hr="t" fillcolor="#a0a0a0" stroked="f"/>
         </w:pict>
       </w:r>
     </w:p>
@@ -13527,7 +14290,7 @@
                     <pic:cNvPicPr/>
                   </pic:nvPicPr>
                   <pic:blipFill>
-                    <a:blip r:embed="rId44">
+                    <a:blip r:embed="rId47">
                       <a:extLst>
                         <a:ext uri="{28A0092B-C50C-407E-A947-70E740481C1C}">
                           <a14:useLocalDpi xmlns:a14="http://schemas.microsoft.com/office/drawing/2010/main" val="0"/>
@@ -13675,7 +14438,7 @@
           <w:lang w:eastAsia="hu-HU"/>
         </w:rPr>
         <w:pict w14:anchorId="2137A25E">
-          <v:rect id="_x0000_i1116" style="width:0;height:1.5pt" o:hralign="center" o:hrstd="t" o:hr="t" fillcolor="#a0a0a0" stroked="f"/>
+          <v:rect id="_x0000_i1067" style="width:0;height:1.5pt" o:hralign="center" o:hrstd="t" o:hr="t" fillcolor="#a0a0a0" stroked="f"/>
         </w:pict>
       </w:r>
     </w:p>
@@ -13782,7 +14545,7 @@
                     <pic:cNvPicPr/>
                   </pic:nvPicPr>
                   <pic:blipFill>
-                    <a:blip r:embed="rId45">
+                    <a:blip r:embed="rId48">
                       <a:extLst>
                         <a:ext uri="{28A0092B-C50C-407E-A947-70E740481C1C}">
                           <a14:useLocalDpi xmlns:a14="http://schemas.microsoft.com/office/drawing/2010/main" val="0"/>
@@ -13935,7 +14698,7 @@
           <w:lang w:eastAsia="hu-HU"/>
         </w:rPr>
         <w:pict w14:anchorId="6E5CA293">
-          <v:rect id="_x0000_i1117" style="width:0;height:1.5pt" o:hralign="center" o:hrstd="t" o:hr="t" fillcolor="#a0a0a0" stroked="f"/>
+          <v:rect id="_x0000_i1068" style="width:0;height:1.5pt" o:hralign="center" o:hrstd="t" o:hr="t" fillcolor="#a0a0a0" stroked="f"/>
         </w:pict>
       </w:r>
     </w:p>
@@ -14020,7 +14783,7 @@
                     <pic:cNvPicPr/>
                   </pic:nvPicPr>
                   <pic:blipFill>
-                    <a:blip r:embed="rId46">
+                    <a:blip r:embed="rId49">
                       <a:extLst>
                         <a:ext uri="{28A0092B-C50C-407E-A947-70E740481C1C}">
                           <a14:useLocalDpi xmlns:a14="http://schemas.microsoft.com/office/drawing/2010/main" val="0"/>
@@ -14184,7 +14947,7 @@
           <w:lang w:eastAsia="hu-HU"/>
         </w:rPr>
         <w:pict w14:anchorId="72D5C49B">
-          <v:rect id="_x0000_i1118" style="width:0;height:1.5pt" o:hralign="center" o:hrstd="t" o:hr="t" fillcolor="#a0a0a0" stroked="f"/>
+          <v:rect id="_x0000_i1069" style="width:0;height:1.5pt" o:hralign="center" o:hrstd="t" o:hr="t" fillcolor="#a0a0a0" stroked="f"/>
         </w:pict>
       </w:r>
     </w:p>
@@ -14207,29 +14970,54 @@
       </w:pPr>
       <w:r>
         <w:rPr>
+          <w:rFonts w:ascii="Times New Roman" w:eastAsia="Times New Roman" w:hAnsi="Times New Roman" w:cs="Times New Roman"/>
+          <w:b/>
+          <w:bCs/>
+          <w:i/>
+          <w:iCs/>
+          <w:sz w:val="32"/>
+          <w:szCs w:val="32"/>
+          <w:u w:val="single"/>
+          <w:lang w:eastAsia="hu-HU"/>
+        </w:rPr>
+        <w:t>WEB EMERGENCY</w:t>
+      </w:r>
+    </w:p>
+    <w:p>
+      <w:pPr>
+        <w:spacing w:before="100" w:beforeAutospacing="1" w:after="100" w:afterAutospacing="1" w:line="240" w:lineRule="auto"/>
+        <w:rPr>
+          <w:rFonts w:ascii="Times New Roman" w:eastAsia="Times New Roman" w:hAnsi="Times New Roman" w:cs="Times New Roman"/>
+          <w:sz w:val="24"/>
+          <w:szCs w:val="24"/>
+          <w:lang w:eastAsia="hu-HU"/>
+        </w:rPr>
+      </w:pPr>
+      <w:r>
+        <w:rPr>
           <w:noProof/>
         </w:rPr>
         <w:drawing>
-          <wp:anchor distT="0" distB="0" distL="114300" distR="114300" simplePos="0" relativeHeight="251686912" behindDoc="1" locked="0" layoutInCell="1" allowOverlap="1" wp14:anchorId="64CEFF6C" wp14:editId="525F2929">
+          <wp:anchor distT="0" distB="0" distL="114300" distR="114300" simplePos="0" relativeHeight="251702272" behindDoc="1" locked="0" layoutInCell="1" allowOverlap="1" wp14:anchorId="612CE6FC" wp14:editId="4128D2B4">
             <wp:simplePos x="0" y="0"/>
-            <wp:positionH relativeFrom="margin">
-              <wp:posOffset>2997668</wp:posOffset>
+            <wp:positionH relativeFrom="column">
+              <wp:posOffset>4204970</wp:posOffset>
             </wp:positionH>
             <wp:positionV relativeFrom="paragraph">
-              <wp:posOffset>198647</wp:posOffset>
+              <wp:posOffset>246380</wp:posOffset>
             </wp:positionV>
-            <wp:extent cx="742950" cy="847725"/>
-            <wp:effectExtent l="0" t="0" r="0" b="9525"/>
+            <wp:extent cx="762000" cy="722630"/>
+            <wp:effectExtent l="0" t="0" r="0" b="1270"/>
             <wp:wrapTight wrapText="bothSides">
               <wp:wrapPolygon edited="0">
                 <wp:start x="0" y="0"/>
-                <wp:lineTo x="0" y="21357"/>
-                <wp:lineTo x="21046" y="21357"/>
-                <wp:lineTo x="21046" y="0"/>
+                <wp:lineTo x="0" y="21069"/>
+                <wp:lineTo x="21060" y="21069"/>
+                <wp:lineTo x="21060" y="0"/>
                 <wp:lineTo x="0" y="0"/>
               </wp:wrapPolygon>
             </wp:wrapTight>
-            <wp:docPr id="43" name="Kép 43"/>
+            <wp:docPr id="55" name="Kép 55"/>
             <wp:cNvGraphicFramePr>
               <a:graphicFrameLocks xmlns:a="http://schemas.openxmlformats.org/drawingml/2006/main" noChangeAspect="1"/>
             </wp:cNvGraphicFramePr>
@@ -14241,7 +15029,7 @@
                     <pic:cNvPicPr/>
                   </pic:nvPicPr>
                   <pic:blipFill>
-                    <a:blip r:embed="rId25">
+                    <a:blip r:embed="rId50">
                       <a:extLst>
                         <a:ext uri="{28A0092B-C50C-407E-A947-70E740481C1C}">
                           <a14:useLocalDpi xmlns:a14="http://schemas.microsoft.com/office/drawing/2010/main" val="0"/>
@@ -14255,7 +15043,7 @@
                   <pic:spPr>
                     <a:xfrm>
                       <a:off x="0" y="0"/>
-                      <a:ext cx="742950" cy="847725"/>
+                      <a:ext cx="762000" cy="722630"/>
                     </a:xfrm>
                     <a:prstGeom prst="rect">
                       <a:avLst/>
@@ -14264,34 +15052,15 @@
                 </pic:pic>
               </a:graphicData>
             </a:graphic>
+            <wp14:sizeRelH relativeFrom="margin">
+              <wp14:pctWidth>0</wp14:pctWidth>
+            </wp14:sizeRelH>
+            <wp14:sizeRelV relativeFrom="margin">
+              <wp14:pctHeight>0</wp14:pctHeight>
+            </wp14:sizeRelV>
           </wp:anchor>
         </w:drawing>
       </w:r>
-      <w:r>
-        <w:rPr>
-          <w:rFonts w:ascii="Times New Roman" w:eastAsia="Times New Roman" w:hAnsi="Times New Roman" w:cs="Times New Roman"/>
-          <w:b/>
-          <w:bCs/>
-          <w:i/>
-          <w:iCs/>
-          <w:sz w:val="32"/>
-          <w:szCs w:val="32"/>
-          <w:u w:val="single"/>
-          <w:lang w:eastAsia="hu-HU"/>
-        </w:rPr>
-        <w:t>WEB EMERGENCY</w:t>
-      </w:r>
-    </w:p>
-    <w:p>
-      <w:pPr>
-        <w:spacing w:before="100" w:beforeAutospacing="1" w:after="100" w:afterAutospacing="1" w:line="240" w:lineRule="auto"/>
-        <w:rPr>
-          <w:rFonts w:ascii="Times New Roman" w:eastAsia="Times New Roman" w:hAnsi="Times New Roman" w:cs="Times New Roman"/>
-          <w:sz w:val="24"/>
-          <w:szCs w:val="24"/>
-          <w:lang w:eastAsia="hu-HU"/>
-        </w:rPr>
-      </w:pPr>
     </w:p>
     <w:p>
       <w:pPr>
@@ -14366,17 +15135,6 @@
           <w:lang w:eastAsia="hu-HU"/>
         </w:rPr>
       </w:pPr>
-      <w:r>
-        <w:rPr>
-          <w:rFonts w:ascii="Times New Roman" w:eastAsia="Times New Roman" w:hAnsi="Times New Roman" w:cs="Times New Roman"/>
-          <w:sz w:val="24"/>
-          <w:szCs w:val="24"/>
-          <w:lang w:eastAsia="hu-HU"/>
-        </w:rPr>
-        <w:pict w14:anchorId="0DE45B08">
-          <v:rect id="_x0000_i1119" style="width:0;height:1.5pt" o:hralign="center" o:hrstd="t" o:hr="t" fillcolor="#a0a0a0" stroked="f"/>
-        </w:pict>
-      </w:r>
     </w:p>
     <w:p>
       <w:pPr>
@@ -14620,7 +15378,7 @@
           <w:lang w:eastAsia="hu-HU"/>
         </w:rPr>
         <w:pict w14:anchorId="60B7B154">
-          <v:rect id="_x0000_i1122" style="width:0;height:1.5pt" o:hralign="center" o:hrstd="t" o:hr="t" fillcolor="#a0a0a0" stroked="f"/>
+          <v:rect id="_x0000_i1071" style="width:0;height:1.5pt" o:hralign="center" o:hrstd="t" o:hr="t" fillcolor="#a0a0a0" stroked="f"/>
         </w:pict>
       </w:r>
     </w:p>
@@ -14731,7 +15489,7 @@
           <w:lang w:eastAsia="hu-HU"/>
         </w:rPr>
         <w:pict w14:anchorId="021AD0EA">
-          <v:rect id="_x0000_i1123" style="width:0;height:1.5pt" o:hralign="center" o:hrstd="t" o:hr="t" fillcolor="#a0a0a0" stroked="f"/>
+          <v:rect id="_x0000_i1072" style="width:0;height:1.5pt" o:hralign="center" o:hrstd="t" o:hr="t" fillcolor="#a0a0a0" stroked="f"/>
         </w:pict>
       </w:r>
     </w:p>
@@ -14939,7 +15697,7 @@
     <w:p>
       <w:r>
         <w:pict w14:anchorId="598BFB2C">
-          <v:rect id="_x0000_i1219" style="width:0;height:1.5pt" o:hralign="center" o:hrstd="t" o:hr="t" fillcolor="#a0a0a0" stroked="f"/>
+          <v:rect id="_x0000_i1073" style="width:0;height:1.5pt" o:hralign="center" o:hrstd="t" o:hr="t" fillcolor="#a0a0a0" stroked="f"/>
         </w:pict>
       </w:r>
     </w:p>
@@ -14982,26 +15740,26 @@
           <w:noProof/>
         </w:rPr>
         <w:drawing>
-          <wp:anchor distT="0" distB="0" distL="114300" distR="114300" simplePos="0" relativeHeight="251687936" behindDoc="1" locked="0" layoutInCell="1" allowOverlap="1" wp14:anchorId="18E059E1" wp14:editId="447428BF">
+          <wp:anchor distT="0" distB="0" distL="114300" distR="114300" simplePos="0" relativeHeight="251703296" behindDoc="1" locked="0" layoutInCell="1" allowOverlap="1" wp14:anchorId="1CB0D5B6" wp14:editId="45147BD9">
             <wp:simplePos x="0" y="0"/>
-            <wp:positionH relativeFrom="margin">
-              <wp:align>center</wp:align>
+            <wp:positionH relativeFrom="page">
+              <wp:posOffset>190500</wp:posOffset>
             </wp:positionH>
             <wp:positionV relativeFrom="paragraph">
-              <wp:posOffset>396875</wp:posOffset>
+              <wp:posOffset>403225</wp:posOffset>
             </wp:positionV>
-            <wp:extent cx="7399655" cy="249555"/>
-            <wp:effectExtent l="0" t="0" r="0" b="0"/>
+            <wp:extent cx="7248963" cy="231775"/>
+            <wp:effectExtent l="0" t="0" r="9525" b="0"/>
             <wp:wrapTight wrapText="bothSides">
               <wp:wrapPolygon edited="0">
                 <wp:start x="0" y="0"/>
-                <wp:lineTo x="0" y="19786"/>
-                <wp:lineTo x="21520" y="19786"/>
-                <wp:lineTo x="21520" y="0"/>
+                <wp:lineTo x="0" y="19529"/>
+                <wp:lineTo x="21572" y="19529"/>
+                <wp:lineTo x="21572" y="0"/>
                 <wp:lineTo x="0" y="0"/>
               </wp:wrapPolygon>
             </wp:wrapTight>
-            <wp:docPr id="44" name="Kép 44"/>
+            <wp:docPr id="56" name="Kép 56"/>
             <wp:cNvGraphicFramePr>
               <a:graphicFrameLocks xmlns:a="http://schemas.openxmlformats.org/drawingml/2006/main" noChangeAspect="1"/>
             </wp:cNvGraphicFramePr>
@@ -15013,7 +15771,7 @@
                     <pic:cNvPicPr/>
                   </pic:nvPicPr>
                   <pic:blipFill>
-                    <a:blip r:embed="rId47">
+                    <a:blip r:embed="rId51">
                       <a:extLst>
                         <a:ext uri="{28A0092B-C50C-407E-A947-70E740481C1C}">
                           <a14:useLocalDpi xmlns:a14="http://schemas.microsoft.com/office/drawing/2010/main" val="0"/>
@@ -15027,7 +15785,7 @@
                   <pic:spPr>
                     <a:xfrm>
                       <a:off x="0" y="0"/>
-                      <a:ext cx="7399655" cy="249555"/>
+                      <a:ext cx="7248963" cy="231775"/>
                     </a:xfrm>
                     <a:prstGeom prst="rect">
                       <a:avLst/>
@@ -15068,6 +15826,51 @@
       </w:pPr>
       <w:r>
         <w:rPr>
+          <w:noProof/>
+        </w:rPr>
+        <w:drawing>
+          <wp:inline distT="0" distB="0" distL="0" distR="0" wp14:anchorId="0B2E63B7" wp14:editId="7E616040">
+            <wp:extent cx="4063666" cy="200025"/>
+            <wp:effectExtent l="0" t="0" r="0" b="0"/>
+            <wp:docPr id="57" name="Kép 57"/>
+            <wp:cNvGraphicFramePr>
+              <a:graphicFrameLocks xmlns:a="http://schemas.openxmlformats.org/drawingml/2006/main" noChangeAspect="1"/>
+            </wp:cNvGraphicFramePr>
+            <a:graphic xmlns:a="http://schemas.openxmlformats.org/drawingml/2006/main">
+              <a:graphicData uri="http://schemas.openxmlformats.org/drawingml/2006/picture">
+                <pic:pic xmlns:pic="http://schemas.openxmlformats.org/drawingml/2006/picture">
+                  <pic:nvPicPr>
+                    <pic:cNvPr id="1" name=""/>
+                    <pic:cNvPicPr/>
+                  </pic:nvPicPr>
+                  <pic:blipFill>
+                    <a:blip r:embed="rId52"/>
+                    <a:stretch>
+                      <a:fillRect/>
+                    </a:stretch>
+                  </pic:blipFill>
+                  <pic:spPr>
+                    <a:xfrm>
+                      <a:off x="0" y="0"/>
+                      <a:ext cx="4096353" cy="201634"/>
+                    </a:xfrm>
+                    <a:prstGeom prst="rect">
+                      <a:avLst/>
+                    </a:prstGeom>
+                  </pic:spPr>
+                </pic:pic>
+              </a:graphicData>
+            </a:graphic>
+          </wp:inline>
+        </w:drawing>
+      </w:r>
+    </w:p>
+    <w:p>
+      <w:pPr>
+        <w:spacing w:before="100" w:beforeAutospacing="1" w:after="100" w:afterAutospacing="1" w:line="240" w:lineRule="auto"/>
+        <w:jc w:val="center"/>
+        <w:outlineLvl w:val="1"/>
+        <w:rPr>
           <w:rFonts w:ascii="Times New Roman" w:eastAsia="Times New Roman" w:hAnsi="Times New Roman" w:cs="Times New Roman"/>
           <w:b/>
           <w:bCs/>
@@ -15078,146 +15881,8 @@
           <w:u w:val="single"/>
           <w:lang w:eastAsia="hu-HU"/>
         </w:rPr>
-        <w:t>Példa:</w:t>
-      </w:r>
-    </w:p>
-    <w:p>
-      <w:pPr>
-        <w:pStyle w:val="HTML-kntformzott"/>
-        <w:rPr>
-          <w:rStyle w:val="HTML-kd"/>
-        </w:rPr>
-      </w:pPr>
-      <w:r>
-        <w:rPr>
-          <w:rStyle w:val="HTML-kd"/>
-        </w:rPr>
-        <w:t xml:space="preserve">Idő: </w:t>
-      </w:r>
-      <w:proofErr w:type="gramStart"/>
-      <w:r>
-        <w:rPr>
-          <w:rStyle w:val="HTML-kd"/>
-        </w:rPr>
-        <w:t xml:space="preserve">12:00:00  </w:t>
-      </w:r>
-      <w:proofErr w:type="spellStart"/>
-      <w:r>
-        <w:rPr>
-          <w:rStyle w:val="HTML-kd"/>
-        </w:rPr>
-        <w:t>Engedélyezve</w:t>
-      </w:r>
-      <w:proofErr w:type="gramEnd"/>
-      <w:r>
-        <w:rPr>
-          <w:rStyle w:val="HTML-kd"/>
-        </w:rPr>
-        <w:t>:true</w:t>
-      </w:r>
-      <w:proofErr w:type="spellEnd"/>
-      <w:r>
-        <w:rPr>
-          <w:rStyle w:val="HTML-kd"/>
-        </w:rPr>
-        <w:t xml:space="preserve"> (</w:t>
-      </w:r>
-      <w:proofErr w:type="spellStart"/>
-      <w:r>
-        <w:rPr>
-          <w:rStyle w:val="HTML-kd"/>
-        </w:rPr>
-        <w:t>Hétvége:false</w:t>
-      </w:r>
-      <w:proofErr w:type="spellEnd"/>
-      <w:r>
-        <w:rPr>
-          <w:rStyle w:val="HTML-kd"/>
-        </w:rPr>
-        <w:t xml:space="preserve">)  </w:t>
-      </w:r>
-      <w:proofErr w:type="spellStart"/>
-      <w:r>
-        <w:rPr>
-          <w:rStyle w:val="HTML-kd"/>
-        </w:rPr>
-        <w:t>Impulzus:false</w:t>
-      </w:r>
-      <w:proofErr w:type="spellEnd"/>
-      <w:r>
-        <w:rPr>
-          <w:rStyle w:val="HTML-kd"/>
-        </w:rPr>
-        <w:t xml:space="preserve">  </w:t>
-      </w:r>
-    </w:p>
-    <w:p>
-      <w:pPr>
-        <w:pStyle w:val="HTML-kntformzott"/>
-        <w:rPr>
-          <w:rStyle w:val="HTML-kd"/>
-        </w:rPr>
-      </w:pPr>
-      <w:proofErr w:type="spellStart"/>
-      <w:proofErr w:type="gramStart"/>
-      <w:r>
-        <w:rPr>
-          <w:rStyle w:val="HTML-kd"/>
-        </w:rPr>
-        <w:t>Állapot:LOW</w:t>
-      </w:r>
-      <w:proofErr w:type="spellEnd"/>
-      <w:proofErr w:type="gramEnd"/>
-      <w:r>
-        <w:rPr>
-          <w:rStyle w:val="HTML-kd"/>
-        </w:rPr>
-        <w:t xml:space="preserve">  Következő: </w:t>
-      </w:r>
-      <w:proofErr w:type="spellStart"/>
-      <w:r>
-        <w:rPr>
-          <w:rStyle w:val="HTML-kd"/>
-        </w:rPr>
-        <w:t>Monday</w:t>
-      </w:r>
-      <w:proofErr w:type="spellEnd"/>
-      <w:r>
-        <w:rPr>
-          <w:rStyle w:val="HTML-kd"/>
-        </w:rPr>
-        <w:t xml:space="preserve"> 12:30:00  Visszaszámlálás: 00:30:00  </w:t>
-      </w:r>
-      <w:proofErr w:type="spellStart"/>
-      <w:r>
-        <w:rPr>
-          <w:rStyle w:val="HTML-kd"/>
-        </w:rPr>
-        <w:t>Web:true</w:t>
-      </w:r>
-      <w:proofErr w:type="spellEnd"/>
-    </w:p>
-    <w:p/>
-    <w:p>
-      <w:pPr>
-        <w:rPr>
-          <w:rFonts w:ascii="Times New Roman" w:eastAsia="Times New Roman" w:hAnsi="Times New Roman" w:cs="Times New Roman"/>
-          <w:b/>
-          <w:bCs/>
-          <w:sz w:val="36"/>
-          <w:szCs w:val="36"/>
-          <w:lang w:eastAsia="hu-HU"/>
-        </w:rPr>
-      </w:pPr>
-      <w:r>
-        <w:br w:type="page"/>
-      </w:r>
-    </w:p>
-    <w:p>
-      <w:pPr>
-        <w:spacing w:before="100" w:beforeAutospacing="1" w:after="100" w:afterAutospacing="1" w:line="240" w:lineRule="auto"/>
-        <w:jc w:val="center"/>
-        <w:outlineLvl w:val="1"/>
+      </w:pPr>
+      <w:r>
         <w:rPr>
           <w:rFonts w:ascii="Times New Roman" w:eastAsia="Times New Roman" w:hAnsi="Times New Roman" w:cs="Times New Roman"/>
           <w:b/>
@@ -15229,8 +15894,138 @@
           <w:u w:val="single"/>
           <w:lang w:eastAsia="hu-HU"/>
         </w:rPr>
-      </w:pPr>
-      <w:r>
+        <w:t>Példa:</w:t>
+      </w:r>
+    </w:p>
+    <w:p>
+      <w:pPr>
+        <w:pStyle w:val="HTML-kntformzott"/>
+        <w:rPr>
+          <w:rStyle w:val="HTML-kd"/>
+        </w:rPr>
+      </w:pPr>
+      <w:r>
+        <w:rPr>
+          <w:rStyle w:val="HTML-kd"/>
+        </w:rPr>
+        <w:t xml:space="preserve">Idő: </w:t>
+      </w:r>
+      <w:proofErr w:type="gramStart"/>
+      <w:r>
+        <w:rPr>
+          <w:rStyle w:val="HTML-kd"/>
+        </w:rPr>
+        <w:t xml:space="preserve">12:00:00  </w:t>
+      </w:r>
+      <w:proofErr w:type="spellStart"/>
+      <w:r>
+        <w:rPr>
+          <w:rStyle w:val="HTML-kd"/>
+        </w:rPr>
+        <w:t>Engedélyezve</w:t>
+      </w:r>
+      <w:proofErr w:type="gramEnd"/>
+      <w:r>
+        <w:rPr>
+          <w:rStyle w:val="HTML-kd"/>
+        </w:rPr>
+        <w:t>:true</w:t>
+      </w:r>
+      <w:proofErr w:type="spellEnd"/>
+      <w:r>
+        <w:rPr>
+          <w:rStyle w:val="HTML-kd"/>
+        </w:rPr>
+        <w:t xml:space="preserve"> (</w:t>
+      </w:r>
+      <w:proofErr w:type="spellStart"/>
+      <w:r>
+        <w:rPr>
+          <w:rStyle w:val="HTML-kd"/>
+        </w:rPr>
+        <w:t>Hétvége:false</w:t>
+      </w:r>
+      <w:proofErr w:type="spellEnd"/>
+      <w:r>
+        <w:rPr>
+          <w:rStyle w:val="HTML-kd"/>
+        </w:rPr>
+        <w:t xml:space="preserve">)  </w:t>
+      </w:r>
+      <w:proofErr w:type="spellStart"/>
+      <w:r>
+        <w:rPr>
+          <w:rStyle w:val="HTML-kd"/>
+        </w:rPr>
+        <w:t>Impulzus:false</w:t>
+      </w:r>
+      <w:proofErr w:type="spellEnd"/>
+      <w:r>
+        <w:rPr>
+          <w:rStyle w:val="HTML-kd"/>
+        </w:rPr>
+        <w:t xml:space="preserve">  </w:t>
+      </w:r>
+    </w:p>
+    <w:p>
+      <w:pPr>
+        <w:pStyle w:val="HTML-kntformzott"/>
+        <w:rPr>
+          <w:rStyle w:val="HTML-kd"/>
+        </w:rPr>
+      </w:pPr>
+      <w:proofErr w:type="spellStart"/>
+      <w:proofErr w:type="gramStart"/>
+      <w:r>
+        <w:rPr>
+          <w:rStyle w:val="HTML-kd"/>
+        </w:rPr>
+        <w:t>Állapot:LOW</w:t>
+      </w:r>
+      <w:proofErr w:type="spellEnd"/>
+      <w:proofErr w:type="gramEnd"/>
+      <w:r>
+        <w:rPr>
+          <w:rStyle w:val="HTML-kd"/>
+        </w:rPr>
+        <w:t xml:space="preserve"> </w:t>
+      </w:r>
+      <w:proofErr w:type="spellStart"/>
+      <w:r>
+        <w:rPr>
+          <w:rStyle w:val="HTML-kd"/>
+        </w:rPr>
+        <w:t>Web:true</w:t>
+      </w:r>
+      <w:proofErr w:type="spellEnd"/>
+      <w:r>
+        <w:rPr>
+          <w:rStyle w:val="HTML-kd"/>
+        </w:rPr>
+        <w:t xml:space="preserve"> File: idobeall1.txt</w:t>
+      </w:r>
+    </w:p>
+    <w:p/>
+    <w:p>
+      <w:pPr>
+        <w:rPr>
+          <w:rFonts w:ascii="Times New Roman" w:eastAsia="Times New Roman" w:hAnsi="Times New Roman" w:cs="Times New Roman"/>
+          <w:b/>
+          <w:bCs/>
+          <w:sz w:val="36"/>
+          <w:szCs w:val="36"/>
+          <w:lang w:eastAsia="hu-HU"/>
+        </w:rPr>
+      </w:pPr>
+      <w:r>
+        <w:br w:type="page"/>
+      </w:r>
+    </w:p>
+    <w:p>
+      <w:pPr>
+        <w:spacing w:before="100" w:beforeAutospacing="1" w:after="100" w:afterAutospacing="1" w:line="240" w:lineRule="auto"/>
+        <w:jc w:val="center"/>
+        <w:outlineLvl w:val="1"/>
         <w:rPr>
           <w:rFonts w:ascii="Times New Roman" w:eastAsia="Times New Roman" w:hAnsi="Times New Roman" w:cs="Times New Roman"/>
           <w:b/>
@@ -15242,6 +16037,19 @@
           <w:u w:val="single"/>
           <w:lang w:eastAsia="hu-HU"/>
         </w:rPr>
+      </w:pPr>
+      <w:r>
+        <w:rPr>
+          <w:rFonts w:ascii="Times New Roman" w:eastAsia="Times New Roman" w:hAnsi="Times New Roman" w:cs="Times New Roman"/>
+          <w:b/>
+          <w:bCs/>
+          <w:i/>
+          <w:iCs/>
+          <w:sz w:val="32"/>
+          <w:szCs w:val="32"/>
+          <w:u w:val="single"/>
+          <w:lang w:eastAsia="hu-HU"/>
+        </w:rPr>
         <w:lastRenderedPageBreak/>
         <w:t>Mit jelent?</w:t>
       </w:r>
@@ -15411,7 +16219,7 @@
     <w:p>
       <w:r>
         <w:pict w14:anchorId="419B206B">
-          <v:rect id="_x0000_i1208" style="width:0;height:1.5pt" o:hralign="center" o:hrstd="t" o:hr="t" fillcolor="#a0a0a0" stroked="f"/>
+          <v:rect id="_x0000_i1074" style="width:0;height:1.5pt" o:hralign="center" o:hrstd="t" o:hr="t" fillcolor="#a0a0a0" stroked="f"/>
         </w:pict>
       </w:r>
     </w:p>
@@ -15647,9 +16455,77 @@
           <w:lang w:eastAsia="hu-HU"/>
         </w:rPr>
       </w:pPr>
+      <w:r>
+        <w:rPr>
+          <w:noProof/>
+        </w:rPr>
+        <w:drawing>
+          <wp:anchor distT="0" distB="0" distL="114300" distR="114300" simplePos="0" relativeHeight="251704320" behindDoc="1" locked="0" layoutInCell="1" allowOverlap="1" wp14:anchorId="7EA36B1F" wp14:editId="661615D0">
+            <wp:simplePos x="0" y="0"/>
+            <wp:positionH relativeFrom="margin">
+              <wp:align>center</wp:align>
+            </wp:positionH>
+            <wp:positionV relativeFrom="paragraph">
+              <wp:posOffset>1198245</wp:posOffset>
+            </wp:positionV>
+            <wp:extent cx="3478530" cy="571500"/>
+            <wp:effectExtent l="0" t="0" r="7620" b="0"/>
+            <wp:wrapTight wrapText="bothSides">
+              <wp:wrapPolygon edited="0">
+                <wp:start x="0" y="0"/>
+                <wp:lineTo x="0" y="20880"/>
+                <wp:lineTo x="21529" y="20880"/>
+                <wp:lineTo x="21529" y="0"/>
+                <wp:lineTo x="0" y="0"/>
+              </wp:wrapPolygon>
+            </wp:wrapTight>
+            <wp:docPr id="58" name="Kép 58"/>
+            <wp:cNvGraphicFramePr>
+              <a:graphicFrameLocks xmlns:a="http://schemas.openxmlformats.org/drawingml/2006/main" noChangeAspect="1"/>
+            </wp:cNvGraphicFramePr>
+            <a:graphic xmlns:a="http://schemas.openxmlformats.org/drawingml/2006/main">
+              <a:graphicData uri="http://schemas.openxmlformats.org/drawingml/2006/picture">
+                <pic:pic xmlns:pic="http://schemas.openxmlformats.org/drawingml/2006/picture">
+                  <pic:nvPicPr>
+                    <pic:cNvPr id="1" name=""/>
+                    <pic:cNvPicPr/>
+                  </pic:nvPicPr>
+                  <pic:blipFill>
+                    <a:blip r:embed="rId53">
+                      <a:extLst>
+                        <a:ext uri="{28A0092B-C50C-407E-A947-70E740481C1C}">
+                          <a14:useLocalDpi xmlns:a14="http://schemas.microsoft.com/office/drawing/2010/main" val="0"/>
+                        </a:ext>
+                      </a:extLst>
+                    </a:blip>
+                    <a:stretch>
+                      <a:fillRect/>
+                    </a:stretch>
+                  </pic:blipFill>
+                  <pic:spPr>
+                    <a:xfrm>
+                      <a:off x="0" y="0"/>
+                      <a:ext cx="3478530" cy="571500"/>
+                    </a:xfrm>
+                    <a:prstGeom prst="rect">
+                      <a:avLst/>
+                    </a:prstGeom>
+                  </pic:spPr>
+                </pic:pic>
+              </a:graphicData>
+            </a:graphic>
+            <wp14:sizeRelH relativeFrom="margin">
+              <wp14:pctWidth>0</wp14:pctWidth>
+            </wp14:sizeRelH>
+            <wp14:sizeRelV relativeFrom="margin">
+              <wp14:pctHeight>0</wp14:pctHeight>
+            </wp14:sizeRelV>
+          </wp:anchor>
+        </w:drawing>
+      </w:r>
     </w:p>
     <w:sectPr>
-      <w:footerReference w:type="default" r:id="rId48"/>
+      <w:footerReference w:type="default" r:id="rId54"/>
       <w:pgSz w:w="11906" w:h="16838"/>
       <w:pgMar w:top="567" w:right="1418" w:bottom="567" w:left="1418" w:header="709" w:footer="709" w:gutter="0"/>
       <w:cols w:space="708"/>
@@ -23784,7 +24660,7 @@
   <w:abstractNum w:abstractNumId="55" w15:restartNumberingAfterBreak="0">
     <w:nsid w:val="7A0B59CE"/>
     <w:multiLevelType w:val="multilevel"/>
-    <w:tmpl w:val="DDF8FEBC"/>
+    <w:tmpl w:val="FBBCDFF4"/>
     <w:lvl w:ilvl="0">
       <w:start w:val="1"/>
       <w:numFmt w:val="bullet"/>
@@ -23801,20 +24677,16 @@
         <w:sz w:val="20"/>
       </w:rPr>
     </w:lvl>
-    <w:lvl w:ilvl="1" w:tentative="1">
-      <w:start w:val="1"/>
-      <w:numFmt w:val="bullet"/>
-      <w:lvlText w:val="o"/>
-      <w:lvlJc w:val="left"/>
-      <w:pPr>
-        <w:tabs>
-          <w:tab w:val="num" w:pos="1440"/>
-        </w:tabs>
+    <w:lvl w:ilvl="1">
+      <w:start w:val="7"/>
+      <w:numFmt w:val="decimal"/>
+      <w:lvlText w:val="%2."/>
+      <w:lvlJc w:val="left"/>
+      <w:pPr>
         <w:ind w:left="1440" w:hanging="360"/>
       </w:pPr>
       <w:rPr>
-        <w:rFonts w:ascii="Courier New" w:hAnsi="Courier New" w:hint="default"/>
-        <w:sz w:val="20"/>
+        <w:rFonts w:hint="default"/>
       </w:rPr>
     </w:lvl>
     <w:lvl w:ilvl="2" w:tentative="1">
